--- a/Дипломная.docx
+++ b/Дипломная.docx
@@ -332,7 +332,7 @@
           <w:r>
             <w:fldChar w:fldCharType="separate"/>
           </w:r>
-          <w:hyperlink w:anchor="_Toc222236112" w:history="1">
+          <w:hyperlink w:anchor="_Toc223877662" w:history="1">
             <w:r>
               <w:rPr>
                 <w:rStyle w:val="af1"/>
@@ -360,7 +360,7 @@
                 <w:noProof/>
                 <w:webHidden/>
               </w:rPr>
-              <w:instrText xml:space="preserve"> PAGEREF _Toc222236112 \h </w:instrText>
+              <w:instrText xml:space="preserve"> PAGEREF _Toc223877662 \h </w:instrText>
             </w:r>
             <w:r>
               <w:rPr>
@@ -403,7 +403,7 @@
               <w:lang w:eastAsia="ru-RU"/>
             </w:rPr>
           </w:pPr>
-          <w:hyperlink w:anchor="_Toc222236113" w:history="1">
+          <w:hyperlink w:anchor="_Toc223877663" w:history="1">
             <w:r>
               <w:rPr>
                 <w:rStyle w:val="af1"/>
@@ -438,7 +438,7 @@
                 <w:noProof/>
                 <w:webHidden/>
               </w:rPr>
-              <w:instrText xml:space="preserve"> PAGEREF _Toc222236113 \h </w:instrText>
+              <w:instrText xml:space="preserve"> PAGEREF _Toc223877663 \h </w:instrText>
             </w:r>
             <w:r>
               <w:rPr>
@@ -476,10 +476,12 @@
               <w:tab w:val="right" w:leader="dot" w:pos="9345"/>
             </w:tabs>
             <w:rPr>
+              <w:rFonts w:eastAsiaTheme="minorEastAsia"/>
               <w:noProof/>
+              <w:lang w:eastAsia="ru-RU"/>
             </w:rPr>
           </w:pPr>
-          <w:hyperlink w:anchor="_Toc222236114" w:history="1">
+          <w:hyperlink w:anchor="_Toc223877664" w:history="1">
             <w:r>
               <w:rPr>
                 <w:rStyle w:val="af1"/>
@@ -506,7 +508,7 @@
                 <w:noProof/>
                 <w:webHidden/>
               </w:rPr>
-              <w:instrText xml:space="preserve"> PAGEREF _Toc222236114 \h </w:instrText>
+              <w:instrText xml:space="preserve"> PAGEREF _Toc223877664 \h </w:instrText>
             </w:r>
             <w:r>
               <w:rPr>
@@ -538,6 +540,286 @@
           </w:hyperlink>
         </w:p>
         <w:p>
+          <w:pPr>
+            <w:pStyle w:val="23"/>
+            <w:tabs>
+              <w:tab w:val="right" w:leader="dot" w:pos="9345"/>
+            </w:tabs>
+            <w:rPr>
+              <w:rFonts w:eastAsiaTheme="minorEastAsia"/>
+              <w:noProof/>
+              <w:lang w:eastAsia="ru-RU"/>
+            </w:rPr>
+          </w:pPr>
+          <w:hyperlink w:anchor="_Toc223877665" w:history="1">
+            <w:r>
+              <w:rPr>
+                <w:rStyle w:val="af1"/>
+                <w:noProof/>
+              </w:rPr>
+              <w:t>1.2 Типовая структура компании проката</w:t>
+            </w:r>
+            <w:r>
+              <w:rPr>
+                <w:noProof/>
+                <w:webHidden/>
+              </w:rPr>
+              <w:tab/>
+            </w:r>
+            <w:r>
+              <w:rPr>
+                <w:noProof/>
+                <w:webHidden/>
+              </w:rPr>
+              <w:fldChar w:fldCharType="begin"/>
+            </w:r>
+            <w:r>
+              <w:rPr>
+                <w:noProof/>
+                <w:webHidden/>
+              </w:rPr>
+              <w:instrText xml:space="preserve"> PAGEREF _Toc223877665 \h </w:instrText>
+            </w:r>
+            <w:r>
+              <w:rPr>
+                <w:noProof/>
+                <w:webHidden/>
+              </w:rPr>
+            </w:r>
+            <w:r>
+              <w:rPr>
+                <w:noProof/>
+                <w:webHidden/>
+              </w:rPr>
+              <w:fldChar w:fldCharType="separate"/>
+            </w:r>
+            <w:r>
+              <w:rPr>
+                <w:noProof/>
+                <w:webHidden/>
+              </w:rPr>
+              <w:t>6</w:t>
+            </w:r>
+            <w:r>
+              <w:rPr>
+                <w:noProof/>
+                <w:webHidden/>
+              </w:rPr>
+              <w:fldChar w:fldCharType="end"/>
+            </w:r>
+          </w:hyperlink>
+        </w:p>
+        <w:p>
+          <w:pPr>
+            <w:pStyle w:val="23"/>
+            <w:tabs>
+              <w:tab w:val="right" w:leader="dot" w:pos="9345"/>
+            </w:tabs>
+            <w:rPr>
+              <w:rFonts w:eastAsiaTheme="minorEastAsia"/>
+              <w:noProof/>
+              <w:lang w:eastAsia="ru-RU"/>
+            </w:rPr>
+          </w:pPr>
+          <w:hyperlink w:anchor="_Toc223877666" w:history="1">
+            <w:r>
+              <w:rPr>
+                <w:rStyle w:val="af1"/>
+                <w:noProof/>
+              </w:rPr>
+              <w:t>1.3 Ключевые бизнес-процессы проката</w:t>
+            </w:r>
+            <w:r>
+              <w:rPr>
+                <w:noProof/>
+                <w:webHidden/>
+              </w:rPr>
+              <w:tab/>
+            </w:r>
+            <w:r>
+              <w:rPr>
+                <w:noProof/>
+                <w:webHidden/>
+              </w:rPr>
+              <w:fldChar w:fldCharType="begin"/>
+            </w:r>
+            <w:r>
+              <w:rPr>
+                <w:noProof/>
+                <w:webHidden/>
+              </w:rPr>
+              <w:instrText xml:space="preserve"> PAGEREF _Toc223877666 \h </w:instrText>
+            </w:r>
+            <w:r>
+              <w:rPr>
+                <w:noProof/>
+                <w:webHidden/>
+              </w:rPr>
+            </w:r>
+            <w:r>
+              <w:rPr>
+                <w:noProof/>
+                <w:webHidden/>
+              </w:rPr>
+              <w:fldChar w:fldCharType="separate"/>
+            </w:r>
+            <w:r>
+              <w:rPr>
+                <w:noProof/>
+                <w:webHidden/>
+              </w:rPr>
+              <w:t>10</w:t>
+            </w:r>
+            <w:r>
+              <w:rPr>
+                <w:noProof/>
+                <w:webHidden/>
+              </w:rPr>
+              <w:fldChar w:fldCharType="end"/>
+            </w:r>
+          </w:hyperlink>
+        </w:p>
+        <w:p>
+          <w:pPr>
+            <w:pStyle w:val="23"/>
+            <w:tabs>
+              <w:tab w:val="right" w:leader="dot" w:pos="9345"/>
+            </w:tabs>
+            <w:rPr>
+              <w:rFonts w:eastAsiaTheme="minorEastAsia"/>
+              <w:noProof/>
+              <w:lang w:eastAsia="ru-RU"/>
+            </w:rPr>
+          </w:pPr>
+          <w:hyperlink w:anchor="_Toc223877667" w:history="1">
+            <w:r>
+              <w:rPr>
+                <w:rStyle w:val="af1"/>
+                <w:noProof/>
+              </w:rPr>
+              <w:t>1.4 Проблема несогласованности при базовой автоматизации</w:t>
+            </w:r>
+            <w:r>
+              <w:rPr>
+                <w:noProof/>
+                <w:webHidden/>
+              </w:rPr>
+              <w:tab/>
+            </w:r>
+            <w:r>
+              <w:rPr>
+                <w:noProof/>
+                <w:webHidden/>
+              </w:rPr>
+              <w:fldChar w:fldCharType="begin"/>
+            </w:r>
+            <w:r>
+              <w:rPr>
+                <w:noProof/>
+                <w:webHidden/>
+              </w:rPr>
+              <w:instrText xml:space="preserve"> PAGEREF _Toc223877667 \h </w:instrText>
+            </w:r>
+            <w:r>
+              <w:rPr>
+                <w:noProof/>
+                <w:webHidden/>
+              </w:rPr>
+            </w:r>
+            <w:r>
+              <w:rPr>
+                <w:noProof/>
+                <w:webHidden/>
+              </w:rPr>
+              <w:fldChar w:fldCharType="separate"/>
+            </w:r>
+            <w:r>
+              <w:rPr>
+                <w:noProof/>
+                <w:webHidden/>
+              </w:rPr>
+              <w:t>15</w:t>
+            </w:r>
+            <w:r>
+              <w:rPr>
+                <w:noProof/>
+                <w:webHidden/>
+              </w:rPr>
+              <w:fldChar w:fldCharType="end"/>
+            </w:r>
+          </w:hyperlink>
+        </w:p>
+        <w:p>
+          <w:pPr>
+            <w:pStyle w:val="23"/>
+            <w:tabs>
+              <w:tab w:val="right" w:leader="dot" w:pos="9345"/>
+            </w:tabs>
+            <w:rPr>
+              <w:rFonts w:eastAsiaTheme="minorEastAsia"/>
+              <w:noProof/>
+              <w:lang w:eastAsia="ru-RU"/>
+            </w:rPr>
+          </w:pPr>
+          <w:hyperlink w:anchor="_Toc223877668" w:history="1">
+            <w:r>
+              <w:rPr>
+                <w:rStyle w:val="af1"/>
+                <w:noProof/>
+              </w:rPr>
+              <w:t>1.5 Заключение</w:t>
+            </w:r>
+            <w:r>
+              <w:rPr>
+                <w:noProof/>
+                <w:webHidden/>
+              </w:rPr>
+              <w:tab/>
+            </w:r>
+            <w:r>
+              <w:rPr>
+                <w:noProof/>
+                <w:webHidden/>
+              </w:rPr>
+              <w:fldChar w:fldCharType="begin"/>
+            </w:r>
+            <w:r>
+              <w:rPr>
+                <w:noProof/>
+                <w:webHidden/>
+              </w:rPr>
+              <w:instrText xml:space="preserve"> PAGEREF _Toc223877668 \h </w:instrText>
+            </w:r>
+            <w:r>
+              <w:rPr>
+                <w:noProof/>
+                <w:webHidden/>
+              </w:rPr>
+            </w:r>
+            <w:r>
+              <w:rPr>
+                <w:noProof/>
+                <w:webHidden/>
+              </w:rPr>
+              <w:fldChar w:fldCharType="separate"/>
+            </w:r>
+            <w:r>
+              <w:rPr>
+                <w:noProof/>
+                <w:webHidden/>
+              </w:rPr>
+              <w:t>19</w:t>
+            </w:r>
+            <w:r>
+              <w:rPr>
+                <w:noProof/>
+                <w:webHidden/>
+              </w:rPr>
+              <w:fldChar w:fldCharType="end"/>
+            </w:r>
+          </w:hyperlink>
+        </w:p>
+        <w:p>
           <w:r>
             <w:rPr>
               <w:b/>
@@ -575,7 +857,7 @@
           <w:szCs w:val="28"/>
         </w:rPr>
       </w:pPr>
-      <w:bookmarkStart w:id="0" w:name="_Toc222236112"/>
+      <w:bookmarkStart w:id="0" w:name="_Toc223877662"/>
       <w:r>
         <w:rPr>
           <w:rFonts w:cs="Liberation Serif"/>
@@ -1054,7 +1336,7 @@
       <w:pPr>
         <w:pStyle w:val="1"/>
       </w:pPr>
-      <w:bookmarkStart w:id="1" w:name="_Toc222236113"/>
+      <w:bookmarkStart w:id="1" w:name="_Toc223877663"/>
       <w:r>
         <w:lastRenderedPageBreak/>
         <w:t xml:space="preserve">ГЛАВА </w:t>
@@ -1071,7 +1353,7 @@
       <w:pPr>
         <w:pStyle w:val="2"/>
       </w:pPr>
-      <w:bookmarkStart w:id="2" w:name="_Toc222236114"/>
+      <w:bookmarkStart w:id="2" w:name="_Toc223877664"/>
       <w:r>
         <w:t xml:space="preserve">1.1 </w:t>
       </w:r>
@@ -1103,216 +1385,321 @@
           <w:sz w:val="28"/>
           <w:szCs w:val="28"/>
         </w:rPr>
-        <w:t>Рын</w:t>
-      </w:r>
-      <w:r>
-        <w:rPr>
-          <w:rFonts w:ascii="Liberation Serif" w:hAnsi="Liberation Serif" w:cs="Liberation Serif"/>
-          <w:sz w:val="28"/>
-          <w:szCs w:val="28"/>
-        </w:rPr>
-        <w:t>о</w:t>
-      </w:r>
-      <w:r>
-        <w:rPr>
-          <w:rFonts w:ascii="Liberation Serif" w:hAnsi="Liberation Serif" w:cs="Liberation Serif"/>
-          <w:sz w:val="28"/>
-          <w:szCs w:val="28"/>
-        </w:rPr>
-        <w:t>к аренды средств индивидуальной мобильности (СИМ), включающий электросамокаты (кикшеринг), велосипеды и скутеры, продемонстрировал взрывной рост в первой половине 2020-х годов, став неотъемлемой частью городской мобильности.</w:t>
-      </w:r>
-    </w:p>
-    <w:p>
-      <w:pPr>
+        <w:t xml:space="preserve">Концепция </w:t>
+      </w:r>
+      <w:r>
+        <w:rPr>
+          <w:rFonts w:ascii="Liberation Serif" w:hAnsi="Liberation Serif" w:cs="Liberation Serif"/>
+          <w:sz w:val="28"/>
+          <w:szCs w:val="28"/>
+        </w:rPr>
+        <w:t>микромобильности</w:t>
+      </w:r>
+      <w:r>
+        <w:rPr>
+          <w:rFonts w:ascii="Liberation Serif" w:hAnsi="Liberation Serif" w:cs="Liberation Serif"/>
+          <w:sz w:val="28"/>
+          <w:szCs w:val="28"/>
+        </w:rPr>
+        <w:t xml:space="preserve"> (использование </w:t>
+      </w:r>
+      <w:r>
+        <w:rPr>
+          <w:rFonts w:ascii="Liberation Serif" w:hAnsi="Liberation Serif" w:cs="Liberation Serif"/>
+          <w:sz w:val="28"/>
+          <w:szCs w:val="28"/>
+        </w:rPr>
+        <w:t>лёгких</w:t>
+      </w:r>
+      <w:r>
+        <w:rPr>
+          <w:rFonts w:ascii="Liberation Serif" w:hAnsi="Liberation Serif" w:cs="Liberation Serif"/>
+          <w:sz w:val="28"/>
+          <w:szCs w:val="28"/>
+        </w:rPr>
+        <w:t xml:space="preserve"> транспортных средств для коротких поездок) стала одним из главных трендов городского транспорта в 2020-х годах. По данным исследовательской компании McKinsey, к 2030 году объем мирового рынка шеринга СИМ может достигнуть $300–500 млрд.</w:t>
+      </w:r>
+    </w:p>
+    <w:p>
+      <w:pPr>
+        <w:spacing w:after="0" w:line="360" w:lineRule="auto"/>
+        <w:ind w:firstLine="709"/>
+        <w:jc w:val="both"/>
+        <w:rPr>
+          <w:rFonts w:ascii="Liberation Serif" w:hAnsi="Liberation Serif" w:cs="Liberation Serif"/>
+          <w:sz w:val="28"/>
+          <w:szCs w:val="28"/>
+        </w:rPr>
+      </w:pPr>
+      <w:r>
+        <w:rPr>
+          <w:rFonts w:ascii="Liberation Serif" w:hAnsi="Liberation Serif" w:cs="Liberation Serif"/>
+          <w:sz w:val="28"/>
+          <w:szCs w:val="28"/>
+        </w:rPr>
+        <w:t xml:space="preserve">В России рынок аренды СИМ начал активно формироваться с 2018–2019 годов, а настоящий бум </w:t>
+      </w:r>
+      <w:r>
+        <w:rPr>
+          <w:rFonts w:ascii="Liberation Serif" w:hAnsi="Liberation Serif" w:cs="Liberation Serif"/>
+          <w:sz w:val="28"/>
+          <w:szCs w:val="28"/>
+        </w:rPr>
+        <w:t>пришёлся</w:t>
+      </w:r>
+      <w:r>
+        <w:rPr>
+          <w:rFonts w:ascii="Liberation Serif" w:hAnsi="Liberation Serif" w:cs="Liberation Serif"/>
+          <w:sz w:val="28"/>
+          <w:szCs w:val="28"/>
+        </w:rPr>
+        <w:t xml:space="preserve"> на 2021–2024 годы.</w:t>
+      </w:r>
+    </w:p>
+    <w:p>
+      <w:pPr>
+        <w:spacing w:after="0" w:line="360" w:lineRule="auto"/>
+        <w:ind w:firstLine="709"/>
+        <w:jc w:val="both"/>
+        <w:rPr>
+          <w:rFonts w:ascii="Liberation Serif" w:hAnsi="Liberation Serif" w:cs="Liberation Serif"/>
+          <w:sz w:val="28"/>
+          <w:szCs w:val="28"/>
+        </w:rPr>
+      </w:pPr>
+      <w:r>
+        <w:rPr>
+          <w:rFonts w:ascii="Liberation Serif" w:hAnsi="Liberation Serif" w:cs="Liberation Serif"/>
+          <w:sz w:val="28"/>
+          <w:szCs w:val="28"/>
+        </w:rPr>
+        <w:t xml:space="preserve">Согласно ежегодному </w:t>
+      </w:r>
+      <w:proofErr w:type="spellStart"/>
+      <w:r>
+        <w:rPr>
+          <w:rFonts w:ascii="Liberation Serif" w:hAnsi="Liberation Serif" w:cs="Liberation Serif"/>
+          <w:sz w:val="28"/>
+          <w:szCs w:val="28"/>
+        </w:rPr>
+        <w:t>отчету</w:t>
+      </w:r>
+      <w:proofErr w:type="spellEnd"/>
+      <w:r>
+        <w:rPr>
+          <w:rFonts w:ascii="Liberation Serif" w:hAnsi="Liberation Serif" w:cs="Liberation Serif"/>
+          <w:sz w:val="28"/>
+          <w:szCs w:val="28"/>
+        </w:rPr>
+        <w:t xml:space="preserve"> «</w:t>
+      </w:r>
+      <w:proofErr w:type="spellStart"/>
+      <w:r>
+        <w:rPr>
+          <w:rFonts w:ascii="Liberation Serif" w:hAnsi="Liberation Serif" w:cs="Liberation Serif"/>
+          <w:sz w:val="28"/>
+          <w:szCs w:val="28"/>
+        </w:rPr>
+        <w:t>Трушеринг</w:t>
+      </w:r>
+      <w:proofErr w:type="spellEnd"/>
+      <w:r>
+        <w:rPr>
+          <w:rFonts w:ascii="Liberation Serif" w:hAnsi="Liberation Serif" w:cs="Liberation Serif"/>
+          <w:sz w:val="28"/>
+          <w:szCs w:val="28"/>
+        </w:rPr>
+        <w:t>» (совместное исследование операторов кикшеринга), в 2022 году общее количество поездок на арендованных электросамокатах в России составило 103,5 млн, что на 64% больше, чем годом ранее. Объем рынка в денежном выражении достиг 13,3 млрд рублей. В 2023 году рост продолжился: количество поездок превысило 150 млн, а выручка приблизилась к 20 млрд рублей. Хотя в 2025 году аналитики фиксируют снижение среднего чека (</w:t>
+      </w:r>
+      <w:r>
+        <w:rPr>
+          <w:rFonts w:ascii="Cambria Math" w:hAnsi="Cambria Math" w:cs="Cambria Math"/>
+          <w:sz w:val="28"/>
+          <w:szCs w:val="28"/>
+        </w:rPr>
+        <w:t>‑</w:t>
+      </w:r>
+      <w:r>
+        <w:rPr>
+          <w:rFonts w:ascii="Liberation Serif" w:hAnsi="Liberation Serif" w:cs="Liberation Serif"/>
+          <w:sz w:val="28"/>
+          <w:szCs w:val="28"/>
+        </w:rPr>
+        <w:t>5% год к году), число транзакций во II квартале выросло на 17% по сравнению с аналогичным периодом 2024 года и в 6 раз превысило показатели 2021 года. Это свидетельствует о переходе сервиса из категории «развлечение» в категорию «повседневный транспорт».</w:t>
+      </w:r>
+    </w:p>
+    <w:p>
+      <w:pPr>
+        <w:spacing w:after="0" w:line="360" w:lineRule="auto"/>
+        <w:ind w:firstLine="709"/>
+        <w:jc w:val="both"/>
+        <w:rPr>
+          <w:rFonts w:ascii="Liberation Serif" w:hAnsi="Liberation Serif" w:cs="Liberation Serif"/>
+          <w:sz w:val="28"/>
+          <w:szCs w:val="28"/>
+        </w:rPr>
+      </w:pPr>
+      <w:r>
+        <w:rPr>
+          <w:rFonts w:ascii="Liberation Serif" w:hAnsi="Liberation Serif" w:cs="Liberation Serif"/>
+          <w:sz w:val="28"/>
+          <w:szCs w:val="28"/>
+        </w:rPr>
+        <w:t>Количество электросамокатов в пользовании операторов увеличилось с 192 тыс. в 2022 году до примерно 270 тыс. в 2024 году, а прогноз на 2025 год составля</w:t>
+      </w:r>
+      <w:r>
+        <w:rPr>
+          <w:rFonts w:ascii="Liberation Serif" w:hAnsi="Liberation Serif" w:cs="Liberation Serif"/>
+          <w:sz w:val="28"/>
+          <w:szCs w:val="28"/>
+        </w:rPr>
+        <w:t>л</w:t>
+      </w:r>
+      <w:r>
+        <w:rPr>
+          <w:rFonts w:ascii="Liberation Serif" w:hAnsi="Liberation Serif" w:cs="Liberation Serif"/>
+          <w:sz w:val="28"/>
+          <w:szCs w:val="28"/>
+        </w:rPr>
+        <w:t xml:space="preserve"> около 300 тыс. единиц.</w:t>
+      </w:r>
+    </w:p>
+    <w:p>
+      <w:pPr>
+        <w:spacing w:after="0" w:line="360" w:lineRule="auto"/>
+        <w:ind w:firstLine="709"/>
+        <w:jc w:val="both"/>
+        <w:rPr>
+          <w:rFonts w:ascii="Liberation Serif" w:hAnsi="Liberation Serif" w:cs="Liberation Serif"/>
+          <w:sz w:val="28"/>
+          <w:szCs w:val="28"/>
+        </w:rPr>
+      </w:pPr>
+      <w:r>
+        <w:rPr>
+          <w:rFonts w:ascii="Liberation Serif" w:hAnsi="Liberation Serif" w:cs="Liberation Serif"/>
+          <w:sz w:val="28"/>
+          <w:szCs w:val="28"/>
+        </w:rPr>
+        <w:t xml:space="preserve">Муниципалитеты крупных городов активно взаимодействуют с операторами: заключаются соглашения о размещении парковок, вводятся правила использования СИМ (ограничения скорости, запрет парковки в </w:t>
+      </w:r>
+      <w:proofErr w:type="spellStart"/>
+      <w:r>
+        <w:rPr>
+          <w:rFonts w:ascii="Liberation Serif" w:hAnsi="Liberation Serif" w:cs="Liberation Serif"/>
+          <w:sz w:val="28"/>
+          <w:szCs w:val="28"/>
+        </w:rPr>
+        <w:t>определенных</w:t>
+      </w:r>
+      <w:proofErr w:type="spellEnd"/>
+      <w:r>
+        <w:rPr>
+          <w:rFonts w:ascii="Liberation Serif" w:hAnsi="Liberation Serif" w:cs="Liberation Serif"/>
+          <w:sz w:val="28"/>
+          <w:szCs w:val="28"/>
+        </w:rPr>
+        <w:t xml:space="preserve"> зонах). В Москве, например, в 2024 году функционировало более 60 тыс. электросамокатов, а количество парковочных зон превысило 4 </w:t>
+      </w:r>
+      <w:r>
+        <w:rPr>
+          <w:rFonts w:ascii="Liberation Serif" w:hAnsi="Liberation Serif" w:cs="Liberation Serif"/>
+          <w:sz w:val="28"/>
+          <w:szCs w:val="28"/>
+        </w:rPr>
+        <w:lastRenderedPageBreak/>
+        <w:t>тысячи. Прогнозируется, что к 2027 году число поездок на СИМ в России может достигнуть 400 млн в год.</w:t>
+      </w:r>
+    </w:p>
+    <w:p>
+      <w:pPr>
+        <w:spacing w:after="0" w:line="360" w:lineRule="auto"/>
+        <w:ind w:firstLine="709"/>
+        <w:jc w:val="both"/>
+        <w:rPr>
+          <w:rFonts w:ascii="Liberation Serif" w:hAnsi="Liberation Serif" w:cs="Liberation Serif"/>
+          <w:sz w:val="28"/>
+          <w:szCs w:val="28"/>
+        </w:rPr>
+      </w:pPr>
+    </w:p>
+    <w:p>
+      <w:pPr>
+        <w:pStyle w:val="2"/>
+      </w:pPr>
+      <w:bookmarkStart w:id="3" w:name="_Toc223877665"/>
+      <w:r>
+        <w:t xml:space="preserve">1.2 </w:t>
+      </w:r>
+      <w:r>
+        <w:t>Типовая структура компании проката</w:t>
+      </w:r>
+      <w:bookmarkEnd w:id="3"/>
+    </w:p>
+    <w:p>
+      <w:pPr>
+        <w:spacing w:line="360" w:lineRule="auto"/>
+        <w:ind w:firstLine="709"/>
+        <w:jc w:val="both"/>
+        <w:rPr>
+          <w:rFonts w:ascii="Liberation Serif" w:hAnsi="Liberation Serif" w:cs="Liberation Serif"/>
+          <w:sz w:val="28"/>
+          <w:szCs w:val="28"/>
+        </w:rPr>
+      </w:pPr>
+      <w:r>
+        <w:rPr>
+          <w:rFonts w:ascii="Liberation Serif" w:hAnsi="Liberation Serif" w:cs="Liberation Serif"/>
+          <w:sz w:val="28"/>
+          <w:szCs w:val="28"/>
+        </w:rPr>
+        <w:t xml:space="preserve">Эффективная работа предприятия проката требует </w:t>
+      </w:r>
+      <w:proofErr w:type="spellStart"/>
+      <w:r>
+        <w:rPr>
+          <w:rFonts w:ascii="Liberation Serif" w:hAnsi="Liberation Serif" w:cs="Liberation Serif"/>
+          <w:sz w:val="28"/>
+          <w:szCs w:val="28"/>
+        </w:rPr>
+        <w:t>четкого</w:t>
+      </w:r>
+      <w:proofErr w:type="spellEnd"/>
+      <w:r>
+        <w:rPr>
+          <w:rFonts w:ascii="Liberation Serif" w:hAnsi="Liberation Serif" w:cs="Liberation Serif"/>
+          <w:sz w:val="28"/>
+          <w:szCs w:val="28"/>
+        </w:rPr>
+        <w:t xml:space="preserve"> разделения на функциональные блоки: инфраструктура размещения, парк техники, персонал, а также финансово-юридическое сопровождение.</w:t>
+      </w:r>
+    </w:p>
+    <w:p>
+      <w:pPr>
+        <w:spacing w:line="360" w:lineRule="auto"/>
+        <w:ind w:firstLine="709"/>
+        <w:jc w:val="both"/>
+        <w:rPr>
+          <w:rFonts w:ascii="Liberation Serif" w:hAnsi="Liberation Serif" w:cs="Liberation Serif"/>
+          <w:sz w:val="28"/>
+          <w:szCs w:val="28"/>
+        </w:rPr>
+      </w:pPr>
+      <w:r>
+        <w:rPr>
+          <w:rFonts w:ascii="Liberation Serif" w:hAnsi="Liberation Serif" w:cs="Liberation Serif"/>
+          <w:sz w:val="28"/>
+          <w:szCs w:val="28"/>
+        </w:rPr>
+        <w:t>Точки выдачи и возврата (пункты проката) являются связующим звеном между компанией и клиентом. В современной практике выделяют два основных типа таких точек:</w:t>
+      </w:r>
+    </w:p>
+    <w:p>
+      <w:pPr>
+        <w:pStyle w:val="a7"/>
         <w:numPr>
           <w:ilvl w:val="0"/>
-          <w:numId w:val="4"/>
-        </w:numPr>
-        <w:spacing w:after="0" w:line="360" w:lineRule="auto"/>
-        <w:jc w:val="both"/>
-        <w:rPr>
-          <w:rFonts w:ascii="Liberation Serif" w:hAnsi="Liberation Serif" w:cs="Liberation Serif"/>
-          <w:sz w:val="28"/>
-          <w:szCs w:val="28"/>
-        </w:rPr>
-      </w:pPr>
-      <w:r>
-        <w:rPr>
-          <w:rFonts w:ascii="Liberation Serif" w:hAnsi="Liberation Serif" w:cs="Liberation Serif"/>
-          <w:sz w:val="28"/>
-          <w:szCs w:val="28"/>
-        </w:rPr>
-        <w:t>Динамика рынка. Согласно исследованию "Трушеринг", в 2022 году объем российского рынка кикшеринга составил </w:t>
-      </w:r>
-      <w:r>
-        <w:rPr>
-          <w:rFonts w:ascii="Liberation Serif" w:hAnsi="Liberation Serif" w:cs="Liberation Serif"/>
-          <w:b/>
-          <w:bCs/>
-          <w:sz w:val="28"/>
-          <w:szCs w:val="28"/>
-        </w:rPr>
-        <w:t>13,3 млрд рублей</w:t>
-      </w:r>
-      <w:r>
-        <w:rPr>
-          <w:rFonts w:ascii="Liberation Serif" w:hAnsi="Liberation Serif" w:cs="Liberation Serif"/>
-          <w:sz w:val="28"/>
-          <w:szCs w:val="28"/>
-        </w:rPr>
-        <w:t>, увеличившись на 64% по сравнению с 2021 годом. Количество поездок достигло 103,5 млн . Аналитики прогнозировали, что к 2025 году рынок вырастет почти в три раза — до 39,6 млрд рублей, а число поездок увеличится до 337 млн .</w:t>
-      </w:r>
-    </w:p>
-    <w:p>
-      <w:pPr>
-        <w:numPr>
-          <w:ilvl w:val="0"/>
-          <w:numId w:val="4"/>
-        </w:numPr>
-        <w:spacing w:after="0" w:line="360" w:lineRule="auto"/>
-        <w:jc w:val="both"/>
-        <w:rPr>
-          <w:rFonts w:ascii="Liberation Serif" w:hAnsi="Liberation Serif" w:cs="Liberation Serif"/>
-          <w:sz w:val="28"/>
-          <w:szCs w:val="28"/>
-        </w:rPr>
-      </w:pPr>
-      <w:r>
-        <w:rPr>
-          <w:rFonts w:ascii="Liberation Serif" w:hAnsi="Liberation Serif" w:cs="Liberation Serif"/>
-          <w:sz w:val="28"/>
-          <w:szCs w:val="28"/>
-        </w:rPr>
-        <w:t xml:space="preserve">Трансформация спроса. Несмотря на то, что в 2025 году впервые за пять лет зафиксировано снижение </w:t>
-      </w:r>
-      <w:r>
-        <w:rPr>
-          <w:rFonts w:ascii="Liberation Serif" w:hAnsi="Liberation Serif" w:cs="Liberation Serif"/>
-          <w:sz w:val="28"/>
-          <w:szCs w:val="28"/>
-        </w:rPr>
-        <w:t>объёма</w:t>
-      </w:r>
-      <w:r>
-        <w:rPr>
-          <w:rFonts w:ascii="Liberation Serif" w:hAnsi="Liberation Serif" w:cs="Liberation Serif"/>
-          <w:sz w:val="28"/>
-          <w:szCs w:val="28"/>
-        </w:rPr>
-        <w:t xml:space="preserve"> трат в денежном выражении (</w:t>
-      </w:r>
-      <w:r>
-        <w:rPr>
-          <w:rFonts w:ascii="Liberation Serif" w:hAnsi="Liberation Serif" w:cs="Liberation Serif"/>
-          <w:sz w:val="28"/>
-          <w:szCs w:val="28"/>
-        </w:rPr>
-        <w:noBreakHyphen/>
-        <w:t>5% из</w:t>
-      </w:r>
-      <w:r>
-        <w:rPr>
-          <w:rFonts w:ascii="Liberation Serif" w:hAnsi="Liberation Serif" w:cs="Liberation Serif"/>
-          <w:sz w:val="28"/>
-          <w:szCs w:val="28"/>
-        </w:rPr>
-        <w:noBreakHyphen/>
-        <w:t>за уменьшения среднего чека), сам спрос продолжает расти. Количество транзакций во II квартале 2025 года выросло на </w:t>
-      </w:r>
-      <w:r>
-        <w:rPr>
-          <w:rFonts w:ascii="Liberation Serif" w:hAnsi="Liberation Serif" w:cs="Liberation Serif"/>
-          <w:b/>
-          <w:bCs/>
-          <w:sz w:val="28"/>
-          <w:szCs w:val="28"/>
-        </w:rPr>
-        <w:t>17%</w:t>
-      </w:r>
-      <w:r>
-        <w:rPr>
-          <w:rFonts w:ascii="Liberation Serif" w:hAnsi="Liberation Serif" w:cs="Liberation Serif"/>
-          <w:sz w:val="28"/>
-          <w:szCs w:val="28"/>
-        </w:rPr>
-        <w:t> по сравнению с прошлым годом, а по сравнению с 2021 годом — более чем в 6 раз . Это говорит о том, что сервис из развлечения превращается в повседневный транспорт: 90% поездок длятся менее 20 минут .</w:t>
-      </w:r>
-    </w:p>
-    <w:p>
-      <w:pPr>
-        <w:numPr>
-          <w:ilvl w:val="0"/>
-          <w:numId w:val="4"/>
-        </w:numPr>
-        <w:spacing w:after="0" w:line="360" w:lineRule="auto"/>
-        <w:jc w:val="both"/>
-        <w:rPr>
-          <w:rFonts w:ascii="Liberation Serif" w:hAnsi="Liberation Serif" w:cs="Liberation Serif"/>
-          <w:sz w:val="28"/>
-          <w:szCs w:val="28"/>
-        </w:rPr>
-      </w:pPr>
-      <w:r>
-        <w:rPr>
-          <w:rFonts w:ascii="Liberation Serif" w:hAnsi="Liberation Serif" w:cs="Liberation Serif"/>
-          <w:sz w:val="28"/>
-          <w:szCs w:val="28"/>
-        </w:rPr>
-        <w:t>Масштабирование парка. Парк электросамокатов в 2022 году достиг 192 тыс. единиц, и ожидался его рост до 439 тыс. к 2025 году . Количество уникальных пользователей увеличилось до 15,5 млн человек в 2022 году .</w:t>
-      </w:r>
-    </w:p>
-    <w:p>
-      <w:pPr>
-        <w:pStyle w:val="2"/>
-      </w:pPr>
-      <w:r>
-        <w:t xml:space="preserve">1.2 </w:t>
-      </w:r>
-      <w:r>
-        <w:t>Типовая структура компании проката</w:t>
-      </w:r>
-    </w:p>
-    <w:p>
-      <w:pPr>
-        <w:spacing w:line="360" w:lineRule="auto"/>
-        <w:ind w:firstLine="709"/>
-        <w:jc w:val="both"/>
-        <w:rPr>
-          <w:rFonts w:ascii="Liberation Serif" w:hAnsi="Liberation Serif" w:cs="Liberation Serif"/>
-          <w:sz w:val="28"/>
-          <w:szCs w:val="28"/>
-        </w:rPr>
-      </w:pPr>
-      <w:r>
-        <w:rPr>
-          <w:rFonts w:ascii="Liberation Serif" w:hAnsi="Liberation Serif" w:cs="Liberation Serif"/>
-          <w:sz w:val="28"/>
-          <w:szCs w:val="28"/>
-        </w:rPr>
-        <w:t xml:space="preserve">Для управления парком техники необходимо выстроить </w:t>
-      </w:r>
-      <w:r>
-        <w:rPr>
-          <w:rFonts w:ascii="Liberation Serif" w:hAnsi="Liberation Serif" w:cs="Liberation Serif"/>
-          <w:sz w:val="28"/>
-          <w:szCs w:val="28"/>
-        </w:rPr>
-        <w:t>чёткую</w:t>
-      </w:r>
-      <w:r>
-        <w:rPr>
-          <w:rFonts w:ascii="Liberation Serif" w:hAnsi="Liberation Serif" w:cs="Liberation Serif"/>
-          <w:sz w:val="28"/>
-          <w:szCs w:val="28"/>
-        </w:rPr>
-        <w:t xml:space="preserve"> организационную и инфраструктурную структуру:</w:t>
-      </w:r>
-    </w:p>
-    <w:p>
-      <w:pPr>
-        <w:numPr>
-          <w:ilvl w:val="0"/>
-          <w:numId w:val="5"/>
+          <w:numId w:val="12"/>
         </w:numPr>
         <w:spacing w:line="360" w:lineRule="auto"/>
         <w:jc w:val="both"/>
@@ -1328,186 +1715,7 @@
           <w:sz w:val="28"/>
           <w:szCs w:val="28"/>
         </w:rPr>
-        <w:lastRenderedPageBreak/>
-        <w:t xml:space="preserve">Точки выдачи и возврата. В зависимости от масштаба это может быть стационарный пункт проката или сеть локаций (в случае шеринговых сервисов — вся городская черта). Здесь происходит физический осмотр техники при выдаче и </w:t>
-      </w:r>
-      <w:r>
-        <w:rPr>
-          <w:rFonts w:ascii="Liberation Serif" w:hAnsi="Liberation Serif" w:cs="Liberation Serif"/>
-          <w:sz w:val="28"/>
-          <w:szCs w:val="28"/>
-        </w:rPr>
-        <w:t>приёме</w:t>
-      </w:r>
-      <w:r>
-        <w:rPr>
-          <w:rFonts w:ascii="Liberation Serif" w:hAnsi="Liberation Serif" w:cs="Liberation Serif"/>
-          <w:sz w:val="28"/>
-          <w:szCs w:val="28"/>
-        </w:rPr>
-        <w:t>.</w:t>
-      </w:r>
-    </w:p>
-    <w:p>
-      <w:pPr>
-        <w:numPr>
-          <w:ilvl w:val="0"/>
-          <w:numId w:val="5"/>
-        </w:numPr>
-        <w:spacing w:line="360" w:lineRule="auto"/>
-        <w:jc w:val="both"/>
-        <w:rPr>
-          <w:rFonts w:ascii="Liberation Serif" w:hAnsi="Liberation Serif" w:cs="Liberation Serif"/>
-          <w:sz w:val="28"/>
-          <w:szCs w:val="28"/>
-        </w:rPr>
-      </w:pPr>
-      <w:r>
-        <w:rPr>
-          <w:rFonts w:ascii="Liberation Serif" w:hAnsi="Liberation Serif" w:cs="Liberation Serif"/>
-          <w:sz w:val="28"/>
-          <w:szCs w:val="28"/>
-        </w:rPr>
-        <w:t>Парк техники. Совокупность доступных единиц: электросамокаты, скутеры, велосипеды. Каждая единица имеет технические характеристики, идентификационный номер и историю обслуживания.</w:t>
-      </w:r>
-    </w:p>
-    <w:p>
-      <w:pPr>
-        <w:numPr>
-          <w:ilvl w:val="0"/>
-          <w:numId w:val="5"/>
-        </w:numPr>
-        <w:spacing w:line="360" w:lineRule="auto"/>
-        <w:jc w:val="both"/>
-        <w:rPr>
-          <w:rFonts w:ascii="Liberation Serif" w:hAnsi="Liberation Serif" w:cs="Liberation Serif"/>
-          <w:sz w:val="28"/>
-          <w:szCs w:val="28"/>
-        </w:rPr>
-      </w:pPr>
-      <w:r>
-        <w:rPr>
-          <w:rFonts w:ascii="Liberation Serif" w:hAnsi="Liberation Serif" w:cs="Liberation Serif"/>
-          <w:sz w:val="28"/>
-          <w:szCs w:val="28"/>
-        </w:rPr>
-        <w:t>Персонал:</w:t>
-      </w:r>
-    </w:p>
-    <w:p>
-      <w:pPr>
-        <w:numPr>
-          <w:ilvl w:val="1"/>
-          <w:numId w:val="5"/>
-        </w:numPr>
-        <w:spacing w:line="360" w:lineRule="auto"/>
-        <w:jc w:val="both"/>
-        <w:rPr>
-          <w:rFonts w:ascii="Liberation Serif" w:hAnsi="Liberation Serif" w:cs="Liberation Serif"/>
-          <w:sz w:val="28"/>
-          <w:szCs w:val="28"/>
-        </w:rPr>
-      </w:pPr>
-      <w:r>
-        <w:rPr>
-          <w:rFonts w:ascii="Liberation Serif" w:hAnsi="Liberation Serif" w:cs="Liberation Serif"/>
-          <w:sz w:val="28"/>
-          <w:szCs w:val="28"/>
-        </w:rPr>
-        <w:t>Менеджеры (администраторы):</w:t>
-      </w:r>
-    </w:p>
-    <w:p>
-      <w:pPr>
-        <w:numPr>
-          <w:ilvl w:val="2"/>
-          <w:numId w:val="5"/>
-        </w:numPr>
-        <w:spacing w:line="360" w:lineRule="auto"/>
-        <w:jc w:val="both"/>
-        <w:rPr>
-          <w:rFonts w:ascii="Liberation Serif" w:hAnsi="Liberation Serif" w:cs="Liberation Serif"/>
-          <w:sz w:val="28"/>
-          <w:szCs w:val="28"/>
-        </w:rPr>
-      </w:pPr>
-      <w:r>
-        <w:rPr>
-          <w:rFonts w:ascii="Liberation Serif" w:hAnsi="Liberation Serif" w:cs="Liberation Serif"/>
-          <w:sz w:val="28"/>
-          <w:szCs w:val="28"/>
-        </w:rPr>
-        <w:t xml:space="preserve">В стационарных точках выполняют функции по </w:t>
-      </w:r>
-      <w:r>
-        <w:rPr>
-          <w:rFonts w:ascii="Liberation Serif" w:hAnsi="Liberation Serif" w:cs="Liberation Serif"/>
-          <w:sz w:val="28"/>
-          <w:szCs w:val="28"/>
-        </w:rPr>
-        <w:t>приёму</w:t>
-      </w:r>
-      <w:r>
-        <w:rPr>
-          <w:rFonts w:ascii="Liberation Serif" w:hAnsi="Liberation Serif" w:cs="Liberation Serif"/>
-          <w:sz w:val="28"/>
-          <w:szCs w:val="28"/>
-        </w:rPr>
-        <w:t xml:space="preserve"> и консультированию клиентов, оформлению договоров аренды и фиксации состояния техники при выдаче/возврате.</w:t>
-      </w:r>
-    </w:p>
-    <w:p>
-      <w:pPr>
-        <w:numPr>
-          <w:ilvl w:val="2"/>
-          <w:numId w:val="5"/>
-        </w:numPr>
-        <w:spacing w:line="360" w:lineRule="auto"/>
-        <w:jc w:val="both"/>
-        <w:rPr>
-          <w:rFonts w:ascii="Liberation Serif" w:hAnsi="Liberation Serif" w:cs="Liberation Serif"/>
-          <w:sz w:val="28"/>
-          <w:szCs w:val="28"/>
-        </w:rPr>
-      </w:pPr>
-      <w:r>
-        <w:rPr>
-          <w:rFonts w:ascii="Liberation Serif" w:hAnsi="Liberation Serif" w:cs="Liberation Serif"/>
-          <w:sz w:val="28"/>
-          <w:szCs w:val="28"/>
-        </w:rPr>
-        <w:t>В шеринговых сервисах функции поддержки централизованы. Операторы круглосуточной службы поддержки в онлайн-режиме отслеживают нарушения (например, парковку вне зон) и дистанционно взаимодействуют с пользователями для их устранения, применяя штрафные санкции .</w:t>
-      </w:r>
-    </w:p>
-    <w:p>
-      <w:pPr>
-        <w:numPr>
-          <w:ilvl w:val="2"/>
-          <w:numId w:val="5"/>
-        </w:numPr>
-        <w:spacing w:line="360" w:lineRule="auto"/>
-        <w:jc w:val="both"/>
-        <w:rPr>
-          <w:rFonts w:ascii="Liberation Serif" w:hAnsi="Liberation Serif" w:cs="Liberation Serif"/>
-          <w:sz w:val="28"/>
-          <w:szCs w:val="28"/>
-        </w:rPr>
-      </w:pPr>
-      <w:r>
-        <w:rPr>
-          <w:rFonts w:ascii="Liberation Serif" w:hAnsi="Liberation Serif" w:cs="Liberation Serif"/>
-          <w:sz w:val="28"/>
-          <w:szCs w:val="28"/>
-        </w:rPr>
-        <w:t>На крупных точках притяжения могут работать консультанты, которые помогают новым пользователям с регистрацией, учат правилам ПДД и ориентируют в тарифах</w:t>
-      </w:r>
-      <w:r>
-        <w:rPr>
-          <w:rFonts w:ascii="Liberation Serif" w:hAnsi="Liberation Serif" w:cs="Liberation Serif"/>
-          <w:sz w:val="28"/>
-          <w:szCs w:val="28"/>
-        </w:rPr>
-        <w:t>.</w:t>
+        <w:t>Стационарные пункты проката. Это оборудованные локации с постоянным присутствием персонала. Обычно включают:</w:t>
       </w:r>
     </w:p>
     <w:p>
@@ -1515,7 +1723,7 @@
         <w:pStyle w:val="a7"/>
         <w:numPr>
           <w:ilvl w:val="1"/>
-          <w:numId w:val="5"/>
+          <w:numId w:val="12"/>
         </w:numPr>
         <w:spacing w:line="360" w:lineRule="auto"/>
         <w:jc w:val="both"/>
@@ -1531,15 +1739,15 @@
           <w:sz w:val="28"/>
           <w:szCs w:val="28"/>
         </w:rPr>
-        <w:t>Механики и технический персонал:</w:t>
+        <w:t>помещение или стойку для оформления договоров и выдачи техники;</w:t>
       </w:r>
     </w:p>
     <w:p>
       <w:pPr>
         <w:pStyle w:val="a7"/>
         <w:numPr>
-          <w:ilvl w:val="2"/>
-          <w:numId w:val="6"/>
+          <w:ilvl w:val="1"/>
+          <w:numId w:val="12"/>
         </w:numPr>
         <w:spacing w:line="360" w:lineRule="auto"/>
         <w:jc w:val="both"/>
@@ -1555,15 +1763,15 @@
           <w:sz w:val="28"/>
           <w:szCs w:val="28"/>
         </w:rPr>
-        <w:t>Отвечают за контроль технического состояния всего парка. Это включает как плановое обслуживание (проверка тормозной системы, фар, зарядка аккумуляторов), так и внеплановый ремонт после поломок.</w:t>
+        <w:t>парковочные места с зарядными станциями для электросамокатов и велосипедов;</w:t>
       </w:r>
     </w:p>
     <w:p>
       <w:pPr>
         <w:pStyle w:val="a7"/>
         <w:numPr>
-          <w:ilvl w:val="2"/>
-          <w:numId w:val="6"/>
+          <w:ilvl w:val="1"/>
+          <w:numId w:val="12"/>
         </w:numPr>
         <w:spacing w:line="360" w:lineRule="auto"/>
         <w:jc w:val="both"/>
@@ -1579,36 +1787,27 @@
           <w:sz w:val="28"/>
           <w:szCs w:val="28"/>
         </w:rPr>
-        <w:lastRenderedPageBreak/>
-        <w:t>В крупных шеринговых компаниях действуют специальные службы, которые совместно с ситуационным центром следят за состоянием парковок и перераспределяют транспорт между районами, чтобы обеспечивать его доступность в разных частях города .</w:t>
-      </w:r>
-    </w:p>
-    <w:p>
-      <w:pPr>
-        <w:pStyle w:val="2"/>
-      </w:pPr>
-      <w:r>
-        <w:t>1.3 Ключевые бизнес-процессы проката</w:t>
+        <w:t>зону технического обслуживания.</w:t>
       </w:r>
     </w:p>
     <w:p>
       <w:pPr>
         <w:spacing w:line="360" w:lineRule="auto"/>
-        <w:ind w:firstLine="709"/>
-        <w:jc w:val="both"/>
-        <w:rPr>
-          <w:rFonts w:ascii="Liberation Serif" w:hAnsi="Liberation Serif" w:cs="Liberation Serif"/>
-          <w:sz w:val="28"/>
-          <w:szCs w:val="28"/>
-        </w:rPr>
-      </w:pPr>
-      <w:r>
-        <w:rPr>
-          <w:rFonts w:ascii="Liberation Serif" w:hAnsi="Liberation Serif" w:cs="Liberation Serif"/>
-          <w:sz w:val="28"/>
-          <w:szCs w:val="28"/>
-        </w:rPr>
-        <w:t>Эффективность компании напрямую зависит от того, насколько отлажены следующие процессы:</w:t>
+        <w:ind w:left="708" w:firstLine="709"/>
+        <w:jc w:val="both"/>
+        <w:rPr>
+          <w:rFonts w:ascii="Liberation Serif" w:hAnsi="Liberation Serif" w:cs="Liberation Serif"/>
+          <w:sz w:val="28"/>
+          <w:szCs w:val="28"/>
+        </w:rPr>
+      </w:pPr>
+      <w:r>
+        <w:rPr>
+          <w:rFonts w:ascii="Liberation Serif" w:hAnsi="Liberation Serif" w:cs="Liberation Serif"/>
+          <w:sz w:val="28"/>
+          <w:szCs w:val="28"/>
+        </w:rPr>
+        <w:t>Такие пункты характерны для парков культуры и отдыха (например, ВДНХ, где функционирует 47 точек проката и 750 электросамокатов), туристических центров и крупных транспортных узлов.</w:t>
       </w:r>
     </w:p>
     <w:p>
@@ -1616,7 +1815,7 @@
         <w:pStyle w:val="a7"/>
         <w:numPr>
           <w:ilvl w:val="0"/>
-          <w:numId w:val="8"/>
+          <w:numId w:val="12"/>
         </w:numPr>
         <w:spacing w:line="360" w:lineRule="auto"/>
         <w:jc w:val="both"/>
@@ -1632,15 +1831,72 @@
           <w:sz w:val="28"/>
           <w:szCs w:val="28"/>
         </w:rPr>
-        <w:t xml:space="preserve">Приём заказа от клиента. </w:t>
-      </w:r>
-      <w:r>
-        <w:rPr>
-          <w:rFonts w:ascii="Liberation Serif" w:hAnsi="Liberation Serif" w:cs="Liberation Serif"/>
-          <w:sz w:val="28"/>
-          <w:szCs w:val="28"/>
-        </w:rPr>
-        <w:t>Включает консультацию по доступным моделям, проверку наличия техники на конкретный период времени и резервирование.</w:t>
+        <w:t>Парковочные зоны (виртуальные точки).</w:t>
+      </w:r>
+      <w:r>
+        <w:rPr>
+          <w:rFonts w:ascii="Liberation Serif" w:hAnsi="Liberation Serif" w:cs="Liberation Serif"/>
+          <w:sz w:val="28"/>
+          <w:szCs w:val="28"/>
+        </w:rPr>
+        <w:t xml:space="preserve"> Р</w:t>
+      </w:r>
+      <w:r>
+        <w:rPr>
+          <w:rFonts w:ascii="Liberation Serif" w:hAnsi="Liberation Serif" w:cs="Liberation Serif"/>
+          <w:sz w:val="28"/>
+          <w:szCs w:val="28"/>
+        </w:rPr>
+        <w:t xml:space="preserve">оль точек выполняют специально размеченные места на карте города. Операторы наносят разметку вблизи станций метро, остановок, бизнес-центров и жилых кварталов. Количество таких парковок в Москве превышает 4 тыс., в Сургуте — 300. Выбор локаций основан на анализе Big Data: изучаются наиболее частые точки старта и </w:t>
+      </w:r>
+      <w:r>
+        <w:rPr>
+          <w:rFonts w:ascii="Liberation Serif" w:hAnsi="Liberation Serif" w:cs="Liberation Serif"/>
+          <w:sz w:val="28"/>
+          <w:szCs w:val="28"/>
+        </w:rPr>
+        <w:lastRenderedPageBreak/>
+        <w:t>завершения поездок, чтобы обеспечить равномерное распределение техники.</w:t>
+      </w:r>
+    </w:p>
+    <w:p>
+      <w:pPr>
+        <w:spacing w:line="360" w:lineRule="auto"/>
+        <w:ind w:left="709" w:firstLine="709"/>
+        <w:jc w:val="both"/>
+        <w:rPr>
+          <w:rFonts w:ascii="Liberation Serif" w:hAnsi="Liberation Serif" w:cs="Liberation Serif"/>
+          <w:sz w:val="28"/>
+          <w:szCs w:val="28"/>
+        </w:rPr>
+      </w:pPr>
+      <w:r>
+        <w:rPr>
+          <w:rFonts w:ascii="Liberation Serif" w:hAnsi="Liberation Serif" w:cs="Liberation Serif"/>
+          <w:sz w:val="28"/>
+          <w:szCs w:val="28"/>
+        </w:rPr>
+        <w:t>Помимо разметки, парковочные зоны могут оснащаться зарядными станциями (стойками с розетками или сменными батареями), а также информационными табличками с правилами использования. Крупные операторы внедряют «умные» парковки, которые фиксируют факт возврата техники и автоматически завершают аренду.</w:t>
+      </w:r>
+    </w:p>
+    <w:p>
+      <w:pPr>
+        <w:spacing w:line="360" w:lineRule="auto"/>
+        <w:ind w:firstLine="709"/>
+        <w:jc w:val="both"/>
+        <w:rPr>
+          <w:rFonts w:ascii="Liberation Serif" w:hAnsi="Liberation Serif" w:cs="Liberation Serif"/>
+          <w:sz w:val="28"/>
+          <w:szCs w:val="28"/>
+        </w:rPr>
+      </w:pPr>
+      <w:r>
+        <w:rPr>
+          <w:rFonts w:ascii="Liberation Serif" w:hAnsi="Liberation Serif" w:cs="Liberation Serif"/>
+          <w:sz w:val="28"/>
+          <w:szCs w:val="28"/>
+        </w:rPr>
+        <w:t>Парк техники — основное средство производства компании. Он классифицируется по типам СИМ:</w:t>
       </w:r>
     </w:p>
     <w:p>
@@ -1648,21 +1904,23 @@
         <w:pStyle w:val="a7"/>
         <w:numPr>
           <w:ilvl w:val="0"/>
-          <w:numId w:val="8"/>
+          <w:numId w:val="12"/>
         </w:numPr>
-        <w:rPr>
-          <w:rFonts w:ascii="Liberation Serif" w:hAnsi="Liberation Serif" w:cs="Liberation Serif"/>
-          <w:sz w:val="28"/>
-          <w:szCs w:val="28"/>
-        </w:rPr>
-      </w:pPr>
-      <w:r>
-        <w:rPr>
-          <w:rFonts w:ascii="Liberation Serif" w:hAnsi="Liberation Serif" w:cs="Liberation Serif"/>
-          <w:sz w:val="28"/>
-          <w:szCs w:val="28"/>
-        </w:rPr>
-        <w:t>Оформление договора аренды. Юридически значимый этап: проверка документа, удостоверяющего личность, внесение данных клиента в базу, подписание договора о материальной ответственности и фиксация залога (при наличии).</w:t>
+        <w:spacing w:line="360" w:lineRule="auto"/>
+        <w:jc w:val="both"/>
+        <w:rPr>
+          <w:rFonts w:ascii="Liberation Serif" w:hAnsi="Liberation Serif" w:cs="Liberation Serif"/>
+          <w:sz w:val="28"/>
+          <w:szCs w:val="28"/>
+        </w:rPr>
+      </w:pPr>
+      <w:r>
+        <w:rPr>
+          <w:rFonts w:ascii="Liberation Serif" w:hAnsi="Liberation Serif" w:cs="Liberation Serif"/>
+          <w:sz w:val="28"/>
+          <w:szCs w:val="28"/>
+        </w:rPr>
+        <w:t>Электросамокаты: наиболее массовый вид (до 90% парка). Современные модели оснащаются мощными аккумуляторами (запас хода до 60–80 км), системами GPS/ГЛОНАСС, дистанционным управлением скоростью и замками. В зависимости от класса различают городские самокаты (скорость до 25 км/ч), премиальные (с амортизацией, поворотниками) и модели для каршеринга с усиленной рамой.</w:t>
       </w:r>
     </w:p>
     <w:p>
@@ -1670,21 +1928,41 @@
         <w:pStyle w:val="a7"/>
         <w:numPr>
           <w:ilvl w:val="0"/>
-          <w:numId w:val="8"/>
+          <w:numId w:val="12"/>
         </w:numPr>
-        <w:rPr>
-          <w:rFonts w:ascii="Liberation Serif" w:hAnsi="Liberation Serif" w:cs="Liberation Serif"/>
-          <w:sz w:val="28"/>
-          <w:szCs w:val="28"/>
-        </w:rPr>
-      </w:pPr>
-      <w:r>
-        <w:rPr>
-          <w:rFonts w:ascii="Liberation Serif" w:hAnsi="Liberation Serif" w:cs="Liberation Serif"/>
-          <w:sz w:val="28"/>
-          <w:szCs w:val="28"/>
-        </w:rPr>
-        <w:t>Выдача скутера. Физический осмотр техники клиентом и менеджером, фиксация текущих повреждений (при необходимости — фотофиксация), передача ключей/старт аренды в приложении.</w:t>
+        <w:spacing w:line="360" w:lineRule="auto"/>
+        <w:jc w:val="both"/>
+        <w:rPr>
+          <w:rFonts w:ascii="Liberation Serif" w:hAnsi="Liberation Serif" w:cs="Liberation Serif"/>
+          <w:sz w:val="28"/>
+          <w:szCs w:val="28"/>
+        </w:rPr>
+      </w:pPr>
+      <w:r>
+        <w:rPr>
+          <w:rFonts w:ascii="Liberation Serif" w:hAnsi="Liberation Serif" w:cs="Liberation Serif"/>
+          <w:sz w:val="28"/>
+          <w:szCs w:val="28"/>
+        </w:rPr>
+        <w:t xml:space="preserve">Электровелосипеды и велосипеды: используются в велопрокате, а также дополняют парки </w:t>
+      </w:r>
+      <w:proofErr w:type="spellStart"/>
+      <w:r>
+        <w:rPr>
+          <w:rFonts w:ascii="Liberation Serif" w:hAnsi="Liberation Serif" w:cs="Liberation Serif"/>
+          <w:sz w:val="28"/>
+          <w:szCs w:val="28"/>
+        </w:rPr>
+        <w:t>кикшеринговых</w:t>
+      </w:r>
+      <w:proofErr w:type="spellEnd"/>
+      <w:r>
+        <w:rPr>
+          <w:rFonts w:ascii="Liberation Serif" w:hAnsi="Liberation Serif" w:cs="Liberation Serif"/>
+          <w:sz w:val="28"/>
+          <w:szCs w:val="28"/>
+        </w:rPr>
+        <w:t xml:space="preserve"> компаний для удовлетворения спроса на более длительные поездки или для семейного отдыха.</w:t>
       </w:r>
     </w:p>
     <w:p>
@@ -1692,21 +1970,84 @@
         <w:pStyle w:val="a7"/>
         <w:numPr>
           <w:ilvl w:val="0"/>
-          <w:numId w:val="8"/>
+          <w:numId w:val="12"/>
         </w:numPr>
-        <w:rPr>
-          <w:rFonts w:ascii="Liberation Serif" w:hAnsi="Liberation Serif" w:cs="Liberation Serif"/>
-          <w:sz w:val="28"/>
-          <w:szCs w:val="28"/>
-        </w:rPr>
-      </w:pPr>
-      <w:r>
-        <w:rPr>
-          <w:rFonts w:ascii="Liberation Serif" w:hAnsi="Liberation Serif" w:cs="Liberation Serif"/>
-          <w:sz w:val="28"/>
-          <w:szCs w:val="28"/>
-        </w:rPr>
-        <w:t>Контроль состояния техники. Сквозной процесс, включающий как регулярные техосмотры механиками, так и оперативный мониторинг возвращаемой техники для выявления новых поломок .</w:t>
+        <w:spacing w:line="360" w:lineRule="auto"/>
+        <w:jc w:val="both"/>
+        <w:rPr>
+          <w:rFonts w:ascii="Liberation Serif" w:hAnsi="Liberation Serif" w:cs="Liberation Serif"/>
+          <w:sz w:val="28"/>
+          <w:szCs w:val="28"/>
+        </w:rPr>
+      </w:pPr>
+      <w:r>
+        <w:rPr>
+          <w:rFonts w:ascii="Liberation Serif" w:hAnsi="Liberation Serif" w:cs="Liberation Serif"/>
+          <w:sz w:val="28"/>
+          <w:szCs w:val="28"/>
+        </w:rPr>
+        <w:t>Скутеры (мопеды): менее распространены, требуют наличия водительского удостоверения категории М, поэтому их доля невелика. Чаще встречаются в частных пунктах проката.</w:t>
+      </w:r>
+    </w:p>
+    <w:p>
+      <w:pPr>
+        <w:pStyle w:val="a7"/>
+        <w:spacing w:line="360" w:lineRule="auto"/>
+        <w:ind w:left="0" w:firstLine="709"/>
+        <w:jc w:val="both"/>
+        <w:rPr>
+          <w:rFonts w:ascii="Liberation Serif" w:hAnsi="Liberation Serif" w:cs="Liberation Serif"/>
+          <w:sz w:val="28"/>
+          <w:szCs w:val="28"/>
+        </w:rPr>
+      </w:pPr>
+      <w:r>
+        <w:rPr>
+          <w:rFonts w:ascii="Liberation Serif" w:hAnsi="Liberation Serif" w:cs="Liberation Serif"/>
+          <w:sz w:val="28"/>
+          <w:szCs w:val="28"/>
+        </w:rPr>
+        <w:t>Технические требования к СИМ регулируются как производителем, так и локальными нормативами. Например, в большинстве городов установлено ограничение максимальной скорости 15–25 км/ч в зависимости от зоны (пешеходные улицы, парки). На самокатах должны быть исправны тормоза, световозвращатели, звонок.</w:t>
+      </w:r>
+    </w:p>
+    <w:p>
+      <w:pPr>
+        <w:pStyle w:val="a7"/>
+        <w:spacing w:line="360" w:lineRule="auto"/>
+        <w:ind w:left="0" w:firstLine="709"/>
+        <w:jc w:val="both"/>
+        <w:rPr>
+          <w:rFonts w:ascii="Liberation Serif" w:hAnsi="Liberation Serif" w:cs="Liberation Serif"/>
+          <w:sz w:val="28"/>
+          <w:szCs w:val="28"/>
+        </w:rPr>
+      </w:pPr>
+      <w:r>
+        <w:rPr>
+          <w:rFonts w:ascii="Liberation Serif" w:hAnsi="Liberation Serif" w:cs="Liberation Serif"/>
+          <w:sz w:val="28"/>
+          <w:szCs w:val="28"/>
+        </w:rPr>
+        <w:lastRenderedPageBreak/>
+        <w:t xml:space="preserve">Для обеспечения функционирования компании необходим квалифицированный персонал, </w:t>
+      </w:r>
+      <w:proofErr w:type="spellStart"/>
+      <w:r>
+        <w:rPr>
+          <w:rFonts w:ascii="Liberation Serif" w:hAnsi="Liberation Serif" w:cs="Liberation Serif"/>
+          <w:sz w:val="28"/>
+          <w:szCs w:val="28"/>
+        </w:rPr>
+        <w:t>разделенный</w:t>
+      </w:r>
+      <w:proofErr w:type="spellEnd"/>
+      <w:r>
+        <w:rPr>
+          <w:rFonts w:ascii="Liberation Serif" w:hAnsi="Liberation Serif" w:cs="Liberation Serif"/>
+          <w:sz w:val="28"/>
+          <w:szCs w:val="28"/>
+        </w:rPr>
+        <w:t xml:space="preserve"> по функциональным зонам:</w:t>
       </w:r>
     </w:p>
     <w:p>
@@ -1714,69 +2055,153 @@
         <w:pStyle w:val="a7"/>
         <w:numPr>
           <w:ilvl w:val="0"/>
-          <w:numId w:val="8"/>
+          <w:numId w:val="15"/>
         </w:numPr>
-        <w:rPr>
-          <w:rFonts w:ascii="Liberation Serif" w:hAnsi="Liberation Serif" w:cs="Liberation Serif"/>
-          <w:sz w:val="28"/>
-          <w:szCs w:val="28"/>
-        </w:rPr>
-      </w:pPr>
-      <w:r>
-        <w:rPr>
-          <w:rFonts w:ascii="Liberation Serif" w:hAnsi="Liberation Serif" w:cs="Liberation Serif"/>
-          <w:sz w:val="28"/>
-          <w:szCs w:val="28"/>
-        </w:rPr>
-        <w:t xml:space="preserve">Возврат и </w:t>
-      </w:r>
-      <w:r>
-        <w:rPr>
-          <w:rFonts w:ascii="Liberation Serif" w:hAnsi="Liberation Serif" w:cs="Liberation Serif"/>
-          <w:sz w:val="28"/>
-          <w:szCs w:val="28"/>
-        </w:rPr>
-        <w:t>расчёт</w:t>
-      </w:r>
-      <w:r>
-        <w:rPr>
-          <w:rFonts w:ascii="Liberation Serif" w:hAnsi="Liberation Serif" w:cs="Liberation Serif"/>
-          <w:sz w:val="28"/>
-          <w:szCs w:val="28"/>
-        </w:rPr>
-        <w:t xml:space="preserve"> стоимости. Осмотр техники при возврате, сверка с состоянием на момент выдачи (выявление штрафов за повреждения), </w:t>
-      </w:r>
-      <w:r>
-        <w:rPr>
-          <w:rFonts w:ascii="Liberation Serif" w:hAnsi="Liberation Serif" w:cs="Liberation Serif"/>
-          <w:sz w:val="28"/>
-          <w:szCs w:val="28"/>
-        </w:rPr>
-        <w:t>расчёт</w:t>
-      </w:r>
-      <w:r>
-        <w:rPr>
-          <w:rFonts w:ascii="Liberation Serif" w:hAnsi="Liberation Serif" w:cs="Liberation Serif"/>
-          <w:sz w:val="28"/>
-          <w:szCs w:val="28"/>
-        </w:rPr>
-        <w:t xml:space="preserve"> итоговой суммы аренды с </w:t>
-      </w:r>
-      <w:r>
-        <w:rPr>
-          <w:rFonts w:ascii="Liberation Serif" w:hAnsi="Liberation Serif" w:cs="Liberation Serif"/>
-          <w:sz w:val="28"/>
-          <w:szCs w:val="28"/>
-        </w:rPr>
-        <w:t>учётом</w:t>
-      </w:r>
-      <w:r>
-        <w:rPr>
-          <w:rFonts w:ascii="Liberation Serif" w:hAnsi="Liberation Serif" w:cs="Liberation Serif"/>
-          <w:sz w:val="28"/>
-          <w:szCs w:val="28"/>
-        </w:rPr>
-        <w:t xml:space="preserve"> тарифа и дополнительных услуг.</w:t>
+        <w:spacing w:line="360" w:lineRule="auto"/>
+        <w:jc w:val="both"/>
+        <w:rPr>
+          <w:rFonts w:ascii="Liberation Serif" w:hAnsi="Liberation Serif" w:cs="Liberation Serif"/>
+          <w:sz w:val="28"/>
+          <w:szCs w:val="28"/>
+        </w:rPr>
+      </w:pPr>
+      <w:r>
+        <w:rPr>
+          <w:rFonts w:ascii="Liberation Serif" w:hAnsi="Liberation Serif" w:cs="Liberation Serif"/>
+          <w:sz w:val="28"/>
+          <w:szCs w:val="28"/>
+        </w:rPr>
+        <w:t>Менеджеры (администраторы) стационарных пунктов. Их обязанности:</w:t>
+      </w:r>
+    </w:p>
+    <w:p>
+      <w:pPr>
+        <w:pStyle w:val="a7"/>
+        <w:numPr>
+          <w:ilvl w:val="1"/>
+          <w:numId w:val="15"/>
+        </w:numPr>
+        <w:spacing w:line="360" w:lineRule="auto"/>
+        <w:jc w:val="both"/>
+        <w:rPr>
+          <w:rFonts w:ascii="Liberation Serif" w:hAnsi="Liberation Serif" w:cs="Liberation Serif"/>
+          <w:sz w:val="28"/>
+          <w:szCs w:val="28"/>
+        </w:rPr>
+      </w:pPr>
+      <w:r>
+        <w:rPr>
+          <w:rFonts w:ascii="Liberation Serif" w:hAnsi="Liberation Serif" w:cs="Liberation Serif"/>
+          <w:sz w:val="28"/>
+          <w:szCs w:val="28"/>
+        </w:rPr>
+        <w:t>встреча клиентов, консультирование по ассортименту и тарифам;</w:t>
+      </w:r>
+    </w:p>
+    <w:p>
+      <w:pPr>
+        <w:pStyle w:val="a7"/>
+        <w:numPr>
+          <w:ilvl w:val="1"/>
+          <w:numId w:val="15"/>
+        </w:numPr>
+        <w:spacing w:line="360" w:lineRule="auto"/>
+        <w:jc w:val="both"/>
+        <w:rPr>
+          <w:rFonts w:ascii="Liberation Serif" w:hAnsi="Liberation Serif" w:cs="Liberation Serif"/>
+          <w:sz w:val="28"/>
+          <w:szCs w:val="28"/>
+        </w:rPr>
+      </w:pPr>
+      <w:r>
+        <w:rPr>
+          <w:rFonts w:ascii="Liberation Serif" w:hAnsi="Liberation Serif" w:cs="Liberation Serif"/>
+          <w:sz w:val="28"/>
+          <w:szCs w:val="28"/>
+        </w:rPr>
+        <w:t>оформление договоров аренды (проверка документов, внесение данных);</w:t>
+      </w:r>
+    </w:p>
+    <w:p>
+      <w:pPr>
+        <w:pStyle w:val="a7"/>
+        <w:numPr>
+          <w:ilvl w:val="1"/>
+          <w:numId w:val="15"/>
+        </w:numPr>
+        <w:spacing w:line="360" w:lineRule="auto"/>
+        <w:jc w:val="both"/>
+        <w:rPr>
+          <w:rFonts w:ascii="Liberation Serif" w:hAnsi="Liberation Serif" w:cs="Liberation Serif"/>
+          <w:sz w:val="28"/>
+          <w:szCs w:val="28"/>
+        </w:rPr>
+      </w:pPr>
+      <w:r>
+        <w:rPr>
+          <w:rFonts w:ascii="Liberation Serif" w:hAnsi="Liberation Serif" w:cs="Liberation Serif"/>
+          <w:sz w:val="28"/>
+          <w:szCs w:val="28"/>
+        </w:rPr>
+        <w:t>проведение инструктажа по управлению и ПДД;</w:t>
+      </w:r>
+    </w:p>
+    <w:p>
+      <w:pPr>
+        <w:pStyle w:val="a7"/>
+        <w:numPr>
+          <w:ilvl w:val="1"/>
+          <w:numId w:val="15"/>
+        </w:numPr>
+        <w:spacing w:line="360" w:lineRule="auto"/>
+        <w:jc w:val="both"/>
+        <w:rPr>
+          <w:rFonts w:ascii="Liberation Serif" w:hAnsi="Liberation Serif" w:cs="Liberation Serif"/>
+          <w:sz w:val="28"/>
+          <w:szCs w:val="28"/>
+        </w:rPr>
+      </w:pPr>
+      <w:r>
+        <w:rPr>
+          <w:rFonts w:ascii="Liberation Serif" w:hAnsi="Liberation Serif" w:cs="Liberation Serif"/>
+          <w:sz w:val="28"/>
+          <w:szCs w:val="28"/>
+        </w:rPr>
+        <w:t>осмотр техники при выдаче и возврате, фиксация повреждений;</w:t>
+      </w:r>
+    </w:p>
+    <w:p>
+      <w:pPr>
+        <w:pStyle w:val="a7"/>
+        <w:numPr>
+          <w:ilvl w:val="1"/>
+          <w:numId w:val="15"/>
+        </w:numPr>
+        <w:spacing w:line="360" w:lineRule="auto"/>
+        <w:jc w:val="both"/>
+        <w:rPr>
+          <w:rFonts w:ascii="Liberation Serif" w:hAnsi="Liberation Serif" w:cs="Liberation Serif"/>
+          <w:sz w:val="28"/>
+          <w:szCs w:val="28"/>
+        </w:rPr>
+      </w:pPr>
+      <w:proofErr w:type="spellStart"/>
+      <w:r>
+        <w:rPr>
+          <w:rFonts w:ascii="Liberation Serif" w:hAnsi="Liberation Serif" w:cs="Liberation Serif"/>
+          <w:sz w:val="28"/>
+          <w:szCs w:val="28"/>
+        </w:rPr>
+        <w:t>прием</w:t>
+      </w:r>
+      <w:proofErr w:type="spellEnd"/>
+      <w:r>
+        <w:rPr>
+          <w:rFonts w:ascii="Liberation Serif" w:hAnsi="Liberation Serif" w:cs="Liberation Serif"/>
+          <w:sz w:val="28"/>
+          <w:szCs w:val="28"/>
+        </w:rPr>
+        <w:t xml:space="preserve"> оплаты и выдача/возврат залога.</w:t>
       </w:r>
     </w:p>
     <w:p>
@@ -1784,66 +2209,23 @@
         <w:pStyle w:val="a7"/>
         <w:numPr>
           <w:ilvl w:val="0"/>
-          <w:numId w:val="8"/>
+          <w:numId w:val="15"/>
         </w:numPr>
-        <w:rPr>
-          <w:rFonts w:ascii="Liberation Serif" w:hAnsi="Liberation Serif" w:cs="Liberation Serif"/>
-          <w:sz w:val="28"/>
-          <w:szCs w:val="28"/>
-        </w:rPr>
-      </w:pPr>
-      <w:r>
-        <w:rPr>
-          <w:rFonts w:ascii="Liberation Serif" w:hAnsi="Liberation Serif" w:cs="Liberation Serif"/>
-          <w:sz w:val="28"/>
-          <w:szCs w:val="28"/>
-        </w:rPr>
-        <w:t xml:space="preserve">Формирование </w:t>
-      </w:r>
-      <w:r>
-        <w:rPr>
-          <w:rFonts w:ascii="Liberation Serif" w:hAnsi="Liberation Serif" w:cs="Liberation Serif"/>
-          <w:sz w:val="28"/>
-          <w:szCs w:val="28"/>
-        </w:rPr>
-        <w:t>отчётности</w:t>
-      </w:r>
-      <w:r>
-        <w:rPr>
-          <w:rFonts w:ascii="Liberation Serif" w:hAnsi="Liberation Serif" w:cs="Liberation Serif"/>
-          <w:sz w:val="28"/>
-          <w:szCs w:val="28"/>
-        </w:rPr>
-        <w:t>. Сбор данных о выручке, загрузке каждой единицы техники, прибыльности, расходах на ремонт для предоставления владельцу бизнеса.</w:t>
-      </w:r>
-    </w:p>
-    <w:p>
-      <w:pPr>
-        <w:pStyle w:val="2"/>
-      </w:pPr>
-      <w:r>
-        <w:lastRenderedPageBreak/>
-        <w:t>1.4 Проблема несогласованности при базовой автоматизации</w:t>
-      </w:r>
-    </w:p>
-    <w:p>
-      <w:pPr>
         <w:spacing w:line="360" w:lineRule="auto"/>
-        <w:ind w:firstLine="709"/>
-        <w:jc w:val="both"/>
-        <w:rPr>
-          <w:rFonts w:ascii="Liberation Serif" w:hAnsi="Liberation Serif" w:cs="Liberation Serif"/>
-          <w:sz w:val="28"/>
-          <w:szCs w:val="28"/>
-        </w:rPr>
-      </w:pPr>
-      <w:r>
-        <w:rPr>
-          <w:rFonts w:ascii="Liberation Serif" w:hAnsi="Liberation Serif" w:cs="Liberation Serif"/>
-          <w:sz w:val="28"/>
-          <w:szCs w:val="28"/>
-        </w:rPr>
-        <w:t>На начальном этапе многие компании пытаются управлять процессами с помощью базовых инструментов, таких как таблицы Excel. Однако практика показывает, что такой подход быстро приводит к кризису управления.</w:t>
+        <w:jc w:val="both"/>
+        <w:rPr>
+          <w:rFonts w:ascii="Liberation Serif" w:hAnsi="Liberation Serif" w:cs="Liberation Serif"/>
+          <w:sz w:val="28"/>
+          <w:szCs w:val="28"/>
+        </w:rPr>
+      </w:pPr>
+      <w:r>
+        <w:rPr>
+          <w:rFonts w:ascii="Liberation Serif" w:hAnsi="Liberation Serif" w:cs="Liberation Serif"/>
+          <w:sz w:val="28"/>
+          <w:szCs w:val="28"/>
+        </w:rPr>
+        <w:t>Служба поддержки (операторы контакт-центра). В шеринговых компаниях именно операторы обрабатывают обращения пользователей: помогают с регистрацией, разблокировкой, решением конфликтных ситуаций, контролируют соблюдение правил парковки. При выявлении нарушений операторы могут применить штрафные санкции (дистанционно) или вызвать службу эвакуации.</w:t>
       </w:r>
     </w:p>
     <w:p>
@@ -1851,7 +2233,7 @@
         <w:pStyle w:val="a7"/>
         <w:numPr>
           <w:ilvl w:val="0"/>
-          <w:numId w:val="9"/>
+          <w:numId w:val="15"/>
         </w:numPr>
         <w:spacing w:line="360" w:lineRule="auto"/>
         <w:jc w:val="both"/>
@@ -1867,39 +2249,103 @@
           <w:sz w:val="28"/>
           <w:szCs w:val="28"/>
         </w:rPr>
-        <w:t xml:space="preserve">Ручной труд и ошибки. Excel требует ручного ввода данных, ручного </w:t>
-      </w:r>
-      <w:r>
-        <w:rPr>
-          <w:rFonts w:ascii="Liberation Serif" w:hAnsi="Liberation Serif" w:cs="Liberation Serif"/>
-          <w:sz w:val="28"/>
-          <w:szCs w:val="28"/>
-        </w:rPr>
-        <w:t>пересчёта</w:t>
-      </w:r>
-      <w:r>
-        <w:rPr>
-          <w:rFonts w:ascii="Liberation Serif" w:hAnsi="Liberation Serif" w:cs="Liberation Serif"/>
-          <w:sz w:val="28"/>
-          <w:szCs w:val="28"/>
-        </w:rPr>
-        <w:t xml:space="preserve"> стоимости и ручного обновления статуса техники («доступен», «в ремонте», «арендован»). Это </w:t>
-      </w:r>
-      <w:r>
-        <w:rPr>
-          <w:rFonts w:ascii="Liberation Serif" w:hAnsi="Liberation Serif" w:cs="Liberation Serif"/>
-          <w:sz w:val="28"/>
-          <w:szCs w:val="28"/>
-        </w:rPr>
-        <w:t>создаёт</w:t>
-      </w:r>
-      <w:r>
-        <w:rPr>
-          <w:rFonts w:ascii="Liberation Serif" w:hAnsi="Liberation Serif" w:cs="Liberation Serif"/>
-          <w:sz w:val="28"/>
-          <w:szCs w:val="28"/>
-        </w:rPr>
-        <w:t xml:space="preserve"> высокий риск «человеческого фактора» .</w:t>
+        <w:t>Механики и технические специалисты. Отвечают за исправность парка. Их работа включает:</w:t>
+      </w:r>
+    </w:p>
+    <w:p>
+      <w:pPr>
+        <w:pStyle w:val="a7"/>
+        <w:numPr>
+          <w:ilvl w:val="1"/>
+          <w:numId w:val="15"/>
+        </w:numPr>
+        <w:spacing w:line="360" w:lineRule="auto"/>
+        <w:jc w:val="both"/>
+        <w:rPr>
+          <w:rFonts w:ascii="Liberation Serif" w:hAnsi="Liberation Serif" w:cs="Liberation Serif"/>
+          <w:sz w:val="28"/>
+          <w:szCs w:val="28"/>
+        </w:rPr>
+      </w:pPr>
+      <w:r>
+        <w:rPr>
+          <w:rFonts w:ascii="Liberation Serif" w:hAnsi="Liberation Serif" w:cs="Liberation Serif"/>
+          <w:sz w:val="28"/>
+          <w:szCs w:val="28"/>
+        </w:rPr>
+        <w:t>плановое техническое обслуживание (замена тормозных колодок, подкачка шин, смазка цепей);</w:t>
+      </w:r>
+    </w:p>
+    <w:p>
+      <w:pPr>
+        <w:pStyle w:val="a7"/>
+        <w:numPr>
+          <w:ilvl w:val="1"/>
+          <w:numId w:val="15"/>
+        </w:numPr>
+        <w:spacing w:line="360" w:lineRule="auto"/>
+        <w:jc w:val="both"/>
+        <w:rPr>
+          <w:rFonts w:ascii="Liberation Serif" w:hAnsi="Liberation Serif" w:cs="Liberation Serif"/>
+          <w:sz w:val="28"/>
+          <w:szCs w:val="28"/>
+        </w:rPr>
+      </w:pPr>
+      <w:r>
+        <w:rPr>
+          <w:rFonts w:ascii="Liberation Serif" w:hAnsi="Liberation Serif" w:cs="Liberation Serif"/>
+          <w:sz w:val="28"/>
+          <w:szCs w:val="28"/>
+        </w:rPr>
+        <w:t>зарядку аккумуляторов (в стационарных пунктах или сменных батарей);</w:t>
+      </w:r>
+    </w:p>
+    <w:p>
+      <w:pPr>
+        <w:pStyle w:val="a7"/>
+        <w:numPr>
+          <w:ilvl w:val="1"/>
+          <w:numId w:val="15"/>
+        </w:numPr>
+        <w:spacing w:line="360" w:lineRule="auto"/>
+        <w:jc w:val="both"/>
+        <w:rPr>
+          <w:rFonts w:ascii="Liberation Serif" w:hAnsi="Liberation Serif" w:cs="Liberation Serif"/>
+          <w:sz w:val="28"/>
+          <w:szCs w:val="28"/>
+        </w:rPr>
+      </w:pPr>
+      <w:r>
+        <w:rPr>
+          <w:rFonts w:ascii="Liberation Serif" w:hAnsi="Liberation Serif" w:cs="Liberation Serif"/>
+          <w:sz w:val="28"/>
+          <w:szCs w:val="28"/>
+        </w:rPr>
+        <w:t>диагностику и ремонт неисправностей;</w:t>
+      </w:r>
+    </w:p>
+    <w:p>
+      <w:pPr>
+        <w:pStyle w:val="a7"/>
+        <w:numPr>
+          <w:ilvl w:val="1"/>
+          <w:numId w:val="15"/>
+        </w:numPr>
+        <w:spacing w:line="360" w:lineRule="auto"/>
+        <w:jc w:val="both"/>
+        <w:rPr>
+          <w:rFonts w:ascii="Liberation Serif" w:hAnsi="Liberation Serif" w:cs="Liberation Serif"/>
+          <w:sz w:val="28"/>
+          <w:szCs w:val="28"/>
+        </w:rPr>
+      </w:pPr>
+      <w:r>
+        <w:rPr>
+          <w:rFonts w:ascii="Liberation Serif" w:hAnsi="Liberation Serif" w:cs="Liberation Serif"/>
+          <w:sz w:val="28"/>
+          <w:szCs w:val="28"/>
+        </w:rPr>
+        <w:t>ведение журнала ремонтов.</w:t>
       </w:r>
     </w:p>
     <w:p>
@@ -1907,7 +2353,7 @@
         <w:pStyle w:val="a7"/>
         <w:numPr>
           <w:ilvl w:val="0"/>
-          <w:numId w:val="9"/>
+          <w:numId w:val="15"/>
         </w:numPr>
         <w:spacing w:line="360" w:lineRule="auto"/>
         <w:jc w:val="both"/>
@@ -1923,15 +2369,72 @@
           <w:sz w:val="28"/>
           <w:szCs w:val="28"/>
         </w:rPr>
-        <w:t>Несогласованность данных. В Excel невозможно в реальном времени отследить актуальный статус техники. Это приводит к двойным бронированиям, когда один и тот же скутер продают двум клиентам, или к выдаче техники, которая должна быть в ремонте .</w:t>
-      </w:r>
+        <w:t xml:space="preserve">Логисты и </w:t>
+      </w:r>
+      <w:proofErr w:type="spellStart"/>
+      <w:r>
+        <w:rPr>
+          <w:rFonts w:ascii="Liberation Serif" w:hAnsi="Liberation Serif" w:cs="Liberation Serif"/>
+          <w:sz w:val="28"/>
+          <w:szCs w:val="28"/>
+        </w:rPr>
+        <w:t>контролеры</w:t>
+      </w:r>
+      <w:proofErr w:type="spellEnd"/>
+      <w:r>
+        <w:rPr>
+          <w:rFonts w:ascii="Liberation Serif" w:hAnsi="Liberation Serif" w:cs="Liberation Serif"/>
+          <w:sz w:val="28"/>
+          <w:szCs w:val="28"/>
+        </w:rPr>
+        <w:t xml:space="preserve"> парковочного пространства. Эти сотрудники обеспечивают равномерное распределение техники по городу: в часы пик перевозят самокаты из мест скопления в менее </w:t>
+      </w:r>
+      <w:r>
+        <w:rPr>
+          <w:rFonts w:ascii="Liberation Serif" w:hAnsi="Liberation Serif" w:cs="Liberation Serif"/>
+          <w:sz w:val="28"/>
+          <w:szCs w:val="28"/>
+        </w:rPr>
+        <w:lastRenderedPageBreak/>
+        <w:t xml:space="preserve">насыщенные районы. Они также выявляют неправильно припаркованные СИМ и эвакуируют их (с помощью специального транспорта) на </w:t>
+      </w:r>
+      <w:proofErr w:type="spellStart"/>
+      <w:r>
+        <w:rPr>
+          <w:rFonts w:ascii="Liberation Serif" w:hAnsi="Liberation Serif" w:cs="Liberation Serif"/>
+          <w:sz w:val="28"/>
+          <w:szCs w:val="28"/>
+        </w:rPr>
+        <w:t>разрешенные</w:t>
+      </w:r>
+      <w:proofErr w:type="spellEnd"/>
+      <w:r>
+        <w:rPr>
+          <w:rFonts w:ascii="Liberation Serif" w:hAnsi="Liberation Serif" w:cs="Liberation Serif"/>
+          <w:sz w:val="28"/>
+          <w:szCs w:val="28"/>
+        </w:rPr>
+        <w:t xml:space="preserve"> парковки.</w:t>
+      </w:r>
+    </w:p>
+    <w:p>
+      <w:pPr>
+        <w:spacing w:line="360" w:lineRule="auto"/>
+        <w:ind w:left="708"/>
+        <w:jc w:val="both"/>
+        <w:rPr>
+          <w:rFonts w:ascii="Liberation Serif" w:hAnsi="Liberation Serif" w:cs="Liberation Serif"/>
+          <w:sz w:val="28"/>
+          <w:szCs w:val="28"/>
+        </w:rPr>
+      </w:pPr>
     </w:p>
     <w:p>
       <w:pPr>
         <w:pStyle w:val="a7"/>
         <w:numPr>
           <w:ilvl w:val="0"/>
-          <w:numId w:val="9"/>
+          <w:numId w:val="15"/>
         </w:numPr>
         <w:spacing w:line="360" w:lineRule="auto"/>
         <w:jc w:val="both"/>
@@ -1947,7 +2450,47 @@
           <w:sz w:val="28"/>
           <w:szCs w:val="28"/>
         </w:rPr>
-        <w:t>Сложность анализа. Чтобы посчитать прибыль по каждой единице техники или проанализировать долги клиентов, менеджерам приходится вручную сводить данные из разных таблиц, тратя часы времени и получая данные с задержкой.</w:t>
+        <w:t>Водители-перегонщики (в крупных компаниях). Используют микроавтобусы или прицепы для перемещения групп СИМ между районами.</w:t>
+      </w:r>
+    </w:p>
+    <w:p>
+      <w:pPr>
+        <w:spacing w:line="360" w:lineRule="auto"/>
+        <w:ind w:firstLine="709"/>
+        <w:jc w:val="both"/>
+        <w:rPr>
+          <w:rFonts w:ascii="Liberation Serif" w:hAnsi="Liberation Serif" w:cs="Liberation Serif"/>
+          <w:sz w:val="28"/>
+          <w:szCs w:val="28"/>
+        </w:rPr>
+      </w:pPr>
+      <w:r>
+        <w:rPr>
+          <w:rFonts w:ascii="Liberation Serif" w:hAnsi="Liberation Serif" w:cs="Liberation Serif"/>
+          <w:sz w:val="28"/>
+          <w:szCs w:val="28"/>
+        </w:rPr>
+        <w:t>Взаимодействие между отделами строится на обмене оперативной информацией: служба поддержки сообщает логистам о нарушениях, механики — о техническом состоянии, менеджеры — о прогнозируемом спросе.</w:t>
+      </w:r>
+    </w:p>
+    <w:p>
+      <w:pPr>
+        <w:spacing w:line="360" w:lineRule="auto"/>
+        <w:ind w:firstLine="709"/>
+        <w:jc w:val="both"/>
+        <w:rPr>
+          <w:rFonts w:ascii="Liberation Serif" w:hAnsi="Liberation Serif" w:cs="Liberation Serif"/>
+          <w:sz w:val="28"/>
+          <w:szCs w:val="28"/>
+        </w:rPr>
+      </w:pPr>
+      <w:r>
+        <w:rPr>
+          <w:rFonts w:ascii="Liberation Serif" w:hAnsi="Liberation Serif" w:cs="Liberation Serif"/>
+          <w:sz w:val="28"/>
+          <w:szCs w:val="28"/>
+        </w:rPr>
+        <w:t>Организационно-правовая форма предприятий проката чаще всего — ООО или ИП. Юридическое сопровождение включает:</w:t>
       </w:r>
     </w:p>
     <w:p>
@@ -1955,7 +2498,7 @@
         <w:pStyle w:val="a7"/>
         <w:numPr>
           <w:ilvl w:val="0"/>
-          <w:numId w:val="9"/>
+          <w:numId w:val="16"/>
         </w:numPr>
         <w:spacing w:line="360" w:lineRule="auto"/>
         <w:jc w:val="both"/>
@@ -1971,32 +2514,2480 @@
           <w:sz w:val="28"/>
           <w:szCs w:val="28"/>
         </w:rPr>
-        <w:t xml:space="preserve">Отсутствие единой базы клиентов. Информация о паспортных данных, истории аренды и задолженностях клиента часто хранится разрозненно, что усложняет проверку </w:t>
-      </w:r>
-      <w:r>
-        <w:rPr>
-          <w:rFonts w:ascii="Liberation Serif" w:hAnsi="Liberation Serif" w:cs="Liberation Serif"/>
-          <w:sz w:val="28"/>
-          <w:szCs w:val="28"/>
-        </w:rPr>
-        <w:t>благонадёжности</w:t>
-      </w:r>
-      <w:r>
-        <w:rPr>
-          <w:rFonts w:ascii="Liberation Serif" w:hAnsi="Liberation Serif" w:cs="Liberation Serif"/>
-          <w:sz w:val="28"/>
-          <w:szCs w:val="28"/>
-        </w:rPr>
-        <w:t xml:space="preserve"> при повторном обращении .</w:t>
+        <w:t>Договор аренды (оферта). Пользователь принимает условия публичной оферты при регистрации в приложении или подписывает бумажный договор. В договоре фиксируются:</w:t>
+      </w:r>
+    </w:p>
+    <w:p>
+      <w:pPr>
+        <w:pStyle w:val="a7"/>
+        <w:numPr>
+          <w:ilvl w:val="1"/>
+          <w:numId w:val="16"/>
+        </w:numPr>
+        <w:spacing w:line="360" w:lineRule="auto"/>
+        <w:jc w:val="both"/>
+        <w:rPr>
+          <w:rFonts w:ascii="Liberation Serif" w:hAnsi="Liberation Serif" w:cs="Liberation Serif"/>
+          <w:sz w:val="28"/>
+          <w:szCs w:val="28"/>
+        </w:rPr>
+      </w:pPr>
+      <w:r>
+        <w:rPr>
+          <w:rFonts w:ascii="Liberation Serif" w:hAnsi="Liberation Serif" w:cs="Liberation Serif"/>
+          <w:sz w:val="28"/>
+          <w:szCs w:val="28"/>
+        </w:rPr>
+        <w:t>предмет аренды (идентификатор техники);</w:t>
+      </w:r>
+    </w:p>
+    <w:p>
+      <w:pPr>
+        <w:pStyle w:val="a7"/>
+        <w:numPr>
+          <w:ilvl w:val="1"/>
+          <w:numId w:val="16"/>
+        </w:numPr>
+        <w:spacing w:line="360" w:lineRule="auto"/>
+        <w:jc w:val="both"/>
+        <w:rPr>
+          <w:rFonts w:ascii="Liberation Serif" w:hAnsi="Liberation Serif" w:cs="Liberation Serif"/>
+          <w:sz w:val="28"/>
+          <w:szCs w:val="28"/>
+        </w:rPr>
+      </w:pPr>
+      <w:r>
+        <w:rPr>
+          <w:rFonts w:ascii="Liberation Serif" w:hAnsi="Liberation Serif" w:cs="Liberation Serif"/>
+          <w:sz w:val="28"/>
+          <w:szCs w:val="28"/>
+        </w:rPr>
+        <w:t xml:space="preserve">тарифы и порядок </w:t>
+      </w:r>
+      <w:proofErr w:type="spellStart"/>
+      <w:r>
+        <w:rPr>
+          <w:rFonts w:ascii="Liberation Serif" w:hAnsi="Liberation Serif" w:cs="Liberation Serif"/>
+          <w:sz w:val="28"/>
+          <w:szCs w:val="28"/>
+        </w:rPr>
+        <w:t>расчетов</w:t>
+      </w:r>
+      <w:proofErr w:type="spellEnd"/>
+      <w:r>
+        <w:rPr>
+          <w:rFonts w:ascii="Liberation Serif" w:hAnsi="Liberation Serif" w:cs="Liberation Serif"/>
+          <w:sz w:val="28"/>
+          <w:szCs w:val="28"/>
+        </w:rPr>
+        <w:t>;</w:t>
+      </w:r>
+    </w:p>
+    <w:p>
+      <w:pPr>
+        <w:pStyle w:val="a7"/>
+        <w:numPr>
+          <w:ilvl w:val="1"/>
+          <w:numId w:val="16"/>
+        </w:numPr>
+        <w:spacing w:line="360" w:lineRule="auto"/>
+        <w:jc w:val="both"/>
+        <w:rPr>
+          <w:rFonts w:ascii="Liberation Serif" w:hAnsi="Liberation Serif" w:cs="Liberation Serif"/>
+          <w:sz w:val="28"/>
+          <w:szCs w:val="28"/>
+        </w:rPr>
+      </w:pPr>
+      <w:r>
+        <w:rPr>
+          <w:rFonts w:ascii="Liberation Serif" w:hAnsi="Liberation Serif" w:cs="Liberation Serif"/>
+          <w:sz w:val="28"/>
+          <w:szCs w:val="28"/>
+        </w:rPr>
+        <w:t>ответственность сторон (штрафы за повреждения, утерю);</w:t>
+      </w:r>
+    </w:p>
+    <w:p>
+      <w:pPr>
+        <w:pStyle w:val="a7"/>
+        <w:numPr>
+          <w:ilvl w:val="1"/>
+          <w:numId w:val="16"/>
+        </w:numPr>
+        <w:spacing w:line="360" w:lineRule="auto"/>
+        <w:jc w:val="both"/>
+        <w:rPr>
+          <w:rFonts w:ascii="Liberation Serif" w:hAnsi="Liberation Serif" w:cs="Liberation Serif"/>
+          <w:sz w:val="28"/>
+          <w:szCs w:val="28"/>
+        </w:rPr>
+      </w:pPr>
+      <w:r>
+        <w:rPr>
+          <w:rFonts w:ascii="Liberation Serif" w:hAnsi="Liberation Serif" w:cs="Liberation Serif"/>
+          <w:sz w:val="28"/>
+          <w:szCs w:val="28"/>
+        </w:rPr>
+        <w:t>размер залога (если требуется) и условия его возврата.</w:t>
+      </w:r>
+    </w:p>
+    <w:p>
+      <w:pPr>
+        <w:pStyle w:val="a7"/>
+        <w:numPr>
+          <w:ilvl w:val="0"/>
+          <w:numId w:val="16"/>
+        </w:numPr>
+        <w:rPr>
+          <w:rFonts w:ascii="Liberation Serif" w:hAnsi="Liberation Serif" w:cs="Liberation Serif"/>
+          <w:sz w:val="28"/>
+          <w:szCs w:val="28"/>
+        </w:rPr>
+      </w:pPr>
+      <w:r>
+        <w:rPr>
+          <w:rFonts w:ascii="Liberation Serif" w:hAnsi="Liberation Serif" w:cs="Liberation Serif"/>
+          <w:sz w:val="28"/>
+          <w:szCs w:val="28"/>
+        </w:rPr>
+        <w:t>Страхование. Многие компании страхуют ответственность перед третьими лицами и риски повреждения техники.</w:t>
+      </w:r>
+    </w:p>
+    <w:p>
+      <w:pPr>
+        <w:pStyle w:val="a7"/>
+        <w:numPr>
+          <w:ilvl w:val="0"/>
+          <w:numId w:val="16"/>
+        </w:numPr>
+        <w:spacing w:line="360" w:lineRule="auto"/>
+        <w:jc w:val="both"/>
+        <w:rPr>
+          <w:rFonts w:ascii="Liberation Serif" w:hAnsi="Liberation Serif" w:cs="Liberation Serif"/>
+          <w:sz w:val="28"/>
+          <w:szCs w:val="28"/>
+        </w:rPr>
+      </w:pPr>
+      <w:r>
+        <w:rPr>
+          <w:rFonts w:ascii="Liberation Serif" w:hAnsi="Liberation Serif" w:cs="Liberation Serif"/>
+          <w:sz w:val="28"/>
+          <w:szCs w:val="28"/>
+        </w:rPr>
+        <w:t>Тарифная политика.</w:t>
+      </w:r>
+    </w:p>
+    <w:p>
+      <w:pPr>
+        <w:pStyle w:val="a7"/>
+        <w:numPr>
+          <w:ilvl w:val="0"/>
+          <w:numId w:val="16"/>
+        </w:numPr>
+        <w:rPr>
+          <w:rFonts w:ascii="Liberation Serif" w:hAnsi="Liberation Serif" w:cs="Liberation Serif"/>
+          <w:sz w:val="28"/>
+          <w:szCs w:val="28"/>
+        </w:rPr>
+      </w:pPr>
+      <w:r>
+        <w:rPr>
+          <w:rFonts w:ascii="Liberation Serif" w:hAnsi="Liberation Serif" w:cs="Liberation Serif"/>
+          <w:sz w:val="28"/>
+          <w:szCs w:val="28"/>
+        </w:rPr>
+        <w:t>Штрафы и пени. За нарушение правил парковки, превышение скорости, передачу управления несовершеннолетнему и т.п. Суммы штрафов устанавливаются оператором и могут достигать нескольких тысяч рублей.</w:t>
       </w:r>
     </w:p>
     <w:p>
       <w:pPr>
         <w:pStyle w:val="2"/>
       </w:pPr>
-      <w:r>
+      <w:bookmarkStart w:id="4" w:name="_Toc223877666"/>
+      <w:r>
+        <w:lastRenderedPageBreak/>
+        <w:t>1.3 Ключевые бизнес-процессы проката</w:t>
+      </w:r>
+      <w:bookmarkEnd w:id="4"/>
+    </w:p>
+    <w:p>
+      <w:pPr>
+        <w:spacing w:line="360" w:lineRule="auto"/>
+        <w:ind w:firstLine="709"/>
+        <w:jc w:val="both"/>
+        <w:rPr>
+          <w:rFonts w:ascii="Liberation Serif" w:hAnsi="Liberation Serif" w:cs="Liberation Serif"/>
+          <w:sz w:val="28"/>
+          <w:szCs w:val="28"/>
+        </w:rPr>
+      </w:pPr>
+      <w:r>
+        <w:rPr>
+          <w:rFonts w:ascii="Liberation Serif" w:hAnsi="Liberation Serif" w:cs="Liberation Serif"/>
+          <w:sz w:val="28"/>
+          <w:szCs w:val="28"/>
+        </w:rPr>
+        <w:t>Детальное описание бизнес-процессов необходимо для выявления узких мест и определения требований к автоматизации. Каждый процесс рассматривается как последовательность операций с указанием входной информации, участников и результатов.</w:t>
+      </w:r>
+    </w:p>
+    <w:p>
+      <w:pPr>
+        <w:spacing w:line="360" w:lineRule="auto"/>
+        <w:ind w:firstLine="709"/>
+        <w:jc w:val="both"/>
+        <w:rPr>
+          <w:rFonts w:ascii="Liberation Serif" w:hAnsi="Liberation Serif" w:cs="Liberation Serif"/>
+          <w:sz w:val="28"/>
+          <w:szCs w:val="28"/>
+        </w:rPr>
+      </w:pPr>
+      <w:proofErr w:type="spellStart"/>
+      <w:r>
+        <w:rPr>
+          <w:rFonts w:ascii="Liberation Serif" w:hAnsi="Liberation Serif" w:cs="Liberation Serif"/>
+          <w:sz w:val="28"/>
+          <w:szCs w:val="28"/>
+        </w:rPr>
+        <w:t>Прием</w:t>
+      </w:r>
+      <w:proofErr w:type="spellEnd"/>
+      <w:r>
+        <w:rPr>
+          <w:rFonts w:ascii="Liberation Serif" w:hAnsi="Liberation Serif" w:cs="Liberation Serif"/>
+          <w:sz w:val="28"/>
+          <w:szCs w:val="28"/>
+        </w:rPr>
+        <w:t xml:space="preserve"> и обработка заказа от клиента</w:t>
+      </w:r>
+      <w:r>
+        <w:rPr>
+          <w:rFonts w:ascii="Liberation Serif" w:hAnsi="Liberation Serif" w:cs="Liberation Serif"/>
+          <w:sz w:val="28"/>
+          <w:szCs w:val="28"/>
+        </w:rPr>
+        <w:t xml:space="preserve">. </w:t>
+      </w:r>
+      <w:r>
+        <w:rPr>
+          <w:rFonts w:ascii="Liberation Serif" w:hAnsi="Liberation Serif" w:cs="Liberation Serif"/>
+          <w:sz w:val="28"/>
+          <w:szCs w:val="28"/>
+        </w:rPr>
+        <w:t>Этот процесс является первым контактом клиента с компанией и во многом определяет его впечатление о сервисе.</w:t>
+      </w:r>
+    </w:p>
+    <w:p>
+      <w:pPr>
+        <w:spacing w:line="360" w:lineRule="auto"/>
+        <w:ind w:firstLine="709"/>
+        <w:jc w:val="both"/>
+        <w:rPr>
+          <w:rFonts w:ascii="Liberation Serif" w:hAnsi="Liberation Serif" w:cs="Liberation Serif"/>
+          <w:sz w:val="28"/>
+          <w:szCs w:val="28"/>
+        </w:rPr>
+      </w:pPr>
+      <w:r>
+        <w:rPr>
+          <w:rFonts w:ascii="Liberation Serif" w:hAnsi="Liberation Serif" w:cs="Liberation Serif"/>
+          <w:sz w:val="28"/>
+          <w:szCs w:val="28"/>
+        </w:rPr>
+        <w:t xml:space="preserve">Процесс начинается с момента обращения клиента и заканчивается подтверждением доступности техники на нужное время. </w:t>
+      </w:r>
+      <w:proofErr w:type="gramStart"/>
+      <w:r>
+        <w:rPr>
+          <w:rFonts w:ascii="Liberation Serif" w:hAnsi="Liberation Serif" w:cs="Liberation Serif"/>
+          <w:sz w:val="28"/>
+          <w:szCs w:val="28"/>
+        </w:rPr>
+        <w:t>В зависимости от формата работы компании,</w:t>
+      </w:r>
+      <w:proofErr w:type="gramEnd"/>
+      <w:r>
+        <w:rPr>
+          <w:rFonts w:ascii="Liberation Serif" w:hAnsi="Liberation Serif" w:cs="Liberation Serif"/>
+          <w:sz w:val="28"/>
+          <w:szCs w:val="28"/>
+        </w:rPr>
+        <w:t xml:space="preserve"> этот этап может реализовываться по-разному, но его суть всегда сводится к тому, чтобы связать потребность клиента с конкретной свободной единицей техники.</w:t>
+      </w:r>
+    </w:p>
+    <w:p>
+      <w:pPr>
+        <w:spacing w:line="360" w:lineRule="auto"/>
+        <w:ind w:firstLine="709"/>
+        <w:jc w:val="both"/>
+        <w:rPr>
+          <w:rFonts w:ascii="Liberation Serif" w:hAnsi="Liberation Serif" w:cs="Liberation Serif"/>
+          <w:sz w:val="28"/>
+          <w:szCs w:val="28"/>
+        </w:rPr>
+      </w:pPr>
+      <w:r>
+        <w:rPr>
+          <w:rFonts w:ascii="Liberation Serif" w:hAnsi="Liberation Serif" w:cs="Liberation Serif"/>
+          <w:sz w:val="28"/>
+          <w:szCs w:val="28"/>
+        </w:rPr>
+        <w:t>В современной практике используются три основных канала: мобильное приложение (наиболее массовый для кикшеринга), личное обращение в стационарный пункт проката и, реже, телефонные звонки для предварительного бронирования сложных позиций. Каждый канал требует своего подхода к обработке: приложение работает автоматически, а личный контакт – с участием менеджера.</w:t>
+      </w:r>
+    </w:p>
+    <w:p>
+      <w:pPr>
+        <w:spacing w:line="360" w:lineRule="auto"/>
+        <w:ind w:firstLine="709"/>
+        <w:jc w:val="both"/>
+        <w:rPr>
+          <w:rFonts w:ascii="Liberation Serif" w:hAnsi="Liberation Serif" w:cs="Liberation Serif"/>
+          <w:sz w:val="28"/>
+          <w:szCs w:val="28"/>
+        </w:rPr>
+      </w:pPr>
+      <w:r>
+        <w:rPr>
+          <w:rFonts w:ascii="Liberation Serif" w:hAnsi="Liberation Serif" w:cs="Liberation Serif"/>
+          <w:sz w:val="28"/>
+          <w:szCs w:val="28"/>
+        </w:rPr>
+        <w:t xml:space="preserve">Менеджер или система обращаются к актуальным данным о статусе каждой единицы: доступен ли самокат, не находится ли он в ремонте, не забронирован ли уже на это время. При ручном </w:t>
+      </w:r>
+      <w:proofErr w:type="spellStart"/>
+      <w:r>
+        <w:rPr>
+          <w:rFonts w:ascii="Liberation Serif" w:hAnsi="Liberation Serif" w:cs="Liberation Serif"/>
+          <w:sz w:val="28"/>
+          <w:szCs w:val="28"/>
+        </w:rPr>
+        <w:t>учете</w:t>
+      </w:r>
+      <w:proofErr w:type="spellEnd"/>
+      <w:r>
+        <w:rPr>
+          <w:rFonts w:ascii="Liberation Serif" w:hAnsi="Liberation Serif" w:cs="Liberation Serif"/>
+          <w:sz w:val="28"/>
+          <w:szCs w:val="28"/>
+        </w:rPr>
+        <w:t xml:space="preserve"> эта операция требует сверки с несколькими источниками – бумажным журналом, записями о ремонтах, графиком бронирований.</w:t>
+      </w:r>
+    </w:p>
+    <w:p>
+      <w:pPr>
+        <w:spacing w:line="360" w:lineRule="auto"/>
+        <w:ind w:firstLine="709"/>
+        <w:jc w:val="both"/>
+        <w:rPr>
+          <w:rFonts w:ascii="Liberation Serif" w:hAnsi="Liberation Serif" w:cs="Liberation Serif"/>
+          <w:sz w:val="28"/>
+          <w:szCs w:val="28"/>
+        </w:rPr>
+      </w:pPr>
+      <w:r>
+        <w:rPr>
+          <w:rFonts w:ascii="Liberation Serif" w:hAnsi="Liberation Serif" w:cs="Liberation Serif"/>
+          <w:sz w:val="28"/>
+          <w:szCs w:val="28"/>
+        </w:rPr>
+        <w:t xml:space="preserve">Если нужная техника свободна, она закрепляется за клиентом на </w:t>
+      </w:r>
+      <w:proofErr w:type="spellStart"/>
+      <w:r>
+        <w:rPr>
+          <w:rFonts w:ascii="Liberation Serif" w:hAnsi="Liberation Serif" w:cs="Liberation Serif"/>
+          <w:sz w:val="28"/>
+          <w:szCs w:val="28"/>
+        </w:rPr>
+        <w:t>определенный</w:t>
+      </w:r>
+      <w:proofErr w:type="spellEnd"/>
+      <w:r>
+        <w:rPr>
+          <w:rFonts w:ascii="Liberation Serif" w:hAnsi="Liberation Serif" w:cs="Liberation Serif"/>
+          <w:sz w:val="28"/>
+          <w:szCs w:val="28"/>
+        </w:rPr>
+        <w:t xml:space="preserve"> срок. В приложениях это автоматическое резервирование на 10–15 минут, в стационарных пунктах – запись в журнале на более длительное </w:t>
+      </w:r>
+      <w:r>
+        <w:rPr>
+          <w:rFonts w:ascii="Liberation Serif" w:hAnsi="Liberation Serif" w:cs="Liberation Serif"/>
+          <w:sz w:val="28"/>
+          <w:szCs w:val="28"/>
+        </w:rPr>
+        <w:lastRenderedPageBreak/>
+        <w:t>время. Важно, чтобы в этот момент другие менеджеры или система видели, что техника уже занята.</w:t>
+      </w:r>
+    </w:p>
+    <w:p>
+      <w:pPr>
+        <w:spacing w:line="360" w:lineRule="auto"/>
+        <w:ind w:firstLine="709"/>
+        <w:jc w:val="both"/>
+        <w:rPr>
+          <w:rFonts w:ascii="Liberation Serif" w:hAnsi="Liberation Serif" w:cs="Liberation Serif"/>
+          <w:sz w:val="28"/>
+          <w:szCs w:val="28"/>
+        </w:rPr>
+      </w:pPr>
+      <w:r>
+        <w:rPr>
+          <w:rFonts w:ascii="Liberation Serif" w:hAnsi="Liberation Serif" w:cs="Liberation Serif"/>
+          <w:sz w:val="28"/>
+          <w:szCs w:val="28"/>
+        </w:rPr>
+        <w:t xml:space="preserve">Клиенту сообщается, что его заказ принят, и при необходимости уточняются детали – точное время начала аренды, место получения, условия оплаты. В идеальной модели клиент получает подтверждение в виде уведомления в приложении или </w:t>
+      </w:r>
+      <w:proofErr w:type="spellStart"/>
+      <w:r>
+        <w:rPr>
+          <w:rFonts w:ascii="Liberation Serif" w:hAnsi="Liberation Serif" w:cs="Liberation Serif"/>
+          <w:sz w:val="28"/>
+          <w:szCs w:val="28"/>
+        </w:rPr>
+        <w:t>СМС-сообщения</w:t>
+      </w:r>
+      <w:proofErr w:type="spellEnd"/>
+      <w:r>
+        <w:rPr>
+          <w:rFonts w:ascii="Liberation Serif" w:hAnsi="Liberation Serif" w:cs="Liberation Serif"/>
+          <w:sz w:val="28"/>
+          <w:szCs w:val="28"/>
+        </w:rPr>
+        <w:t>.</w:t>
+      </w:r>
+    </w:p>
+    <w:p>
+      <w:pPr>
+        <w:spacing w:line="360" w:lineRule="auto"/>
+        <w:ind w:firstLine="709"/>
+        <w:jc w:val="both"/>
+        <w:rPr>
+          <w:rFonts w:ascii="Liberation Serif" w:hAnsi="Liberation Serif" w:cs="Liberation Serif"/>
+          <w:sz w:val="28"/>
+          <w:szCs w:val="28"/>
+        </w:rPr>
+      </w:pPr>
+      <w:r>
+        <w:rPr>
+          <w:rFonts w:ascii="Liberation Serif" w:hAnsi="Liberation Serif" w:cs="Liberation Serif"/>
+          <w:sz w:val="28"/>
+          <w:szCs w:val="28"/>
+        </w:rPr>
+        <w:t xml:space="preserve">Юридическое закрепление отношений с клиентом – обязательный этап, который защищает компанию от финансовых потерь и </w:t>
+      </w:r>
+      <w:proofErr w:type="spellStart"/>
+      <w:r>
+        <w:rPr>
+          <w:rFonts w:ascii="Liberation Serif" w:hAnsi="Liberation Serif" w:cs="Liberation Serif"/>
+          <w:sz w:val="28"/>
+          <w:szCs w:val="28"/>
+        </w:rPr>
+        <w:t>создает</w:t>
+      </w:r>
+      <w:proofErr w:type="spellEnd"/>
+      <w:r>
+        <w:rPr>
+          <w:rFonts w:ascii="Liberation Serif" w:hAnsi="Liberation Serif" w:cs="Liberation Serif"/>
+          <w:sz w:val="28"/>
+          <w:szCs w:val="28"/>
+        </w:rPr>
+        <w:t xml:space="preserve"> правовую основу для взыскания штрафов или компенсаций. Процедура оформления может различаться по форме, но всегда включает одни и те же ключевые элементы</w:t>
+      </w:r>
+      <w:r>
+        <w:rPr>
+          <w:rFonts w:ascii="Liberation Serif" w:hAnsi="Liberation Serif" w:cs="Liberation Serif"/>
+          <w:sz w:val="28"/>
+          <w:szCs w:val="28"/>
+        </w:rPr>
+        <w:t>:</w:t>
+      </w:r>
+    </w:p>
+    <w:p>
+      <w:pPr>
+        <w:pStyle w:val="a7"/>
+        <w:numPr>
+          <w:ilvl w:val="0"/>
+          <w:numId w:val="18"/>
+        </w:numPr>
+        <w:spacing w:line="360" w:lineRule="auto"/>
+        <w:jc w:val="both"/>
+        <w:rPr>
+          <w:rFonts w:ascii="Liberation Serif" w:hAnsi="Liberation Serif" w:cs="Liberation Serif"/>
+          <w:sz w:val="28"/>
+          <w:szCs w:val="28"/>
+        </w:rPr>
+      </w:pPr>
+      <w:r>
+        <w:rPr>
+          <w:rFonts w:ascii="Liberation Serif" w:hAnsi="Liberation Serif" w:cs="Liberation Serif"/>
+          <w:sz w:val="28"/>
+          <w:szCs w:val="28"/>
+        </w:rPr>
+        <w:t xml:space="preserve">Идентификация клиента. Менеджер проверяет документ, удостоверяющий личность: для граждан РФ это паспорт, для иностранцев – паспорт с переводом и миграционная карта. В шеринговых сервисах идентификация проходит </w:t>
+      </w:r>
+      <w:proofErr w:type="spellStart"/>
+      <w:r>
+        <w:rPr>
+          <w:rFonts w:ascii="Liberation Serif" w:hAnsi="Liberation Serif" w:cs="Liberation Serif"/>
+          <w:sz w:val="28"/>
+          <w:szCs w:val="28"/>
+        </w:rPr>
+        <w:t>удаленно</w:t>
+      </w:r>
+      <w:proofErr w:type="spellEnd"/>
+      <w:r>
+        <w:rPr>
+          <w:rFonts w:ascii="Liberation Serif" w:hAnsi="Liberation Serif" w:cs="Liberation Serif"/>
+          <w:sz w:val="28"/>
+          <w:szCs w:val="28"/>
+        </w:rPr>
+        <w:t>, через загрузку фотографий документов и селфи, что требует наличия системы модерации.</w:t>
+      </w:r>
+    </w:p>
+    <w:p>
+      <w:pPr>
+        <w:pStyle w:val="a7"/>
+        <w:numPr>
+          <w:ilvl w:val="0"/>
+          <w:numId w:val="18"/>
+        </w:numPr>
+        <w:spacing w:line="360" w:lineRule="auto"/>
+        <w:jc w:val="both"/>
+        <w:rPr>
+          <w:rFonts w:ascii="Liberation Serif" w:hAnsi="Liberation Serif" w:cs="Liberation Serif"/>
+          <w:sz w:val="28"/>
+          <w:szCs w:val="28"/>
+        </w:rPr>
+      </w:pPr>
+      <w:r>
+        <w:rPr>
+          <w:rFonts w:ascii="Liberation Serif" w:hAnsi="Liberation Serif" w:cs="Liberation Serif"/>
+          <w:sz w:val="28"/>
+          <w:szCs w:val="28"/>
+        </w:rPr>
+        <w:t xml:space="preserve">Внесение данных в </w:t>
+      </w:r>
+      <w:proofErr w:type="spellStart"/>
+      <w:r>
+        <w:rPr>
+          <w:rFonts w:ascii="Liberation Serif" w:hAnsi="Liberation Serif" w:cs="Liberation Serif"/>
+          <w:sz w:val="28"/>
+          <w:szCs w:val="28"/>
+        </w:rPr>
+        <w:t>учетную</w:t>
+      </w:r>
+      <w:proofErr w:type="spellEnd"/>
+      <w:r>
+        <w:rPr>
+          <w:rFonts w:ascii="Liberation Serif" w:hAnsi="Liberation Serif" w:cs="Liberation Serif"/>
+          <w:sz w:val="28"/>
+          <w:szCs w:val="28"/>
+        </w:rPr>
+        <w:t xml:space="preserve"> систему. Фиксируются фамилия, имя, отчество, дата рождения, паспортные данные, адрес регистрации, контактный телефон и электронная почта. В бумажном варианте эти данные заносятся в договор вручную, в электронном – сохраняются в базе данных компании.</w:t>
+      </w:r>
+    </w:p>
+    <w:p>
+      <w:pPr>
+        <w:pStyle w:val="a7"/>
+        <w:numPr>
+          <w:ilvl w:val="0"/>
+          <w:numId w:val="18"/>
+        </w:numPr>
+        <w:spacing w:line="360" w:lineRule="auto"/>
+        <w:jc w:val="both"/>
+        <w:rPr>
+          <w:rFonts w:ascii="Liberation Serif" w:hAnsi="Liberation Serif" w:cs="Liberation Serif"/>
+          <w:sz w:val="28"/>
+          <w:szCs w:val="28"/>
+        </w:rPr>
+      </w:pPr>
+      <w:r>
+        <w:rPr>
+          <w:rFonts w:ascii="Liberation Serif" w:hAnsi="Liberation Serif" w:cs="Liberation Serif"/>
+          <w:sz w:val="28"/>
+          <w:szCs w:val="28"/>
+        </w:rPr>
+        <w:t>Ознакомление с условиями аренды. Клиенту разъясняются тарифы, правила эксплуатации техники, ответственность за повреждения и утрату, штрафные санкции за нарушения. В идеале клиент должен подтвердить, что ознакомлен с правилами, поставив подпись или отметку в приложении.</w:t>
+      </w:r>
+    </w:p>
+    <w:p>
+      <w:pPr>
+        <w:pStyle w:val="a7"/>
+        <w:numPr>
+          <w:ilvl w:val="0"/>
+          <w:numId w:val="18"/>
+        </w:numPr>
+        <w:spacing w:line="360" w:lineRule="auto"/>
+        <w:jc w:val="both"/>
+        <w:rPr>
+          <w:rFonts w:ascii="Liberation Serif" w:hAnsi="Liberation Serif" w:cs="Liberation Serif"/>
+          <w:sz w:val="28"/>
+          <w:szCs w:val="28"/>
+        </w:rPr>
+      </w:pPr>
+      <w:r>
+        <w:rPr>
+          <w:rFonts w:ascii="Liberation Serif" w:hAnsi="Liberation Serif" w:cs="Liberation Serif"/>
+          <w:sz w:val="28"/>
+          <w:szCs w:val="28"/>
+        </w:rPr>
+        <w:t xml:space="preserve">Подписание договора. В стационарных пунктах это бумажный документ в двух экземплярах. В шеринге – акцепт публичной </w:t>
+      </w:r>
+      <w:r>
+        <w:rPr>
+          <w:rFonts w:ascii="Liberation Serif" w:hAnsi="Liberation Serif" w:cs="Liberation Serif"/>
+          <w:sz w:val="28"/>
+          <w:szCs w:val="28"/>
+        </w:rPr>
+        <w:lastRenderedPageBreak/>
+        <w:t xml:space="preserve">оферты </w:t>
+      </w:r>
+      <w:proofErr w:type="spellStart"/>
+      <w:r>
+        <w:rPr>
+          <w:rFonts w:ascii="Liberation Serif" w:hAnsi="Liberation Serif" w:cs="Liberation Serif"/>
+          <w:sz w:val="28"/>
+          <w:szCs w:val="28"/>
+        </w:rPr>
+        <w:t>путем</w:t>
+      </w:r>
+      <w:proofErr w:type="spellEnd"/>
+      <w:r>
+        <w:rPr>
+          <w:rFonts w:ascii="Liberation Serif" w:hAnsi="Liberation Serif" w:cs="Liberation Serif"/>
+          <w:sz w:val="28"/>
+          <w:szCs w:val="28"/>
+        </w:rPr>
+        <w:t xml:space="preserve"> нажатия кнопки или оплаты первой минуты аренды. Электронная форма удобнее, но требует соблюдения законодательства об электронной подписи.</w:t>
+      </w:r>
+    </w:p>
+    <w:p>
+      <w:pPr>
+        <w:pStyle w:val="a7"/>
+        <w:numPr>
+          <w:ilvl w:val="0"/>
+          <w:numId w:val="18"/>
+        </w:numPr>
+        <w:spacing w:line="360" w:lineRule="auto"/>
+        <w:jc w:val="both"/>
+        <w:rPr>
+          <w:rFonts w:ascii="Liberation Serif" w:hAnsi="Liberation Serif" w:cs="Liberation Serif"/>
+          <w:sz w:val="28"/>
+          <w:szCs w:val="28"/>
+        </w:rPr>
+      </w:pPr>
+      <w:r>
+        <w:rPr>
+          <w:rFonts w:ascii="Liberation Serif" w:hAnsi="Liberation Serif" w:cs="Liberation Serif"/>
+          <w:sz w:val="28"/>
+          <w:szCs w:val="28"/>
+        </w:rPr>
+        <w:t>Фиксация залога. При аренде дорогостоящей техники, например скутеров, может взиматься залог. Он принимается наличными с выдачей квитанции или блокируется на банковской карте. Сумма залога и факт его внесения обязательно фиксируются в документах.</w:t>
+      </w:r>
+    </w:p>
+    <w:p>
+      <w:pPr>
+        <w:spacing w:line="360" w:lineRule="auto"/>
+        <w:ind w:firstLine="709"/>
+        <w:jc w:val="both"/>
+        <w:rPr>
+          <w:rFonts w:ascii="Liberation Serif" w:hAnsi="Liberation Serif" w:cs="Liberation Serif"/>
+          <w:sz w:val="28"/>
+          <w:szCs w:val="28"/>
+        </w:rPr>
+      </w:pPr>
+      <w:r>
+        <w:rPr>
+          <w:rFonts w:ascii="Liberation Serif" w:hAnsi="Liberation Serif" w:cs="Liberation Serif"/>
+          <w:sz w:val="28"/>
+          <w:szCs w:val="28"/>
+        </w:rPr>
+        <w:t xml:space="preserve">Физическая передача техники клиенту – момент, от которого зависит, насколько беспроблемно </w:t>
+      </w:r>
+      <w:proofErr w:type="spellStart"/>
+      <w:r>
+        <w:rPr>
+          <w:rFonts w:ascii="Liberation Serif" w:hAnsi="Liberation Serif" w:cs="Liberation Serif"/>
+          <w:sz w:val="28"/>
+          <w:szCs w:val="28"/>
+        </w:rPr>
+        <w:t>пройдет</w:t>
+      </w:r>
+      <w:proofErr w:type="spellEnd"/>
+      <w:r>
+        <w:rPr>
+          <w:rFonts w:ascii="Liberation Serif" w:hAnsi="Liberation Serif" w:cs="Liberation Serif"/>
+          <w:sz w:val="28"/>
+          <w:szCs w:val="28"/>
+        </w:rPr>
+        <w:t xml:space="preserve"> возврат. Главная задача этого этапа – зафиксировать состояние техники на момент выдачи и убедиться, что клиент понимает, как ей пользоваться</w:t>
+      </w:r>
+      <w:r>
+        <w:rPr>
+          <w:rFonts w:ascii="Liberation Serif" w:hAnsi="Liberation Serif" w:cs="Liberation Serif"/>
+          <w:sz w:val="28"/>
+          <w:szCs w:val="28"/>
+        </w:rPr>
+        <w:t>:</w:t>
+      </w:r>
+    </w:p>
+    <w:p>
+      <w:pPr>
+        <w:pStyle w:val="a7"/>
+        <w:numPr>
+          <w:ilvl w:val="0"/>
+          <w:numId w:val="19"/>
+        </w:numPr>
+        <w:spacing w:line="360" w:lineRule="auto"/>
+        <w:jc w:val="both"/>
+        <w:rPr>
+          <w:rFonts w:ascii="Liberation Serif" w:hAnsi="Liberation Serif" w:cs="Liberation Serif"/>
+          <w:sz w:val="28"/>
+          <w:szCs w:val="28"/>
+        </w:rPr>
+      </w:pPr>
+      <w:r>
+        <w:rPr>
+          <w:rFonts w:ascii="Liberation Serif" w:hAnsi="Liberation Serif" w:cs="Liberation Serif"/>
+          <w:sz w:val="28"/>
+          <w:szCs w:val="28"/>
+        </w:rPr>
+        <w:t xml:space="preserve">Совместный осмотр техники. Менеджер и клиент осматривают самокат или велосипед, проверяя внешний вид, комплектность, работу тормозов, фар, уровень заряда аккумулятора. Выявляются все видимые дефекты – царапины, вмятины, </w:t>
+      </w:r>
+      <w:proofErr w:type="spellStart"/>
+      <w:r>
+        <w:rPr>
+          <w:rFonts w:ascii="Liberation Serif" w:hAnsi="Liberation Serif" w:cs="Liberation Serif"/>
+          <w:sz w:val="28"/>
+          <w:szCs w:val="28"/>
+        </w:rPr>
+        <w:t>потертости</w:t>
+      </w:r>
+      <w:proofErr w:type="spellEnd"/>
+      <w:r>
+        <w:rPr>
+          <w:rFonts w:ascii="Liberation Serif" w:hAnsi="Liberation Serif" w:cs="Liberation Serif"/>
+          <w:sz w:val="28"/>
+          <w:szCs w:val="28"/>
+        </w:rPr>
+        <w:t>, неработающие элементы.</w:t>
+      </w:r>
+    </w:p>
+    <w:p>
+      <w:pPr>
+        <w:pStyle w:val="a7"/>
+        <w:numPr>
+          <w:ilvl w:val="0"/>
+          <w:numId w:val="19"/>
+        </w:numPr>
+        <w:spacing w:line="360" w:lineRule="auto"/>
+        <w:jc w:val="both"/>
+        <w:rPr>
+          <w:rFonts w:ascii="Liberation Serif" w:hAnsi="Liberation Serif" w:cs="Liberation Serif"/>
+          <w:sz w:val="28"/>
+          <w:szCs w:val="28"/>
+        </w:rPr>
+      </w:pPr>
+      <w:r>
+        <w:rPr>
+          <w:rFonts w:ascii="Liberation Serif" w:hAnsi="Liberation Serif" w:cs="Liberation Serif"/>
+          <w:sz w:val="28"/>
+          <w:szCs w:val="28"/>
+        </w:rPr>
+        <w:t xml:space="preserve">Фиксация состояния. Все обнаруженные повреждения заносятся в акт </w:t>
+      </w:r>
+      <w:proofErr w:type="spellStart"/>
+      <w:r>
+        <w:rPr>
+          <w:rFonts w:ascii="Liberation Serif" w:hAnsi="Liberation Serif" w:cs="Liberation Serif"/>
+          <w:sz w:val="28"/>
+          <w:szCs w:val="28"/>
+        </w:rPr>
+        <w:t>приема</w:t>
+      </w:r>
+      <w:proofErr w:type="spellEnd"/>
+      <w:r>
+        <w:rPr>
+          <w:rFonts w:ascii="Liberation Serif" w:hAnsi="Liberation Serif" w:cs="Liberation Serif"/>
+          <w:sz w:val="28"/>
+          <w:szCs w:val="28"/>
+        </w:rPr>
+        <w:t xml:space="preserve">-передачи. В идеале к акту прилагаются фотографии, сделанные в момент выдачи, – это наиболее </w:t>
+      </w:r>
+      <w:proofErr w:type="spellStart"/>
+      <w:r>
+        <w:rPr>
+          <w:rFonts w:ascii="Liberation Serif" w:hAnsi="Liberation Serif" w:cs="Liberation Serif"/>
+          <w:sz w:val="28"/>
+          <w:szCs w:val="28"/>
+        </w:rPr>
+        <w:t>надежное</w:t>
+      </w:r>
+      <w:proofErr w:type="spellEnd"/>
+      <w:r>
+        <w:rPr>
+          <w:rFonts w:ascii="Liberation Serif" w:hAnsi="Liberation Serif" w:cs="Liberation Serif"/>
+          <w:sz w:val="28"/>
+          <w:szCs w:val="28"/>
+        </w:rPr>
+        <w:t xml:space="preserve"> доказательство того, что дефекты существовали до начала аренды. В шеринговых приложениях клиента обязывают сфотографировать самокат перед стартом.</w:t>
+      </w:r>
+    </w:p>
+    <w:p>
+      <w:pPr>
+        <w:pStyle w:val="a7"/>
+        <w:numPr>
+          <w:ilvl w:val="0"/>
+          <w:numId w:val="19"/>
+        </w:numPr>
+        <w:spacing w:line="360" w:lineRule="auto"/>
+        <w:jc w:val="both"/>
+        <w:rPr>
+          <w:rFonts w:ascii="Liberation Serif" w:hAnsi="Liberation Serif" w:cs="Liberation Serif"/>
+          <w:sz w:val="28"/>
+          <w:szCs w:val="28"/>
+        </w:rPr>
+      </w:pPr>
+      <w:r>
+        <w:rPr>
+          <w:rFonts w:ascii="Liberation Serif" w:hAnsi="Liberation Serif" w:cs="Liberation Serif"/>
+          <w:sz w:val="28"/>
+          <w:szCs w:val="28"/>
+        </w:rPr>
+        <w:t>Инструктаж клиента. Менеджер объясняет, как включить технику, как переключать скорости, где находится замок, напоминает правила дорожного движения и скоростные ограничения. В некоторых компаниях клиент ставит подпись о прохождении инструктажа, что снижает риски при ДТП.</w:t>
+      </w:r>
+    </w:p>
+    <w:p>
+      <w:pPr>
+        <w:pStyle w:val="a7"/>
+        <w:numPr>
+          <w:ilvl w:val="0"/>
+          <w:numId w:val="19"/>
+        </w:numPr>
+        <w:spacing w:line="360" w:lineRule="auto"/>
+        <w:jc w:val="both"/>
+        <w:rPr>
+          <w:rFonts w:ascii="Liberation Serif" w:hAnsi="Liberation Serif" w:cs="Liberation Serif"/>
+          <w:sz w:val="28"/>
+          <w:szCs w:val="28"/>
+        </w:rPr>
+      </w:pPr>
+      <w:r>
+        <w:rPr>
+          <w:rFonts w:ascii="Liberation Serif" w:hAnsi="Liberation Serif" w:cs="Liberation Serif"/>
+          <w:sz w:val="28"/>
+          <w:szCs w:val="28"/>
+        </w:rPr>
+        <w:lastRenderedPageBreak/>
+        <w:t xml:space="preserve">Активация аренды. В системе или журнале фиксируется точное время начала использования. В приложении это происходит автоматически при нажатии кнопки «Начать поездку», в пункте проката – записью времени в акте и выдачей ключей. С этого момента начинается </w:t>
+      </w:r>
+      <w:proofErr w:type="spellStart"/>
+      <w:r>
+        <w:rPr>
+          <w:rFonts w:ascii="Liberation Serif" w:hAnsi="Liberation Serif" w:cs="Liberation Serif"/>
+          <w:sz w:val="28"/>
+          <w:szCs w:val="28"/>
+        </w:rPr>
+        <w:t>расчет</w:t>
+      </w:r>
+      <w:proofErr w:type="spellEnd"/>
+      <w:r>
+        <w:rPr>
+          <w:rFonts w:ascii="Liberation Serif" w:hAnsi="Liberation Serif" w:cs="Liberation Serif"/>
+          <w:sz w:val="28"/>
+          <w:szCs w:val="28"/>
+        </w:rPr>
+        <w:t xml:space="preserve"> стоимости.</w:t>
+      </w:r>
+    </w:p>
+    <w:p>
+      <w:pPr>
+        <w:pStyle w:val="a7"/>
+        <w:spacing w:line="360" w:lineRule="auto"/>
+        <w:ind w:left="0" w:firstLine="709"/>
+        <w:jc w:val="both"/>
+        <w:rPr>
+          <w:rFonts w:ascii="Liberation Serif" w:hAnsi="Liberation Serif" w:cs="Liberation Serif"/>
+          <w:sz w:val="28"/>
+          <w:szCs w:val="28"/>
+        </w:rPr>
+      </w:pPr>
+      <w:r>
+        <w:rPr>
+          <w:rFonts w:ascii="Liberation Serif" w:hAnsi="Liberation Serif" w:cs="Liberation Serif"/>
+          <w:sz w:val="28"/>
+          <w:szCs w:val="28"/>
+        </w:rPr>
+        <w:t xml:space="preserve">Обеспечение исправности парка – процесс, который </w:t>
+      </w:r>
+      <w:proofErr w:type="spellStart"/>
+      <w:r>
+        <w:rPr>
+          <w:rFonts w:ascii="Liberation Serif" w:hAnsi="Liberation Serif" w:cs="Liberation Serif"/>
+          <w:sz w:val="28"/>
+          <w:szCs w:val="28"/>
+        </w:rPr>
+        <w:t>идет</w:t>
+      </w:r>
+      <w:proofErr w:type="spellEnd"/>
+      <w:r>
+        <w:rPr>
+          <w:rFonts w:ascii="Liberation Serif" w:hAnsi="Liberation Serif" w:cs="Liberation Serif"/>
+          <w:sz w:val="28"/>
+          <w:szCs w:val="28"/>
+        </w:rPr>
+        <w:t xml:space="preserve"> непрерывно и требует участия разных сотрудников. От его качества зависит безопасность клиентов и срок службы каждого самоката или велосипеда</w:t>
+      </w:r>
+      <w:r>
+        <w:rPr>
+          <w:rFonts w:ascii="Liberation Serif" w:hAnsi="Liberation Serif" w:cs="Liberation Serif"/>
+          <w:sz w:val="28"/>
+          <w:szCs w:val="28"/>
+        </w:rPr>
+        <w:t>:</w:t>
+      </w:r>
+    </w:p>
+    <w:p>
+      <w:pPr>
+        <w:pStyle w:val="a7"/>
+        <w:numPr>
+          <w:ilvl w:val="0"/>
+          <w:numId w:val="20"/>
+        </w:numPr>
+        <w:spacing w:line="360" w:lineRule="auto"/>
+        <w:jc w:val="both"/>
+        <w:rPr>
+          <w:rFonts w:ascii="Liberation Serif" w:hAnsi="Liberation Serif" w:cs="Liberation Serif"/>
+          <w:sz w:val="28"/>
+          <w:szCs w:val="28"/>
+        </w:rPr>
+      </w:pPr>
+      <w:r>
+        <w:rPr>
+          <w:rFonts w:ascii="Liberation Serif" w:hAnsi="Liberation Serif" w:cs="Liberation Serif"/>
+          <w:sz w:val="28"/>
+          <w:szCs w:val="28"/>
+        </w:rPr>
+        <w:t xml:space="preserve">Плановые технические осмотры. По регламенту механики проверяют каждую единицу техники с </w:t>
+      </w:r>
+      <w:proofErr w:type="spellStart"/>
+      <w:r>
+        <w:rPr>
+          <w:rFonts w:ascii="Liberation Serif" w:hAnsi="Liberation Serif" w:cs="Liberation Serif"/>
+          <w:sz w:val="28"/>
+          <w:szCs w:val="28"/>
+        </w:rPr>
+        <w:t>определенной</w:t>
+      </w:r>
+      <w:proofErr w:type="spellEnd"/>
+      <w:r>
+        <w:rPr>
+          <w:rFonts w:ascii="Liberation Serif" w:hAnsi="Liberation Serif" w:cs="Liberation Serif"/>
+          <w:sz w:val="28"/>
+          <w:szCs w:val="28"/>
+        </w:rPr>
+        <w:t xml:space="preserve"> периодичностью – ежедневно, еженедельно или после </w:t>
+      </w:r>
+      <w:proofErr w:type="spellStart"/>
+      <w:r>
+        <w:rPr>
+          <w:rFonts w:ascii="Liberation Serif" w:hAnsi="Liberation Serif" w:cs="Liberation Serif"/>
+          <w:sz w:val="28"/>
+          <w:szCs w:val="28"/>
+        </w:rPr>
+        <w:t>определенного</w:t>
+      </w:r>
+      <w:proofErr w:type="spellEnd"/>
+      <w:r>
+        <w:rPr>
+          <w:rFonts w:ascii="Liberation Serif" w:hAnsi="Liberation Serif" w:cs="Liberation Serif"/>
+          <w:sz w:val="28"/>
+          <w:szCs w:val="28"/>
+        </w:rPr>
+        <w:t xml:space="preserve"> пробега. Проверяются тормозная система, шины, электроника, аккумуляторы, крепления. Результаты осмотра фиксируются в журнале или электронном паспорте техники.</w:t>
+      </w:r>
+    </w:p>
+    <w:p>
+      <w:pPr>
+        <w:pStyle w:val="a7"/>
+        <w:numPr>
+          <w:ilvl w:val="0"/>
+          <w:numId w:val="20"/>
+        </w:numPr>
+        <w:spacing w:line="360" w:lineRule="auto"/>
+        <w:jc w:val="both"/>
+        <w:rPr>
+          <w:rFonts w:ascii="Liberation Serif" w:hAnsi="Liberation Serif" w:cs="Liberation Serif"/>
+          <w:sz w:val="28"/>
+          <w:szCs w:val="28"/>
+        </w:rPr>
+      </w:pPr>
+      <w:r>
+        <w:rPr>
+          <w:rFonts w:ascii="Liberation Serif" w:hAnsi="Liberation Serif" w:cs="Liberation Serif"/>
+          <w:sz w:val="28"/>
+          <w:szCs w:val="28"/>
+        </w:rPr>
+        <w:t>Мониторинг в процессе аренды. Современные электросамокаты оснащаются GPS-трекерами и датчиками, которые передают информацию о местоположении, скорости, уровне заряда и даже о резких ударах (возможных ДТП). Система может автоматически сигнализировать о нештатных ситуациях – например, если самокат долго стоит без движения в неположенном месте.</w:t>
+      </w:r>
+    </w:p>
+    <w:p>
+      <w:pPr>
+        <w:pStyle w:val="a7"/>
+        <w:numPr>
+          <w:ilvl w:val="0"/>
+          <w:numId w:val="20"/>
+        </w:numPr>
+        <w:spacing w:line="360" w:lineRule="auto"/>
+        <w:jc w:val="both"/>
+        <w:rPr>
+          <w:rFonts w:ascii="Liberation Serif" w:hAnsi="Liberation Serif" w:cs="Liberation Serif"/>
+          <w:sz w:val="28"/>
+          <w:szCs w:val="28"/>
+        </w:rPr>
+      </w:pPr>
+      <w:r>
+        <w:rPr>
+          <w:rFonts w:ascii="Liberation Serif" w:hAnsi="Liberation Serif" w:cs="Liberation Serif"/>
+          <w:sz w:val="28"/>
+          <w:szCs w:val="28"/>
+        </w:rPr>
+        <w:t>Внеплановый ремонт. При выявлении неисправности – по жалобе клиента, при возврате или по данным телеметрии – техника направляется в ремонт. Механик проводит диагностику, определяет необходимые запчасти, выполняет работы и тестирует самокат перед возвращением в парк.</w:t>
+      </w:r>
+    </w:p>
+    <w:p>
+      <w:pPr>
+        <w:pStyle w:val="a7"/>
+        <w:numPr>
+          <w:ilvl w:val="0"/>
+          <w:numId w:val="20"/>
+        </w:numPr>
+        <w:spacing w:line="360" w:lineRule="auto"/>
+        <w:jc w:val="both"/>
+        <w:rPr>
+          <w:rFonts w:ascii="Liberation Serif" w:hAnsi="Liberation Serif" w:cs="Liberation Serif"/>
+          <w:sz w:val="28"/>
+          <w:szCs w:val="28"/>
+        </w:rPr>
+      </w:pPr>
+      <w:proofErr w:type="spellStart"/>
+      <w:r>
+        <w:rPr>
+          <w:rFonts w:ascii="Liberation Serif" w:hAnsi="Liberation Serif" w:cs="Liberation Serif"/>
+          <w:sz w:val="28"/>
+          <w:szCs w:val="28"/>
+        </w:rPr>
+        <w:t>Учет</w:t>
+      </w:r>
+      <w:proofErr w:type="spellEnd"/>
+      <w:r>
+        <w:rPr>
+          <w:rFonts w:ascii="Liberation Serif" w:hAnsi="Liberation Serif" w:cs="Liberation Serif"/>
+          <w:sz w:val="28"/>
+          <w:szCs w:val="28"/>
+        </w:rPr>
+        <w:t xml:space="preserve"> запчастей и расходных материалов. В процессе обслуживания </w:t>
+      </w:r>
+      <w:proofErr w:type="spellStart"/>
+      <w:r>
+        <w:rPr>
+          <w:rFonts w:ascii="Liberation Serif" w:hAnsi="Liberation Serif" w:cs="Liberation Serif"/>
+          <w:sz w:val="28"/>
+          <w:szCs w:val="28"/>
+        </w:rPr>
+        <w:t>ведется</w:t>
+      </w:r>
+      <w:proofErr w:type="spellEnd"/>
+      <w:r>
+        <w:rPr>
+          <w:rFonts w:ascii="Liberation Serif" w:hAnsi="Liberation Serif" w:cs="Liberation Serif"/>
+          <w:sz w:val="28"/>
+          <w:szCs w:val="28"/>
+        </w:rPr>
+        <w:t xml:space="preserve"> </w:t>
+      </w:r>
+      <w:proofErr w:type="spellStart"/>
+      <w:r>
+        <w:rPr>
+          <w:rFonts w:ascii="Liberation Serif" w:hAnsi="Liberation Serif" w:cs="Liberation Serif"/>
+          <w:sz w:val="28"/>
+          <w:szCs w:val="28"/>
+        </w:rPr>
+        <w:t>учет</w:t>
+      </w:r>
+      <w:proofErr w:type="spellEnd"/>
+      <w:r>
+        <w:rPr>
+          <w:rFonts w:ascii="Liberation Serif" w:hAnsi="Liberation Serif" w:cs="Liberation Serif"/>
+          <w:sz w:val="28"/>
+          <w:szCs w:val="28"/>
+        </w:rPr>
+        <w:t xml:space="preserve"> того, какие детали заменялись, когда и на каком самокате. Это позволяет планировать закупки, </w:t>
+      </w:r>
+      <w:r>
+        <w:rPr>
+          <w:rFonts w:ascii="Liberation Serif" w:hAnsi="Liberation Serif" w:cs="Liberation Serif"/>
+          <w:sz w:val="28"/>
+          <w:szCs w:val="28"/>
+        </w:rPr>
+        <w:lastRenderedPageBreak/>
+        <w:t xml:space="preserve">отслеживать гарантийные случаи и анализировать </w:t>
+      </w:r>
+      <w:proofErr w:type="spellStart"/>
+      <w:r>
+        <w:rPr>
+          <w:rFonts w:ascii="Liberation Serif" w:hAnsi="Liberation Serif" w:cs="Liberation Serif"/>
+          <w:sz w:val="28"/>
+          <w:szCs w:val="28"/>
+        </w:rPr>
+        <w:t>надежность</w:t>
+      </w:r>
+      <w:proofErr w:type="spellEnd"/>
+      <w:r>
+        <w:rPr>
+          <w:rFonts w:ascii="Liberation Serif" w:hAnsi="Liberation Serif" w:cs="Liberation Serif"/>
+          <w:sz w:val="28"/>
+          <w:szCs w:val="28"/>
+        </w:rPr>
+        <w:t xml:space="preserve"> разных моделей.</w:t>
+      </w:r>
+    </w:p>
+    <w:p>
+      <w:pPr>
+        <w:spacing w:line="360" w:lineRule="auto"/>
+        <w:ind w:firstLine="709"/>
+        <w:jc w:val="both"/>
+        <w:rPr>
+          <w:rFonts w:ascii="Liberation Serif" w:hAnsi="Liberation Serif" w:cs="Liberation Serif"/>
+          <w:sz w:val="28"/>
+          <w:szCs w:val="28"/>
+        </w:rPr>
+      </w:pPr>
+      <w:r>
+        <w:rPr>
+          <w:rFonts w:ascii="Liberation Serif" w:hAnsi="Liberation Serif" w:cs="Liberation Serif"/>
+          <w:sz w:val="28"/>
+          <w:szCs w:val="28"/>
+        </w:rPr>
+        <w:t xml:space="preserve">Завершающий этап аренды, на котором формируется итоговая сумма к оплате и закрываются обязательства сторон. Здесь важно правильно оценить состояние </w:t>
+      </w:r>
+      <w:proofErr w:type="spellStart"/>
+      <w:r>
+        <w:rPr>
+          <w:rFonts w:ascii="Liberation Serif" w:hAnsi="Liberation Serif" w:cs="Liberation Serif"/>
+          <w:sz w:val="28"/>
+          <w:szCs w:val="28"/>
+        </w:rPr>
+        <w:t>возвращенной</w:t>
+      </w:r>
+      <w:proofErr w:type="spellEnd"/>
+      <w:r>
+        <w:rPr>
+          <w:rFonts w:ascii="Liberation Serif" w:hAnsi="Liberation Serif" w:cs="Liberation Serif"/>
+          <w:sz w:val="28"/>
+          <w:szCs w:val="28"/>
+        </w:rPr>
+        <w:t xml:space="preserve"> техники и корректно применить все тарифы и штрафы</w:t>
+      </w:r>
+      <w:r>
+        <w:rPr>
+          <w:rFonts w:ascii="Liberation Serif" w:hAnsi="Liberation Serif" w:cs="Liberation Serif"/>
+          <w:sz w:val="28"/>
+          <w:szCs w:val="28"/>
+        </w:rPr>
+        <w:t>:</w:t>
+      </w:r>
+    </w:p>
+    <w:p>
+      <w:pPr>
+        <w:pStyle w:val="a7"/>
+        <w:numPr>
+          <w:ilvl w:val="0"/>
+          <w:numId w:val="21"/>
+        </w:numPr>
+        <w:spacing w:line="360" w:lineRule="auto"/>
+        <w:jc w:val="both"/>
+        <w:rPr>
+          <w:rFonts w:ascii="Liberation Serif" w:hAnsi="Liberation Serif" w:cs="Liberation Serif"/>
+          <w:sz w:val="28"/>
+          <w:szCs w:val="28"/>
+        </w:rPr>
+      </w:pPr>
+      <w:r>
+        <w:rPr>
+          <w:rFonts w:ascii="Liberation Serif" w:hAnsi="Liberation Serif" w:cs="Liberation Serif"/>
+          <w:sz w:val="28"/>
+          <w:szCs w:val="28"/>
+        </w:rPr>
+        <w:t>Осмотр техники при возврате. Менеджер или система сравнивают текущее состояние самоката с тем, что было зафиксировано при выдаче. Выявляются новые повреждения, проверяется комплектность, уровень заряда (если это оговорено правилами), чистота. В шеринге клиент также должен сфотографировать самокат после парковки.</w:t>
+      </w:r>
+    </w:p>
+    <w:p>
+      <w:pPr>
+        <w:pStyle w:val="a7"/>
+        <w:numPr>
+          <w:ilvl w:val="0"/>
+          <w:numId w:val="21"/>
+        </w:numPr>
+        <w:spacing w:line="360" w:lineRule="auto"/>
+        <w:jc w:val="both"/>
+        <w:rPr>
+          <w:rFonts w:ascii="Liberation Serif" w:hAnsi="Liberation Serif" w:cs="Liberation Serif"/>
+          <w:sz w:val="28"/>
+          <w:szCs w:val="28"/>
+        </w:rPr>
+      </w:pPr>
+      <w:r>
+        <w:rPr>
+          <w:rFonts w:ascii="Liberation Serif" w:hAnsi="Liberation Serif" w:cs="Liberation Serif"/>
+          <w:sz w:val="28"/>
+          <w:szCs w:val="28"/>
+        </w:rPr>
+        <w:t>Фиксация выявленных несоответствий. Если обнаружены новые дефекты, они документируются – описываются в акте и фотографируются. Это основание для начисления штрафа. Если повреждений нет, делается отметка о возврате в надлежащем состоянии.</w:t>
+      </w:r>
+    </w:p>
+    <w:p>
+      <w:pPr>
+        <w:pStyle w:val="a7"/>
+        <w:numPr>
+          <w:ilvl w:val="0"/>
+          <w:numId w:val="21"/>
+        </w:numPr>
+        <w:spacing w:line="360" w:lineRule="auto"/>
+        <w:jc w:val="both"/>
+        <w:rPr>
+          <w:rFonts w:ascii="Liberation Serif" w:hAnsi="Liberation Serif" w:cs="Liberation Serif"/>
+          <w:sz w:val="28"/>
+          <w:szCs w:val="28"/>
+        </w:rPr>
+      </w:pPr>
+      <w:proofErr w:type="spellStart"/>
+      <w:r>
+        <w:rPr>
+          <w:rFonts w:ascii="Liberation Serif" w:hAnsi="Liberation Serif" w:cs="Liberation Serif"/>
+          <w:sz w:val="28"/>
+          <w:szCs w:val="28"/>
+        </w:rPr>
+        <w:t>Расчет</w:t>
+      </w:r>
+      <w:proofErr w:type="spellEnd"/>
+      <w:r>
+        <w:rPr>
+          <w:rFonts w:ascii="Liberation Serif" w:hAnsi="Liberation Serif" w:cs="Liberation Serif"/>
+          <w:sz w:val="28"/>
+          <w:szCs w:val="28"/>
+        </w:rPr>
+        <w:t xml:space="preserve"> итоговой стоимости. Вычисляется время аренды от момента старта до момента финиша. К базовой стоимости по тарифу добавляются штрафы за повреждения, возврат с низким зарядом, неправильную парковку и другие нарушения. Вычитаются бонусы и скидки, если они предусмотрены.</w:t>
+      </w:r>
+    </w:p>
+    <w:p>
+      <w:pPr>
+        <w:pStyle w:val="a7"/>
+        <w:numPr>
+          <w:ilvl w:val="0"/>
+          <w:numId w:val="21"/>
+        </w:numPr>
+        <w:spacing w:line="360" w:lineRule="auto"/>
+        <w:jc w:val="both"/>
+        <w:rPr>
+          <w:rFonts w:ascii="Liberation Serif" w:hAnsi="Liberation Serif" w:cs="Liberation Serif"/>
+          <w:sz w:val="28"/>
+          <w:szCs w:val="28"/>
+        </w:rPr>
+      </w:pPr>
+      <w:r>
+        <w:rPr>
+          <w:rFonts w:ascii="Liberation Serif" w:hAnsi="Liberation Serif" w:cs="Liberation Serif"/>
+          <w:sz w:val="28"/>
+          <w:szCs w:val="28"/>
+        </w:rPr>
+        <w:t>Списание средств и завершение аренды. Окончательная сумма списывается с карты клиента или удерживается из залога. В системе статус техники меняется на «доступен», «на зарядке» или «в ремонте» – в зависимости от результатов осмотра. Клиенту направляется электронный чек.</w:t>
+      </w:r>
+    </w:p>
+    <w:p>
+      <w:pPr>
+        <w:pStyle w:val="2"/>
+      </w:pPr>
+      <w:bookmarkStart w:id="5" w:name="_Toc223877667"/>
+      <w:r>
+        <w:lastRenderedPageBreak/>
+        <w:t>1.4 Проблема несогласованности при базовой автоматизации</w:t>
+      </w:r>
+      <w:bookmarkEnd w:id="5"/>
+    </w:p>
+    <w:p>
+      <w:pPr>
+        <w:spacing w:line="360" w:lineRule="auto"/>
+        <w:ind w:firstLine="709"/>
+        <w:jc w:val="both"/>
+        <w:rPr>
+          <w:rFonts w:ascii="Liberation Serif" w:hAnsi="Liberation Serif" w:cs="Liberation Serif"/>
+          <w:sz w:val="28"/>
+          <w:szCs w:val="28"/>
+        </w:rPr>
+      </w:pPr>
+      <w:r>
+        <w:rPr>
+          <w:rFonts w:ascii="Liberation Serif" w:hAnsi="Liberation Serif" w:cs="Liberation Serif"/>
+          <w:sz w:val="28"/>
+          <w:szCs w:val="28"/>
+        </w:rPr>
+        <w:t xml:space="preserve">Многие компании на старте используют для управления простые и доступные инструменты – электронные таблицы вроде Excel, бумажные журналы, записи в блокнотах. Пока бизнес невелик, такой подход может работать, но по мере роста парка и клиентской базы недостатки ручного </w:t>
+      </w:r>
+      <w:proofErr w:type="spellStart"/>
+      <w:r>
+        <w:rPr>
+          <w:rFonts w:ascii="Liberation Serif" w:hAnsi="Liberation Serif" w:cs="Liberation Serif"/>
+          <w:sz w:val="28"/>
+          <w:szCs w:val="28"/>
+        </w:rPr>
+        <w:t>учета</w:t>
+      </w:r>
+      <w:proofErr w:type="spellEnd"/>
+      <w:r>
+        <w:rPr>
+          <w:rFonts w:ascii="Liberation Serif" w:hAnsi="Liberation Serif" w:cs="Liberation Serif"/>
+          <w:sz w:val="28"/>
+          <w:szCs w:val="28"/>
+        </w:rPr>
+        <w:t xml:space="preserve"> становятся критическими.</w:t>
+      </w:r>
+    </w:p>
+    <w:p>
+      <w:pPr>
+        <w:spacing w:line="360" w:lineRule="auto"/>
+        <w:ind w:firstLine="709"/>
+        <w:jc w:val="both"/>
+        <w:rPr>
+          <w:rFonts w:ascii="Liberation Serif" w:hAnsi="Liberation Serif" w:cs="Liberation Serif"/>
+          <w:sz w:val="28"/>
+          <w:szCs w:val="28"/>
+        </w:rPr>
+      </w:pPr>
+      <w:r>
+        <w:rPr>
+          <w:rFonts w:ascii="Liberation Serif" w:hAnsi="Liberation Serif" w:cs="Liberation Serif"/>
+          <w:sz w:val="28"/>
+          <w:szCs w:val="28"/>
+        </w:rPr>
+        <w:t xml:space="preserve">Любая ручная операция </w:t>
+      </w:r>
+      <w:proofErr w:type="spellStart"/>
+      <w:r>
+        <w:rPr>
+          <w:rFonts w:ascii="Liberation Serif" w:hAnsi="Liberation Serif" w:cs="Liberation Serif"/>
+          <w:sz w:val="28"/>
+          <w:szCs w:val="28"/>
+        </w:rPr>
+        <w:t>несет</w:t>
+      </w:r>
+      <w:proofErr w:type="spellEnd"/>
+      <w:r>
+        <w:rPr>
+          <w:rFonts w:ascii="Liberation Serif" w:hAnsi="Liberation Serif" w:cs="Liberation Serif"/>
+          <w:sz w:val="28"/>
+          <w:szCs w:val="28"/>
+        </w:rPr>
+        <w:t xml:space="preserve"> в себе риск человеческой ошибки, и </w:t>
+      </w:r>
+      <w:proofErr w:type="spellStart"/>
+      <w:r>
+        <w:rPr>
+          <w:rFonts w:ascii="Liberation Serif" w:hAnsi="Liberation Serif" w:cs="Liberation Serif"/>
+          <w:sz w:val="28"/>
+          <w:szCs w:val="28"/>
+        </w:rPr>
+        <w:t>учет</w:t>
+      </w:r>
+      <w:proofErr w:type="spellEnd"/>
+      <w:r>
+        <w:rPr>
+          <w:rFonts w:ascii="Liberation Serif" w:hAnsi="Liberation Serif" w:cs="Liberation Serif"/>
+          <w:sz w:val="28"/>
+          <w:szCs w:val="28"/>
+        </w:rPr>
+        <w:t xml:space="preserve"> аренды – не исключение. Менеджеры работают с большим </w:t>
+      </w:r>
+      <w:proofErr w:type="spellStart"/>
+      <w:r>
+        <w:rPr>
+          <w:rFonts w:ascii="Liberation Serif" w:hAnsi="Liberation Serif" w:cs="Liberation Serif"/>
+          <w:sz w:val="28"/>
+          <w:szCs w:val="28"/>
+        </w:rPr>
+        <w:t>объемом</w:t>
+      </w:r>
+      <w:proofErr w:type="spellEnd"/>
+      <w:r>
+        <w:rPr>
+          <w:rFonts w:ascii="Liberation Serif" w:hAnsi="Liberation Serif" w:cs="Liberation Serif"/>
+          <w:sz w:val="28"/>
+          <w:szCs w:val="28"/>
+        </w:rPr>
+        <w:t xml:space="preserve"> информации, и опечатки, пропуски, неверные записи становятся обычным делом</w:t>
+      </w:r>
+      <w:r>
+        <w:rPr>
+          <w:rFonts w:ascii="Liberation Serif" w:hAnsi="Liberation Serif" w:cs="Liberation Serif"/>
+          <w:sz w:val="28"/>
+          <w:szCs w:val="28"/>
+        </w:rPr>
+        <w:t>:</w:t>
+      </w:r>
+    </w:p>
+    <w:p>
+      <w:pPr>
+        <w:pStyle w:val="a7"/>
+        <w:numPr>
+          <w:ilvl w:val="0"/>
+          <w:numId w:val="22"/>
+        </w:numPr>
+        <w:spacing w:line="360" w:lineRule="auto"/>
+        <w:jc w:val="both"/>
+        <w:rPr>
+          <w:rFonts w:ascii="Liberation Serif" w:hAnsi="Liberation Serif" w:cs="Liberation Serif"/>
+          <w:sz w:val="28"/>
+          <w:szCs w:val="28"/>
+        </w:rPr>
+      </w:pPr>
+      <w:r>
+        <w:rPr>
+          <w:rFonts w:ascii="Liberation Serif" w:hAnsi="Liberation Serif" w:cs="Liberation Serif"/>
+          <w:sz w:val="28"/>
+          <w:szCs w:val="28"/>
+        </w:rPr>
+        <w:t>Ошибки в персональных данных. При внесении паспортных данных вручную легко перепутать цифры в серии и номере, ошибиться в фамилии или дате рождения. Впоследствии это делает невозможным идентификацию клиента при взыскании штрафов через суд или при обращении правоохранительных органов.</w:t>
+      </w:r>
+    </w:p>
+    <w:p>
+      <w:pPr>
+        <w:pStyle w:val="a7"/>
+        <w:numPr>
+          <w:ilvl w:val="0"/>
+          <w:numId w:val="22"/>
+        </w:numPr>
+        <w:spacing w:line="360" w:lineRule="auto"/>
+        <w:jc w:val="both"/>
+        <w:rPr>
+          <w:rFonts w:ascii="Liberation Serif" w:hAnsi="Liberation Serif" w:cs="Liberation Serif"/>
+          <w:sz w:val="28"/>
+          <w:szCs w:val="28"/>
+        </w:rPr>
+      </w:pPr>
+      <w:r>
+        <w:rPr>
+          <w:rFonts w:ascii="Liberation Serif" w:hAnsi="Liberation Serif" w:cs="Liberation Serif"/>
+          <w:sz w:val="28"/>
+          <w:szCs w:val="28"/>
+        </w:rPr>
+        <w:t xml:space="preserve">Арифметические ошибки. </w:t>
+      </w:r>
+      <w:proofErr w:type="spellStart"/>
+      <w:r>
+        <w:rPr>
+          <w:rFonts w:ascii="Liberation Serif" w:hAnsi="Liberation Serif" w:cs="Liberation Serif"/>
+          <w:sz w:val="28"/>
+          <w:szCs w:val="28"/>
+        </w:rPr>
+        <w:t>Расчет</w:t>
+      </w:r>
+      <w:proofErr w:type="spellEnd"/>
+      <w:r>
+        <w:rPr>
+          <w:rFonts w:ascii="Liberation Serif" w:hAnsi="Liberation Serif" w:cs="Liberation Serif"/>
+          <w:sz w:val="28"/>
+          <w:szCs w:val="28"/>
+        </w:rPr>
+        <w:t xml:space="preserve"> стоимости аренды, особенно при сложных тарифах (первые 30 минут по одной цене, далее по другой, плюс штрафы и скидки), вручную чреват ошибками. Клиент может быть недоволен переплатой, а компания – недополучить деньги.</w:t>
+      </w:r>
+    </w:p>
+    <w:p>
+      <w:pPr>
+        <w:pStyle w:val="a7"/>
+        <w:numPr>
+          <w:ilvl w:val="0"/>
+          <w:numId w:val="22"/>
+        </w:numPr>
+        <w:spacing w:line="360" w:lineRule="auto"/>
+        <w:jc w:val="both"/>
+        <w:rPr>
+          <w:rFonts w:ascii="Liberation Serif" w:hAnsi="Liberation Serif" w:cs="Liberation Serif"/>
+          <w:sz w:val="28"/>
+          <w:szCs w:val="28"/>
+        </w:rPr>
+      </w:pPr>
+      <w:r>
+        <w:rPr>
+          <w:rFonts w:ascii="Liberation Serif" w:hAnsi="Liberation Serif" w:cs="Liberation Serif"/>
+          <w:sz w:val="28"/>
+          <w:szCs w:val="28"/>
+        </w:rPr>
+        <w:t xml:space="preserve">Пропуск записей. В суете рабочего дня менеджер может забыть внести в журнал факт выдачи или возврата. В результате техника числится то ли в аренде, то ли доступна, а фактическое </w:t>
+      </w:r>
+      <w:proofErr w:type="spellStart"/>
+      <w:r>
+        <w:rPr>
+          <w:rFonts w:ascii="Liberation Serif" w:hAnsi="Liberation Serif" w:cs="Liberation Serif"/>
+          <w:sz w:val="28"/>
+          <w:szCs w:val="28"/>
+        </w:rPr>
+        <w:t>ее</w:t>
+      </w:r>
+      <w:proofErr w:type="spellEnd"/>
+      <w:r>
+        <w:rPr>
+          <w:rFonts w:ascii="Liberation Serif" w:hAnsi="Liberation Serif" w:cs="Liberation Serif"/>
+          <w:sz w:val="28"/>
+          <w:szCs w:val="28"/>
+        </w:rPr>
+        <w:t xml:space="preserve"> местонахождение неизвестно.</w:t>
+      </w:r>
+    </w:p>
+    <w:p>
+      <w:pPr>
+        <w:pStyle w:val="a7"/>
+        <w:numPr>
+          <w:ilvl w:val="0"/>
+          <w:numId w:val="22"/>
+        </w:numPr>
+        <w:spacing w:line="360" w:lineRule="auto"/>
+        <w:jc w:val="both"/>
+        <w:rPr>
+          <w:rFonts w:ascii="Liberation Serif" w:hAnsi="Liberation Serif" w:cs="Liberation Serif"/>
+          <w:sz w:val="28"/>
+          <w:szCs w:val="28"/>
+        </w:rPr>
+      </w:pPr>
+      <w:r>
+        <w:rPr>
+          <w:rFonts w:ascii="Liberation Serif" w:hAnsi="Liberation Serif" w:cs="Liberation Serif"/>
+          <w:sz w:val="28"/>
+          <w:szCs w:val="28"/>
+        </w:rPr>
+        <w:t xml:space="preserve">Дублирование данных. Один и тот же </w:t>
+      </w:r>
+      <w:proofErr w:type="gramStart"/>
+      <w:r>
+        <w:rPr>
+          <w:rFonts w:ascii="Liberation Serif" w:hAnsi="Liberation Serif" w:cs="Liberation Serif"/>
+          <w:sz w:val="28"/>
+          <w:szCs w:val="28"/>
+        </w:rPr>
+        <w:t>самокат может быть</w:t>
+      </w:r>
+      <w:proofErr w:type="gramEnd"/>
+      <w:r>
+        <w:rPr>
+          <w:rFonts w:ascii="Liberation Serif" w:hAnsi="Liberation Serif" w:cs="Liberation Serif"/>
+          <w:sz w:val="28"/>
+          <w:szCs w:val="28"/>
+        </w:rPr>
+        <w:t xml:space="preserve"> </w:t>
+      </w:r>
+      <w:proofErr w:type="spellStart"/>
+      <w:r>
+        <w:rPr>
+          <w:rFonts w:ascii="Liberation Serif" w:hAnsi="Liberation Serif" w:cs="Liberation Serif"/>
+          <w:sz w:val="28"/>
+          <w:szCs w:val="28"/>
+        </w:rPr>
+        <w:t>внесен</w:t>
+      </w:r>
+      <w:proofErr w:type="spellEnd"/>
+      <w:r>
+        <w:rPr>
+          <w:rFonts w:ascii="Liberation Serif" w:hAnsi="Liberation Serif" w:cs="Liberation Serif"/>
+          <w:sz w:val="28"/>
+          <w:szCs w:val="28"/>
+        </w:rPr>
+        <w:t xml:space="preserve"> в разные списки с разными статусами, что </w:t>
+      </w:r>
+      <w:proofErr w:type="spellStart"/>
+      <w:r>
+        <w:rPr>
+          <w:rFonts w:ascii="Liberation Serif" w:hAnsi="Liberation Serif" w:cs="Liberation Serif"/>
+          <w:sz w:val="28"/>
+          <w:szCs w:val="28"/>
+        </w:rPr>
+        <w:t>создает</w:t>
+      </w:r>
+      <w:proofErr w:type="spellEnd"/>
+      <w:r>
+        <w:rPr>
+          <w:rFonts w:ascii="Liberation Serif" w:hAnsi="Liberation Serif" w:cs="Liberation Serif"/>
+          <w:sz w:val="28"/>
+          <w:szCs w:val="28"/>
+        </w:rPr>
+        <w:t xml:space="preserve"> путаницу и требует дополнительного времени на сверку.</w:t>
+      </w:r>
+    </w:p>
+    <w:p>
+      <w:pPr>
+        <w:pStyle w:val="a7"/>
+        <w:spacing w:line="360" w:lineRule="auto"/>
+        <w:ind w:left="0" w:firstLine="709"/>
+        <w:jc w:val="both"/>
+        <w:rPr>
+          <w:rFonts w:ascii="Liberation Serif" w:hAnsi="Liberation Serif" w:cs="Liberation Serif"/>
+          <w:sz w:val="28"/>
+          <w:szCs w:val="28"/>
+        </w:rPr>
+      </w:pPr>
+      <w:r>
+        <w:rPr>
+          <w:rFonts w:ascii="Liberation Serif" w:hAnsi="Liberation Serif" w:cs="Liberation Serif"/>
+          <w:sz w:val="28"/>
+          <w:szCs w:val="28"/>
+        </w:rPr>
+        <w:lastRenderedPageBreak/>
+        <w:t xml:space="preserve">В электронных таблицах или бумажных журналах статус каждой единицы – «доступен», «в аренде», «в ремонте» – обновляется вручную. Это </w:t>
+      </w:r>
+      <w:proofErr w:type="spellStart"/>
+      <w:r>
+        <w:rPr>
+          <w:rFonts w:ascii="Liberation Serif" w:hAnsi="Liberation Serif" w:cs="Liberation Serif"/>
+          <w:sz w:val="28"/>
+          <w:szCs w:val="28"/>
+        </w:rPr>
+        <w:t>создает</w:t>
+      </w:r>
+      <w:proofErr w:type="spellEnd"/>
+      <w:r>
+        <w:rPr>
+          <w:rFonts w:ascii="Liberation Serif" w:hAnsi="Liberation Serif" w:cs="Liberation Serif"/>
+          <w:sz w:val="28"/>
+          <w:szCs w:val="28"/>
+        </w:rPr>
+        <w:t xml:space="preserve"> ситуацию, когда разные сотрудники видят разную картину</w:t>
+      </w:r>
+      <w:r>
+        <w:rPr>
+          <w:rFonts w:ascii="Liberation Serif" w:hAnsi="Liberation Serif" w:cs="Liberation Serif"/>
+          <w:sz w:val="28"/>
+          <w:szCs w:val="28"/>
+        </w:rPr>
+        <w:t>:</w:t>
+      </w:r>
+    </w:p>
+    <w:p>
+      <w:pPr>
+        <w:pStyle w:val="a7"/>
+        <w:numPr>
+          <w:ilvl w:val="0"/>
+          <w:numId w:val="23"/>
+        </w:numPr>
+        <w:spacing w:line="360" w:lineRule="auto"/>
+        <w:jc w:val="both"/>
+        <w:rPr>
+          <w:rFonts w:ascii="Liberation Serif" w:hAnsi="Liberation Serif" w:cs="Liberation Serif"/>
+          <w:sz w:val="28"/>
+          <w:szCs w:val="28"/>
+        </w:rPr>
+      </w:pPr>
+      <w:r>
+        <w:rPr>
+          <w:rFonts w:ascii="Liberation Serif" w:hAnsi="Liberation Serif" w:cs="Liberation Serif"/>
+          <w:sz w:val="28"/>
+          <w:szCs w:val="28"/>
+        </w:rPr>
+        <w:t>Двойное бронирование. Два менеджера могут пообещать один и тот же самокат разным клиентам, потому что один не успел внести запись, а другой не проверил актуальные данные. Приходит первый клиент – самокат выдан, приходит второй – самоката нет. Оба недовольны, репутация компании падает.</w:t>
+      </w:r>
+    </w:p>
+    <w:p>
+      <w:pPr>
+        <w:pStyle w:val="a7"/>
+        <w:numPr>
+          <w:ilvl w:val="0"/>
+          <w:numId w:val="23"/>
+        </w:numPr>
+        <w:spacing w:line="360" w:lineRule="auto"/>
+        <w:jc w:val="both"/>
+        <w:rPr>
+          <w:rFonts w:ascii="Liberation Serif" w:hAnsi="Liberation Serif" w:cs="Liberation Serif"/>
+          <w:sz w:val="28"/>
+          <w:szCs w:val="28"/>
+        </w:rPr>
+      </w:pPr>
+      <w:r>
+        <w:rPr>
+          <w:rFonts w:ascii="Liberation Serif" w:hAnsi="Liberation Serif" w:cs="Liberation Serif"/>
+          <w:sz w:val="28"/>
+          <w:szCs w:val="28"/>
+        </w:rPr>
+        <w:t xml:space="preserve">Выдача неисправной техники. Если самокат находится в ремонте, но статус в таблице не </w:t>
+      </w:r>
+      <w:proofErr w:type="spellStart"/>
+      <w:r>
+        <w:rPr>
+          <w:rFonts w:ascii="Liberation Serif" w:hAnsi="Liberation Serif" w:cs="Liberation Serif"/>
+          <w:sz w:val="28"/>
+          <w:szCs w:val="28"/>
+        </w:rPr>
+        <w:t>обновлен</w:t>
+      </w:r>
+      <w:proofErr w:type="spellEnd"/>
+      <w:r>
+        <w:rPr>
+          <w:rFonts w:ascii="Liberation Serif" w:hAnsi="Liberation Serif" w:cs="Liberation Serif"/>
+          <w:sz w:val="28"/>
+          <w:szCs w:val="28"/>
+        </w:rPr>
+        <w:t>, менеджер может выдать его клиенту. Поломка в пути чревата не только испорченным отдыхом, но и травмами, а также дополнительными расходами на эвакуацию и ремонт.</w:t>
+      </w:r>
+    </w:p>
+    <w:p>
+      <w:pPr>
+        <w:pStyle w:val="a7"/>
+        <w:numPr>
+          <w:ilvl w:val="0"/>
+          <w:numId w:val="23"/>
+        </w:numPr>
+        <w:spacing w:line="360" w:lineRule="auto"/>
+        <w:jc w:val="both"/>
+        <w:rPr>
+          <w:rFonts w:ascii="Liberation Serif" w:hAnsi="Liberation Serif" w:cs="Liberation Serif"/>
+          <w:sz w:val="28"/>
+          <w:szCs w:val="28"/>
+        </w:rPr>
+      </w:pPr>
+      <w:r>
+        <w:rPr>
+          <w:rFonts w:ascii="Liberation Serif" w:hAnsi="Liberation Serif" w:cs="Liberation Serif"/>
+          <w:sz w:val="28"/>
+          <w:szCs w:val="28"/>
+        </w:rPr>
+        <w:t xml:space="preserve">Потеря техники. Если при возврате не изменить статус на «доступен», а клиент </w:t>
+      </w:r>
+      <w:proofErr w:type="spellStart"/>
+      <w:r>
+        <w:rPr>
+          <w:rFonts w:ascii="Liberation Serif" w:hAnsi="Liberation Serif" w:cs="Liberation Serif"/>
+          <w:sz w:val="28"/>
+          <w:szCs w:val="28"/>
+        </w:rPr>
+        <w:t>ушел</w:t>
+      </w:r>
+      <w:proofErr w:type="spellEnd"/>
+      <w:r>
+        <w:rPr>
+          <w:rFonts w:ascii="Liberation Serif" w:hAnsi="Liberation Serif" w:cs="Liberation Serif"/>
+          <w:sz w:val="28"/>
+          <w:szCs w:val="28"/>
+        </w:rPr>
+        <w:t>, самокат может остаться на улице, числясь в аренде. Пока ошибка обнаружится, технику могут украсть или повредить.</w:t>
+      </w:r>
+    </w:p>
+    <w:p>
+      <w:pPr>
+        <w:pStyle w:val="a7"/>
+        <w:spacing w:line="360" w:lineRule="auto"/>
+        <w:ind w:left="0" w:firstLine="709"/>
+        <w:jc w:val="both"/>
+        <w:rPr>
+          <w:rFonts w:ascii="Liberation Serif" w:hAnsi="Liberation Serif" w:cs="Liberation Serif"/>
+          <w:sz w:val="28"/>
+          <w:szCs w:val="28"/>
+        </w:rPr>
+      </w:pPr>
+      <w:r>
+        <w:rPr>
+          <w:rFonts w:ascii="Liberation Serif" w:hAnsi="Liberation Serif" w:cs="Liberation Serif"/>
+          <w:sz w:val="28"/>
+          <w:szCs w:val="28"/>
+        </w:rPr>
+        <w:t xml:space="preserve">Чтобы понять, как работает бизнес, владельцу нужны </w:t>
+      </w:r>
+      <w:proofErr w:type="spellStart"/>
+      <w:r>
+        <w:rPr>
+          <w:rFonts w:ascii="Liberation Serif" w:hAnsi="Liberation Serif" w:cs="Liberation Serif"/>
+          <w:sz w:val="28"/>
+          <w:szCs w:val="28"/>
+        </w:rPr>
+        <w:t>отчеты</w:t>
+      </w:r>
+      <w:proofErr w:type="spellEnd"/>
+      <w:r>
+        <w:rPr>
+          <w:rFonts w:ascii="Liberation Serif" w:hAnsi="Liberation Serif" w:cs="Liberation Serif"/>
+          <w:sz w:val="28"/>
+          <w:szCs w:val="28"/>
+        </w:rPr>
+        <w:t xml:space="preserve"> – о выручке, загрузке, популярности моделей. В условиях ручного </w:t>
+      </w:r>
+      <w:proofErr w:type="spellStart"/>
+      <w:r>
+        <w:rPr>
+          <w:rFonts w:ascii="Liberation Serif" w:hAnsi="Liberation Serif" w:cs="Liberation Serif"/>
+          <w:sz w:val="28"/>
+          <w:szCs w:val="28"/>
+        </w:rPr>
+        <w:t>учета</w:t>
+      </w:r>
+      <w:proofErr w:type="spellEnd"/>
+      <w:r>
+        <w:rPr>
+          <w:rFonts w:ascii="Liberation Serif" w:hAnsi="Liberation Serif" w:cs="Liberation Serif"/>
+          <w:sz w:val="28"/>
+          <w:szCs w:val="28"/>
+        </w:rPr>
+        <w:t xml:space="preserve"> получение таких данных превращается в </w:t>
+      </w:r>
+      <w:proofErr w:type="spellStart"/>
+      <w:r>
+        <w:rPr>
+          <w:rFonts w:ascii="Liberation Serif" w:hAnsi="Liberation Serif" w:cs="Liberation Serif"/>
+          <w:sz w:val="28"/>
+          <w:szCs w:val="28"/>
+        </w:rPr>
+        <w:t>трудоемкую</w:t>
+      </w:r>
+      <w:proofErr w:type="spellEnd"/>
+      <w:r>
+        <w:rPr>
+          <w:rFonts w:ascii="Liberation Serif" w:hAnsi="Liberation Serif" w:cs="Liberation Serif"/>
+          <w:sz w:val="28"/>
+          <w:szCs w:val="28"/>
+        </w:rPr>
+        <w:t xml:space="preserve"> задачу</w:t>
+      </w:r>
+      <w:r>
+        <w:rPr>
+          <w:rFonts w:ascii="Liberation Serif" w:hAnsi="Liberation Serif" w:cs="Liberation Serif"/>
+          <w:sz w:val="28"/>
+          <w:szCs w:val="28"/>
+        </w:rPr>
+        <w:t>:</w:t>
+      </w:r>
+    </w:p>
+    <w:p>
+      <w:pPr>
+        <w:pStyle w:val="a7"/>
+        <w:numPr>
+          <w:ilvl w:val="0"/>
+          <w:numId w:val="24"/>
+        </w:numPr>
+        <w:spacing w:line="360" w:lineRule="auto"/>
+        <w:jc w:val="both"/>
+        <w:rPr>
+          <w:rFonts w:ascii="Liberation Serif" w:hAnsi="Liberation Serif" w:cs="Liberation Serif"/>
+          <w:sz w:val="28"/>
+          <w:szCs w:val="28"/>
+        </w:rPr>
+      </w:pPr>
+      <w:proofErr w:type="spellStart"/>
+      <w:r>
+        <w:rPr>
+          <w:rFonts w:ascii="Liberation Serif" w:hAnsi="Liberation Serif" w:cs="Liberation Serif"/>
+          <w:sz w:val="28"/>
+          <w:szCs w:val="28"/>
+        </w:rPr>
+        <w:t>Трудоемкость</w:t>
+      </w:r>
+      <w:proofErr w:type="spellEnd"/>
+      <w:r>
+        <w:rPr>
+          <w:rFonts w:ascii="Liberation Serif" w:hAnsi="Liberation Serif" w:cs="Liberation Serif"/>
+          <w:sz w:val="28"/>
+          <w:szCs w:val="28"/>
+        </w:rPr>
+        <w:t xml:space="preserve"> сбора данных. Для формирования </w:t>
+      </w:r>
+      <w:proofErr w:type="spellStart"/>
+      <w:r>
+        <w:rPr>
+          <w:rFonts w:ascii="Liberation Serif" w:hAnsi="Liberation Serif" w:cs="Liberation Serif"/>
+          <w:sz w:val="28"/>
+          <w:szCs w:val="28"/>
+        </w:rPr>
+        <w:t>отчета</w:t>
+      </w:r>
+      <w:proofErr w:type="spellEnd"/>
+      <w:r>
+        <w:rPr>
+          <w:rFonts w:ascii="Liberation Serif" w:hAnsi="Liberation Serif" w:cs="Liberation Serif"/>
+          <w:sz w:val="28"/>
+          <w:szCs w:val="28"/>
+        </w:rPr>
+        <w:t xml:space="preserve"> о прибыли за месяц необходимо собрать данные из нескольких источников: журнала выдачи, записей о штрафах, списка тарифов, ведомостей о ремонтах. Все это нужно вручную свести в одну таблицу, проверить и пересчитать. Процесс может занять несколько дней.</w:t>
+      </w:r>
+    </w:p>
+    <w:p>
+      <w:pPr>
+        <w:pStyle w:val="a7"/>
+        <w:numPr>
+          <w:ilvl w:val="0"/>
+          <w:numId w:val="24"/>
+        </w:numPr>
+        <w:spacing w:line="360" w:lineRule="auto"/>
+        <w:jc w:val="both"/>
+        <w:rPr>
+          <w:rFonts w:ascii="Liberation Serif" w:hAnsi="Liberation Serif" w:cs="Liberation Serif"/>
+          <w:sz w:val="28"/>
+          <w:szCs w:val="28"/>
+        </w:rPr>
+      </w:pPr>
+      <w:r>
+        <w:rPr>
+          <w:rFonts w:ascii="Liberation Serif" w:hAnsi="Liberation Serif" w:cs="Liberation Serif"/>
+          <w:sz w:val="28"/>
+          <w:szCs w:val="28"/>
+        </w:rPr>
+        <w:t xml:space="preserve">Задержка в получении информации. </w:t>
+      </w:r>
+      <w:proofErr w:type="spellStart"/>
+      <w:r>
+        <w:rPr>
+          <w:rFonts w:ascii="Liberation Serif" w:hAnsi="Liberation Serif" w:cs="Liberation Serif"/>
+          <w:sz w:val="28"/>
+          <w:szCs w:val="28"/>
+        </w:rPr>
+        <w:t>Отчет</w:t>
+      </w:r>
+      <w:proofErr w:type="spellEnd"/>
+      <w:r>
+        <w:rPr>
+          <w:rFonts w:ascii="Liberation Serif" w:hAnsi="Liberation Serif" w:cs="Liberation Serif"/>
+          <w:sz w:val="28"/>
+          <w:szCs w:val="28"/>
+        </w:rPr>
+        <w:t xml:space="preserve"> за прошедший месяц часто готовится к </w:t>
+      </w:r>
+      <w:proofErr w:type="gramStart"/>
+      <w:r>
+        <w:rPr>
+          <w:rFonts w:ascii="Liberation Serif" w:hAnsi="Liberation Serif" w:cs="Liberation Serif"/>
+          <w:sz w:val="28"/>
+          <w:szCs w:val="28"/>
+        </w:rPr>
+        <w:t>10-15</w:t>
+      </w:r>
+      <w:proofErr w:type="gramEnd"/>
+      <w:r>
+        <w:rPr>
+          <w:rFonts w:ascii="Liberation Serif" w:hAnsi="Liberation Serif" w:cs="Liberation Serif"/>
+          <w:sz w:val="28"/>
+          <w:szCs w:val="28"/>
+        </w:rPr>
+        <w:t xml:space="preserve"> числу следующего. Владелец узнает о проблемах с опозданием, когда ситуацию уже сложно исправить. Например, о том, что </w:t>
+      </w:r>
+      <w:proofErr w:type="spellStart"/>
+      <w:r>
+        <w:rPr>
+          <w:rFonts w:ascii="Liberation Serif" w:hAnsi="Liberation Serif" w:cs="Liberation Serif"/>
+          <w:sz w:val="28"/>
+          <w:szCs w:val="28"/>
+        </w:rPr>
+        <w:t>определенная</w:t>
+      </w:r>
+      <w:proofErr w:type="spellEnd"/>
+      <w:r>
+        <w:rPr>
+          <w:rFonts w:ascii="Liberation Serif" w:hAnsi="Liberation Serif" w:cs="Liberation Serif"/>
+          <w:sz w:val="28"/>
+          <w:szCs w:val="28"/>
+        </w:rPr>
+        <w:t xml:space="preserve"> модель самокатов часто </w:t>
+      </w:r>
+      <w:r>
+        <w:rPr>
+          <w:rFonts w:ascii="Liberation Serif" w:hAnsi="Liberation Serif" w:cs="Liberation Serif"/>
+          <w:sz w:val="28"/>
+          <w:szCs w:val="28"/>
+        </w:rPr>
+        <w:lastRenderedPageBreak/>
+        <w:t>ломается, можно узнать только через месяц после начала эксплуатации.</w:t>
+      </w:r>
+    </w:p>
+    <w:p>
+      <w:pPr>
+        <w:pStyle w:val="a7"/>
+        <w:numPr>
+          <w:ilvl w:val="0"/>
+          <w:numId w:val="24"/>
+        </w:numPr>
+        <w:spacing w:line="360" w:lineRule="auto"/>
+        <w:jc w:val="both"/>
+        <w:rPr>
+          <w:rFonts w:ascii="Liberation Serif" w:hAnsi="Liberation Serif" w:cs="Liberation Serif"/>
+          <w:sz w:val="28"/>
+          <w:szCs w:val="28"/>
+        </w:rPr>
+      </w:pPr>
+      <w:r>
+        <w:rPr>
+          <w:rFonts w:ascii="Liberation Serif" w:hAnsi="Liberation Serif" w:cs="Liberation Serif"/>
+          <w:sz w:val="28"/>
+          <w:szCs w:val="28"/>
+        </w:rPr>
+        <w:t>Отсутствие детализации. Вручную сложно отследить показатели по каждой единице техники: сколько заработал конкретный самокат, как часто он был в ремонте, какой пробег. Без этих данных невозможно принять обоснованное решение о списании или замене модели.</w:t>
+      </w:r>
+    </w:p>
+    <w:p>
+      <w:pPr>
+        <w:pStyle w:val="a7"/>
+        <w:numPr>
+          <w:ilvl w:val="0"/>
+          <w:numId w:val="24"/>
+        </w:numPr>
+        <w:spacing w:line="360" w:lineRule="auto"/>
+        <w:jc w:val="both"/>
+        <w:rPr>
+          <w:rFonts w:ascii="Liberation Serif" w:hAnsi="Liberation Serif" w:cs="Liberation Serif"/>
+          <w:sz w:val="28"/>
+          <w:szCs w:val="28"/>
+        </w:rPr>
+      </w:pPr>
+      <w:r>
+        <w:rPr>
+          <w:rFonts w:ascii="Liberation Serif" w:hAnsi="Liberation Serif" w:cs="Liberation Serif"/>
+          <w:sz w:val="28"/>
+          <w:szCs w:val="28"/>
+        </w:rPr>
+        <w:t xml:space="preserve">Ошибки в </w:t>
+      </w:r>
+      <w:proofErr w:type="spellStart"/>
+      <w:r>
+        <w:rPr>
+          <w:rFonts w:ascii="Liberation Serif" w:hAnsi="Liberation Serif" w:cs="Liberation Serif"/>
+          <w:sz w:val="28"/>
+          <w:szCs w:val="28"/>
+        </w:rPr>
+        <w:t>отчетах</w:t>
+      </w:r>
+      <w:proofErr w:type="spellEnd"/>
+      <w:r>
+        <w:rPr>
+          <w:rFonts w:ascii="Liberation Serif" w:hAnsi="Liberation Serif" w:cs="Liberation Serif"/>
+          <w:sz w:val="28"/>
+          <w:szCs w:val="28"/>
+        </w:rPr>
+        <w:t>. При ручном сведении данных неизбежны ошибки, искажающие реальную картину. Владелец может принять неверное решение, основываясь на некорректных цифрах.</w:t>
+      </w:r>
+    </w:p>
+    <w:p>
+      <w:pPr>
+        <w:pStyle w:val="a7"/>
+        <w:spacing w:line="360" w:lineRule="auto"/>
+        <w:ind w:left="0" w:firstLine="709"/>
+        <w:jc w:val="both"/>
+        <w:rPr>
+          <w:rFonts w:ascii="Liberation Serif" w:hAnsi="Liberation Serif" w:cs="Liberation Serif"/>
+          <w:sz w:val="28"/>
+          <w:szCs w:val="28"/>
+        </w:rPr>
+      </w:pPr>
+      <w:r>
+        <w:rPr>
+          <w:rFonts w:ascii="Liberation Serif" w:hAnsi="Liberation Serif" w:cs="Liberation Serif"/>
+          <w:sz w:val="28"/>
+          <w:szCs w:val="28"/>
+        </w:rPr>
+        <w:t xml:space="preserve">Ведение клиентской базы в таблицах или журналах не позволяет создать полноценную историю взаимодействия с каждым человеком. Это </w:t>
+      </w:r>
+      <w:proofErr w:type="spellStart"/>
+      <w:r>
+        <w:rPr>
+          <w:rFonts w:ascii="Liberation Serif" w:hAnsi="Liberation Serif" w:cs="Liberation Serif"/>
+          <w:sz w:val="28"/>
+          <w:szCs w:val="28"/>
+        </w:rPr>
+        <w:t>создает</w:t>
+      </w:r>
+      <w:proofErr w:type="spellEnd"/>
+      <w:r>
+        <w:rPr>
+          <w:rFonts w:ascii="Liberation Serif" w:hAnsi="Liberation Serif" w:cs="Liberation Serif"/>
+          <w:sz w:val="28"/>
+          <w:szCs w:val="28"/>
+        </w:rPr>
+        <w:t xml:space="preserve"> риски и неудобства при повторных обращениях</w:t>
+      </w:r>
+      <w:r>
+        <w:rPr>
+          <w:rFonts w:ascii="Liberation Serif" w:hAnsi="Liberation Serif" w:cs="Liberation Serif"/>
+          <w:sz w:val="28"/>
+          <w:szCs w:val="28"/>
+        </w:rPr>
+        <w:t>:</w:t>
+      </w:r>
+    </w:p>
+    <w:p>
+      <w:pPr>
+        <w:pStyle w:val="a7"/>
+        <w:numPr>
+          <w:ilvl w:val="0"/>
+          <w:numId w:val="25"/>
+        </w:numPr>
+        <w:spacing w:line="360" w:lineRule="auto"/>
+        <w:jc w:val="both"/>
+        <w:rPr>
+          <w:rFonts w:ascii="Liberation Serif" w:hAnsi="Liberation Serif" w:cs="Liberation Serif"/>
+          <w:sz w:val="28"/>
+          <w:szCs w:val="28"/>
+        </w:rPr>
+      </w:pPr>
+      <w:r>
+        <w:rPr>
+          <w:rFonts w:ascii="Liberation Serif" w:hAnsi="Liberation Serif" w:cs="Liberation Serif"/>
+          <w:sz w:val="28"/>
+          <w:szCs w:val="28"/>
+        </w:rPr>
+        <w:t>Отсутствие информации о предыдущих арендах. При новом обращении клиента менеджер не видит, был ли он уже в базе, не допускал ли нарушений, не остались ли за ним долги. В результате технику могут выдать злостному должнику или человеку, который ранее разбил самокат.</w:t>
+      </w:r>
+    </w:p>
+    <w:p>
+      <w:pPr>
+        <w:pStyle w:val="a7"/>
+        <w:numPr>
+          <w:ilvl w:val="0"/>
+          <w:numId w:val="25"/>
+        </w:numPr>
+        <w:spacing w:line="360" w:lineRule="auto"/>
+        <w:jc w:val="both"/>
+        <w:rPr>
+          <w:rFonts w:ascii="Liberation Serif" w:hAnsi="Liberation Serif" w:cs="Liberation Serif"/>
+          <w:sz w:val="28"/>
+          <w:szCs w:val="28"/>
+        </w:rPr>
+      </w:pPr>
+      <w:r>
+        <w:rPr>
+          <w:rFonts w:ascii="Liberation Serif" w:hAnsi="Liberation Serif" w:cs="Liberation Serif"/>
+          <w:sz w:val="28"/>
+          <w:szCs w:val="28"/>
+        </w:rPr>
+        <w:t>Невозможность персонализации. Без истории аренд сложно предлагать клиентам индивидуальные условия – скидки постоянным пользователям, бонусы за лояльность, напоминания о сезонных акциях. Это снижает шансы удержать клиента.</w:t>
+      </w:r>
+    </w:p>
+    <w:p>
+      <w:pPr>
+        <w:pStyle w:val="a7"/>
+        <w:numPr>
+          <w:ilvl w:val="0"/>
+          <w:numId w:val="25"/>
+        </w:numPr>
+        <w:spacing w:line="360" w:lineRule="auto"/>
+        <w:jc w:val="both"/>
+        <w:rPr>
+          <w:rFonts w:ascii="Liberation Serif" w:hAnsi="Liberation Serif" w:cs="Liberation Serif"/>
+          <w:sz w:val="28"/>
+          <w:szCs w:val="28"/>
+        </w:rPr>
+      </w:pPr>
+      <w:r>
+        <w:rPr>
+          <w:rFonts w:ascii="Liberation Serif" w:hAnsi="Liberation Serif" w:cs="Liberation Serif"/>
+          <w:sz w:val="28"/>
+          <w:szCs w:val="28"/>
+        </w:rPr>
+        <w:t>Потеря контактов. Если клиент обращался год назад, а потом не пользовался услугами, его данные могут быть утеряны при смене журналов или переносе таблиц. Возобновить контакт и напомнить о себе становится невозможно.</w:t>
+      </w:r>
+    </w:p>
+    <w:p>
+      <w:pPr>
+        <w:pStyle w:val="a7"/>
+        <w:spacing w:line="360" w:lineRule="auto"/>
+        <w:ind w:left="0" w:firstLine="709"/>
+        <w:jc w:val="both"/>
+        <w:rPr>
+          <w:rFonts w:ascii="Liberation Serif" w:hAnsi="Liberation Serif" w:cs="Liberation Serif"/>
+          <w:sz w:val="28"/>
+          <w:szCs w:val="28"/>
+        </w:rPr>
+      </w:pPr>
+      <w:r>
+        <w:rPr>
+          <w:rFonts w:ascii="Liberation Serif" w:hAnsi="Liberation Serif" w:cs="Liberation Serif"/>
+          <w:sz w:val="28"/>
+          <w:szCs w:val="28"/>
+        </w:rPr>
+        <w:t>То, что терпимо для маленького проката с пятью велосипедами, становится катастрофой для компании с парком в 50–100 единиц и потоком клиентов в несколько десятков человек в день</w:t>
+      </w:r>
+      <w:r>
+        <w:rPr>
+          <w:rFonts w:ascii="Liberation Serif" w:hAnsi="Liberation Serif" w:cs="Liberation Serif"/>
+          <w:sz w:val="28"/>
+          <w:szCs w:val="28"/>
+        </w:rPr>
+        <w:t>:</w:t>
+      </w:r>
+    </w:p>
+    <w:p>
+      <w:pPr>
+        <w:pStyle w:val="a7"/>
+        <w:numPr>
+          <w:ilvl w:val="0"/>
+          <w:numId w:val="26"/>
+        </w:numPr>
+        <w:spacing w:line="360" w:lineRule="auto"/>
+        <w:jc w:val="both"/>
+        <w:rPr>
+          <w:rFonts w:ascii="Liberation Serif" w:hAnsi="Liberation Serif" w:cs="Liberation Serif"/>
+          <w:sz w:val="28"/>
+          <w:szCs w:val="28"/>
+        </w:rPr>
+      </w:pPr>
+      <w:r>
+        <w:rPr>
+          <w:rFonts w:ascii="Liberation Serif" w:hAnsi="Liberation Serif" w:cs="Liberation Serif"/>
+          <w:sz w:val="28"/>
+          <w:szCs w:val="28"/>
+        </w:rPr>
+        <w:lastRenderedPageBreak/>
+        <w:t xml:space="preserve">Лавинообразный рост ошибок. Количество ошибок </w:t>
+      </w:r>
+      <w:proofErr w:type="spellStart"/>
+      <w:r>
+        <w:rPr>
+          <w:rFonts w:ascii="Liberation Serif" w:hAnsi="Liberation Serif" w:cs="Liberation Serif"/>
+          <w:sz w:val="28"/>
+          <w:szCs w:val="28"/>
+        </w:rPr>
+        <w:t>растет</w:t>
+      </w:r>
+      <w:proofErr w:type="spellEnd"/>
+      <w:r>
+        <w:rPr>
+          <w:rFonts w:ascii="Liberation Serif" w:hAnsi="Liberation Serif" w:cs="Liberation Serif"/>
+          <w:sz w:val="28"/>
+          <w:szCs w:val="28"/>
+        </w:rPr>
+        <w:t xml:space="preserve"> не пропорционально масштабу, а значительно быстрее. Чем больше записей, тем выше вероятность пропусков, дублей, несоответствий.</w:t>
+      </w:r>
+    </w:p>
+    <w:p>
+      <w:pPr>
+        <w:pStyle w:val="a7"/>
+        <w:numPr>
+          <w:ilvl w:val="0"/>
+          <w:numId w:val="26"/>
+        </w:numPr>
+        <w:spacing w:line="360" w:lineRule="auto"/>
+        <w:jc w:val="both"/>
+        <w:rPr>
+          <w:rFonts w:ascii="Liberation Serif" w:hAnsi="Liberation Serif" w:cs="Liberation Serif"/>
+          <w:sz w:val="28"/>
+          <w:szCs w:val="28"/>
+        </w:rPr>
+      </w:pPr>
+      <w:r>
+        <w:rPr>
+          <w:rFonts w:ascii="Liberation Serif" w:hAnsi="Liberation Serif" w:cs="Liberation Serif"/>
+          <w:sz w:val="28"/>
+          <w:szCs w:val="28"/>
+        </w:rPr>
+        <w:t>Замедление работы. Поиск информации в таблице с тысячами строк занимает минуты, а при пиковых нагрузках – десятки минут. Очереди растут, клиенты нервничают.</w:t>
+      </w:r>
+    </w:p>
+    <w:p>
+      <w:pPr>
+        <w:pStyle w:val="a7"/>
+        <w:numPr>
+          <w:ilvl w:val="0"/>
+          <w:numId w:val="26"/>
+        </w:numPr>
+        <w:spacing w:line="360" w:lineRule="auto"/>
+        <w:jc w:val="both"/>
+        <w:rPr>
+          <w:rFonts w:ascii="Liberation Serif" w:hAnsi="Liberation Serif" w:cs="Liberation Serif"/>
+          <w:sz w:val="28"/>
+          <w:szCs w:val="28"/>
+        </w:rPr>
+      </w:pPr>
+      <w:r>
+        <w:rPr>
+          <w:rFonts w:ascii="Liberation Serif" w:hAnsi="Liberation Serif" w:cs="Liberation Serif"/>
+          <w:sz w:val="28"/>
+          <w:szCs w:val="28"/>
+        </w:rPr>
+        <w:t>Невозможность оперативного контроля. Владелец физически не может проверить все записи и заметить ошибки. Управление становится «слепым» – решения принимаются на основе неполных или неверных данных.</w:t>
+      </w:r>
+    </w:p>
+    <w:p>
+      <w:pPr>
+        <w:rPr>
+          <w:rFonts w:ascii="Liberation Serif" w:hAnsi="Liberation Serif" w:cs="Liberation Serif"/>
+          <w:sz w:val="28"/>
+          <w:szCs w:val="28"/>
+        </w:rPr>
+      </w:pPr>
+      <w:r>
+        <w:rPr>
+          <w:rFonts w:ascii="Liberation Serif" w:hAnsi="Liberation Serif" w:cs="Liberation Serif"/>
+          <w:sz w:val="28"/>
+          <w:szCs w:val="28"/>
+        </w:rPr>
+        <w:t>В совокупности все перечисленные проблемы приводят к вполне конкретным потерям, которые измеряются в деньгах и клиентах.</w:t>
+      </w:r>
+    </w:p>
+    <w:p>
+      <w:pPr>
+        <w:pStyle w:val="a7"/>
+        <w:numPr>
+          <w:ilvl w:val="0"/>
+          <w:numId w:val="27"/>
+        </w:numPr>
+        <w:spacing w:line="360" w:lineRule="auto"/>
+        <w:jc w:val="both"/>
+        <w:rPr>
+          <w:rFonts w:ascii="Liberation Serif" w:hAnsi="Liberation Serif" w:cs="Liberation Serif"/>
+          <w:sz w:val="28"/>
+          <w:szCs w:val="28"/>
+        </w:rPr>
+      </w:pPr>
+      <w:r>
+        <w:rPr>
+          <w:rFonts w:ascii="Liberation Serif" w:hAnsi="Liberation Serif" w:cs="Liberation Serif"/>
+          <w:sz w:val="28"/>
+          <w:szCs w:val="28"/>
+        </w:rPr>
+        <w:t xml:space="preserve">Недополученная выручка. Из-за ошибок в </w:t>
+      </w:r>
+      <w:proofErr w:type="spellStart"/>
+      <w:r>
+        <w:rPr>
+          <w:rFonts w:ascii="Liberation Serif" w:hAnsi="Liberation Serif" w:cs="Liberation Serif"/>
+          <w:sz w:val="28"/>
+          <w:szCs w:val="28"/>
+        </w:rPr>
+        <w:t>расчетах</w:t>
+      </w:r>
+      <w:proofErr w:type="spellEnd"/>
+      <w:r>
+        <w:rPr>
+          <w:rFonts w:ascii="Liberation Serif" w:hAnsi="Liberation Serif" w:cs="Liberation Serif"/>
+          <w:sz w:val="28"/>
+          <w:szCs w:val="28"/>
+        </w:rPr>
+        <w:t>, двойных бронирований, простоев техники, которую забыли вовремя выставить в доступ, компания теряет часть дохода.</w:t>
+      </w:r>
+    </w:p>
+    <w:p>
+      <w:pPr>
+        <w:pStyle w:val="a7"/>
+        <w:numPr>
+          <w:ilvl w:val="0"/>
+          <w:numId w:val="27"/>
+        </w:numPr>
+        <w:spacing w:line="360" w:lineRule="auto"/>
+        <w:jc w:val="both"/>
+        <w:rPr>
+          <w:rFonts w:ascii="Liberation Serif" w:hAnsi="Liberation Serif" w:cs="Liberation Serif"/>
+          <w:sz w:val="28"/>
+          <w:szCs w:val="28"/>
+        </w:rPr>
+      </w:pPr>
+      <w:r>
+        <w:rPr>
+          <w:rFonts w:ascii="Liberation Serif" w:hAnsi="Liberation Serif" w:cs="Liberation Serif"/>
+          <w:sz w:val="28"/>
+          <w:szCs w:val="28"/>
+        </w:rPr>
+        <w:t>Излишние расходы. Затраты на исправление ошибок, на дополнительное время сотрудников, на ремонт техники, которую вовремя не обслужили, увеличивают себестоимость услуги.</w:t>
+      </w:r>
+    </w:p>
+    <w:p>
+      <w:pPr>
+        <w:pStyle w:val="a7"/>
+        <w:numPr>
+          <w:ilvl w:val="0"/>
+          <w:numId w:val="27"/>
+        </w:numPr>
+        <w:spacing w:line="360" w:lineRule="auto"/>
+        <w:jc w:val="both"/>
+        <w:rPr>
+          <w:rFonts w:ascii="Liberation Serif" w:hAnsi="Liberation Serif" w:cs="Liberation Serif"/>
+          <w:sz w:val="28"/>
+          <w:szCs w:val="28"/>
+        </w:rPr>
+      </w:pPr>
+      <w:r>
+        <w:rPr>
+          <w:rFonts w:ascii="Liberation Serif" w:hAnsi="Liberation Serif" w:cs="Liberation Serif"/>
+          <w:sz w:val="28"/>
+          <w:szCs w:val="28"/>
+        </w:rPr>
+        <w:t xml:space="preserve">Потеря клиентов. Люди, столкнувшиеся с двойным бронированием, неверным </w:t>
+      </w:r>
+      <w:proofErr w:type="spellStart"/>
+      <w:r>
+        <w:rPr>
+          <w:rFonts w:ascii="Liberation Serif" w:hAnsi="Liberation Serif" w:cs="Liberation Serif"/>
+          <w:sz w:val="28"/>
+          <w:szCs w:val="28"/>
+        </w:rPr>
+        <w:t>расчетом</w:t>
+      </w:r>
+      <w:proofErr w:type="spellEnd"/>
+      <w:r>
+        <w:rPr>
+          <w:rFonts w:ascii="Liberation Serif" w:hAnsi="Liberation Serif" w:cs="Liberation Serif"/>
+          <w:sz w:val="28"/>
+          <w:szCs w:val="28"/>
+        </w:rPr>
+        <w:t xml:space="preserve"> или долгим ожиданием, уходят к конкурентам и делятся негативным опытом с другими.</w:t>
+      </w:r>
+    </w:p>
+    <w:p>
+      <w:pPr>
+        <w:pStyle w:val="a7"/>
+        <w:numPr>
+          <w:ilvl w:val="0"/>
+          <w:numId w:val="27"/>
+        </w:numPr>
+        <w:spacing w:line="360" w:lineRule="auto"/>
+        <w:jc w:val="both"/>
+        <w:rPr>
+          <w:rFonts w:ascii="Liberation Serif" w:hAnsi="Liberation Serif" w:cs="Liberation Serif"/>
+          <w:sz w:val="28"/>
+          <w:szCs w:val="28"/>
+        </w:rPr>
+      </w:pPr>
+      <w:r>
+        <w:rPr>
+          <w:rFonts w:ascii="Liberation Serif" w:hAnsi="Liberation Serif" w:cs="Liberation Serif"/>
+          <w:sz w:val="28"/>
+          <w:szCs w:val="28"/>
+        </w:rPr>
+        <w:t>Юридические риски. Ошибки в договорах и паспортных данных могут сделать невозможным взыскание ущерба через суд. Клиент, разбивший самокат, может избежать ответственности из-за неверно оформленных документов.</w:t>
+      </w:r>
+    </w:p>
+    <w:p>
+      <w:pPr>
+        <w:pStyle w:val="a7"/>
+        <w:numPr>
+          <w:ilvl w:val="0"/>
+          <w:numId w:val="27"/>
+        </w:numPr>
+        <w:spacing w:line="360" w:lineRule="auto"/>
+        <w:jc w:val="both"/>
+        <w:rPr>
+          <w:rFonts w:ascii="Liberation Serif" w:hAnsi="Liberation Serif" w:cs="Liberation Serif"/>
+          <w:sz w:val="28"/>
+          <w:szCs w:val="28"/>
+        </w:rPr>
+      </w:pPr>
+      <w:r>
+        <w:rPr>
+          <w:rFonts w:ascii="Liberation Serif" w:hAnsi="Liberation Serif" w:cs="Liberation Serif"/>
+          <w:sz w:val="28"/>
+          <w:szCs w:val="28"/>
+        </w:rPr>
+        <w:t>Отсутствие прозрачности для инвесторов. Если владелец сам не понимает реальную финансовую картину, он не может привлечь инвестиции на развитие или продать бизнес.</w:t>
+      </w:r>
+    </w:p>
+    <w:p>
+      <w:pPr>
+        <w:pStyle w:val="2"/>
+      </w:pPr>
+      <w:bookmarkStart w:id="6" w:name="_Toc223877668"/>
+      <w:r>
+        <w:lastRenderedPageBreak/>
         <w:t>1.5 Заключение</w:t>
       </w:r>
+      <w:bookmarkEnd w:id="6"/>
     </w:p>
     <w:p>
       <w:pPr>
@@ -2014,15 +5005,7 @@
           <w:sz w:val="28"/>
           <w:szCs w:val="28"/>
         </w:rPr>
-        <w:t>Приведённые</w:t>
-      </w:r>
-      <w:r>
-        <w:rPr>
-          <w:rFonts w:ascii="Liberation Serif" w:hAnsi="Liberation Serif" w:cs="Liberation Serif"/>
-          <w:sz w:val="28"/>
-          <w:szCs w:val="28"/>
-        </w:rPr>
-        <w:t xml:space="preserve"> данные свидетельствуют о высоком темпе роста рынка и усложнении бизнес-процессов проката. Оборот в миллионы рублей, десятки единиц техники и сотни клиентов требуют совершенно иного подхода к управлению, нежели разовые операции.</w:t>
+        <w:t>Приведённые данные свидетельствуют о высоком темпе роста рынка и усложнении бизнес-процессов проката. Оборот в миллионы рублей, десятки единиц техники и сотни клиентов требуют совершенно иного подхода к управлению, нежели разовые операции.</w:t>
       </w:r>
     </w:p>
     <w:p>
@@ -2041,55 +5024,7 @@
           <w:sz w:val="28"/>
           <w:szCs w:val="28"/>
         </w:rPr>
-        <w:t xml:space="preserve">Когда бизнес масштабируется (например, с 10 до 50 единиц техники), Excel </w:t>
-      </w:r>
-      <w:r>
-        <w:rPr>
-          <w:rFonts w:ascii="Liberation Serif" w:hAnsi="Liberation Serif" w:cs="Liberation Serif"/>
-          <w:sz w:val="28"/>
-          <w:szCs w:val="28"/>
-        </w:rPr>
-        <w:t>перестаёт</w:t>
-      </w:r>
-      <w:r>
-        <w:rPr>
-          <w:rFonts w:ascii="Liberation Serif" w:hAnsi="Liberation Serif" w:cs="Liberation Serif"/>
-          <w:sz w:val="28"/>
-          <w:szCs w:val="28"/>
-        </w:rPr>
-        <w:t xml:space="preserve"> справляться: он становится медленным, неудобным и </w:t>
-      </w:r>
-      <w:r>
-        <w:rPr>
-          <w:rFonts w:ascii="Liberation Serif" w:hAnsi="Liberation Serif" w:cs="Liberation Serif"/>
-          <w:sz w:val="28"/>
-          <w:szCs w:val="28"/>
-        </w:rPr>
-        <w:t>ведёт</w:t>
-      </w:r>
-      <w:r>
-        <w:rPr>
-          <w:rFonts w:ascii="Liberation Serif" w:hAnsi="Liberation Serif" w:cs="Liberation Serif"/>
-          <w:sz w:val="28"/>
-          <w:szCs w:val="28"/>
-        </w:rPr>
-        <w:t xml:space="preserve"> к прямым финансовым потерям из-за ошибок в </w:t>
-      </w:r>
-      <w:r>
-        <w:rPr>
-          <w:rFonts w:ascii="Liberation Serif" w:hAnsi="Liberation Serif" w:cs="Liberation Serif"/>
-          <w:sz w:val="28"/>
-          <w:szCs w:val="28"/>
-        </w:rPr>
-        <w:t>расчётах</w:t>
-      </w:r>
-      <w:r>
-        <w:rPr>
-          <w:rFonts w:ascii="Liberation Serif" w:hAnsi="Liberation Serif" w:cs="Liberation Serif"/>
-          <w:sz w:val="28"/>
-          <w:szCs w:val="28"/>
-        </w:rPr>
-        <w:t xml:space="preserve"> и несогласованности данных.</w:t>
+        <w:t>Когда бизнес масштабируется (например, с 10 до 50 единиц техники), Excel перестаёт справляться: он становится медленным, неудобным и ведёт к прямым финансовым потерям из-за ошибок в расчётах и несогласованности данных.</w:t>
       </w:r>
     </w:p>
     <w:p>
@@ -2108,7 +5043,6 @@
           <w:sz w:val="28"/>
           <w:szCs w:val="28"/>
         </w:rPr>
-        <w:lastRenderedPageBreak/>
         <w:t>Для эффективного управления необходима специализированная информационная система (ИС), которая:</w:t>
       </w:r>
     </w:p>
@@ -2132,23 +5066,7 @@
           <w:sz w:val="28"/>
           <w:szCs w:val="28"/>
         </w:rPr>
-        <w:t xml:space="preserve">Автоматизирует </w:t>
-      </w:r>
-      <w:r>
-        <w:rPr>
-          <w:rFonts w:ascii="Liberation Serif" w:hAnsi="Liberation Serif" w:cs="Liberation Serif"/>
-          <w:sz w:val="28"/>
-          <w:szCs w:val="28"/>
-        </w:rPr>
-        <w:t>расчёты</w:t>
-      </w:r>
-      <w:r>
-        <w:rPr>
-          <w:rFonts w:ascii="Liberation Serif" w:hAnsi="Liberation Serif" w:cs="Liberation Serif"/>
-          <w:sz w:val="28"/>
-          <w:szCs w:val="28"/>
-        </w:rPr>
-        <w:t xml:space="preserve"> и исключит ошибки в стоимости аренды .</w:t>
+        <w:t>Автоматизирует расчёты и исключит ошибки в стоимости аренды .</w:t>
       </w:r>
     </w:p>
     <w:p>
@@ -2217,23 +5135,7 @@
           <w:sz w:val="28"/>
           <w:szCs w:val="28"/>
         </w:rPr>
-        <w:t xml:space="preserve">Формирует прозрачную </w:t>
-      </w:r>
-      <w:r>
-        <w:rPr>
-          <w:rFonts w:ascii="Liberation Serif" w:hAnsi="Liberation Serif" w:cs="Liberation Serif"/>
-          <w:sz w:val="28"/>
-          <w:szCs w:val="28"/>
-        </w:rPr>
-        <w:t>отчётность</w:t>
-      </w:r>
-      <w:r>
-        <w:rPr>
-          <w:rFonts w:ascii="Liberation Serif" w:hAnsi="Liberation Serif" w:cs="Liberation Serif"/>
-          <w:sz w:val="28"/>
-          <w:szCs w:val="28"/>
-        </w:rPr>
-        <w:t xml:space="preserve"> для владельца о загрузке парка, прибыльности и окупаемости каждой единицы техники.</w:t>
+        <w:t>Формирует прозрачную отчётность для владельца о загрузке парка, прибыльности и окупаемости каждой единицы техники.</w:t>
       </w:r>
     </w:p>
     <w:p>
@@ -2363,6 +5265,232 @@
 <file path=word/numbering.xml><?xml version="1.0" encoding="utf-8"?>
 <w:numbering xmlns:wpc="http://schemas.microsoft.com/office/word/2010/wordprocessingCanvas" xmlns:cx="http://schemas.microsoft.com/office/drawing/2014/chartex" xmlns:cx1="http://schemas.microsoft.com/office/drawing/2015/9/8/chartex" xmlns:cx2="http://schemas.microsoft.com/office/drawing/2015/10/21/chartex" xmlns:cx3="http://schemas.microsoft.com/office/drawing/2016/5/9/chartex" xmlns:cx4="http://schemas.microsoft.com/office/drawing/2016/5/10/chartex" xmlns:cx5="http://schemas.microsoft.com/office/drawing/2016/5/11/chartex" xmlns:cx6="http://schemas.microsoft.com/office/drawing/2016/5/12/chartex" xmlns:cx7="http://schemas.microsoft.com/office/drawing/2016/5/13/chartex" xmlns:cx8="http://schemas.microsoft.com/office/drawing/2016/5/14/chartex" xmlns:mc="http://schemas.openxmlformats.org/markup-compatibility/2006" xmlns:aink="http://schemas.microsoft.com/office/drawing/2016/ink" xmlns:am3d="http://schemas.microsoft.com/office/drawing/2017/model3d" xmlns:o="urn:schemas-microsoft-com:office:office" xmlns:oel="http://schemas.microsoft.com/office/2019/extlst" xmlns:r="http://schemas.openxmlformats.org/officeDocument/2006/relationships" xmlns:m="http://schemas.openxmlformats.org/officeDocument/2006/math" xmlns:v="urn:schemas-microsoft-com:vml" xmlns:wp14="http://schemas.microsoft.com/office/word/2010/wordprocessingDrawing" xmlns:wp="http://schemas.openxmlformats.org/drawingml/2006/wordprocessingDrawing" xmlns:w10="urn:schemas-microsoft-com:office:word" xmlns:w="http://schemas.openxmlformats.org/wordprocessingml/2006/main" xmlns:w14="http://schemas.microsoft.com/office/word/2010/wordml" xmlns:w15="http://schemas.microsoft.com/office/word/2012/wordml" xmlns:w16cex="http://schemas.microsoft.com/office/word/2018/wordml/cex" xmlns:w16cid="http://schemas.microsoft.com/office/word/2016/wordml/cid" xmlns:w16="http://schemas.microsoft.com/office/word/2018/wordml" xmlns:w16du="http://schemas.microsoft.com/office/word/2023/wordml/word16du" xmlns:w16sdtdh="http://schemas.microsoft.com/office/word/2020/wordml/sdtdatahash" xmlns:w16sdtfl="http://schemas.microsoft.com/office/word/2024/wordml/sdtformatlock" xmlns:w16se="http://schemas.microsoft.com/office/word/2015/wordml/symex" xmlns:wpg="http://schemas.microsoft.com/office/word/2010/wordprocessingGroup" xmlns:wpi="http://schemas.microsoft.com/office/word/2010/wordprocessingInk" xmlns:wne="http://schemas.microsoft.com/office/word/2006/wordml" xmlns:wps="http://schemas.microsoft.com/office/word/2010/wordprocessingShape" mc:Ignorable="w14 w15 w16se w16cid w16 w16cex w16sdtdh w16sdtfl w16du wp14">
   <w:abstractNum w:abstractNumId="0" w15:restartNumberingAfterBreak="0">
+    <w:nsid w:val="074878B8"/>
+    <w:multiLevelType w:val="hybridMultilevel"/>
+    <w:tmpl w:val="0CDC94CE"/>
+    <w:lvl w:ilvl="0" w:tplc="04190001">
+      <w:start w:val="1"/>
+      <w:numFmt w:val="bullet"/>
+      <w:lvlText w:val=""/>
+      <w:lvlJc w:val="left"/>
+      <w:pPr>
+        <w:ind w:left="1429" w:hanging="360"/>
+      </w:pPr>
+      <w:rPr>
+        <w:rFonts w:ascii="Symbol" w:hAnsi="Symbol" w:hint="default"/>
+      </w:rPr>
+    </w:lvl>
+    <w:lvl w:ilvl="1" w:tplc="04190003">
+      <w:start w:val="1"/>
+      <w:numFmt w:val="bullet"/>
+      <w:lvlText w:val="o"/>
+      <w:lvlJc w:val="left"/>
+      <w:pPr>
+        <w:ind w:left="2149" w:hanging="360"/>
+      </w:pPr>
+      <w:rPr>
+        <w:rFonts w:ascii="Courier New" w:hAnsi="Courier New" w:cs="Courier New" w:hint="default"/>
+      </w:rPr>
+    </w:lvl>
+    <w:lvl w:ilvl="2" w:tplc="04190005" w:tentative="1">
+      <w:start w:val="1"/>
+      <w:numFmt w:val="bullet"/>
+      <w:lvlText w:val=""/>
+      <w:lvlJc w:val="left"/>
+      <w:pPr>
+        <w:ind w:left="2869" w:hanging="360"/>
+      </w:pPr>
+      <w:rPr>
+        <w:rFonts w:ascii="Wingdings" w:hAnsi="Wingdings" w:hint="default"/>
+      </w:rPr>
+    </w:lvl>
+    <w:lvl w:ilvl="3" w:tplc="04190001" w:tentative="1">
+      <w:start w:val="1"/>
+      <w:numFmt w:val="bullet"/>
+      <w:lvlText w:val=""/>
+      <w:lvlJc w:val="left"/>
+      <w:pPr>
+        <w:ind w:left="3589" w:hanging="360"/>
+      </w:pPr>
+      <w:rPr>
+        <w:rFonts w:ascii="Symbol" w:hAnsi="Symbol" w:hint="default"/>
+      </w:rPr>
+    </w:lvl>
+    <w:lvl w:ilvl="4" w:tplc="04190003" w:tentative="1">
+      <w:start w:val="1"/>
+      <w:numFmt w:val="bullet"/>
+      <w:lvlText w:val="o"/>
+      <w:lvlJc w:val="left"/>
+      <w:pPr>
+        <w:ind w:left="4309" w:hanging="360"/>
+      </w:pPr>
+      <w:rPr>
+        <w:rFonts w:ascii="Courier New" w:hAnsi="Courier New" w:cs="Courier New" w:hint="default"/>
+      </w:rPr>
+    </w:lvl>
+    <w:lvl w:ilvl="5" w:tplc="04190005" w:tentative="1">
+      <w:start w:val="1"/>
+      <w:numFmt w:val="bullet"/>
+      <w:lvlText w:val=""/>
+      <w:lvlJc w:val="left"/>
+      <w:pPr>
+        <w:ind w:left="5029" w:hanging="360"/>
+      </w:pPr>
+      <w:rPr>
+        <w:rFonts w:ascii="Wingdings" w:hAnsi="Wingdings" w:hint="default"/>
+      </w:rPr>
+    </w:lvl>
+    <w:lvl w:ilvl="6" w:tplc="04190001" w:tentative="1">
+      <w:start w:val="1"/>
+      <w:numFmt w:val="bullet"/>
+      <w:lvlText w:val=""/>
+      <w:lvlJc w:val="left"/>
+      <w:pPr>
+        <w:ind w:left="5749" w:hanging="360"/>
+      </w:pPr>
+      <w:rPr>
+        <w:rFonts w:ascii="Symbol" w:hAnsi="Symbol" w:hint="default"/>
+      </w:rPr>
+    </w:lvl>
+    <w:lvl w:ilvl="7" w:tplc="04190003" w:tentative="1">
+      <w:start w:val="1"/>
+      <w:numFmt w:val="bullet"/>
+      <w:lvlText w:val="o"/>
+      <w:lvlJc w:val="left"/>
+      <w:pPr>
+        <w:ind w:left="6469" w:hanging="360"/>
+      </w:pPr>
+      <w:rPr>
+        <w:rFonts w:ascii="Courier New" w:hAnsi="Courier New" w:cs="Courier New" w:hint="default"/>
+      </w:rPr>
+    </w:lvl>
+    <w:lvl w:ilvl="8" w:tplc="04190005" w:tentative="1">
+      <w:start w:val="1"/>
+      <w:numFmt w:val="bullet"/>
+      <w:lvlText w:val=""/>
+      <w:lvlJc w:val="left"/>
+      <w:pPr>
+        <w:ind w:left="7189" w:hanging="360"/>
+      </w:pPr>
+      <w:rPr>
+        <w:rFonts w:ascii="Wingdings" w:hAnsi="Wingdings" w:hint="default"/>
+      </w:rPr>
+    </w:lvl>
+  </w:abstractNum>
+  <w:abstractNum w:abstractNumId="1" w15:restartNumberingAfterBreak="0">
+    <w:nsid w:val="0A591C9E"/>
+    <w:multiLevelType w:val="hybridMultilevel"/>
+    <w:tmpl w:val="2D8248F6"/>
+    <w:lvl w:ilvl="0" w:tplc="04190001">
+      <w:start w:val="1"/>
+      <w:numFmt w:val="bullet"/>
+      <w:lvlText w:val=""/>
+      <w:lvlJc w:val="left"/>
+      <w:pPr>
+        <w:ind w:left="1429" w:hanging="360"/>
+      </w:pPr>
+      <w:rPr>
+        <w:rFonts w:ascii="Symbol" w:hAnsi="Symbol" w:hint="default"/>
+      </w:rPr>
+    </w:lvl>
+    <w:lvl w:ilvl="1" w:tplc="04190003" w:tentative="1">
+      <w:start w:val="1"/>
+      <w:numFmt w:val="bullet"/>
+      <w:lvlText w:val="o"/>
+      <w:lvlJc w:val="left"/>
+      <w:pPr>
+        <w:ind w:left="2149" w:hanging="360"/>
+      </w:pPr>
+      <w:rPr>
+        <w:rFonts w:ascii="Courier New" w:hAnsi="Courier New" w:cs="Courier New" w:hint="default"/>
+      </w:rPr>
+    </w:lvl>
+    <w:lvl w:ilvl="2" w:tplc="04190005" w:tentative="1">
+      <w:start w:val="1"/>
+      <w:numFmt w:val="bullet"/>
+      <w:lvlText w:val=""/>
+      <w:lvlJc w:val="left"/>
+      <w:pPr>
+        <w:ind w:left="2869" w:hanging="360"/>
+      </w:pPr>
+      <w:rPr>
+        <w:rFonts w:ascii="Wingdings" w:hAnsi="Wingdings" w:hint="default"/>
+      </w:rPr>
+    </w:lvl>
+    <w:lvl w:ilvl="3" w:tplc="04190001" w:tentative="1">
+      <w:start w:val="1"/>
+      <w:numFmt w:val="bullet"/>
+      <w:lvlText w:val=""/>
+      <w:lvlJc w:val="left"/>
+      <w:pPr>
+        <w:ind w:left="3589" w:hanging="360"/>
+      </w:pPr>
+      <w:rPr>
+        <w:rFonts w:ascii="Symbol" w:hAnsi="Symbol" w:hint="default"/>
+      </w:rPr>
+    </w:lvl>
+    <w:lvl w:ilvl="4" w:tplc="04190003" w:tentative="1">
+      <w:start w:val="1"/>
+      <w:numFmt w:val="bullet"/>
+      <w:lvlText w:val="o"/>
+      <w:lvlJc w:val="left"/>
+      <w:pPr>
+        <w:ind w:left="4309" w:hanging="360"/>
+      </w:pPr>
+      <w:rPr>
+        <w:rFonts w:ascii="Courier New" w:hAnsi="Courier New" w:cs="Courier New" w:hint="default"/>
+      </w:rPr>
+    </w:lvl>
+    <w:lvl w:ilvl="5" w:tplc="04190005" w:tentative="1">
+      <w:start w:val="1"/>
+      <w:numFmt w:val="bullet"/>
+      <w:lvlText w:val=""/>
+      <w:lvlJc w:val="left"/>
+      <w:pPr>
+        <w:ind w:left="5029" w:hanging="360"/>
+      </w:pPr>
+      <w:rPr>
+        <w:rFonts w:ascii="Wingdings" w:hAnsi="Wingdings" w:hint="default"/>
+      </w:rPr>
+    </w:lvl>
+    <w:lvl w:ilvl="6" w:tplc="04190001" w:tentative="1">
+      <w:start w:val="1"/>
+      <w:numFmt w:val="bullet"/>
+      <w:lvlText w:val=""/>
+      <w:lvlJc w:val="left"/>
+      <w:pPr>
+        <w:ind w:left="5749" w:hanging="360"/>
+      </w:pPr>
+      <w:rPr>
+        <w:rFonts w:ascii="Symbol" w:hAnsi="Symbol" w:hint="default"/>
+      </w:rPr>
+    </w:lvl>
+    <w:lvl w:ilvl="7" w:tplc="04190003" w:tentative="1">
+      <w:start w:val="1"/>
+      <w:numFmt w:val="bullet"/>
+      <w:lvlText w:val="o"/>
+      <w:lvlJc w:val="left"/>
+      <w:pPr>
+        <w:ind w:left="6469" w:hanging="360"/>
+      </w:pPr>
+      <w:rPr>
+        <w:rFonts w:ascii="Courier New" w:hAnsi="Courier New" w:cs="Courier New" w:hint="default"/>
+      </w:rPr>
+    </w:lvl>
+    <w:lvl w:ilvl="8" w:tplc="04190005" w:tentative="1">
+      <w:start w:val="1"/>
+      <w:numFmt w:val="bullet"/>
+      <w:lvlText w:val=""/>
+      <w:lvlJc w:val="left"/>
+      <w:pPr>
+        <w:ind w:left="7189" w:hanging="360"/>
+      </w:pPr>
+      <w:rPr>
+        <w:rFonts w:ascii="Wingdings" w:hAnsi="Wingdings" w:hint="default"/>
+      </w:rPr>
+    </w:lvl>
+  </w:abstractNum>
+  <w:abstractNum w:abstractNumId="2" w15:restartNumberingAfterBreak="0">
     <w:nsid w:val="0AB2043B"/>
     <w:multiLevelType w:val="multilevel"/>
     <w:tmpl w:val="A31C1B7E"/>
@@ -2480,7 +5608,233 @@
       </w:pPr>
     </w:lvl>
   </w:abstractNum>
-  <w:abstractNum w:abstractNumId="1" w15:restartNumberingAfterBreak="0">
+  <w:abstractNum w:abstractNumId="3" w15:restartNumberingAfterBreak="0">
+    <w:nsid w:val="19AF7745"/>
+    <w:multiLevelType w:val="hybridMultilevel"/>
+    <w:tmpl w:val="E522F92A"/>
+    <w:lvl w:ilvl="0" w:tplc="04190001">
+      <w:start w:val="1"/>
+      <w:numFmt w:val="bullet"/>
+      <w:lvlText w:val=""/>
+      <w:lvlJc w:val="left"/>
+      <w:pPr>
+        <w:ind w:left="1429" w:hanging="360"/>
+      </w:pPr>
+      <w:rPr>
+        <w:rFonts w:ascii="Symbol" w:hAnsi="Symbol" w:hint="default"/>
+      </w:rPr>
+    </w:lvl>
+    <w:lvl w:ilvl="1" w:tplc="04190003" w:tentative="1">
+      <w:start w:val="1"/>
+      <w:numFmt w:val="bullet"/>
+      <w:lvlText w:val="o"/>
+      <w:lvlJc w:val="left"/>
+      <w:pPr>
+        <w:ind w:left="2149" w:hanging="360"/>
+      </w:pPr>
+      <w:rPr>
+        <w:rFonts w:ascii="Courier New" w:hAnsi="Courier New" w:cs="Courier New" w:hint="default"/>
+      </w:rPr>
+    </w:lvl>
+    <w:lvl w:ilvl="2" w:tplc="04190005" w:tentative="1">
+      <w:start w:val="1"/>
+      <w:numFmt w:val="bullet"/>
+      <w:lvlText w:val=""/>
+      <w:lvlJc w:val="left"/>
+      <w:pPr>
+        <w:ind w:left="2869" w:hanging="360"/>
+      </w:pPr>
+      <w:rPr>
+        <w:rFonts w:ascii="Wingdings" w:hAnsi="Wingdings" w:hint="default"/>
+      </w:rPr>
+    </w:lvl>
+    <w:lvl w:ilvl="3" w:tplc="04190001" w:tentative="1">
+      <w:start w:val="1"/>
+      <w:numFmt w:val="bullet"/>
+      <w:lvlText w:val=""/>
+      <w:lvlJc w:val="left"/>
+      <w:pPr>
+        <w:ind w:left="3589" w:hanging="360"/>
+      </w:pPr>
+      <w:rPr>
+        <w:rFonts w:ascii="Symbol" w:hAnsi="Symbol" w:hint="default"/>
+      </w:rPr>
+    </w:lvl>
+    <w:lvl w:ilvl="4" w:tplc="04190003" w:tentative="1">
+      <w:start w:val="1"/>
+      <w:numFmt w:val="bullet"/>
+      <w:lvlText w:val="o"/>
+      <w:lvlJc w:val="left"/>
+      <w:pPr>
+        <w:ind w:left="4309" w:hanging="360"/>
+      </w:pPr>
+      <w:rPr>
+        <w:rFonts w:ascii="Courier New" w:hAnsi="Courier New" w:cs="Courier New" w:hint="default"/>
+      </w:rPr>
+    </w:lvl>
+    <w:lvl w:ilvl="5" w:tplc="04190005" w:tentative="1">
+      <w:start w:val="1"/>
+      <w:numFmt w:val="bullet"/>
+      <w:lvlText w:val=""/>
+      <w:lvlJc w:val="left"/>
+      <w:pPr>
+        <w:ind w:left="5029" w:hanging="360"/>
+      </w:pPr>
+      <w:rPr>
+        <w:rFonts w:ascii="Wingdings" w:hAnsi="Wingdings" w:hint="default"/>
+      </w:rPr>
+    </w:lvl>
+    <w:lvl w:ilvl="6" w:tplc="04190001" w:tentative="1">
+      <w:start w:val="1"/>
+      <w:numFmt w:val="bullet"/>
+      <w:lvlText w:val=""/>
+      <w:lvlJc w:val="left"/>
+      <w:pPr>
+        <w:ind w:left="5749" w:hanging="360"/>
+      </w:pPr>
+      <w:rPr>
+        <w:rFonts w:ascii="Symbol" w:hAnsi="Symbol" w:hint="default"/>
+      </w:rPr>
+    </w:lvl>
+    <w:lvl w:ilvl="7" w:tplc="04190003" w:tentative="1">
+      <w:start w:val="1"/>
+      <w:numFmt w:val="bullet"/>
+      <w:lvlText w:val="o"/>
+      <w:lvlJc w:val="left"/>
+      <w:pPr>
+        <w:ind w:left="6469" w:hanging="360"/>
+      </w:pPr>
+      <w:rPr>
+        <w:rFonts w:ascii="Courier New" w:hAnsi="Courier New" w:cs="Courier New" w:hint="default"/>
+      </w:rPr>
+    </w:lvl>
+    <w:lvl w:ilvl="8" w:tplc="04190005" w:tentative="1">
+      <w:start w:val="1"/>
+      <w:numFmt w:val="bullet"/>
+      <w:lvlText w:val=""/>
+      <w:lvlJc w:val="left"/>
+      <w:pPr>
+        <w:ind w:left="7189" w:hanging="360"/>
+      </w:pPr>
+      <w:rPr>
+        <w:rFonts w:ascii="Wingdings" w:hAnsi="Wingdings" w:hint="default"/>
+      </w:rPr>
+    </w:lvl>
+  </w:abstractNum>
+  <w:abstractNum w:abstractNumId="4" w15:restartNumberingAfterBreak="0">
+    <w:nsid w:val="1B7A44FD"/>
+    <w:multiLevelType w:val="hybridMultilevel"/>
+    <w:tmpl w:val="AFAE2966"/>
+    <w:lvl w:ilvl="0" w:tplc="04190001">
+      <w:start w:val="1"/>
+      <w:numFmt w:val="bullet"/>
+      <w:lvlText w:val=""/>
+      <w:lvlJc w:val="left"/>
+      <w:pPr>
+        <w:ind w:left="1429" w:hanging="360"/>
+      </w:pPr>
+      <w:rPr>
+        <w:rFonts w:ascii="Symbol" w:hAnsi="Symbol" w:hint="default"/>
+      </w:rPr>
+    </w:lvl>
+    <w:lvl w:ilvl="1" w:tplc="04190003" w:tentative="1">
+      <w:start w:val="1"/>
+      <w:numFmt w:val="bullet"/>
+      <w:lvlText w:val="o"/>
+      <w:lvlJc w:val="left"/>
+      <w:pPr>
+        <w:ind w:left="2149" w:hanging="360"/>
+      </w:pPr>
+      <w:rPr>
+        <w:rFonts w:ascii="Courier New" w:hAnsi="Courier New" w:cs="Courier New" w:hint="default"/>
+      </w:rPr>
+    </w:lvl>
+    <w:lvl w:ilvl="2" w:tplc="04190005" w:tentative="1">
+      <w:start w:val="1"/>
+      <w:numFmt w:val="bullet"/>
+      <w:lvlText w:val=""/>
+      <w:lvlJc w:val="left"/>
+      <w:pPr>
+        <w:ind w:left="2869" w:hanging="360"/>
+      </w:pPr>
+      <w:rPr>
+        <w:rFonts w:ascii="Wingdings" w:hAnsi="Wingdings" w:hint="default"/>
+      </w:rPr>
+    </w:lvl>
+    <w:lvl w:ilvl="3" w:tplc="04190001" w:tentative="1">
+      <w:start w:val="1"/>
+      <w:numFmt w:val="bullet"/>
+      <w:lvlText w:val=""/>
+      <w:lvlJc w:val="left"/>
+      <w:pPr>
+        <w:ind w:left="3589" w:hanging="360"/>
+      </w:pPr>
+      <w:rPr>
+        <w:rFonts w:ascii="Symbol" w:hAnsi="Symbol" w:hint="default"/>
+      </w:rPr>
+    </w:lvl>
+    <w:lvl w:ilvl="4" w:tplc="04190003" w:tentative="1">
+      <w:start w:val="1"/>
+      <w:numFmt w:val="bullet"/>
+      <w:lvlText w:val="o"/>
+      <w:lvlJc w:val="left"/>
+      <w:pPr>
+        <w:ind w:left="4309" w:hanging="360"/>
+      </w:pPr>
+      <w:rPr>
+        <w:rFonts w:ascii="Courier New" w:hAnsi="Courier New" w:cs="Courier New" w:hint="default"/>
+      </w:rPr>
+    </w:lvl>
+    <w:lvl w:ilvl="5" w:tplc="04190005" w:tentative="1">
+      <w:start w:val="1"/>
+      <w:numFmt w:val="bullet"/>
+      <w:lvlText w:val=""/>
+      <w:lvlJc w:val="left"/>
+      <w:pPr>
+        <w:ind w:left="5029" w:hanging="360"/>
+      </w:pPr>
+      <w:rPr>
+        <w:rFonts w:ascii="Wingdings" w:hAnsi="Wingdings" w:hint="default"/>
+      </w:rPr>
+    </w:lvl>
+    <w:lvl w:ilvl="6" w:tplc="04190001" w:tentative="1">
+      <w:start w:val="1"/>
+      <w:numFmt w:val="bullet"/>
+      <w:lvlText w:val=""/>
+      <w:lvlJc w:val="left"/>
+      <w:pPr>
+        <w:ind w:left="5749" w:hanging="360"/>
+      </w:pPr>
+      <w:rPr>
+        <w:rFonts w:ascii="Symbol" w:hAnsi="Symbol" w:hint="default"/>
+      </w:rPr>
+    </w:lvl>
+    <w:lvl w:ilvl="7" w:tplc="04190003" w:tentative="1">
+      <w:start w:val="1"/>
+      <w:numFmt w:val="bullet"/>
+      <w:lvlText w:val="o"/>
+      <w:lvlJc w:val="left"/>
+      <w:pPr>
+        <w:ind w:left="6469" w:hanging="360"/>
+      </w:pPr>
+      <w:rPr>
+        <w:rFonts w:ascii="Courier New" w:hAnsi="Courier New" w:cs="Courier New" w:hint="default"/>
+      </w:rPr>
+    </w:lvl>
+    <w:lvl w:ilvl="8" w:tplc="04190005" w:tentative="1">
+      <w:start w:val="1"/>
+      <w:numFmt w:val="bullet"/>
+      <w:lvlText w:val=""/>
+      <w:lvlJc w:val="left"/>
+      <w:pPr>
+        <w:ind w:left="7189" w:hanging="360"/>
+      </w:pPr>
+      <w:rPr>
+        <w:rFonts w:ascii="Wingdings" w:hAnsi="Wingdings" w:hint="default"/>
+      </w:rPr>
+    </w:lvl>
+  </w:abstractNum>
+  <w:abstractNum w:abstractNumId="5" w15:restartNumberingAfterBreak="0">
     <w:nsid w:val="1CEE115F"/>
     <w:multiLevelType w:val="multilevel"/>
     <w:tmpl w:val="A31C1B7E"/>
@@ -2598,7 +5952,7 @@
       </w:pPr>
     </w:lvl>
   </w:abstractNum>
-  <w:abstractNum w:abstractNumId="2" w15:restartNumberingAfterBreak="0">
+  <w:abstractNum w:abstractNumId="6" w15:restartNumberingAfterBreak="0">
     <w:nsid w:val="209A5BF5"/>
     <w:multiLevelType w:val="multilevel"/>
     <w:tmpl w:val="A31C1B7E"/>
@@ -2716,7 +6070,7 @@
       </w:pPr>
     </w:lvl>
   </w:abstractNum>
-  <w:abstractNum w:abstractNumId="3" w15:restartNumberingAfterBreak="0">
+  <w:abstractNum w:abstractNumId="7" w15:restartNumberingAfterBreak="0">
     <w:nsid w:val="255E301B"/>
     <w:multiLevelType w:val="multilevel"/>
     <w:tmpl w:val="A31C1B7E"/>
@@ -2834,7 +6188,233 @@
       </w:pPr>
     </w:lvl>
   </w:abstractNum>
-  <w:abstractNum w:abstractNumId="4" w15:restartNumberingAfterBreak="0">
+  <w:abstractNum w:abstractNumId="8" w15:restartNumberingAfterBreak="0">
+    <w:nsid w:val="290E37E4"/>
+    <w:multiLevelType w:val="hybridMultilevel"/>
+    <w:tmpl w:val="A552EED0"/>
+    <w:lvl w:ilvl="0" w:tplc="04190001">
+      <w:start w:val="1"/>
+      <w:numFmt w:val="bullet"/>
+      <w:lvlText w:val=""/>
+      <w:lvlJc w:val="left"/>
+      <w:pPr>
+        <w:ind w:left="1429" w:hanging="360"/>
+      </w:pPr>
+      <w:rPr>
+        <w:rFonts w:ascii="Symbol" w:hAnsi="Symbol" w:hint="default"/>
+      </w:rPr>
+    </w:lvl>
+    <w:lvl w:ilvl="1" w:tplc="04190003" w:tentative="1">
+      <w:start w:val="1"/>
+      <w:numFmt w:val="bullet"/>
+      <w:lvlText w:val="o"/>
+      <w:lvlJc w:val="left"/>
+      <w:pPr>
+        <w:ind w:left="2149" w:hanging="360"/>
+      </w:pPr>
+      <w:rPr>
+        <w:rFonts w:ascii="Courier New" w:hAnsi="Courier New" w:cs="Courier New" w:hint="default"/>
+      </w:rPr>
+    </w:lvl>
+    <w:lvl w:ilvl="2" w:tplc="04190005" w:tentative="1">
+      <w:start w:val="1"/>
+      <w:numFmt w:val="bullet"/>
+      <w:lvlText w:val=""/>
+      <w:lvlJc w:val="left"/>
+      <w:pPr>
+        <w:ind w:left="2869" w:hanging="360"/>
+      </w:pPr>
+      <w:rPr>
+        <w:rFonts w:ascii="Wingdings" w:hAnsi="Wingdings" w:hint="default"/>
+      </w:rPr>
+    </w:lvl>
+    <w:lvl w:ilvl="3" w:tplc="04190001" w:tentative="1">
+      <w:start w:val="1"/>
+      <w:numFmt w:val="bullet"/>
+      <w:lvlText w:val=""/>
+      <w:lvlJc w:val="left"/>
+      <w:pPr>
+        <w:ind w:left="3589" w:hanging="360"/>
+      </w:pPr>
+      <w:rPr>
+        <w:rFonts w:ascii="Symbol" w:hAnsi="Symbol" w:hint="default"/>
+      </w:rPr>
+    </w:lvl>
+    <w:lvl w:ilvl="4" w:tplc="04190003" w:tentative="1">
+      <w:start w:val="1"/>
+      <w:numFmt w:val="bullet"/>
+      <w:lvlText w:val="o"/>
+      <w:lvlJc w:val="left"/>
+      <w:pPr>
+        <w:ind w:left="4309" w:hanging="360"/>
+      </w:pPr>
+      <w:rPr>
+        <w:rFonts w:ascii="Courier New" w:hAnsi="Courier New" w:cs="Courier New" w:hint="default"/>
+      </w:rPr>
+    </w:lvl>
+    <w:lvl w:ilvl="5" w:tplc="04190005" w:tentative="1">
+      <w:start w:val="1"/>
+      <w:numFmt w:val="bullet"/>
+      <w:lvlText w:val=""/>
+      <w:lvlJc w:val="left"/>
+      <w:pPr>
+        <w:ind w:left="5029" w:hanging="360"/>
+      </w:pPr>
+      <w:rPr>
+        <w:rFonts w:ascii="Wingdings" w:hAnsi="Wingdings" w:hint="default"/>
+      </w:rPr>
+    </w:lvl>
+    <w:lvl w:ilvl="6" w:tplc="04190001" w:tentative="1">
+      <w:start w:val="1"/>
+      <w:numFmt w:val="bullet"/>
+      <w:lvlText w:val=""/>
+      <w:lvlJc w:val="left"/>
+      <w:pPr>
+        <w:ind w:left="5749" w:hanging="360"/>
+      </w:pPr>
+      <w:rPr>
+        <w:rFonts w:ascii="Symbol" w:hAnsi="Symbol" w:hint="default"/>
+      </w:rPr>
+    </w:lvl>
+    <w:lvl w:ilvl="7" w:tplc="04190003" w:tentative="1">
+      <w:start w:val="1"/>
+      <w:numFmt w:val="bullet"/>
+      <w:lvlText w:val="o"/>
+      <w:lvlJc w:val="left"/>
+      <w:pPr>
+        <w:ind w:left="6469" w:hanging="360"/>
+      </w:pPr>
+      <w:rPr>
+        <w:rFonts w:ascii="Courier New" w:hAnsi="Courier New" w:cs="Courier New" w:hint="default"/>
+      </w:rPr>
+    </w:lvl>
+    <w:lvl w:ilvl="8" w:tplc="04190005" w:tentative="1">
+      <w:start w:val="1"/>
+      <w:numFmt w:val="bullet"/>
+      <w:lvlText w:val=""/>
+      <w:lvlJc w:val="left"/>
+      <w:pPr>
+        <w:ind w:left="7189" w:hanging="360"/>
+      </w:pPr>
+      <w:rPr>
+        <w:rFonts w:ascii="Wingdings" w:hAnsi="Wingdings" w:hint="default"/>
+      </w:rPr>
+    </w:lvl>
+  </w:abstractNum>
+  <w:abstractNum w:abstractNumId="9" w15:restartNumberingAfterBreak="0">
+    <w:nsid w:val="363377AD"/>
+    <w:multiLevelType w:val="hybridMultilevel"/>
+    <w:tmpl w:val="ED94D55A"/>
+    <w:lvl w:ilvl="0" w:tplc="04190001">
+      <w:start w:val="1"/>
+      <w:numFmt w:val="bullet"/>
+      <w:lvlText w:val=""/>
+      <w:lvlJc w:val="left"/>
+      <w:pPr>
+        <w:ind w:left="1429" w:hanging="360"/>
+      </w:pPr>
+      <w:rPr>
+        <w:rFonts w:ascii="Symbol" w:hAnsi="Symbol" w:hint="default"/>
+      </w:rPr>
+    </w:lvl>
+    <w:lvl w:ilvl="1" w:tplc="04190003" w:tentative="1">
+      <w:start w:val="1"/>
+      <w:numFmt w:val="bullet"/>
+      <w:lvlText w:val="o"/>
+      <w:lvlJc w:val="left"/>
+      <w:pPr>
+        <w:ind w:left="2149" w:hanging="360"/>
+      </w:pPr>
+      <w:rPr>
+        <w:rFonts w:ascii="Courier New" w:hAnsi="Courier New" w:cs="Courier New" w:hint="default"/>
+      </w:rPr>
+    </w:lvl>
+    <w:lvl w:ilvl="2" w:tplc="04190005" w:tentative="1">
+      <w:start w:val="1"/>
+      <w:numFmt w:val="bullet"/>
+      <w:lvlText w:val=""/>
+      <w:lvlJc w:val="left"/>
+      <w:pPr>
+        <w:ind w:left="2869" w:hanging="360"/>
+      </w:pPr>
+      <w:rPr>
+        <w:rFonts w:ascii="Wingdings" w:hAnsi="Wingdings" w:hint="default"/>
+      </w:rPr>
+    </w:lvl>
+    <w:lvl w:ilvl="3" w:tplc="04190001" w:tentative="1">
+      <w:start w:val="1"/>
+      <w:numFmt w:val="bullet"/>
+      <w:lvlText w:val=""/>
+      <w:lvlJc w:val="left"/>
+      <w:pPr>
+        <w:ind w:left="3589" w:hanging="360"/>
+      </w:pPr>
+      <w:rPr>
+        <w:rFonts w:ascii="Symbol" w:hAnsi="Symbol" w:hint="default"/>
+      </w:rPr>
+    </w:lvl>
+    <w:lvl w:ilvl="4" w:tplc="04190003" w:tentative="1">
+      <w:start w:val="1"/>
+      <w:numFmt w:val="bullet"/>
+      <w:lvlText w:val="o"/>
+      <w:lvlJc w:val="left"/>
+      <w:pPr>
+        <w:ind w:left="4309" w:hanging="360"/>
+      </w:pPr>
+      <w:rPr>
+        <w:rFonts w:ascii="Courier New" w:hAnsi="Courier New" w:cs="Courier New" w:hint="default"/>
+      </w:rPr>
+    </w:lvl>
+    <w:lvl w:ilvl="5" w:tplc="04190005" w:tentative="1">
+      <w:start w:val="1"/>
+      <w:numFmt w:val="bullet"/>
+      <w:lvlText w:val=""/>
+      <w:lvlJc w:val="left"/>
+      <w:pPr>
+        <w:ind w:left="5029" w:hanging="360"/>
+      </w:pPr>
+      <w:rPr>
+        <w:rFonts w:ascii="Wingdings" w:hAnsi="Wingdings" w:hint="default"/>
+      </w:rPr>
+    </w:lvl>
+    <w:lvl w:ilvl="6" w:tplc="04190001" w:tentative="1">
+      <w:start w:val="1"/>
+      <w:numFmt w:val="bullet"/>
+      <w:lvlText w:val=""/>
+      <w:lvlJc w:val="left"/>
+      <w:pPr>
+        <w:ind w:left="5749" w:hanging="360"/>
+      </w:pPr>
+      <w:rPr>
+        <w:rFonts w:ascii="Symbol" w:hAnsi="Symbol" w:hint="default"/>
+      </w:rPr>
+    </w:lvl>
+    <w:lvl w:ilvl="7" w:tplc="04190003" w:tentative="1">
+      <w:start w:val="1"/>
+      <w:numFmt w:val="bullet"/>
+      <w:lvlText w:val="o"/>
+      <w:lvlJc w:val="left"/>
+      <w:pPr>
+        <w:ind w:left="6469" w:hanging="360"/>
+      </w:pPr>
+      <w:rPr>
+        <w:rFonts w:ascii="Courier New" w:hAnsi="Courier New" w:cs="Courier New" w:hint="default"/>
+      </w:rPr>
+    </w:lvl>
+    <w:lvl w:ilvl="8" w:tplc="04190005" w:tentative="1">
+      <w:start w:val="1"/>
+      <w:numFmt w:val="bullet"/>
+      <w:lvlText w:val=""/>
+      <w:lvlJc w:val="left"/>
+      <w:pPr>
+        <w:ind w:left="7189" w:hanging="360"/>
+      </w:pPr>
+      <w:rPr>
+        <w:rFonts w:ascii="Wingdings" w:hAnsi="Wingdings" w:hint="default"/>
+      </w:rPr>
+    </w:lvl>
+  </w:abstractNum>
+  <w:abstractNum w:abstractNumId="10" w15:restartNumberingAfterBreak="0">
     <w:nsid w:val="37D8072C"/>
     <w:multiLevelType w:val="multilevel"/>
     <w:tmpl w:val="A31C1B7E"/>
@@ -2952,7 +6532,459 @@
       </w:pPr>
     </w:lvl>
   </w:abstractNum>
-  <w:abstractNum w:abstractNumId="5" w15:restartNumberingAfterBreak="0">
+  <w:abstractNum w:abstractNumId="11" w15:restartNumberingAfterBreak="0">
+    <w:nsid w:val="3C541BDB"/>
+    <w:multiLevelType w:val="hybridMultilevel"/>
+    <w:tmpl w:val="4A84FD30"/>
+    <w:lvl w:ilvl="0" w:tplc="04190001">
+      <w:start w:val="1"/>
+      <w:numFmt w:val="bullet"/>
+      <w:lvlText w:val=""/>
+      <w:lvlJc w:val="left"/>
+      <w:pPr>
+        <w:ind w:left="1429" w:hanging="360"/>
+      </w:pPr>
+      <w:rPr>
+        <w:rFonts w:ascii="Symbol" w:hAnsi="Symbol" w:hint="default"/>
+      </w:rPr>
+    </w:lvl>
+    <w:lvl w:ilvl="1" w:tplc="04190003">
+      <w:start w:val="1"/>
+      <w:numFmt w:val="bullet"/>
+      <w:lvlText w:val="o"/>
+      <w:lvlJc w:val="left"/>
+      <w:pPr>
+        <w:ind w:left="2149" w:hanging="360"/>
+      </w:pPr>
+      <w:rPr>
+        <w:rFonts w:ascii="Courier New" w:hAnsi="Courier New" w:cs="Courier New" w:hint="default"/>
+      </w:rPr>
+    </w:lvl>
+    <w:lvl w:ilvl="2" w:tplc="04190005" w:tentative="1">
+      <w:start w:val="1"/>
+      <w:numFmt w:val="bullet"/>
+      <w:lvlText w:val=""/>
+      <w:lvlJc w:val="left"/>
+      <w:pPr>
+        <w:ind w:left="2869" w:hanging="360"/>
+      </w:pPr>
+      <w:rPr>
+        <w:rFonts w:ascii="Wingdings" w:hAnsi="Wingdings" w:hint="default"/>
+      </w:rPr>
+    </w:lvl>
+    <w:lvl w:ilvl="3" w:tplc="04190001" w:tentative="1">
+      <w:start w:val="1"/>
+      <w:numFmt w:val="bullet"/>
+      <w:lvlText w:val=""/>
+      <w:lvlJc w:val="left"/>
+      <w:pPr>
+        <w:ind w:left="3589" w:hanging="360"/>
+      </w:pPr>
+      <w:rPr>
+        <w:rFonts w:ascii="Symbol" w:hAnsi="Symbol" w:hint="default"/>
+      </w:rPr>
+    </w:lvl>
+    <w:lvl w:ilvl="4" w:tplc="04190003" w:tentative="1">
+      <w:start w:val="1"/>
+      <w:numFmt w:val="bullet"/>
+      <w:lvlText w:val="o"/>
+      <w:lvlJc w:val="left"/>
+      <w:pPr>
+        <w:ind w:left="4309" w:hanging="360"/>
+      </w:pPr>
+      <w:rPr>
+        <w:rFonts w:ascii="Courier New" w:hAnsi="Courier New" w:cs="Courier New" w:hint="default"/>
+      </w:rPr>
+    </w:lvl>
+    <w:lvl w:ilvl="5" w:tplc="04190005" w:tentative="1">
+      <w:start w:val="1"/>
+      <w:numFmt w:val="bullet"/>
+      <w:lvlText w:val=""/>
+      <w:lvlJc w:val="left"/>
+      <w:pPr>
+        <w:ind w:left="5029" w:hanging="360"/>
+      </w:pPr>
+      <w:rPr>
+        <w:rFonts w:ascii="Wingdings" w:hAnsi="Wingdings" w:hint="default"/>
+      </w:rPr>
+    </w:lvl>
+    <w:lvl w:ilvl="6" w:tplc="04190001" w:tentative="1">
+      <w:start w:val="1"/>
+      <w:numFmt w:val="bullet"/>
+      <w:lvlText w:val=""/>
+      <w:lvlJc w:val="left"/>
+      <w:pPr>
+        <w:ind w:left="5749" w:hanging="360"/>
+      </w:pPr>
+      <w:rPr>
+        <w:rFonts w:ascii="Symbol" w:hAnsi="Symbol" w:hint="default"/>
+      </w:rPr>
+    </w:lvl>
+    <w:lvl w:ilvl="7" w:tplc="04190003" w:tentative="1">
+      <w:start w:val="1"/>
+      <w:numFmt w:val="bullet"/>
+      <w:lvlText w:val="o"/>
+      <w:lvlJc w:val="left"/>
+      <w:pPr>
+        <w:ind w:left="6469" w:hanging="360"/>
+      </w:pPr>
+      <w:rPr>
+        <w:rFonts w:ascii="Courier New" w:hAnsi="Courier New" w:cs="Courier New" w:hint="default"/>
+      </w:rPr>
+    </w:lvl>
+    <w:lvl w:ilvl="8" w:tplc="04190005" w:tentative="1">
+      <w:start w:val="1"/>
+      <w:numFmt w:val="bullet"/>
+      <w:lvlText w:val=""/>
+      <w:lvlJc w:val="left"/>
+      <w:pPr>
+        <w:ind w:left="7189" w:hanging="360"/>
+      </w:pPr>
+      <w:rPr>
+        <w:rFonts w:ascii="Wingdings" w:hAnsi="Wingdings" w:hint="default"/>
+      </w:rPr>
+    </w:lvl>
+  </w:abstractNum>
+  <w:abstractNum w:abstractNumId="12" w15:restartNumberingAfterBreak="0">
+    <w:nsid w:val="3C9B4D62"/>
+    <w:multiLevelType w:val="hybridMultilevel"/>
+    <w:tmpl w:val="3C54C7DC"/>
+    <w:lvl w:ilvl="0" w:tplc="04190001">
+      <w:start w:val="1"/>
+      <w:numFmt w:val="bullet"/>
+      <w:lvlText w:val=""/>
+      <w:lvlJc w:val="left"/>
+      <w:pPr>
+        <w:ind w:left="1429" w:hanging="360"/>
+      </w:pPr>
+      <w:rPr>
+        <w:rFonts w:ascii="Symbol" w:hAnsi="Symbol" w:hint="default"/>
+      </w:rPr>
+    </w:lvl>
+    <w:lvl w:ilvl="1" w:tplc="04190003">
+      <w:start w:val="1"/>
+      <w:numFmt w:val="bullet"/>
+      <w:lvlText w:val="o"/>
+      <w:lvlJc w:val="left"/>
+      <w:pPr>
+        <w:ind w:left="2149" w:hanging="360"/>
+      </w:pPr>
+      <w:rPr>
+        <w:rFonts w:ascii="Courier New" w:hAnsi="Courier New" w:cs="Courier New" w:hint="default"/>
+      </w:rPr>
+    </w:lvl>
+    <w:lvl w:ilvl="2" w:tplc="04190005" w:tentative="1">
+      <w:start w:val="1"/>
+      <w:numFmt w:val="bullet"/>
+      <w:lvlText w:val=""/>
+      <w:lvlJc w:val="left"/>
+      <w:pPr>
+        <w:ind w:left="2869" w:hanging="360"/>
+      </w:pPr>
+      <w:rPr>
+        <w:rFonts w:ascii="Wingdings" w:hAnsi="Wingdings" w:hint="default"/>
+      </w:rPr>
+    </w:lvl>
+    <w:lvl w:ilvl="3" w:tplc="04190001" w:tentative="1">
+      <w:start w:val="1"/>
+      <w:numFmt w:val="bullet"/>
+      <w:lvlText w:val=""/>
+      <w:lvlJc w:val="left"/>
+      <w:pPr>
+        <w:ind w:left="3589" w:hanging="360"/>
+      </w:pPr>
+      <w:rPr>
+        <w:rFonts w:ascii="Symbol" w:hAnsi="Symbol" w:hint="default"/>
+      </w:rPr>
+    </w:lvl>
+    <w:lvl w:ilvl="4" w:tplc="04190003" w:tentative="1">
+      <w:start w:val="1"/>
+      <w:numFmt w:val="bullet"/>
+      <w:lvlText w:val="o"/>
+      <w:lvlJc w:val="left"/>
+      <w:pPr>
+        <w:ind w:left="4309" w:hanging="360"/>
+      </w:pPr>
+      <w:rPr>
+        <w:rFonts w:ascii="Courier New" w:hAnsi="Courier New" w:cs="Courier New" w:hint="default"/>
+      </w:rPr>
+    </w:lvl>
+    <w:lvl w:ilvl="5" w:tplc="04190005" w:tentative="1">
+      <w:start w:val="1"/>
+      <w:numFmt w:val="bullet"/>
+      <w:lvlText w:val=""/>
+      <w:lvlJc w:val="left"/>
+      <w:pPr>
+        <w:ind w:left="5029" w:hanging="360"/>
+      </w:pPr>
+      <w:rPr>
+        <w:rFonts w:ascii="Wingdings" w:hAnsi="Wingdings" w:hint="default"/>
+      </w:rPr>
+    </w:lvl>
+    <w:lvl w:ilvl="6" w:tplc="04190001" w:tentative="1">
+      <w:start w:val="1"/>
+      <w:numFmt w:val="bullet"/>
+      <w:lvlText w:val=""/>
+      <w:lvlJc w:val="left"/>
+      <w:pPr>
+        <w:ind w:left="5749" w:hanging="360"/>
+      </w:pPr>
+      <w:rPr>
+        <w:rFonts w:ascii="Symbol" w:hAnsi="Symbol" w:hint="default"/>
+      </w:rPr>
+    </w:lvl>
+    <w:lvl w:ilvl="7" w:tplc="04190003" w:tentative="1">
+      <w:start w:val="1"/>
+      <w:numFmt w:val="bullet"/>
+      <w:lvlText w:val="o"/>
+      <w:lvlJc w:val="left"/>
+      <w:pPr>
+        <w:ind w:left="6469" w:hanging="360"/>
+      </w:pPr>
+      <w:rPr>
+        <w:rFonts w:ascii="Courier New" w:hAnsi="Courier New" w:cs="Courier New" w:hint="default"/>
+      </w:rPr>
+    </w:lvl>
+    <w:lvl w:ilvl="8" w:tplc="04190005" w:tentative="1">
+      <w:start w:val="1"/>
+      <w:numFmt w:val="bullet"/>
+      <w:lvlText w:val=""/>
+      <w:lvlJc w:val="left"/>
+      <w:pPr>
+        <w:ind w:left="7189" w:hanging="360"/>
+      </w:pPr>
+      <w:rPr>
+        <w:rFonts w:ascii="Wingdings" w:hAnsi="Wingdings" w:hint="default"/>
+      </w:rPr>
+    </w:lvl>
+  </w:abstractNum>
+  <w:abstractNum w:abstractNumId="13" w15:restartNumberingAfterBreak="0">
+    <w:nsid w:val="411A3D84"/>
+    <w:multiLevelType w:val="hybridMultilevel"/>
+    <w:tmpl w:val="7A603ADE"/>
+    <w:lvl w:ilvl="0" w:tplc="04190001">
+      <w:start w:val="1"/>
+      <w:numFmt w:val="bullet"/>
+      <w:lvlText w:val=""/>
+      <w:lvlJc w:val="left"/>
+      <w:pPr>
+        <w:ind w:left="1429" w:hanging="360"/>
+      </w:pPr>
+      <w:rPr>
+        <w:rFonts w:ascii="Symbol" w:hAnsi="Symbol" w:hint="default"/>
+      </w:rPr>
+    </w:lvl>
+    <w:lvl w:ilvl="1" w:tplc="04190003" w:tentative="1">
+      <w:start w:val="1"/>
+      <w:numFmt w:val="bullet"/>
+      <w:lvlText w:val="o"/>
+      <w:lvlJc w:val="left"/>
+      <w:pPr>
+        <w:ind w:left="2149" w:hanging="360"/>
+      </w:pPr>
+      <w:rPr>
+        <w:rFonts w:ascii="Courier New" w:hAnsi="Courier New" w:cs="Courier New" w:hint="default"/>
+      </w:rPr>
+    </w:lvl>
+    <w:lvl w:ilvl="2" w:tplc="04190005" w:tentative="1">
+      <w:start w:val="1"/>
+      <w:numFmt w:val="bullet"/>
+      <w:lvlText w:val=""/>
+      <w:lvlJc w:val="left"/>
+      <w:pPr>
+        <w:ind w:left="2869" w:hanging="360"/>
+      </w:pPr>
+      <w:rPr>
+        <w:rFonts w:ascii="Wingdings" w:hAnsi="Wingdings" w:hint="default"/>
+      </w:rPr>
+    </w:lvl>
+    <w:lvl w:ilvl="3" w:tplc="04190001" w:tentative="1">
+      <w:start w:val="1"/>
+      <w:numFmt w:val="bullet"/>
+      <w:lvlText w:val=""/>
+      <w:lvlJc w:val="left"/>
+      <w:pPr>
+        <w:ind w:left="3589" w:hanging="360"/>
+      </w:pPr>
+      <w:rPr>
+        <w:rFonts w:ascii="Symbol" w:hAnsi="Symbol" w:hint="default"/>
+      </w:rPr>
+    </w:lvl>
+    <w:lvl w:ilvl="4" w:tplc="04190003" w:tentative="1">
+      <w:start w:val="1"/>
+      <w:numFmt w:val="bullet"/>
+      <w:lvlText w:val="o"/>
+      <w:lvlJc w:val="left"/>
+      <w:pPr>
+        <w:ind w:left="4309" w:hanging="360"/>
+      </w:pPr>
+      <w:rPr>
+        <w:rFonts w:ascii="Courier New" w:hAnsi="Courier New" w:cs="Courier New" w:hint="default"/>
+      </w:rPr>
+    </w:lvl>
+    <w:lvl w:ilvl="5" w:tplc="04190005" w:tentative="1">
+      <w:start w:val="1"/>
+      <w:numFmt w:val="bullet"/>
+      <w:lvlText w:val=""/>
+      <w:lvlJc w:val="left"/>
+      <w:pPr>
+        <w:ind w:left="5029" w:hanging="360"/>
+      </w:pPr>
+      <w:rPr>
+        <w:rFonts w:ascii="Wingdings" w:hAnsi="Wingdings" w:hint="default"/>
+      </w:rPr>
+    </w:lvl>
+    <w:lvl w:ilvl="6" w:tplc="04190001" w:tentative="1">
+      <w:start w:val="1"/>
+      <w:numFmt w:val="bullet"/>
+      <w:lvlText w:val=""/>
+      <w:lvlJc w:val="left"/>
+      <w:pPr>
+        <w:ind w:left="5749" w:hanging="360"/>
+      </w:pPr>
+      <w:rPr>
+        <w:rFonts w:ascii="Symbol" w:hAnsi="Symbol" w:hint="default"/>
+      </w:rPr>
+    </w:lvl>
+    <w:lvl w:ilvl="7" w:tplc="04190003" w:tentative="1">
+      <w:start w:val="1"/>
+      <w:numFmt w:val="bullet"/>
+      <w:lvlText w:val="o"/>
+      <w:lvlJc w:val="left"/>
+      <w:pPr>
+        <w:ind w:left="6469" w:hanging="360"/>
+      </w:pPr>
+      <w:rPr>
+        <w:rFonts w:ascii="Courier New" w:hAnsi="Courier New" w:cs="Courier New" w:hint="default"/>
+      </w:rPr>
+    </w:lvl>
+    <w:lvl w:ilvl="8" w:tplc="04190005" w:tentative="1">
+      <w:start w:val="1"/>
+      <w:numFmt w:val="bullet"/>
+      <w:lvlText w:val=""/>
+      <w:lvlJc w:val="left"/>
+      <w:pPr>
+        <w:ind w:left="7189" w:hanging="360"/>
+      </w:pPr>
+      <w:rPr>
+        <w:rFonts w:ascii="Wingdings" w:hAnsi="Wingdings" w:hint="default"/>
+      </w:rPr>
+    </w:lvl>
+  </w:abstractNum>
+  <w:abstractNum w:abstractNumId="14" w15:restartNumberingAfterBreak="0">
+    <w:nsid w:val="41F94203"/>
+    <w:multiLevelType w:val="hybridMultilevel"/>
+    <w:tmpl w:val="3A3A192E"/>
+    <w:lvl w:ilvl="0" w:tplc="04190001">
+      <w:start w:val="1"/>
+      <w:numFmt w:val="bullet"/>
+      <w:lvlText w:val=""/>
+      <w:lvlJc w:val="left"/>
+      <w:pPr>
+        <w:ind w:left="1429" w:hanging="360"/>
+      </w:pPr>
+      <w:rPr>
+        <w:rFonts w:ascii="Symbol" w:hAnsi="Symbol" w:hint="default"/>
+      </w:rPr>
+    </w:lvl>
+    <w:lvl w:ilvl="1" w:tplc="04190003" w:tentative="1">
+      <w:start w:val="1"/>
+      <w:numFmt w:val="bullet"/>
+      <w:lvlText w:val="o"/>
+      <w:lvlJc w:val="left"/>
+      <w:pPr>
+        <w:ind w:left="2149" w:hanging="360"/>
+      </w:pPr>
+      <w:rPr>
+        <w:rFonts w:ascii="Courier New" w:hAnsi="Courier New" w:cs="Courier New" w:hint="default"/>
+      </w:rPr>
+    </w:lvl>
+    <w:lvl w:ilvl="2" w:tplc="04190005" w:tentative="1">
+      <w:start w:val="1"/>
+      <w:numFmt w:val="bullet"/>
+      <w:lvlText w:val=""/>
+      <w:lvlJc w:val="left"/>
+      <w:pPr>
+        <w:ind w:left="2869" w:hanging="360"/>
+      </w:pPr>
+      <w:rPr>
+        <w:rFonts w:ascii="Wingdings" w:hAnsi="Wingdings" w:hint="default"/>
+      </w:rPr>
+    </w:lvl>
+    <w:lvl w:ilvl="3" w:tplc="04190001" w:tentative="1">
+      <w:start w:val="1"/>
+      <w:numFmt w:val="bullet"/>
+      <w:lvlText w:val=""/>
+      <w:lvlJc w:val="left"/>
+      <w:pPr>
+        <w:ind w:left="3589" w:hanging="360"/>
+      </w:pPr>
+      <w:rPr>
+        <w:rFonts w:ascii="Symbol" w:hAnsi="Symbol" w:hint="default"/>
+      </w:rPr>
+    </w:lvl>
+    <w:lvl w:ilvl="4" w:tplc="04190003" w:tentative="1">
+      <w:start w:val="1"/>
+      <w:numFmt w:val="bullet"/>
+      <w:lvlText w:val="o"/>
+      <w:lvlJc w:val="left"/>
+      <w:pPr>
+        <w:ind w:left="4309" w:hanging="360"/>
+      </w:pPr>
+      <w:rPr>
+        <w:rFonts w:ascii="Courier New" w:hAnsi="Courier New" w:cs="Courier New" w:hint="default"/>
+      </w:rPr>
+    </w:lvl>
+    <w:lvl w:ilvl="5" w:tplc="04190005" w:tentative="1">
+      <w:start w:val="1"/>
+      <w:numFmt w:val="bullet"/>
+      <w:lvlText w:val=""/>
+      <w:lvlJc w:val="left"/>
+      <w:pPr>
+        <w:ind w:left="5029" w:hanging="360"/>
+      </w:pPr>
+      <w:rPr>
+        <w:rFonts w:ascii="Wingdings" w:hAnsi="Wingdings" w:hint="default"/>
+      </w:rPr>
+    </w:lvl>
+    <w:lvl w:ilvl="6" w:tplc="04190001" w:tentative="1">
+      <w:start w:val="1"/>
+      <w:numFmt w:val="bullet"/>
+      <w:lvlText w:val=""/>
+      <w:lvlJc w:val="left"/>
+      <w:pPr>
+        <w:ind w:left="5749" w:hanging="360"/>
+      </w:pPr>
+      <w:rPr>
+        <w:rFonts w:ascii="Symbol" w:hAnsi="Symbol" w:hint="default"/>
+      </w:rPr>
+    </w:lvl>
+    <w:lvl w:ilvl="7" w:tplc="04190003" w:tentative="1">
+      <w:start w:val="1"/>
+      <w:numFmt w:val="bullet"/>
+      <w:lvlText w:val="o"/>
+      <w:lvlJc w:val="left"/>
+      <w:pPr>
+        <w:ind w:left="6469" w:hanging="360"/>
+      </w:pPr>
+      <w:rPr>
+        <w:rFonts w:ascii="Courier New" w:hAnsi="Courier New" w:cs="Courier New" w:hint="default"/>
+      </w:rPr>
+    </w:lvl>
+    <w:lvl w:ilvl="8" w:tplc="04190005" w:tentative="1">
+      <w:start w:val="1"/>
+      <w:numFmt w:val="bullet"/>
+      <w:lvlText w:val=""/>
+      <w:lvlJc w:val="left"/>
+      <w:pPr>
+        <w:ind w:left="7189" w:hanging="360"/>
+      </w:pPr>
+      <w:rPr>
+        <w:rFonts w:ascii="Wingdings" w:hAnsi="Wingdings" w:hint="default"/>
+      </w:rPr>
+    </w:lvl>
+  </w:abstractNum>
+  <w:abstractNum w:abstractNumId="15" w15:restartNumberingAfterBreak="0">
     <w:nsid w:val="4495442D"/>
     <w:multiLevelType w:val="multilevel"/>
     <w:tmpl w:val="A31C1B7E"/>
@@ -3070,7 +7102,269 @@
       </w:pPr>
     </w:lvl>
   </w:abstractNum>
-  <w:abstractNum w:abstractNumId="6" w15:restartNumberingAfterBreak="0">
+  <w:abstractNum w:abstractNumId="16" w15:restartNumberingAfterBreak="0">
+    <w:nsid w:val="4F77520B"/>
+    <w:multiLevelType w:val="multilevel"/>
+    <w:tmpl w:val="86CCBB70"/>
+    <w:lvl w:ilvl="0">
+      <w:start w:val="1"/>
+      <w:numFmt w:val="bullet"/>
+      <w:lvlText w:val=""/>
+      <w:lvlJc w:val="left"/>
+      <w:pPr>
+        <w:tabs>
+          <w:tab w:val="num" w:pos="1068"/>
+        </w:tabs>
+        <w:ind w:left="1068" w:hanging="360"/>
+      </w:pPr>
+      <w:rPr>
+        <w:rFonts w:ascii="Symbol" w:hAnsi="Symbol" w:hint="default"/>
+        <w:sz w:val="20"/>
+      </w:rPr>
+    </w:lvl>
+    <w:lvl w:ilvl="1" w:tentative="1">
+      <w:start w:val="1"/>
+      <w:numFmt w:val="bullet"/>
+      <w:lvlText w:val="o"/>
+      <w:lvlJc w:val="left"/>
+      <w:pPr>
+        <w:tabs>
+          <w:tab w:val="num" w:pos="1788"/>
+        </w:tabs>
+        <w:ind w:left="1788" w:hanging="360"/>
+      </w:pPr>
+      <w:rPr>
+        <w:rFonts w:ascii="Courier New" w:hAnsi="Courier New" w:hint="default"/>
+        <w:sz w:val="20"/>
+      </w:rPr>
+    </w:lvl>
+    <w:lvl w:ilvl="2" w:tentative="1">
+      <w:start w:val="1"/>
+      <w:numFmt w:val="bullet"/>
+      <w:lvlText w:val=""/>
+      <w:lvlJc w:val="left"/>
+      <w:pPr>
+        <w:tabs>
+          <w:tab w:val="num" w:pos="2508"/>
+        </w:tabs>
+        <w:ind w:left="2508" w:hanging="360"/>
+      </w:pPr>
+      <w:rPr>
+        <w:rFonts w:ascii="Wingdings" w:hAnsi="Wingdings" w:hint="default"/>
+        <w:sz w:val="20"/>
+      </w:rPr>
+    </w:lvl>
+    <w:lvl w:ilvl="3" w:tentative="1">
+      <w:start w:val="1"/>
+      <w:numFmt w:val="bullet"/>
+      <w:lvlText w:val=""/>
+      <w:lvlJc w:val="left"/>
+      <w:pPr>
+        <w:tabs>
+          <w:tab w:val="num" w:pos="3228"/>
+        </w:tabs>
+        <w:ind w:left="3228" w:hanging="360"/>
+      </w:pPr>
+      <w:rPr>
+        <w:rFonts w:ascii="Wingdings" w:hAnsi="Wingdings" w:hint="default"/>
+        <w:sz w:val="20"/>
+      </w:rPr>
+    </w:lvl>
+    <w:lvl w:ilvl="4" w:tentative="1">
+      <w:start w:val="1"/>
+      <w:numFmt w:val="bullet"/>
+      <w:lvlText w:val=""/>
+      <w:lvlJc w:val="left"/>
+      <w:pPr>
+        <w:tabs>
+          <w:tab w:val="num" w:pos="3948"/>
+        </w:tabs>
+        <w:ind w:left="3948" w:hanging="360"/>
+      </w:pPr>
+      <w:rPr>
+        <w:rFonts w:ascii="Wingdings" w:hAnsi="Wingdings" w:hint="default"/>
+        <w:sz w:val="20"/>
+      </w:rPr>
+    </w:lvl>
+    <w:lvl w:ilvl="5" w:tentative="1">
+      <w:start w:val="1"/>
+      <w:numFmt w:val="bullet"/>
+      <w:lvlText w:val=""/>
+      <w:lvlJc w:val="left"/>
+      <w:pPr>
+        <w:tabs>
+          <w:tab w:val="num" w:pos="4668"/>
+        </w:tabs>
+        <w:ind w:left="4668" w:hanging="360"/>
+      </w:pPr>
+      <w:rPr>
+        <w:rFonts w:ascii="Wingdings" w:hAnsi="Wingdings" w:hint="default"/>
+        <w:sz w:val="20"/>
+      </w:rPr>
+    </w:lvl>
+    <w:lvl w:ilvl="6" w:tentative="1">
+      <w:start w:val="1"/>
+      <w:numFmt w:val="bullet"/>
+      <w:lvlText w:val=""/>
+      <w:lvlJc w:val="left"/>
+      <w:pPr>
+        <w:tabs>
+          <w:tab w:val="num" w:pos="5388"/>
+        </w:tabs>
+        <w:ind w:left="5388" w:hanging="360"/>
+      </w:pPr>
+      <w:rPr>
+        <w:rFonts w:ascii="Wingdings" w:hAnsi="Wingdings" w:hint="default"/>
+        <w:sz w:val="20"/>
+      </w:rPr>
+    </w:lvl>
+    <w:lvl w:ilvl="7" w:tentative="1">
+      <w:start w:val="1"/>
+      <w:numFmt w:val="bullet"/>
+      <w:lvlText w:val=""/>
+      <w:lvlJc w:val="left"/>
+      <w:pPr>
+        <w:tabs>
+          <w:tab w:val="num" w:pos="6108"/>
+        </w:tabs>
+        <w:ind w:left="6108" w:hanging="360"/>
+      </w:pPr>
+      <w:rPr>
+        <w:rFonts w:ascii="Wingdings" w:hAnsi="Wingdings" w:hint="default"/>
+        <w:sz w:val="20"/>
+      </w:rPr>
+    </w:lvl>
+    <w:lvl w:ilvl="8" w:tentative="1">
+      <w:start w:val="1"/>
+      <w:numFmt w:val="bullet"/>
+      <w:lvlText w:val=""/>
+      <w:lvlJc w:val="left"/>
+      <w:pPr>
+        <w:tabs>
+          <w:tab w:val="num" w:pos="6828"/>
+        </w:tabs>
+        <w:ind w:left="6828" w:hanging="360"/>
+      </w:pPr>
+      <w:rPr>
+        <w:rFonts w:ascii="Wingdings" w:hAnsi="Wingdings" w:hint="default"/>
+        <w:sz w:val="20"/>
+      </w:rPr>
+    </w:lvl>
+  </w:abstractNum>
+  <w:abstractNum w:abstractNumId="17" w15:restartNumberingAfterBreak="0">
+    <w:nsid w:val="57E5431E"/>
+    <w:multiLevelType w:val="hybridMultilevel"/>
+    <w:tmpl w:val="4F503A30"/>
+    <w:lvl w:ilvl="0" w:tplc="04190001">
+      <w:start w:val="1"/>
+      <w:numFmt w:val="bullet"/>
+      <w:lvlText w:val=""/>
+      <w:lvlJc w:val="left"/>
+      <w:pPr>
+        <w:ind w:left="1429" w:hanging="360"/>
+      </w:pPr>
+      <w:rPr>
+        <w:rFonts w:ascii="Symbol" w:hAnsi="Symbol" w:hint="default"/>
+      </w:rPr>
+    </w:lvl>
+    <w:lvl w:ilvl="1" w:tplc="04190003" w:tentative="1">
+      <w:start w:val="1"/>
+      <w:numFmt w:val="bullet"/>
+      <w:lvlText w:val="o"/>
+      <w:lvlJc w:val="left"/>
+      <w:pPr>
+        <w:ind w:left="2149" w:hanging="360"/>
+      </w:pPr>
+      <w:rPr>
+        <w:rFonts w:ascii="Courier New" w:hAnsi="Courier New" w:cs="Courier New" w:hint="default"/>
+      </w:rPr>
+    </w:lvl>
+    <w:lvl w:ilvl="2" w:tplc="04190005" w:tentative="1">
+      <w:start w:val="1"/>
+      <w:numFmt w:val="bullet"/>
+      <w:lvlText w:val=""/>
+      <w:lvlJc w:val="left"/>
+      <w:pPr>
+        <w:ind w:left="2869" w:hanging="360"/>
+      </w:pPr>
+      <w:rPr>
+        <w:rFonts w:ascii="Wingdings" w:hAnsi="Wingdings" w:hint="default"/>
+      </w:rPr>
+    </w:lvl>
+    <w:lvl w:ilvl="3" w:tplc="04190001" w:tentative="1">
+      <w:start w:val="1"/>
+      <w:numFmt w:val="bullet"/>
+      <w:lvlText w:val=""/>
+      <w:lvlJc w:val="left"/>
+      <w:pPr>
+        <w:ind w:left="3589" w:hanging="360"/>
+      </w:pPr>
+      <w:rPr>
+        <w:rFonts w:ascii="Symbol" w:hAnsi="Symbol" w:hint="default"/>
+      </w:rPr>
+    </w:lvl>
+    <w:lvl w:ilvl="4" w:tplc="04190003" w:tentative="1">
+      <w:start w:val="1"/>
+      <w:numFmt w:val="bullet"/>
+      <w:lvlText w:val="o"/>
+      <w:lvlJc w:val="left"/>
+      <w:pPr>
+        <w:ind w:left="4309" w:hanging="360"/>
+      </w:pPr>
+      <w:rPr>
+        <w:rFonts w:ascii="Courier New" w:hAnsi="Courier New" w:cs="Courier New" w:hint="default"/>
+      </w:rPr>
+    </w:lvl>
+    <w:lvl w:ilvl="5" w:tplc="04190005" w:tentative="1">
+      <w:start w:val="1"/>
+      <w:numFmt w:val="bullet"/>
+      <w:lvlText w:val=""/>
+      <w:lvlJc w:val="left"/>
+      <w:pPr>
+        <w:ind w:left="5029" w:hanging="360"/>
+      </w:pPr>
+      <w:rPr>
+        <w:rFonts w:ascii="Wingdings" w:hAnsi="Wingdings" w:hint="default"/>
+      </w:rPr>
+    </w:lvl>
+    <w:lvl w:ilvl="6" w:tplc="04190001" w:tentative="1">
+      <w:start w:val="1"/>
+      <w:numFmt w:val="bullet"/>
+      <w:lvlText w:val=""/>
+      <w:lvlJc w:val="left"/>
+      <w:pPr>
+        <w:ind w:left="5749" w:hanging="360"/>
+      </w:pPr>
+      <w:rPr>
+        <w:rFonts w:ascii="Symbol" w:hAnsi="Symbol" w:hint="default"/>
+      </w:rPr>
+    </w:lvl>
+    <w:lvl w:ilvl="7" w:tplc="04190003" w:tentative="1">
+      <w:start w:val="1"/>
+      <w:numFmt w:val="bullet"/>
+      <w:lvlText w:val="o"/>
+      <w:lvlJc w:val="left"/>
+      <w:pPr>
+        <w:ind w:left="6469" w:hanging="360"/>
+      </w:pPr>
+      <w:rPr>
+        <w:rFonts w:ascii="Courier New" w:hAnsi="Courier New" w:cs="Courier New" w:hint="default"/>
+      </w:rPr>
+    </w:lvl>
+    <w:lvl w:ilvl="8" w:tplc="04190005" w:tentative="1">
+      <w:start w:val="1"/>
+      <w:numFmt w:val="bullet"/>
+      <w:lvlText w:val=""/>
+      <w:lvlJc w:val="left"/>
+      <w:pPr>
+        <w:ind w:left="7189" w:hanging="360"/>
+      </w:pPr>
+      <w:rPr>
+        <w:rFonts w:ascii="Wingdings" w:hAnsi="Wingdings" w:hint="default"/>
+      </w:rPr>
+    </w:lvl>
+  </w:abstractNum>
+  <w:abstractNum w:abstractNumId="18" w15:restartNumberingAfterBreak="0">
     <w:nsid w:val="590E26F8"/>
     <w:multiLevelType w:val="multilevel"/>
     <w:tmpl w:val="66484792"/>
@@ -3183,7 +7477,346 @@
       </w:pPr>
     </w:lvl>
   </w:abstractNum>
-  <w:abstractNum w:abstractNumId="7" w15:restartNumberingAfterBreak="0">
+  <w:abstractNum w:abstractNumId="19" w15:restartNumberingAfterBreak="0">
+    <w:nsid w:val="59BC5977"/>
+    <w:multiLevelType w:val="hybridMultilevel"/>
+    <w:tmpl w:val="05B433E4"/>
+    <w:lvl w:ilvl="0" w:tplc="04190001">
+      <w:start w:val="1"/>
+      <w:numFmt w:val="bullet"/>
+      <w:lvlText w:val=""/>
+      <w:lvlJc w:val="left"/>
+      <w:pPr>
+        <w:ind w:left="1429" w:hanging="360"/>
+      </w:pPr>
+      <w:rPr>
+        <w:rFonts w:ascii="Symbol" w:hAnsi="Symbol" w:hint="default"/>
+      </w:rPr>
+    </w:lvl>
+    <w:lvl w:ilvl="1" w:tplc="04190003" w:tentative="1">
+      <w:start w:val="1"/>
+      <w:numFmt w:val="bullet"/>
+      <w:lvlText w:val="o"/>
+      <w:lvlJc w:val="left"/>
+      <w:pPr>
+        <w:ind w:left="2149" w:hanging="360"/>
+      </w:pPr>
+      <w:rPr>
+        <w:rFonts w:ascii="Courier New" w:hAnsi="Courier New" w:cs="Courier New" w:hint="default"/>
+      </w:rPr>
+    </w:lvl>
+    <w:lvl w:ilvl="2" w:tplc="04190005" w:tentative="1">
+      <w:start w:val="1"/>
+      <w:numFmt w:val="bullet"/>
+      <w:lvlText w:val=""/>
+      <w:lvlJc w:val="left"/>
+      <w:pPr>
+        <w:ind w:left="2869" w:hanging="360"/>
+      </w:pPr>
+      <w:rPr>
+        <w:rFonts w:ascii="Wingdings" w:hAnsi="Wingdings" w:hint="default"/>
+      </w:rPr>
+    </w:lvl>
+    <w:lvl w:ilvl="3" w:tplc="04190001" w:tentative="1">
+      <w:start w:val="1"/>
+      <w:numFmt w:val="bullet"/>
+      <w:lvlText w:val=""/>
+      <w:lvlJc w:val="left"/>
+      <w:pPr>
+        <w:ind w:left="3589" w:hanging="360"/>
+      </w:pPr>
+      <w:rPr>
+        <w:rFonts w:ascii="Symbol" w:hAnsi="Symbol" w:hint="default"/>
+      </w:rPr>
+    </w:lvl>
+    <w:lvl w:ilvl="4" w:tplc="04190003" w:tentative="1">
+      <w:start w:val="1"/>
+      <w:numFmt w:val="bullet"/>
+      <w:lvlText w:val="o"/>
+      <w:lvlJc w:val="left"/>
+      <w:pPr>
+        <w:ind w:left="4309" w:hanging="360"/>
+      </w:pPr>
+      <w:rPr>
+        <w:rFonts w:ascii="Courier New" w:hAnsi="Courier New" w:cs="Courier New" w:hint="default"/>
+      </w:rPr>
+    </w:lvl>
+    <w:lvl w:ilvl="5" w:tplc="04190005" w:tentative="1">
+      <w:start w:val="1"/>
+      <w:numFmt w:val="bullet"/>
+      <w:lvlText w:val=""/>
+      <w:lvlJc w:val="left"/>
+      <w:pPr>
+        <w:ind w:left="5029" w:hanging="360"/>
+      </w:pPr>
+      <w:rPr>
+        <w:rFonts w:ascii="Wingdings" w:hAnsi="Wingdings" w:hint="default"/>
+      </w:rPr>
+    </w:lvl>
+    <w:lvl w:ilvl="6" w:tplc="04190001" w:tentative="1">
+      <w:start w:val="1"/>
+      <w:numFmt w:val="bullet"/>
+      <w:lvlText w:val=""/>
+      <w:lvlJc w:val="left"/>
+      <w:pPr>
+        <w:ind w:left="5749" w:hanging="360"/>
+      </w:pPr>
+      <w:rPr>
+        <w:rFonts w:ascii="Symbol" w:hAnsi="Symbol" w:hint="default"/>
+      </w:rPr>
+    </w:lvl>
+    <w:lvl w:ilvl="7" w:tplc="04190003" w:tentative="1">
+      <w:start w:val="1"/>
+      <w:numFmt w:val="bullet"/>
+      <w:lvlText w:val="o"/>
+      <w:lvlJc w:val="left"/>
+      <w:pPr>
+        <w:ind w:left="6469" w:hanging="360"/>
+      </w:pPr>
+      <w:rPr>
+        <w:rFonts w:ascii="Courier New" w:hAnsi="Courier New" w:cs="Courier New" w:hint="default"/>
+      </w:rPr>
+    </w:lvl>
+    <w:lvl w:ilvl="8" w:tplc="04190005" w:tentative="1">
+      <w:start w:val="1"/>
+      <w:numFmt w:val="bullet"/>
+      <w:lvlText w:val=""/>
+      <w:lvlJc w:val="left"/>
+      <w:pPr>
+        <w:ind w:left="7189" w:hanging="360"/>
+      </w:pPr>
+      <w:rPr>
+        <w:rFonts w:ascii="Wingdings" w:hAnsi="Wingdings" w:hint="default"/>
+      </w:rPr>
+    </w:lvl>
+  </w:abstractNum>
+  <w:abstractNum w:abstractNumId="20" w15:restartNumberingAfterBreak="0">
+    <w:nsid w:val="5A941E26"/>
+    <w:multiLevelType w:val="hybridMultilevel"/>
+    <w:tmpl w:val="B336BD90"/>
+    <w:lvl w:ilvl="0" w:tplc="04190001">
+      <w:start w:val="1"/>
+      <w:numFmt w:val="bullet"/>
+      <w:lvlText w:val=""/>
+      <w:lvlJc w:val="left"/>
+      <w:pPr>
+        <w:ind w:left="1429" w:hanging="360"/>
+      </w:pPr>
+      <w:rPr>
+        <w:rFonts w:ascii="Symbol" w:hAnsi="Symbol" w:hint="default"/>
+      </w:rPr>
+    </w:lvl>
+    <w:lvl w:ilvl="1" w:tplc="04190003" w:tentative="1">
+      <w:start w:val="1"/>
+      <w:numFmt w:val="bullet"/>
+      <w:lvlText w:val="o"/>
+      <w:lvlJc w:val="left"/>
+      <w:pPr>
+        <w:ind w:left="2149" w:hanging="360"/>
+      </w:pPr>
+      <w:rPr>
+        <w:rFonts w:ascii="Courier New" w:hAnsi="Courier New" w:cs="Courier New" w:hint="default"/>
+      </w:rPr>
+    </w:lvl>
+    <w:lvl w:ilvl="2" w:tplc="04190005" w:tentative="1">
+      <w:start w:val="1"/>
+      <w:numFmt w:val="bullet"/>
+      <w:lvlText w:val=""/>
+      <w:lvlJc w:val="left"/>
+      <w:pPr>
+        <w:ind w:left="2869" w:hanging="360"/>
+      </w:pPr>
+      <w:rPr>
+        <w:rFonts w:ascii="Wingdings" w:hAnsi="Wingdings" w:hint="default"/>
+      </w:rPr>
+    </w:lvl>
+    <w:lvl w:ilvl="3" w:tplc="04190001" w:tentative="1">
+      <w:start w:val="1"/>
+      <w:numFmt w:val="bullet"/>
+      <w:lvlText w:val=""/>
+      <w:lvlJc w:val="left"/>
+      <w:pPr>
+        <w:ind w:left="3589" w:hanging="360"/>
+      </w:pPr>
+      <w:rPr>
+        <w:rFonts w:ascii="Symbol" w:hAnsi="Symbol" w:hint="default"/>
+      </w:rPr>
+    </w:lvl>
+    <w:lvl w:ilvl="4" w:tplc="04190003" w:tentative="1">
+      <w:start w:val="1"/>
+      <w:numFmt w:val="bullet"/>
+      <w:lvlText w:val="o"/>
+      <w:lvlJc w:val="left"/>
+      <w:pPr>
+        <w:ind w:left="4309" w:hanging="360"/>
+      </w:pPr>
+      <w:rPr>
+        <w:rFonts w:ascii="Courier New" w:hAnsi="Courier New" w:cs="Courier New" w:hint="default"/>
+      </w:rPr>
+    </w:lvl>
+    <w:lvl w:ilvl="5" w:tplc="04190005" w:tentative="1">
+      <w:start w:val="1"/>
+      <w:numFmt w:val="bullet"/>
+      <w:lvlText w:val=""/>
+      <w:lvlJc w:val="left"/>
+      <w:pPr>
+        <w:ind w:left="5029" w:hanging="360"/>
+      </w:pPr>
+      <w:rPr>
+        <w:rFonts w:ascii="Wingdings" w:hAnsi="Wingdings" w:hint="default"/>
+      </w:rPr>
+    </w:lvl>
+    <w:lvl w:ilvl="6" w:tplc="04190001" w:tentative="1">
+      <w:start w:val="1"/>
+      <w:numFmt w:val="bullet"/>
+      <w:lvlText w:val=""/>
+      <w:lvlJc w:val="left"/>
+      <w:pPr>
+        <w:ind w:left="5749" w:hanging="360"/>
+      </w:pPr>
+      <w:rPr>
+        <w:rFonts w:ascii="Symbol" w:hAnsi="Symbol" w:hint="default"/>
+      </w:rPr>
+    </w:lvl>
+    <w:lvl w:ilvl="7" w:tplc="04190003" w:tentative="1">
+      <w:start w:val="1"/>
+      <w:numFmt w:val="bullet"/>
+      <w:lvlText w:val="o"/>
+      <w:lvlJc w:val="left"/>
+      <w:pPr>
+        <w:ind w:left="6469" w:hanging="360"/>
+      </w:pPr>
+      <w:rPr>
+        <w:rFonts w:ascii="Courier New" w:hAnsi="Courier New" w:cs="Courier New" w:hint="default"/>
+      </w:rPr>
+    </w:lvl>
+    <w:lvl w:ilvl="8" w:tplc="04190005" w:tentative="1">
+      <w:start w:val="1"/>
+      <w:numFmt w:val="bullet"/>
+      <w:lvlText w:val=""/>
+      <w:lvlJc w:val="left"/>
+      <w:pPr>
+        <w:ind w:left="7189" w:hanging="360"/>
+      </w:pPr>
+      <w:rPr>
+        <w:rFonts w:ascii="Wingdings" w:hAnsi="Wingdings" w:hint="default"/>
+      </w:rPr>
+    </w:lvl>
+  </w:abstractNum>
+  <w:abstractNum w:abstractNumId="21" w15:restartNumberingAfterBreak="0">
+    <w:nsid w:val="62D128BD"/>
+    <w:multiLevelType w:val="hybridMultilevel"/>
+    <w:tmpl w:val="1472A590"/>
+    <w:lvl w:ilvl="0" w:tplc="04190001">
+      <w:start w:val="1"/>
+      <w:numFmt w:val="bullet"/>
+      <w:lvlText w:val=""/>
+      <w:lvlJc w:val="left"/>
+      <w:pPr>
+        <w:ind w:left="1429" w:hanging="360"/>
+      </w:pPr>
+      <w:rPr>
+        <w:rFonts w:ascii="Symbol" w:hAnsi="Symbol" w:hint="default"/>
+      </w:rPr>
+    </w:lvl>
+    <w:lvl w:ilvl="1" w:tplc="04190003" w:tentative="1">
+      <w:start w:val="1"/>
+      <w:numFmt w:val="bullet"/>
+      <w:lvlText w:val="o"/>
+      <w:lvlJc w:val="left"/>
+      <w:pPr>
+        <w:ind w:left="2149" w:hanging="360"/>
+      </w:pPr>
+      <w:rPr>
+        <w:rFonts w:ascii="Courier New" w:hAnsi="Courier New" w:cs="Courier New" w:hint="default"/>
+      </w:rPr>
+    </w:lvl>
+    <w:lvl w:ilvl="2" w:tplc="04190005" w:tentative="1">
+      <w:start w:val="1"/>
+      <w:numFmt w:val="bullet"/>
+      <w:lvlText w:val=""/>
+      <w:lvlJc w:val="left"/>
+      <w:pPr>
+        <w:ind w:left="2869" w:hanging="360"/>
+      </w:pPr>
+      <w:rPr>
+        <w:rFonts w:ascii="Wingdings" w:hAnsi="Wingdings" w:hint="default"/>
+      </w:rPr>
+    </w:lvl>
+    <w:lvl w:ilvl="3" w:tplc="04190001" w:tentative="1">
+      <w:start w:val="1"/>
+      <w:numFmt w:val="bullet"/>
+      <w:lvlText w:val=""/>
+      <w:lvlJc w:val="left"/>
+      <w:pPr>
+        <w:ind w:left="3589" w:hanging="360"/>
+      </w:pPr>
+      <w:rPr>
+        <w:rFonts w:ascii="Symbol" w:hAnsi="Symbol" w:hint="default"/>
+      </w:rPr>
+    </w:lvl>
+    <w:lvl w:ilvl="4" w:tplc="04190003" w:tentative="1">
+      <w:start w:val="1"/>
+      <w:numFmt w:val="bullet"/>
+      <w:lvlText w:val="o"/>
+      <w:lvlJc w:val="left"/>
+      <w:pPr>
+        <w:ind w:left="4309" w:hanging="360"/>
+      </w:pPr>
+      <w:rPr>
+        <w:rFonts w:ascii="Courier New" w:hAnsi="Courier New" w:cs="Courier New" w:hint="default"/>
+      </w:rPr>
+    </w:lvl>
+    <w:lvl w:ilvl="5" w:tplc="04190005" w:tentative="1">
+      <w:start w:val="1"/>
+      <w:numFmt w:val="bullet"/>
+      <w:lvlText w:val=""/>
+      <w:lvlJc w:val="left"/>
+      <w:pPr>
+        <w:ind w:left="5029" w:hanging="360"/>
+      </w:pPr>
+      <w:rPr>
+        <w:rFonts w:ascii="Wingdings" w:hAnsi="Wingdings" w:hint="default"/>
+      </w:rPr>
+    </w:lvl>
+    <w:lvl w:ilvl="6" w:tplc="04190001" w:tentative="1">
+      <w:start w:val="1"/>
+      <w:numFmt w:val="bullet"/>
+      <w:lvlText w:val=""/>
+      <w:lvlJc w:val="left"/>
+      <w:pPr>
+        <w:ind w:left="5749" w:hanging="360"/>
+      </w:pPr>
+      <w:rPr>
+        <w:rFonts w:ascii="Symbol" w:hAnsi="Symbol" w:hint="default"/>
+      </w:rPr>
+    </w:lvl>
+    <w:lvl w:ilvl="7" w:tplc="04190003" w:tentative="1">
+      <w:start w:val="1"/>
+      <w:numFmt w:val="bullet"/>
+      <w:lvlText w:val="o"/>
+      <w:lvlJc w:val="left"/>
+      <w:pPr>
+        <w:ind w:left="6469" w:hanging="360"/>
+      </w:pPr>
+      <w:rPr>
+        <w:rFonts w:ascii="Courier New" w:hAnsi="Courier New" w:cs="Courier New" w:hint="default"/>
+      </w:rPr>
+    </w:lvl>
+    <w:lvl w:ilvl="8" w:tplc="04190005" w:tentative="1">
+      <w:start w:val="1"/>
+      <w:numFmt w:val="bullet"/>
+      <w:lvlText w:val=""/>
+      <w:lvlJc w:val="left"/>
+      <w:pPr>
+        <w:ind w:left="7189" w:hanging="360"/>
+      </w:pPr>
+      <w:rPr>
+        <w:rFonts w:ascii="Wingdings" w:hAnsi="Wingdings" w:hint="default"/>
+      </w:rPr>
+    </w:lvl>
+  </w:abstractNum>
+  <w:abstractNum w:abstractNumId="22" w15:restartNumberingAfterBreak="0">
     <w:nsid w:val="67B142A8"/>
     <w:multiLevelType w:val="hybridMultilevel"/>
     <w:tmpl w:val="C5CA60D8"/>
@@ -3269,7 +7902,120 @@
       </w:pPr>
     </w:lvl>
   </w:abstractNum>
-  <w:abstractNum w:abstractNumId="8" w15:restartNumberingAfterBreak="0">
+  <w:abstractNum w:abstractNumId="23" w15:restartNumberingAfterBreak="0">
+    <w:nsid w:val="6D680D93"/>
+    <w:multiLevelType w:val="hybridMultilevel"/>
+    <w:tmpl w:val="E9F89556"/>
+    <w:lvl w:ilvl="0" w:tplc="04190001">
+      <w:start w:val="1"/>
+      <w:numFmt w:val="bullet"/>
+      <w:lvlText w:val=""/>
+      <w:lvlJc w:val="left"/>
+      <w:pPr>
+        <w:ind w:left="1429" w:hanging="360"/>
+      </w:pPr>
+      <w:rPr>
+        <w:rFonts w:ascii="Symbol" w:hAnsi="Symbol" w:hint="default"/>
+      </w:rPr>
+    </w:lvl>
+    <w:lvl w:ilvl="1" w:tplc="04190003" w:tentative="1">
+      <w:start w:val="1"/>
+      <w:numFmt w:val="bullet"/>
+      <w:lvlText w:val="o"/>
+      <w:lvlJc w:val="left"/>
+      <w:pPr>
+        <w:ind w:left="2149" w:hanging="360"/>
+      </w:pPr>
+      <w:rPr>
+        <w:rFonts w:ascii="Courier New" w:hAnsi="Courier New" w:cs="Courier New" w:hint="default"/>
+      </w:rPr>
+    </w:lvl>
+    <w:lvl w:ilvl="2" w:tplc="04190005" w:tentative="1">
+      <w:start w:val="1"/>
+      <w:numFmt w:val="bullet"/>
+      <w:lvlText w:val=""/>
+      <w:lvlJc w:val="left"/>
+      <w:pPr>
+        <w:ind w:left="2869" w:hanging="360"/>
+      </w:pPr>
+      <w:rPr>
+        <w:rFonts w:ascii="Wingdings" w:hAnsi="Wingdings" w:hint="default"/>
+      </w:rPr>
+    </w:lvl>
+    <w:lvl w:ilvl="3" w:tplc="04190001" w:tentative="1">
+      <w:start w:val="1"/>
+      <w:numFmt w:val="bullet"/>
+      <w:lvlText w:val=""/>
+      <w:lvlJc w:val="left"/>
+      <w:pPr>
+        <w:ind w:left="3589" w:hanging="360"/>
+      </w:pPr>
+      <w:rPr>
+        <w:rFonts w:ascii="Symbol" w:hAnsi="Symbol" w:hint="default"/>
+      </w:rPr>
+    </w:lvl>
+    <w:lvl w:ilvl="4" w:tplc="04190003" w:tentative="1">
+      <w:start w:val="1"/>
+      <w:numFmt w:val="bullet"/>
+      <w:lvlText w:val="o"/>
+      <w:lvlJc w:val="left"/>
+      <w:pPr>
+        <w:ind w:left="4309" w:hanging="360"/>
+      </w:pPr>
+      <w:rPr>
+        <w:rFonts w:ascii="Courier New" w:hAnsi="Courier New" w:cs="Courier New" w:hint="default"/>
+      </w:rPr>
+    </w:lvl>
+    <w:lvl w:ilvl="5" w:tplc="04190005" w:tentative="1">
+      <w:start w:val="1"/>
+      <w:numFmt w:val="bullet"/>
+      <w:lvlText w:val=""/>
+      <w:lvlJc w:val="left"/>
+      <w:pPr>
+        <w:ind w:left="5029" w:hanging="360"/>
+      </w:pPr>
+      <w:rPr>
+        <w:rFonts w:ascii="Wingdings" w:hAnsi="Wingdings" w:hint="default"/>
+      </w:rPr>
+    </w:lvl>
+    <w:lvl w:ilvl="6" w:tplc="04190001" w:tentative="1">
+      <w:start w:val="1"/>
+      <w:numFmt w:val="bullet"/>
+      <w:lvlText w:val=""/>
+      <w:lvlJc w:val="left"/>
+      <w:pPr>
+        <w:ind w:left="5749" w:hanging="360"/>
+      </w:pPr>
+      <w:rPr>
+        <w:rFonts w:ascii="Symbol" w:hAnsi="Symbol" w:hint="default"/>
+      </w:rPr>
+    </w:lvl>
+    <w:lvl w:ilvl="7" w:tplc="04190003" w:tentative="1">
+      <w:start w:val="1"/>
+      <w:numFmt w:val="bullet"/>
+      <w:lvlText w:val="o"/>
+      <w:lvlJc w:val="left"/>
+      <w:pPr>
+        <w:ind w:left="6469" w:hanging="360"/>
+      </w:pPr>
+      <w:rPr>
+        <w:rFonts w:ascii="Courier New" w:hAnsi="Courier New" w:cs="Courier New" w:hint="default"/>
+      </w:rPr>
+    </w:lvl>
+    <w:lvl w:ilvl="8" w:tplc="04190005" w:tentative="1">
+      <w:start w:val="1"/>
+      <w:numFmt w:val="bullet"/>
+      <w:lvlText w:val=""/>
+      <w:lvlJc w:val="left"/>
+      <w:pPr>
+        <w:ind w:left="7189" w:hanging="360"/>
+      </w:pPr>
+      <w:rPr>
+        <w:rFonts w:ascii="Wingdings" w:hAnsi="Wingdings" w:hint="default"/>
+      </w:rPr>
+    </w:lvl>
+  </w:abstractNum>
+  <w:abstractNum w:abstractNumId="24" w15:restartNumberingAfterBreak="0">
     <w:nsid w:val="71853D86"/>
     <w:multiLevelType w:val="multilevel"/>
     <w:tmpl w:val="665C6606"/>
@@ -3419,7 +8165,7 @@
       </w:rPr>
     </w:lvl>
   </w:abstractNum>
-  <w:abstractNum w:abstractNumId="9" w15:restartNumberingAfterBreak="0">
+  <w:abstractNum w:abstractNumId="25" w15:restartNumberingAfterBreak="0">
     <w:nsid w:val="79FF0E52"/>
     <w:multiLevelType w:val="multilevel"/>
     <w:tmpl w:val="A31C1B7E"/>
@@ -3537,7 +8283,7 @@
       </w:pPr>
     </w:lvl>
   </w:abstractNum>
-  <w:abstractNum w:abstractNumId="10" w15:restartNumberingAfterBreak="0">
+  <w:abstractNum w:abstractNumId="26" w15:restartNumberingAfterBreak="0">
     <w:nsid w:val="7F331ED3"/>
     <w:multiLevelType w:val="hybridMultilevel"/>
     <w:tmpl w:val="992CA1D6"/>
@@ -3624,37 +8370,85 @@
     </w:lvl>
   </w:abstractNum>
   <w:num w:numId="1" w16cid:durableId="2103455768">
+    <w:abstractNumId w:val="18"/>
+  </w:num>
+  <w:num w:numId="2" w16cid:durableId="1643924004">
+    <w:abstractNumId w:val="26"/>
+  </w:num>
+  <w:num w:numId="3" w16cid:durableId="817649682">
+    <w:abstractNumId w:val="22"/>
+  </w:num>
+  <w:num w:numId="4" w16cid:durableId="870190454">
+    <w:abstractNumId w:val="24"/>
+  </w:num>
+  <w:num w:numId="5" w16cid:durableId="1058672381">
+    <w:abstractNumId w:val="2"/>
+  </w:num>
+  <w:num w:numId="6" w16cid:durableId="1270359954">
+    <w:abstractNumId w:val="15"/>
+  </w:num>
+  <w:num w:numId="7" w16cid:durableId="282881432">
+    <w:abstractNumId w:val="7"/>
+  </w:num>
+  <w:num w:numId="8" w16cid:durableId="406734930">
+    <w:abstractNumId w:val="10"/>
+  </w:num>
+  <w:num w:numId="9" w16cid:durableId="153878830">
+    <w:abstractNumId w:val="25"/>
+  </w:num>
+  <w:num w:numId="10" w16cid:durableId="677658571">
     <w:abstractNumId w:val="6"/>
   </w:num>
-  <w:num w:numId="2" w16cid:durableId="1643924004">
-    <w:abstractNumId w:val="10"/>
+  <w:num w:numId="11" w16cid:durableId="1600942668">
+    <w:abstractNumId w:val="5"/>
   </w:num>
-  <w:num w:numId="3" w16cid:durableId="817649682">
-    <w:abstractNumId w:val="7"/>
+  <w:num w:numId="12" w16cid:durableId="1677688685">
+    <w:abstractNumId w:val="12"/>
   </w:num>
-  <w:num w:numId="4" w16cid:durableId="870190454">
+  <w:num w:numId="13" w16cid:durableId="633681514">
+    <w:abstractNumId w:val="16"/>
+  </w:num>
+  <w:num w:numId="14" w16cid:durableId="131219926">
+    <w:abstractNumId w:val="23"/>
+  </w:num>
+  <w:num w:numId="15" w16cid:durableId="157618608">
+    <w:abstractNumId w:val="11"/>
+  </w:num>
+  <w:num w:numId="16" w16cid:durableId="2013217516">
+    <w:abstractNumId w:val="0"/>
+  </w:num>
+  <w:num w:numId="17" w16cid:durableId="1744066630">
+    <w:abstractNumId w:val="9"/>
+  </w:num>
+  <w:num w:numId="18" w16cid:durableId="895360223">
+    <w:abstractNumId w:val="14"/>
+  </w:num>
+  <w:num w:numId="19" w16cid:durableId="1901481055">
+    <w:abstractNumId w:val="4"/>
+  </w:num>
+  <w:num w:numId="20" w16cid:durableId="1694377894">
+    <w:abstractNumId w:val="13"/>
+  </w:num>
+  <w:num w:numId="21" w16cid:durableId="1091043798">
     <w:abstractNumId w:val="8"/>
   </w:num>
-  <w:num w:numId="5" w16cid:durableId="1058672381">
-    <w:abstractNumId w:val="0"/>
+  <w:num w:numId="22" w16cid:durableId="291836158">
+    <w:abstractNumId w:val="1"/>
   </w:num>
-  <w:num w:numId="6" w16cid:durableId="1270359954">
-    <w:abstractNumId w:val="5"/>
-  </w:num>
-  <w:num w:numId="7" w16cid:durableId="282881432">
+  <w:num w:numId="23" w16cid:durableId="451705721">
     <w:abstractNumId w:val="3"/>
   </w:num>
-  <w:num w:numId="8" w16cid:durableId="406734930">
-    <w:abstractNumId w:val="4"/>
+  <w:num w:numId="24" w16cid:durableId="9525009">
+    <w:abstractNumId w:val="21"/>
   </w:num>
-  <w:num w:numId="9" w16cid:durableId="153878830">
-    <w:abstractNumId w:val="9"/>
+  <w:num w:numId="25" w16cid:durableId="956183577">
+    <w:abstractNumId w:val="19"/>
   </w:num>
-  <w:num w:numId="10" w16cid:durableId="677658571">
-    <w:abstractNumId w:val="2"/>
+  <w:num w:numId="26" w16cid:durableId="1967588260">
+    <w:abstractNumId w:val="20"/>
   </w:num>
-  <w:num w:numId="11" w16cid:durableId="1600942668">
-    <w:abstractNumId w:val="1"/>
+  <w:num w:numId="27" w16cid:durableId="499321741">
+    <w:abstractNumId w:val="17"/>
   </w:num>
 </w:numbering>
 </file>

--- a/Дипломная.docx
+++ b/Дипломная.docx
@@ -1712,9 +1712,11 @@
       <w:r>
         <w:t xml:space="preserve">Анализ современного состояния рынка </w:t>
       </w:r>
+      <w:proofErr w:type="spellStart"/>
       <w:r>
         <w:t>микромобильности</w:t>
       </w:r>
+      <w:proofErr w:type="spellEnd"/>
       <w:r>
         <w:t xml:space="preserve"> и особенностей бизнес-процессов проката</w:t>
       </w:r>
@@ -1734,7 +1736,23 @@
           <w:rFonts w:cs="Liberation Serif"/>
           <w:szCs w:val="28"/>
         </w:rPr>
-        <w:t>Концепция микромобильности (использование лёгких транспортных средств для коротких поездок) стала одним из главных трендов городского транспорта в 2020-х годах. По данным исследовательской компании McKinsey, к 2030 году объем мирового рынка шеринга СИМ может достигнуть $300–500 млрд.</w:t>
+        <w:t xml:space="preserve">Концепция </w:t>
+      </w:r>
+      <w:proofErr w:type="spellStart"/>
+      <w:r>
+        <w:rPr>
+          <w:rFonts w:cs="Liberation Serif"/>
+          <w:szCs w:val="28"/>
+        </w:rPr>
+        <w:t>микромобильности</w:t>
+      </w:r>
+      <w:proofErr w:type="spellEnd"/>
+      <w:r>
+        <w:rPr>
+          <w:rFonts w:cs="Liberation Serif"/>
+          <w:szCs w:val="28"/>
+        </w:rPr>
+        <w:t xml:space="preserve"> (использование лёгких транспортных средств для коротких поездок) стала одним из главных трендов городского транспорта в 2020-х годах. По данным исследовательской компании McKinsey, к 2030 году объем мирового рынка шеринга СИМ может достигнуть $300–500 млрд.</w:t>
       </w:r>
     </w:p>
     <w:p>
@@ -1782,7 +1800,23 @@
           <w:rFonts w:cs="Liberation Serif"/>
           <w:szCs w:val="28"/>
         </w:rPr>
-        <w:t xml:space="preserve"> «Трушеринг» (совместное исследование операторов кикшеринга), в 2022 году общее количество поездок на арендованных электросамокатах в России составило 103,5 млн, что на 64% больше, чем годом ранее. Объем рынка в денежном выражении достиг 13,3 млрд рублей. В 2023 году рост продолжился: количество поездок превысило 150 млн, а выручка приблизилась к 20 млрд рублей. Хотя в 2025 году аналитики фиксируют снижение среднего чека (</w:t>
+        <w:t xml:space="preserve"> «</w:t>
+      </w:r>
+      <w:proofErr w:type="spellStart"/>
+      <w:r>
+        <w:rPr>
+          <w:rFonts w:cs="Liberation Serif"/>
+          <w:szCs w:val="28"/>
+        </w:rPr>
+        <w:t>Трушеринг</w:t>
+      </w:r>
+      <w:proofErr w:type="spellEnd"/>
+      <w:r>
+        <w:rPr>
+          <w:rFonts w:cs="Liberation Serif"/>
+          <w:szCs w:val="28"/>
+        </w:rPr>
+        <w:t>» (совместное исследование операторов кикшеринга), в 2022 году общее количество поездок на арендованных электросамокатах в России составило 103,5 млн, что на 64% больше, чем годом ранее. Объем рынка в денежном выражении достиг 13,3 млрд рублей. В 2023 году рост продолжился: количество поездок превысило 150 млн, а выручка приблизилась к 20 млрд рублей. Хотя в 2025 году аналитики фиксируют снижение среднего чека (</w:t>
       </w:r>
       <w:r>
         <w:rPr>
@@ -2143,7 +2177,23 @@
           <w:rFonts w:cs="Liberation Serif"/>
           <w:szCs w:val="28"/>
         </w:rPr>
-        <w:t>Электровелосипеды и велосипеды: используются в велопрокате, а также дополняют парки кикшеринговых компаний для удовлетворения спроса на более длительные поездки или для семейного отдыха.</w:t>
+        <w:t xml:space="preserve">Электровелосипеды и велосипеды: используются в велопрокате, а также дополняют парки </w:t>
+      </w:r>
+      <w:proofErr w:type="spellStart"/>
+      <w:r>
+        <w:rPr>
+          <w:rFonts w:cs="Liberation Serif"/>
+          <w:szCs w:val="28"/>
+        </w:rPr>
+        <w:t>кикшеринговых</w:t>
+      </w:r>
+      <w:proofErr w:type="spellEnd"/>
+      <w:r>
+        <w:rPr>
+          <w:rFonts w:cs="Liberation Serif"/>
+          <w:szCs w:val="28"/>
+        </w:rPr>
+        <w:t xml:space="preserve"> компаний для удовлетворения спроса на более длительные поездки или для семейного отдыха.</w:t>
       </w:r>
     </w:p>
     <w:p>
@@ -2977,7 +3027,23 @@
           <w:rFonts w:cs="Liberation Serif"/>
           <w:szCs w:val="28"/>
         </w:rPr>
-        <w:t>Клиенту сообщается, что его заказ принят, и при необходимости уточняются детали – точное время начала аренды, место получения, условия оплаты. В идеальной модели клиент получает подтверждение в виде уведомления в приложении или СМС-сообщения.</w:t>
+        <w:t xml:space="preserve">Клиенту сообщается, что его заказ принят, и при необходимости уточняются детали – точное время начала аренды, место получения, условия оплаты. В идеальной модели клиент получает подтверждение в виде уведомления в приложении или </w:t>
+      </w:r>
+      <w:proofErr w:type="spellStart"/>
+      <w:r>
+        <w:rPr>
+          <w:rFonts w:cs="Liberation Serif"/>
+          <w:szCs w:val="28"/>
+        </w:rPr>
+        <w:t>СМС-сообщения</w:t>
+      </w:r>
+      <w:proofErr w:type="spellEnd"/>
+      <w:r>
+        <w:rPr>
+          <w:rFonts w:cs="Liberation Serif"/>
+          <w:szCs w:val="28"/>
+        </w:rPr>
+        <w:t>.</w:t>
       </w:r>
     </w:p>
     <w:p>
@@ -4837,6 +4903,7 @@
       <w:r>
         <w:t xml:space="preserve"> </w:t>
       </w:r>
+      <w:proofErr w:type="spellStart"/>
       <w:r>
         <w:rPr>
           <w:lang w:val="en-US"/>
@@ -4844,6 +4911,7 @@
         <w:t>I</w:t>
       </w:r>
       <w:bookmarkEnd w:id="7"/>
+      <w:proofErr w:type="spellEnd"/>
     </w:p>
     <w:p>
       <w:pPr>
@@ -4903,7 +4971,27 @@
           <w:b w:val="0"/>
           <w:bCs w:val="0"/>
         </w:rPr>
-        <w:t>«Прокат_Скутеров». В режиме Конфигуратор были последовательно добавлены следующие объекты метаданных.</w:t>
+        <w:t>«</w:t>
+      </w:r>
+      <w:proofErr w:type="spellStart"/>
+      <w:r>
+        <w:rPr>
+          <w:rStyle w:val="15"/>
+          <w:rFonts w:ascii="Liberation Serif" w:hAnsi="Liberation Serif" w:cs="Liberation Serif"/>
+          <w:b w:val="0"/>
+          <w:bCs w:val="0"/>
+        </w:rPr>
+        <w:t>Прокат_Скутеров</w:t>
+      </w:r>
+      <w:proofErr w:type="spellEnd"/>
+      <w:r>
+        <w:rPr>
+          <w:rStyle w:val="15"/>
+          <w:rFonts w:ascii="Liberation Serif" w:hAnsi="Liberation Serif" w:cs="Liberation Serif"/>
+          <w:b w:val="0"/>
+          <w:bCs w:val="0"/>
+        </w:rPr>
+        <w:t>». В режиме Конфигуратор были последовательно добавлены следующие объекты метаданных.</w:t>
       </w:r>
     </w:p>
     <w:p>
@@ -4945,7 +5033,107 @@
           <w:b w:val="0"/>
           <w:bCs w:val="0"/>
         </w:rPr>
-        <w:t>«ТочкиПроката» – места выдачи и возврата скутеров. Реквизиты: «Наименование», «Адрес», «Телефон». Для каждой точки задаётся табличная часть «РежимРаботы», где по дням недели указывается рабочее время (реквизиты: «РабочийДень», «ДеньНедели», «ВремяНачала», «ВремяОкончания»).</w:t>
+        <w:t>«ТочкиПроката» – места выдачи и возврата скутеров. Реквизиты: «Наименование», «Адрес», «Телефон». Для каждой точки задаётся табличная часть «</w:t>
+      </w:r>
+      <w:proofErr w:type="spellStart"/>
+      <w:r>
+        <w:rPr>
+          <w:rStyle w:val="15"/>
+          <w:rFonts w:ascii="Liberation Serif" w:hAnsi="Liberation Serif" w:cs="Liberation Serif"/>
+          <w:b w:val="0"/>
+          <w:bCs w:val="0"/>
+        </w:rPr>
+        <w:t>РежимРаботы</w:t>
+      </w:r>
+      <w:proofErr w:type="spellEnd"/>
+      <w:r>
+        <w:rPr>
+          <w:rStyle w:val="15"/>
+          <w:rFonts w:ascii="Liberation Serif" w:hAnsi="Liberation Serif" w:cs="Liberation Serif"/>
+          <w:b w:val="0"/>
+          <w:bCs w:val="0"/>
+        </w:rPr>
+        <w:t>», где по дням недели указывается рабочее время (реквизиты: «</w:t>
+      </w:r>
+      <w:proofErr w:type="spellStart"/>
+      <w:r>
+        <w:rPr>
+          <w:rStyle w:val="15"/>
+          <w:rFonts w:ascii="Liberation Serif" w:hAnsi="Liberation Serif" w:cs="Liberation Serif"/>
+          <w:b w:val="0"/>
+          <w:bCs w:val="0"/>
+        </w:rPr>
+        <w:t>РабочийДень</w:t>
+      </w:r>
+      <w:proofErr w:type="spellEnd"/>
+      <w:r>
+        <w:rPr>
+          <w:rStyle w:val="15"/>
+          <w:rFonts w:ascii="Liberation Serif" w:hAnsi="Liberation Serif" w:cs="Liberation Serif"/>
+          <w:b w:val="0"/>
+          <w:bCs w:val="0"/>
+        </w:rPr>
+        <w:t>», «</w:t>
+      </w:r>
+      <w:proofErr w:type="spellStart"/>
+      <w:r>
+        <w:rPr>
+          <w:rStyle w:val="15"/>
+          <w:rFonts w:ascii="Liberation Serif" w:hAnsi="Liberation Serif" w:cs="Liberation Serif"/>
+          <w:b w:val="0"/>
+          <w:bCs w:val="0"/>
+        </w:rPr>
+        <w:t>ДеньНедели</w:t>
+      </w:r>
+      <w:proofErr w:type="spellEnd"/>
+      <w:r>
+        <w:rPr>
+          <w:rStyle w:val="15"/>
+          <w:rFonts w:ascii="Liberation Serif" w:hAnsi="Liberation Serif" w:cs="Liberation Serif"/>
+          <w:b w:val="0"/>
+          <w:bCs w:val="0"/>
+        </w:rPr>
+        <w:t>», «</w:t>
+      </w:r>
+      <w:proofErr w:type="spellStart"/>
+      <w:r>
+        <w:rPr>
+          <w:rStyle w:val="15"/>
+          <w:rFonts w:ascii="Liberation Serif" w:hAnsi="Liberation Serif" w:cs="Liberation Serif"/>
+          <w:b w:val="0"/>
+          <w:bCs w:val="0"/>
+        </w:rPr>
+        <w:t>ВремяНачала</w:t>
+      </w:r>
+      <w:proofErr w:type="spellEnd"/>
+      <w:r>
+        <w:rPr>
+          <w:rStyle w:val="15"/>
+          <w:rFonts w:ascii="Liberation Serif" w:hAnsi="Liberation Serif" w:cs="Liberation Serif"/>
+          <w:b w:val="0"/>
+          <w:bCs w:val="0"/>
+        </w:rPr>
+        <w:t>», «</w:t>
+      </w:r>
+      <w:proofErr w:type="spellStart"/>
+      <w:r>
+        <w:rPr>
+          <w:rStyle w:val="15"/>
+          <w:rFonts w:ascii="Liberation Serif" w:hAnsi="Liberation Serif" w:cs="Liberation Serif"/>
+          <w:b w:val="0"/>
+          <w:bCs w:val="0"/>
+        </w:rPr>
+        <w:t>ВремяОкончания</w:t>
+      </w:r>
+      <w:proofErr w:type="spellEnd"/>
+      <w:r>
+        <w:rPr>
+          <w:rStyle w:val="15"/>
+          <w:rFonts w:ascii="Liberation Serif" w:hAnsi="Liberation Serif" w:cs="Liberation Serif"/>
+          <w:b w:val="0"/>
+          <w:bCs w:val="0"/>
+        </w:rPr>
+        <w:t>»).</w:t>
       </w:r>
     </w:p>
     <w:p>
@@ -4966,7 +5154,47 @@
           <w:b w:val="0"/>
           <w:bCs w:val="0"/>
         </w:rPr>
-        <w:t>«Тарифы» – виды тарифов аренды. Реквизиты: «Наименование», «Длительность_сутки» (базовое количество суток), «Длительность_часы» (базовое количество часов). Актуальная цена тарифа хранится в отдельном регистре сведений «Цены».</w:t>
+        <w:t>«Тарифы» – виды тарифов аренды. Реквизиты: «Наименование», «</w:t>
+      </w:r>
+      <w:proofErr w:type="spellStart"/>
+      <w:r>
+        <w:rPr>
+          <w:rStyle w:val="15"/>
+          <w:rFonts w:ascii="Liberation Serif" w:hAnsi="Liberation Serif" w:cs="Liberation Serif"/>
+          <w:b w:val="0"/>
+          <w:bCs w:val="0"/>
+        </w:rPr>
+        <w:t>Длительность_сутки</w:t>
+      </w:r>
+      <w:proofErr w:type="spellEnd"/>
+      <w:r>
+        <w:rPr>
+          <w:rStyle w:val="15"/>
+          <w:rFonts w:ascii="Liberation Serif" w:hAnsi="Liberation Serif" w:cs="Liberation Serif"/>
+          <w:b w:val="0"/>
+          <w:bCs w:val="0"/>
+        </w:rPr>
+        <w:t>» (базовое количество суток), «</w:t>
+      </w:r>
+      <w:proofErr w:type="spellStart"/>
+      <w:r>
+        <w:rPr>
+          <w:rStyle w:val="15"/>
+          <w:rFonts w:ascii="Liberation Serif" w:hAnsi="Liberation Serif" w:cs="Liberation Serif"/>
+          <w:b w:val="0"/>
+          <w:bCs w:val="0"/>
+        </w:rPr>
+        <w:t>Длительность_часы</w:t>
+      </w:r>
+      <w:proofErr w:type="spellEnd"/>
+      <w:r>
+        <w:rPr>
+          <w:rStyle w:val="15"/>
+          <w:rFonts w:ascii="Liberation Serif" w:hAnsi="Liberation Serif" w:cs="Liberation Serif"/>
+          <w:b w:val="0"/>
+          <w:bCs w:val="0"/>
+        </w:rPr>
+        <w:t>» (базовое количество часов). Актуальная цена тарифа хранится в отдельном регистре сведений «Цены».</w:t>
       </w:r>
     </w:p>
     <w:p>
@@ -4987,7 +5215,87 @@
           <w:b w:val="0"/>
           <w:bCs w:val="0"/>
         </w:rPr>
-        <w:t>«Скутеры» – транспортные средства. Реквизиты: «Наименование» (модель), «Гос_номер», «Дата_покупки», «Первоначальная_стоимость», «Статус» (ссылка на справочник «СтатусыСкутеров»).</w:t>
+        <w:t>«Скутеры» – транспортные средства. Реквизиты: «Наименование» (модель), «</w:t>
+      </w:r>
+      <w:proofErr w:type="spellStart"/>
+      <w:r>
+        <w:rPr>
+          <w:rStyle w:val="15"/>
+          <w:rFonts w:ascii="Liberation Serif" w:hAnsi="Liberation Serif" w:cs="Liberation Serif"/>
+          <w:b w:val="0"/>
+          <w:bCs w:val="0"/>
+        </w:rPr>
+        <w:t>Гос_номер</w:t>
+      </w:r>
+      <w:proofErr w:type="spellEnd"/>
+      <w:r>
+        <w:rPr>
+          <w:rStyle w:val="15"/>
+          <w:rFonts w:ascii="Liberation Serif" w:hAnsi="Liberation Serif" w:cs="Liberation Serif"/>
+          <w:b w:val="0"/>
+          <w:bCs w:val="0"/>
+        </w:rPr>
+        <w:t>», «</w:t>
+      </w:r>
+      <w:proofErr w:type="spellStart"/>
+      <w:r>
+        <w:rPr>
+          <w:rStyle w:val="15"/>
+          <w:rFonts w:ascii="Liberation Serif" w:hAnsi="Liberation Serif" w:cs="Liberation Serif"/>
+          <w:b w:val="0"/>
+          <w:bCs w:val="0"/>
+        </w:rPr>
+        <w:t>Дата_покупки</w:t>
+      </w:r>
+      <w:proofErr w:type="spellEnd"/>
+      <w:r>
+        <w:rPr>
+          <w:rStyle w:val="15"/>
+          <w:rFonts w:ascii="Liberation Serif" w:hAnsi="Liberation Serif" w:cs="Liberation Serif"/>
+          <w:b w:val="0"/>
+          <w:bCs w:val="0"/>
+        </w:rPr>
+        <w:t>», «</w:t>
+      </w:r>
+      <w:proofErr w:type="spellStart"/>
+      <w:r>
+        <w:rPr>
+          <w:rStyle w:val="15"/>
+          <w:rFonts w:ascii="Liberation Serif" w:hAnsi="Liberation Serif" w:cs="Liberation Serif"/>
+          <w:b w:val="0"/>
+          <w:bCs w:val="0"/>
+        </w:rPr>
+        <w:t>Первоначальная_стоимость</w:t>
+      </w:r>
+      <w:proofErr w:type="spellEnd"/>
+      <w:r>
+        <w:rPr>
+          <w:rStyle w:val="15"/>
+          <w:rFonts w:ascii="Liberation Serif" w:hAnsi="Liberation Serif" w:cs="Liberation Serif"/>
+          <w:b w:val="0"/>
+          <w:bCs w:val="0"/>
+        </w:rPr>
+        <w:t>», «Статус» (ссылка на справочник «</w:t>
+      </w:r>
+      <w:proofErr w:type="spellStart"/>
+      <w:r>
+        <w:rPr>
+          <w:rStyle w:val="15"/>
+          <w:rFonts w:ascii="Liberation Serif" w:hAnsi="Liberation Serif" w:cs="Liberation Serif"/>
+          <w:b w:val="0"/>
+          <w:bCs w:val="0"/>
+        </w:rPr>
+        <w:t>СтатусыСкутеров</w:t>
+      </w:r>
+      <w:proofErr w:type="spellEnd"/>
+      <w:r>
+        <w:rPr>
+          <w:rStyle w:val="15"/>
+          <w:rFonts w:ascii="Liberation Serif" w:hAnsi="Liberation Serif" w:cs="Liberation Serif"/>
+          <w:b w:val="0"/>
+          <w:bCs w:val="0"/>
+        </w:rPr>
+        <w:t>»).</w:t>
       </w:r>
     </w:p>
     <w:p>
@@ -5008,7 +5316,67 @@
           <w:b w:val="0"/>
           <w:bCs w:val="0"/>
         </w:rPr>
-        <w:t>«Клиенты» – арендаторы. Реквизиты: «Наименование» (ФИО), «Телефон», «АдресЭП», «Номер_Водительского_Удостоверения», «Паспортные_данные».</w:t>
+        <w:t>«Клиенты» – арендаторы. Реквизиты: «Наименование» (ФИО), «Телефон», «</w:t>
+      </w:r>
+      <w:proofErr w:type="spellStart"/>
+      <w:r>
+        <w:rPr>
+          <w:rStyle w:val="15"/>
+          <w:rFonts w:ascii="Liberation Serif" w:hAnsi="Liberation Serif" w:cs="Liberation Serif"/>
+          <w:b w:val="0"/>
+          <w:bCs w:val="0"/>
+        </w:rPr>
+        <w:t>АдресЭП</w:t>
+      </w:r>
+      <w:proofErr w:type="spellEnd"/>
+      <w:r>
+        <w:rPr>
+          <w:rStyle w:val="15"/>
+          <w:rFonts w:ascii="Liberation Serif" w:hAnsi="Liberation Serif" w:cs="Liberation Serif"/>
+          <w:b w:val="0"/>
+          <w:bCs w:val="0"/>
+        </w:rPr>
+        <w:t>», «</w:t>
+      </w:r>
+      <w:proofErr w:type="spellStart"/>
+      <w:r>
+        <w:rPr>
+          <w:rStyle w:val="15"/>
+          <w:rFonts w:ascii="Liberation Serif" w:hAnsi="Liberation Serif" w:cs="Liberation Serif"/>
+          <w:b w:val="0"/>
+          <w:bCs w:val="0"/>
+        </w:rPr>
+        <w:t>Номер_Водительского_Удостоверения</w:t>
+      </w:r>
+      <w:proofErr w:type="spellEnd"/>
+      <w:r>
+        <w:rPr>
+          <w:rStyle w:val="15"/>
+          <w:rFonts w:ascii="Liberation Serif" w:hAnsi="Liberation Serif" w:cs="Liberation Serif"/>
+          <w:b w:val="0"/>
+          <w:bCs w:val="0"/>
+        </w:rPr>
+        <w:t>», «</w:t>
+      </w:r>
+      <w:proofErr w:type="spellStart"/>
+      <w:r>
+        <w:rPr>
+          <w:rStyle w:val="15"/>
+          <w:rFonts w:ascii="Liberation Serif" w:hAnsi="Liberation Serif" w:cs="Liberation Serif"/>
+          <w:b w:val="0"/>
+          <w:bCs w:val="0"/>
+        </w:rPr>
+        <w:t>Паспортные_данные</w:t>
+      </w:r>
+      <w:proofErr w:type="spellEnd"/>
+      <w:r>
+        <w:rPr>
+          <w:rStyle w:val="15"/>
+          <w:rFonts w:ascii="Liberation Serif" w:hAnsi="Liberation Serif" w:cs="Liberation Serif"/>
+          <w:b w:val="0"/>
+          <w:bCs w:val="0"/>
+        </w:rPr>
+        <w:t>».</w:t>
       </w:r>
     </w:p>
     <w:p>
@@ -5051,7 +5419,27 @@
           <w:bCs w:val="0"/>
         </w:rPr>
         <w:lastRenderedPageBreak/>
-        <w:t>«Должности» и «СтатусыСкутеров» – вспомогательные справочники.</w:t>
+        <w:t>«Должности» и «</w:t>
+      </w:r>
+      <w:proofErr w:type="spellStart"/>
+      <w:r>
+        <w:rPr>
+          <w:rStyle w:val="15"/>
+          <w:rFonts w:ascii="Liberation Serif" w:hAnsi="Liberation Serif" w:cs="Liberation Serif"/>
+          <w:b w:val="0"/>
+          <w:bCs w:val="0"/>
+        </w:rPr>
+        <w:t>СтатусыСкутеров</w:t>
+      </w:r>
+      <w:proofErr w:type="spellEnd"/>
+      <w:r>
+        <w:rPr>
+          <w:rStyle w:val="15"/>
+          <w:rFonts w:ascii="Liberation Serif" w:hAnsi="Liberation Serif" w:cs="Liberation Serif"/>
+          <w:b w:val="0"/>
+          <w:bCs w:val="0"/>
+        </w:rPr>
+        <w:t>» – вспомогательные справочники.</w:t>
       </w:r>
     </w:p>
     <w:p>
@@ -5093,7 +5481,27 @@
           <w:b w:val="0"/>
           <w:bCs w:val="0"/>
         </w:rPr>
-        <w:t>«ДниНедели» (Понедельник … Воскресенье) – используется в режиме работы точек проката.</w:t>
+        <w:t>«</w:t>
+      </w:r>
+      <w:proofErr w:type="spellStart"/>
+      <w:r>
+        <w:rPr>
+          <w:rStyle w:val="15"/>
+          <w:rFonts w:ascii="Liberation Serif" w:hAnsi="Liberation Serif" w:cs="Liberation Serif"/>
+          <w:b w:val="0"/>
+          <w:bCs w:val="0"/>
+        </w:rPr>
+        <w:t>ДниНедели</w:t>
+      </w:r>
+      <w:proofErr w:type="spellEnd"/>
+      <w:r>
+        <w:rPr>
+          <w:rStyle w:val="15"/>
+          <w:rFonts w:ascii="Liberation Serif" w:hAnsi="Liberation Serif" w:cs="Liberation Serif"/>
+          <w:b w:val="0"/>
+          <w:bCs w:val="0"/>
+        </w:rPr>
+        <w:t>» (Понедельник … Воскресенье) – используется в режиме работы точек проката.</w:t>
       </w:r>
     </w:p>
     <w:p>
@@ -5114,7 +5522,27 @@
           <w:b w:val="0"/>
           <w:bCs w:val="0"/>
         </w:rPr>
-        <w:t>«СпособыОплаты» (Наличные, Карта) – для документа «Оплата».</w:t>
+        <w:t>«</w:t>
+      </w:r>
+      <w:proofErr w:type="spellStart"/>
+      <w:r>
+        <w:rPr>
+          <w:rStyle w:val="15"/>
+          <w:rFonts w:ascii="Liberation Serif" w:hAnsi="Liberation Serif" w:cs="Liberation Serif"/>
+          <w:b w:val="0"/>
+          <w:bCs w:val="0"/>
+        </w:rPr>
+        <w:t>СпособыОплаты</w:t>
+      </w:r>
+      <w:proofErr w:type="spellEnd"/>
+      <w:r>
+        <w:rPr>
+          <w:rStyle w:val="15"/>
+          <w:rFonts w:ascii="Liberation Serif" w:hAnsi="Liberation Serif" w:cs="Liberation Serif"/>
+          <w:b w:val="0"/>
+          <w:bCs w:val="0"/>
+        </w:rPr>
+        <w:t>» (Наличные, Карта) – для документа «Оплата».</w:t>
       </w:r>
     </w:p>
     <w:p>
@@ -5135,7 +5563,27 @@
           <w:b w:val="0"/>
           <w:bCs w:val="0"/>
         </w:rPr>
-        <w:t>«ТипыСредств» (Наличные, Безналичные) – для учёта денег в регистре «Финансы».</w:t>
+        <w:t>«</w:t>
+      </w:r>
+      <w:proofErr w:type="spellStart"/>
+      <w:r>
+        <w:rPr>
+          <w:rStyle w:val="15"/>
+          <w:rFonts w:ascii="Liberation Serif" w:hAnsi="Liberation Serif" w:cs="Liberation Serif"/>
+          <w:b w:val="0"/>
+          <w:bCs w:val="0"/>
+        </w:rPr>
+        <w:t>ТипыСредств</w:t>
+      </w:r>
+      <w:proofErr w:type="spellEnd"/>
+      <w:r>
+        <w:rPr>
+          <w:rStyle w:val="15"/>
+          <w:rFonts w:ascii="Liberation Serif" w:hAnsi="Liberation Serif" w:cs="Liberation Serif"/>
+          <w:b w:val="0"/>
+          <w:bCs w:val="0"/>
+        </w:rPr>
+        <w:t>» (Наличные, Безналичные) – для учёта денег в регистре «Финансы».</w:t>
       </w:r>
     </w:p>
     <w:p>
@@ -5177,7 +5625,27 @@
           <w:b w:val="0"/>
           <w:bCs w:val="0"/>
         </w:rPr>
-        <w:t>«ДоговорАренды» – фиксирует факт аренды скутера.</w:t>
+        <w:t>«</w:t>
+      </w:r>
+      <w:proofErr w:type="spellStart"/>
+      <w:r>
+        <w:rPr>
+          <w:rStyle w:val="15"/>
+          <w:rFonts w:ascii="Liberation Serif" w:hAnsi="Liberation Serif" w:cs="Liberation Serif"/>
+          <w:b w:val="0"/>
+          <w:bCs w:val="0"/>
+        </w:rPr>
+        <w:t>ДоговорАренды</w:t>
+      </w:r>
+      <w:proofErr w:type="spellEnd"/>
+      <w:r>
+        <w:rPr>
+          <w:rStyle w:val="15"/>
+          <w:rFonts w:ascii="Liberation Serif" w:hAnsi="Liberation Serif" w:cs="Liberation Serif"/>
+          <w:b w:val="0"/>
+          <w:bCs w:val="0"/>
+        </w:rPr>
+        <w:t>» – фиксирует факт аренды скутера.</w:t>
       </w:r>
       <w:r>
         <w:rPr>
@@ -5213,7 +5681,127 @@
           <w:b w:val="0"/>
           <w:bCs w:val="0"/>
         </w:rPr>
-        <w:t>«Сотрудник», «Клиент», «ТочкаПроката», «Скутер», «Тариф», «Сумма», «ДлительностьСутки», «ДлительностьЧасы», «СуммаЗалога», «Коментарии», «ДатаОкончания».</w:t>
+        <w:t>«Сотрудник», «Клиент», «</w:t>
+      </w:r>
+      <w:proofErr w:type="spellStart"/>
+      <w:r>
+        <w:rPr>
+          <w:rStyle w:val="15"/>
+          <w:rFonts w:ascii="Liberation Serif" w:hAnsi="Liberation Serif" w:cs="Liberation Serif"/>
+          <w:b w:val="0"/>
+          <w:bCs w:val="0"/>
+        </w:rPr>
+        <w:t>ТочкаПроката</w:t>
+      </w:r>
+      <w:proofErr w:type="spellEnd"/>
+      <w:r>
+        <w:rPr>
+          <w:rStyle w:val="15"/>
+          <w:rFonts w:ascii="Liberation Serif" w:hAnsi="Liberation Serif" w:cs="Liberation Serif"/>
+          <w:b w:val="0"/>
+          <w:bCs w:val="0"/>
+        </w:rPr>
+        <w:t>», «Скутер», «Тариф», «Сумма», «</w:t>
+      </w:r>
+      <w:proofErr w:type="spellStart"/>
+      <w:r>
+        <w:rPr>
+          <w:rStyle w:val="15"/>
+          <w:rFonts w:ascii="Liberation Serif" w:hAnsi="Liberation Serif" w:cs="Liberation Serif"/>
+          <w:b w:val="0"/>
+          <w:bCs w:val="0"/>
+        </w:rPr>
+        <w:t>ДлительностьСутки</w:t>
+      </w:r>
+      <w:proofErr w:type="spellEnd"/>
+      <w:r>
+        <w:rPr>
+          <w:rStyle w:val="15"/>
+          <w:rFonts w:ascii="Liberation Serif" w:hAnsi="Liberation Serif" w:cs="Liberation Serif"/>
+          <w:b w:val="0"/>
+          <w:bCs w:val="0"/>
+        </w:rPr>
+        <w:t>», «</w:t>
+      </w:r>
+      <w:proofErr w:type="spellStart"/>
+      <w:r>
+        <w:rPr>
+          <w:rStyle w:val="15"/>
+          <w:rFonts w:ascii="Liberation Serif" w:hAnsi="Liberation Serif" w:cs="Liberation Serif"/>
+          <w:b w:val="0"/>
+          <w:bCs w:val="0"/>
+        </w:rPr>
+        <w:t>ДлительностьЧасы</w:t>
+      </w:r>
+      <w:proofErr w:type="spellEnd"/>
+      <w:r>
+        <w:rPr>
+          <w:rStyle w:val="15"/>
+          <w:rFonts w:ascii="Liberation Serif" w:hAnsi="Liberation Serif" w:cs="Liberation Serif"/>
+          <w:b w:val="0"/>
+          <w:bCs w:val="0"/>
+        </w:rPr>
+        <w:t>», «</w:t>
+      </w:r>
+      <w:proofErr w:type="spellStart"/>
+      <w:r>
+        <w:rPr>
+          <w:rStyle w:val="15"/>
+          <w:rFonts w:ascii="Liberation Serif" w:hAnsi="Liberation Serif" w:cs="Liberation Serif"/>
+          <w:b w:val="0"/>
+          <w:bCs w:val="0"/>
+        </w:rPr>
+        <w:t>СуммаЗалога</w:t>
+      </w:r>
+      <w:proofErr w:type="spellEnd"/>
+      <w:r>
+        <w:rPr>
+          <w:rStyle w:val="15"/>
+          <w:rFonts w:ascii="Liberation Serif" w:hAnsi="Liberation Serif" w:cs="Liberation Serif"/>
+          <w:b w:val="0"/>
+          <w:bCs w:val="0"/>
+        </w:rPr>
+        <w:t>», «</w:t>
+      </w:r>
+      <w:proofErr w:type="spellStart"/>
+      <w:r>
+        <w:rPr>
+          <w:rStyle w:val="15"/>
+          <w:rFonts w:ascii="Liberation Serif" w:hAnsi="Liberation Serif" w:cs="Liberation Serif"/>
+          <w:b w:val="0"/>
+          <w:bCs w:val="0"/>
+        </w:rPr>
+        <w:t>Коментарии</w:t>
+      </w:r>
+      <w:proofErr w:type="spellEnd"/>
+      <w:r>
+        <w:rPr>
+          <w:rStyle w:val="15"/>
+          <w:rFonts w:ascii="Liberation Serif" w:hAnsi="Liberation Serif" w:cs="Liberation Serif"/>
+          <w:b w:val="0"/>
+          <w:bCs w:val="0"/>
+        </w:rPr>
+        <w:t>», «</w:t>
+      </w:r>
+      <w:proofErr w:type="spellStart"/>
+      <w:r>
+        <w:rPr>
+          <w:rStyle w:val="15"/>
+          <w:rFonts w:ascii="Liberation Serif" w:hAnsi="Liberation Serif" w:cs="Liberation Serif"/>
+          <w:b w:val="0"/>
+          <w:bCs w:val="0"/>
+        </w:rPr>
+        <w:t>ДатаОкончания</w:t>
+      </w:r>
+      <w:proofErr w:type="spellEnd"/>
+      <w:r>
+        <w:rPr>
+          <w:rStyle w:val="15"/>
+          <w:rFonts w:ascii="Liberation Serif" w:hAnsi="Liberation Serif" w:cs="Liberation Serif"/>
+          <w:b w:val="0"/>
+          <w:bCs w:val="0"/>
+        </w:rPr>
+        <w:t>».</w:t>
       </w:r>
       <w:r>
         <w:t xml:space="preserve"> </w:t>
@@ -5225,7 +5813,27 @@
           <w:b w:val="0"/>
           <w:bCs w:val="0"/>
         </w:rPr>
-        <w:t>Проведение документа: при проведении формируется запись в регистр сведений «ИсторияДоговоров»</w:t>
+        <w:t>Проведение документа: при проведении формируется запись в регистр сведений «</w:t>
+      </w:r>
+      <w:proofErr w:type="spellStart"/>
+      <w:r>
+        <w:rPr>
+          <w:rStyle w:val="15"/>
+          <w:rFonts w:ascii="Liberation Serif" w:hAnsi="Liberation Serif" w:cs="Liberation Serif"/>
+          <w:b w:val="0"/>
+          <w:bCs w:val="0"/>
+        </w:rPr>
+        <w:t>ИсторияДоговоров</w:t>
+      </w:r>
+      <w:proofErr w:type="spellEnd"/>
+      <w:r>
+        <w:rPr>
+          <w:rStyle w:val="15"/>
+          <w:rFonts w:ascii="Liberation Serif" w:hAnsi="Liberation Serif" w:cs="Liberation Serif"/>
+          <w:b w:val="0"/>
+          <w:bCs w:val="0"/>
+        </w:rPr>
+        <w:t>»</w:t>
       </w:r>
     </w:p>
     <w:p>
@@ -5313,7 +5921,29 @@
           <w:bCs w:val="0"/>
           <w:sz w:val="24"/>
         </w:rPr>
-        <w:t>Рисунок.1 Код записи данных в регистр сведений «ИсторияДоговоров»</w:t>
+        <w:t>Рисунок.1 Код записи данных в регистр сведений «</w:t>
+      </w:r>
+      <w:proofErr w:type="spellStart"/>
+      <w:r>
+        <w:rPr>
+          <w:rStyle w:val="15"/>
+          <w:rFonts w:ascii="Liberation Serif" w:hAnsi="Liberation Serif" w:cs="Liberation Serif"/>
+          <w:b w:val="0"/>
+          <w:bCs w:val="0"/>
+          <w:sz w:val="24"/>
+        </w:rPr>
+        <w:t>ИсторияДоговоров</w:t>
+      </w:r>
+      <w:proofErr w:type="spellEnd"/>
+      <w:r>
+        <w:rPr>
+          <w:rStyle w:val="15"/>
+          <w:rFonts w:ascii="Liberation Serif" w:hAnsi="Liberation Serif" w:cs="Liberation Serif"/>
+          <w:b w:val="0"/>
+          <w:bCs w:val="0"/>
+          <w:sz w:val="24"/>
+        </w:rPr>
+        <w:t>»</w:t>
       </w:r>
     </w:p>
     <w:p>
@@ -5336,7 +5966,29 @@
           <w:bCs w:val="0"/>
           <w:szCs w:val="28"/>
         </w:rPr>
-        <w:t>«Продажа» – оформляется на основании «ДоговорАренды» (например, при выкупе скутера).</w:t>
+        <w:t>«Продажа» – оформляется на основании «</w:t>
+      </w:r>
+      <w:proofErr w:type="spellStart"/>
+      <w:r>
+        <w:rPr>
+          <w:rStyle w:val="15"/>
+          <w:rFonts w:ascii="Liberation Serif" w:hAnsi="Liberation Serif" w:cs="Liberation Serif"/>
+          <w:b w:val="0"/>
+          <w:bCs w:val="0"/>
+          <w:szCs w:val="28"/>
+        </w:rPr>
+        <w:t>ДоговорАренды</w:t>
+      </w:r>
+      <w:proofErr w:type="spellEnd"/>
+      <w:r>
+        <w:rPr>
+          <w:rStyle w:val="15"/>
+          <w:rFonts w:ascii="Liberation Serif" w:hAnsi="Liberation Serif" w:cs="Liberation Serif"/>
+          <w:b w:val="0"/>
+          <w:bCs w:val="0"/>
+          <w:szCs w:val="28"/>
+        </w:rPr>
+        <w:t>» (например, при выкупе скутера).</w:t>
       </w:r>
       <w:r>
         <w:rPr>
@@ -5356,7 +6008,51 @@
           <w:bCs w:val="0"/>
           <w:szCs w:val="28"/>
         </w:rPr>
-        <w:t xml:space="preserve">Реквизиты: «ТочкаПроката», «Скутер», «Тариф», «Сотрудник», «Клиент», «Сумма», «Коментарии», </w:t>
+        <w:t>Реквизиты: «</w:t>
+      </w:r>
+      <w:proofErr w:type="spellStart"/>
+      <w:r>
+        <w:rPr>
+          <w:rStyle w:val="15"/>
+          <w:rFonts w:ascii="Liberation Serif" w:hAnsi="Liberation Serif" w:cs="Liberation Serif"/>
+          <w:b w:val="0"/>
+          <w:bCs w:val="0"/>
+          <w:szCs w:val="28"/>
+        </w:rPr>
+        <w:t>ТочкаПроката</w:t>
+      </w:r>
+      <w:proofErr w:type="spellEnd"/>
+      <w:r>
+        <w:rPr>
+          <w:rStyle w:val="15"/>
+          <w:rFonts w:ascii="Liberation Serif" w:hAnsi="Liberation Serif" w:cs="Liberation Serif"/>
+          <w:b w:val="0"/>
+          <w:bCs w:val="0"/>
+          <w:szCs w:val="28"/>
+        </w:rPr>
+        <w:t>», «Скутер», «Тариф», «Сотрудник», «Клиент», «Сумма», «</w:t>
+      </w:r>
+      <w:proofErr w:type="spellStart"/>
+      <w:r>
+        <w:rPr>
+          <w:rStyle w:val="15"/>
+          <w:rFonts w:ascii="Liberation Serif" w:hAnsi="Liberation Serif" w:cs="Liberation Serif"/>
+          <w:b w:val="0"/>
+          <w:bCs w:val="0"/>
+          <w:szCs w:val="28"/>
+        </w:rPr>
+        <w:t>Коментарии</w:t>
+      </w:r>
+      <w:proofErr w:type="spellEnd"/>
+      <w:r>
+        <w:rPr>
+          <w:rStyle w:val="15"/>
+          <w:rFonts w:ascii="Liberation Serif" w:hAnsi="Liberation Serif" w:cs="Liberation Serif"/>
+          <w:b w:val="0"/>
+          <w:bCs w:val="0"/>
+          <w:szCs w:val="28"/>
+        </w:rPr>
+        <w:t xml:space="preserve">», </w:t>
       </w:r>
       <w:r>
         <w:rPr>
@@ -5367,7 +6063,29 @@
           <w:szCs w:val="28"/>
         </w:rPr>
         <w:lastRenderedPageBreak/>
-        <w:t>«ДоговорАренды».</w:t>
+        <w:t>«</w:t>
+      </w:r>
+      <w:proofErr w:type="spellStart"/>
+      <w:r>
+        <w:rPr>
+          <w:rStyle w:val="15"/>
+          <w:rFonts w:ascii="Liberation Serif" w:hAnsi="Liberation Serif" w:cs="Liberation Serif"/>
+          <w:b w:val="0"/>
+          <w:bCs w:val="0"/>
+          <w:szCs w:val="28"/>
+        </w:rPr>
+        <w:t>ДоговорАренды</w:t>
+      </w:r>
+      <w:proofErr w:type="spellEnd"/>
+      <w:r>
+        <w:rPr>
+          <w:rStyle w:val="15"/>
+          <w:rFonts w:ascii="Liberation Serif" w:hAnsi="Liberation Serif" w:cs="Liberation Serif"/>
+          <w:b w:val="0"/>
+          <w:bCs w:val="0"/>
+          <w:szCs w:val="28"/>
+        </w:rPr>
+        <w:t>».</w:t>
       </w:r>
       <w:r>
         <w:rPr>
@@ -5430,7 +6148,51 @@
           <w:bCs w:val="0"/>
           <w:szCs w:val="28"/>
         </w:rPr>
-        <w:t>Реквизиты: «ТочкаПроката», «Клиент», «ДоговорАренды», «Сумма», «</w:t>
+        <w:t>Реквизиты: «</w:t>
+      </w:r>
+      <w:proofErr w:type="spellStart"/>
+      <w:r>
+        <w:rPr>
+          <w:rStyle w:val="15"/>
+          <w:rFonts w:ascii="Liberation Serif" w:hAnsi="Liberation Serif" w:cs="Liberation Serif"/>
+          <w:b w:val="0"/>
+          <w:bCs w:val="0"/>
+          <w:szCs w:val="28"/>
+        </w:rPr>
+        <w:t>ТочкаПроката</w:t>
+      </w:r>
+      <w:proofErr w:type="spellEnd"/>
+      <w:r>
+        <w:rPr>
+          <w:rStyle w:val="15"/>
+          <w:rFonts w:ascii="Liberation Serif" w:hAnsi="Liberation Serif" w:cs="Liberation Serif"/>
+          <w:b w:val="0"/>
+          <w:bCs w:val="0"/>
+          <w:szCs w:val="28"/>
+        </w:rPr>
+        <w:t>», «Клиент», «</w:t>
+      </w:r>
+      <w:proofErr w:type="spellStart"/>
+      <w:r>
+        <w:rPr>
+          <w:rStyle w:val="15"/>
+          <w:rFonts w:ascii="Liberation Serif" w:hAnsi="Liberation Serif" w:cs="Liberation Serif"/>
+          <w:b w:val="0"/>
+          <w:bCs w:val="0"/>
+          <w:szCs w:val="28"/>
+        </w:rPr>
+        <w:t>ДоговорАренды</w:t>
+      </w:r>
+      <w:proofErr w:type="spellEnd"/>
+      <w:r>
+        <w:rPr>
+          <w:rStyle w:val="15"/>
+          <w:rFonts w:ascii="Liberation Serif" w:hAnsi="Liberation Serif" w:cs="Liberation Serif"/>
+          <w:b w:val="0"/>
+          <w:bCs w:val="0"/>
+          <w:szCs w:val="28"/>
+        </w:rPr>
+        <w:t>», «Сумма», «</w:t>
       </w:r>
       <w:r>
         <w:rPr>
@@ -5539,7 +6301,73 @@
           <w:bCs w:val="0"/>
           <w:szCs w:val="28"/>
         </w:rPr>
-        <w:t>Регистр сведений «ИсторияДоговоров» – подчинён регистратору (документу «ДоговорАренды»), хранит измерения «ТочкаПроката», «Клиент», «Сотрудник», «Тариф» и ресурс «Сумма».</w:t>
+        <w:t>Регистр сведений «</w:t>
+      </w:r>
+      <w:proofErr w:type="spellStart"/>
+      <w:r>
+        <w:rPr>
+          <w:rStyle w:val="15"/>
+          <w:rFonts w:ascii="Liberation Serif" w:hAnsi="Liberation Serif" w:cs="Liberation Serif"/>
+          <w:b w:val="0"/>
+          <w:bCs w:val="0"/>
+          <w:szCs w:val="28"/>
+        </w:rPr>
+        <w:t>ИсторияДоговоров</w:t>
+      </w:r>
+      <w:proofErr w:type="spellEnd"/>
+      <w:r>
+        <w:rPr>
+          <w:rStyle w:val="15"/>
+          <w:rFonts w:ascii="Liberation Serif" w:hAnsi="Liberation Serif" w:cs="Liberation Serif"/>
+          <w:b w:val="0"/>
+          <w:bCs w:val="0"/>
+          <w:szCs w:val="28"/>
+        </w:rPr>
+        <w:t>» – подчинён регистратору (документу «</w:t>
+      </w:r>
+      <w:proofErr w:type="spellStart"/>
+      <w:r>
+        <w:rPr>
+          <w:rStyle w:val="15"/>
+          <w:rFonts w:ascii="Liberation Serif" w:hAnsi="Liberation Serif" w:cs="Liberation Serif"/>
+          <w:b w:val="0"/>
+          <w:bCs w:val="0"/>
+          <w:szCs w:val="28"/>
+        </w:rPr>
+        <w:t>ДоговорАренды</w:t>
+      </w:r>
+      <w:proofErr w:type="spellEnd"/>
+      <w:r>
+        <w:rPr>
+          <w:rStyle w:val="15"/>
+          <w:rFonts w:ascii="Liberation Serif" w:hAnsi="Liberation Serif" w:cs="Liberation Serif"/>
+          <w:b w:val="0"/>
+          <w:bCs w:val="0"/>
+          <w:szCs w:val="28"/>
+        </w:rPr>
+        <w:t>»), хранит измерения «</w:t>
+      </w:r>
+      <w:proofErr w:type="spellStart"/>
+      <w:r>
+        <w:rPr>
+          <w:rStyle w:val="15"/>
+          <w:rFonts w:ascii="Liberation Serif" w:hAnsi="Liberation Serif" w:cs="Liberation Serif"/>
+          <w:b w:val="0"/>
+          <w:bCs w:val="0"/>
+          <w:szCs w:val="28"/>
+        </w:rPr>
+        <w:t>ТочкаПроката</w:t>
+      </w:r>
+      <w:proofErr w:type="spellEnd"/>
+      <w:r>
+        <w:rPr>
+          <w:rStyle w:val="15"/>
+          <w:rFonts w:ascii="Liberation Serif" w:hAnsi="Liberation Serif" w:cs="Liberation Serif"/>
+          <w:b w:val="0"/>
+          <w:bCs w:val="0"/>
+          <w:szCs w:val="28"/>
+        </w:rPr>
+        <w:t>», «Клиент», «Сотрудник», «Тариф» и ресурс «Сумма».</w:t>
       </w:r>
     </w:p>
     <w:p>
@@ -5562,7 +6390,29 @@
           <w:bCs w:val="0"/>
           <w:szCs w:val="28"/>
         </w:rPr>
-        <w:t>Регистр накопления «Продажи» – оборотный, измерения: «ТочкаПроката», «Клиент», «Сотрудник», «Тариф», ресурс: «Сумма».</w:t>
+        <w:t>Регистр накопления «Продажи» – оборотный, измерения: «</w:t>
+      </w:r>
+      <w:proofErr w:type="spellStart"/>
+      <w:r>
+        <w:rPr>
+          <w:rStyle w:val="15"/>
+          <w:rFonts w:ascii="Liberation Serif" w:hAnsi="Liberation Serif" w:cs="Liberation Serif"/>
+          <w:b w:val="0"/>
+          <w:bCs w:val="0"/>
+          <w:szCs w:val="28"/>
+        </w:rPr>
+        <w:t>ТочкаПроката</w:t>
+      </w:r>
+      <w:proofErr w:type="spellEnd"/>
+      <w:r>
+        <w:rPr>
+          <w:rStyle w:val="15"/>
+          <w:rFonts w:ascii="Liberation Serif" w:hAnsi="Liberation Serif" w:cs="Liberation Serif"/>
+          <w:b w:val="0"/>
+          <w:bCs w:val="0"/>
+          <w:szCs w:val="28"/>
+        </w:rPr>
+        <w:t>», «Клиент», «Сотрудник», «Тариф», ресурс: «Сумма».</w:t>
       </w:r>
     </w:p>
     <w:p>
@@ -5585,7 +6435,29 @@
           <w:bCs w:val="0"/>
           <w:szCs w:val="28"/>
         </w:rPr>
-        <w:t>Регистр накопления «Финансы» – остаточный, измерение: «ТипСредств», ресурс: «Сумма».</w:t>
+        <w:t>Регистр накопления «Финансы» – остаточный, измерение: «</w:t>
+      </w:r>
+      <w:proofErr w:type="spellStart"/>
+      <w:r>
+        <w:rPr>
+          <w:rStyle w:val="15"/>
+          <w:rFonts w:ascii="Liberation Serif" w:hAnsi="Liberation Serif" w:cs="Liberation Serif"/>
+          <w:b w:val="0"/>
+          <w:bCs w:val="0"/>
+          <w:szCs w:val="28"/>
+        </w:rPr>
+        <w:t>ТипСредств</w:t>
+      </w:r>
+      <w:proofErr w:type="spellEnd"/>
+      <w:r>
+        <w:rPr>
+          <w:rStyle w:val="15"/>
+          <w:rFonts w:ascii="Liberation Serif" w:hAnsi="Liberation Serif" w:cs="Liberation Serif"/>
+          <w:b w:val="0"/>
+          <w:bCs w:val="0"/>
+          <w:szCs w:val="28"/>
+        </w:rPr>
+        <w:t>», ресурс: «Сумма».</w:t>
       </w:r>
     </w:p>
     <w:p>
@@ -5720,8 +6592,20 @@
           <w:bCs w:val="0"/>
           <w:sz w:val="24"/>
         </w:rPr>
-        <w:t>ER-диаграмма в формате Mermaid</w:t>
-      </w:r>
+        <w:t xml:space="preserve">ER-диаграмма в формате </w:t>
+      </w:r>
+      <w:proofErr w:type="spellStart"/>
+      <w:r>
+        <w:rPr>
+          <w:rStyle w:val="15"/>
+          <w:rFonts w:ascii="Liberation Serif" w:hAnsi="Liberation Serif" w:cs="Liberation Serif"/>
+          <w:b w:val="0"/>
+          <w:bCs w:val="0"/>
+          <w:sz w:val="24"/>
+        </w:rPr>
+        <w:t>Mermaid</w:t>
+      </w:r>
+      <w:proofErr w:type="spellEnd"/>
     </w:p>
     <w:p>
       <w:pPr>
@@ -5794,7 +6678,15 @@
       </w:pPr>
       <w:r>
         <w:lastRenderedPageBreak/>
-        <w:t>При двойном щелчке по блоку в календаре открывается форма документа «ДоговорАренды» для редактирования.</w:t>
+        <w:t>При двойном щелчке по блоку в календаре открывается форма документа «</w:t>
+      </w:r>
+      <w:proofErr w:type="spellStart"/>
+      <w:r>
+        <w:t>ДоговорАренды</w:t>
+      </w:r>
+      <w:proofErr w:type="spellEnd"/>
+      <w:r>
+        <w:t>» для редактирования.</w:t>
       </w:r>
     </w:p>
     <w:p>
@@ -6126,7 +7018,29 @@
           <w:bCs w:val="0"/>
           <w:szCs w:val="28"/>
         </w:rPr>
-        <w:t>Для документа «ДоговорАренды» также была доработана форма</w:t>
+        <w:t>Для документа «</w:t>
+      </w:r>
+      <w:proofErr w:type="spellStart"/>
+      <w:r>
+        <w:rPr>
+          <w:rStyle w:val="15"/>
+          <w:rFonts w:ascii="Liberation Serif" w:hAnsi="Liberation Serif" w:cs="Liberation Serif"/>
+          <w:b w:val="0"/>
+          <w:bCs w:val="0"/>
+          <w:szCs w:val="28"/>
+        </w:rPr>
+        <w:t>ДоговорАренды</w:t>
+      </w:r>
+      <w:proofErr w:type="spellEnd"/>
+      <w:r>
+        <w:rPr>
+          <w:rStyle w:val="15"/>
+          <w:rFonts w:ascii="Liberation Serif" w:hAnsi="Liberation Serif" w:cs="Liberation Serif"/>
+          <w:b w:val="0"/>
+          <w:bCs w:val="0"/>
+          <w:szCs w:val="28"/>
+        </w:rPr>
+        <w:t>» также была доработана форма</w:t>
       </w:r>
     </w:p>
     <w:p>
@@ -6779,7 +7693,15 @@
         <w:ind w:left="708" w:firstLine="709"/>
       </w:pPr>
       <w:r>
-        <w:t>«Центральная» (адрес: ул. Ленина, 1; телефон: 123-456), «Парковая» (адрес: ул. Парковая, 5; телефон: 789-012). Для каждой точки заполнен режим работы (Пн–Вс 09:00–19:00).</w:t>
+        <w:t>«Центральная» (адрес: ул. Ленина, 1; телефон: 123-456), «Парковая» (адрес: ул. Парковая, 5; телефон: 789-012). Для каждой точки заполнен режим работы (</w:t>
+      </w:r>
+      <w:proofErr w:type="spellStart"/>
+      <w:r>
+        <w:t>Пн</w:t>
+      </w:r>
+      <w:proofErr w:type="spellEnd"/>
+      <w:r>
+        <w:t>–Вс 09:00–19:00).</w:t>
       </w:r>
     </w:p>
     <w:p>
@@ -6833,7 +7755,31 @@
         <w:ind w:left="708" w:firstLine="709"/>
       </w:pPr>
       <w:r>
-        <w:t>«Honda Dio» (госномер А001АА, статус «Свободен»), «Yamaha Aerox» (А002ВВ, «Свободен»), «Suzuki Burgman» (А003СС, «На обслуживании»).</w:t>
+        <w:t xml:space="preserve">«Honda </w:t>
+      </w:r>
+      <w:proofErr w:type="spellStart"/>
+      <w:r>
+        <w:t>Dio</w:t>
+      </w:r>
+      <w:proofErr w:type="spellEnd"/>
+      <w:r>
+        <w:t xml:space="preserve">» (госномер А001АА, статус «Свободен»), «Yamaha </w:t>
+      </w:r>
+      <w:proofErr w:type="spellStart"/>
+      <w:r>
+        <w:t>Aerox</w:t>
+      </w:r>
+      <w:proofErr w:type="spellEnd"/>
+      <w:r>
+        <w:t xml:space="preserve">» (А002ВВ, «Свободен»), «Suzuki </w:t>
+      </w:r>
+      <w:proofErr w:type="spellStart"/>
+      <w:r>
+        <w:t>Burgman</w:t>
+      </w:r>
+      <w:proofErr w:type="spellEnd"/>
+      <w:r>
+        <w:t>» (А003СС, «На обслуживании»).</w:t>
       </w:r>
     </w:p>
     <w:p>
@@ -7095,7 +8041,15 @@
         <w:t xml:space="preserve">Предусловия: </w:t>
       </w:r>
       <w:r>
-        <w:t>В справочнике есть свободный скутер «Honda Dio»</w:t>
+        <w:t xml:space="preserve">В справочнике есть свободный скутер «Honda </w:t>
+      </w:r>
+      <w:proofErr w:type="spellStart"/>
+      <w:r>
+        <w:t>Dio</w:t>
+      </w:r>
+      <w:proofErr w:type="spellEnd"/>
+      <w:r>
+        <w:t>»</w:t>
       </w:r>
     </w:p>
     <w:p>
@@ -8150,7 +9104,15 @@
         <w:t xml:space="preserve">В итоге разработанная </w:t>
       </w:r>
       <w:r>
-        <w:t>информационная система «Прокат_Скутеров» обеспечивает:</w:t>
+        <w:t>информационная система «</w:t>
+      </w:r>
+      <w:proofErr w:type="spellStart"/>
+      <w:r>
+        <w:t>Прокат_Скутеров</w:t>
+      </w:r>
+      <w:proofErr w:type="spellEnd"/>
+      <w:r>
+        <w:t>» обеспечивает:</w:t>
       </w:r>
     </w:p>
     <w:p>
@@ -8503,7 +9465,18 @@
         <w:ind w:left="0" w:firstLine="709"/>
       </w:pPr>
       <w:r>
-        <w:t>Дадян Э. Г. Конфигурирование и моделирование в системе «1С:Предприятие» : учебник / Э. Г. Дадян. – Москва : Вузовский учебник : ИНФРА-М, 2023. – 417 с. – ISBN 978-5-9558-0581-8.</w:t>
+        <w:t>1С:Предприятие 8.3. Документация. – Москва : Фирма «1С», 2025. – URL: </w:t>
+      </w:r>
+      <w:hyperlink r:id="rId19" w:tgtFrame="_blank" w:history="1">
+        <w:r>
+          <w:rPr>
+            <w:rStyle w:val="af1"/>
+          </w:rPr>
+          <w:t>https://v8.1c.ru</w:t>
+        </w:r>
+      </w:hyperlink>
+      <w:r>
+        <w:t> (дата обращения: 06.04.2026).</w:t>
       </w:r>
     </w:p>
     <w:p>
@@ -8517,7 +9490,7 @@
         <w:ind w:left="0" w:firstLine="709"/>
       </w:pPr>
       <w:r>
-        <w:t>Радченко М. Г. 1С:Предприятие 8.3. Практическое пособие разработчика. Примеры и типовые приемы / М. Г. Радченко. – Москва : 1С-Паблишинг, 2024. – 656 с. – ISBN 978-5-9677-3625-4.</w:t>
+        <w:t>Блинов А. О. Реинжиниринг бизнес-процессов : учебное пособие / А. О. Блинов. – Москва : ЮНИТИ-ДАНА, 2012. – 341 с.</w:t>
       </w:r>
     </w:p>
     <w:p>
@@ -8531,7 +9504,7 @@
         <w:ind w:left="0" w:firstLine="709"/>
       </w:pPr>
       <w:r>
-        <w:t>Хрусталева Е. Ю. 1С:Предприятие 8.3. Практическое пособие разработчика. Используем 1C:EDT / Е. Ю. Хрусталева, М. Г. Радченко. – 2-е изд., стер. – Москва : 1С-Паблишинг, 2026. – ISBN 978-5-9677-3623-0.</w:t>
+        <w:t>Болье А. Изучаем SQL. Генерация, выборка и обработка данных / А. Болье. – Москва : Диалектика, 2021. – 400 с.</w:t>
       </w:r>
     </w:p>
     <w:p>
@@ -8545,7 +9518,15 @@
         <w:ind w:left="0" w:firstLine="709"/>
       </w:pPr>
       <w:r>
-        <w:t>Качко А. Д. Теория и практика разработки и адаптации информационных систем на платформе «1С:Предприятие» : пособие / А. Д. Качко, Е. В. Мостовой. – 3-е изд. – Москва : 1С-Паблишинг, 2025. – 217 с. – ISBN 978-5-9677-3596-7.</w:t>
+        <w:t xml:space="preserve">Варфоломеева А. О. Информационные системы предприятия : учебное пособие / А. О. Варфоломеева, А. В. Коряковский, В. П. Романов. – 2-е изд., </w:t>
+      </w:r>
+      <w:proofErr w:type="spellStart"/>
+      <w:r>
+        <w:t>перераб</w:t>
+      </w:r>
+      <w:proofErr w:type="spellEnd"/>
+      <w:r>
+        <w:t>. и доп. – Москва : ИНФРА-М, 2019. – 330 с.</w:t>
       </w:r>
     </w:p>
     <w:p>
@@ -8559,7 +9540,23 @@
         <w:ind w:left="0" w:firstLine="709"/>
       </w:pPr>
       <w:r>
-        <w:t>Методические указания к практическим занятиям по языку программирования 1С:Предприятие 8.3. – Казань : Казанский федеральный университет, 2025.</w:t>
+        <w:t xml:space="preserve">Громов А. И. Управление бизнес-процессами: современные методы : монография / А. И. Громов, А. </w:t>
+      </w:r>
+      <w:proofErr w:type="spellStart"/>
+      <w:r>
+        <w:t>Фляйшман</w:t>
+      </w:r>
+      <w:proofErr w:type="spellEnd"/>
+      <w:r>
+        <w:t xml:space="preserve">, В. Шмидт. – Люберцы : </w:t>
+      </w:r>
+      <w:proofErr w:type="spellStart"/>
+      <w:r>
+        <w:t>Юрайт</w:t>
+      </w:r>
+      <w:proofErr w:type="spellEnd"/>
+      <w:r>
+        <w:t>, 2016. – 367 с.</w:t>
       </w:r>
     </w:p>
     <w:p>
@@ -8572,8 +9569,21 @@
         <w:spacing w:line="360" w:lineRule="auto"/>
         <w:ind w:left="0" w:firstLine="709"/>
       </w:pPr>
-      <w:r>
-        <w:t>Разработка и реализация конфигураций в системе 1С:Предприятие : учебник. – Петрозаводск : Петрозаводский государственный университет, 2020.</w:t>
+      <w:proofErr w:type="spellStart"/>
+      <w:r>
+        <w:t>Дадян</w:t>
+      </w:r>
+      <w:proofErr w:type="spellEnd"/>
+      <w:r>
+        <w:t xml:space="preserve"> Э. Г. Конфигурирование и моделирование в системе «1С:Предприятие» : учебник / Э. Г. </w:t>
+      </w:r>
+      <w:proofErr w:type="spellStart"/>
+      <w:r>
+        <w:t>Дадян</w:t>
+      </w:r>
+      <w:proofErr w:type="spellEnd"/>
+      <w:r>
+        <w:t>. – Москва : Вузовский учебник : ИНФРА-М, 2023. – 417 с. – ISBN 978-5-9558-0581-8.</w:t>
       </w:r>
     </w:p>
     <w:p>
@@ -8587,7 +9597,7 @@
         <w:ind w:left="0" w:firstLine="709"/>
       </w:pPr>
       <w:r>
-        <w:t>Никулина Н. О. Объектно-ориентированное проектирование информационных систем на платформе 1С:Предприятие : учебное пособие / Н. О. Никулина, А. Н. Набатов. – Уфа : УГАТУ, 2019. – Электронное издание.</w:t>
+        <w:t>Исаев Г. А. Проектирование информационных систем : учебное пособие / Г. А. Исаев. – Москва : Омега-Л, 2020. – 432 с.</w:t>
       </w:r>
     </w:p>
     <w:p>
@@ -8601,7 +9611,7 @@
         <w:ind w:left="0" w:firstLine="709"/>
       </w:pPr>
       <w:r>
-        <w:t>Умнова Е. Г. Моделирование бизнес-процессов с применением нотации BPMN : учебно-методическое пособие / Е. Г. Умнова. – Саратов : Вузовское образование, 2017. – ISBN 978-5-4487-0063-7.</w:t>
+        <w:t>Качко А. Д. Теория и практика разработки и адаптации информационных систем на платформе «1С:Предприятие» : пособие / А. Д. Качко, Е. В. Мостовой. – 3-е изд. – Москва : 1С-Паблишинг, 2025. – 217 с. – ISBN 978-5-9677-3596-7.</w:t>
       </w:r>
     </w:p>
     <w:p>
@@ -8614,8 +9624,37 @@
         <w:spacing w:line="360" w:lineRule="auto"/>
         <w:ind w:left="0" w:firstLine="709"/>
       </w:pPr>
-      <w:r>
-        <w:t>Система компоновки данных / Платформа 1С:Предприятие 8. – Москва : Фирма «1С», 2025. – URL: https://v8.1c.ru/platforma/sistema-komponovki-dannykh/ (дата обращения: 06.04.2026).</w:t>
+      <w:proofErr w:type="spellStart"/>
+      <w:r>
+        <w:t>Лисьев</w:t>
+      </w:r>
+      <w:proofErr w:type="spellEnd"/>
+      <w:r>
+        <w:t xml:space="preserve"> Г. А. Программное обеспечение компьютерных сетей и </w:t>
+      </w:r>
+      <w:proofErr w:type="spellStart"/>
+      <w:r>
+        <w:t>web</w:t>
+      </w:r>
+      <w:proofErr w:type="spellEnd"/>
+      <w:r>
+        <w:t xml:space="preserve">-серверов : учебное пособие / Г. А. </w:t>
+      </w:r>
+      <w:proofErr w:type="spellStart"/>
+      <w:r>
+        <w:t>Лисьев</w:t>
+      </w:r>
+      <w:proofErr w:type="spellEnd"/>
+      <w:r>
+        <w:t xml:space="preserve">, П. Ю. Романов, Ю. И. </w:t>
+      </w:r>
+      <w:proofErr w:type="spellStart"/>
+      <w:r>
+        <w:t>Аскерко</w:t>
+      </w:r>
+      <w:proofErr w:type="spellEnd"/>
+      <w:r>
+        <w:t>. – Москва : ИНФРА-М, 2019.</w:t>
       </w:r>
     </w:p>
     <w:p>
@@ -8629,8 +9668,23 @@
         <w:ind w:left="0" w:firstLine="709"/>
       </w:pPr>
       <w:r>
-        <w:lastRenderedPageBreak/>
-        <w:t>1С:Предприятие 8.3. Документация. – Москва : Фирма «1С», 2025. – URL: https://v8.1c.ru (дата обращения: 06.04.2026).</w:t>
+        <w:t xml:space="preserve">Маклаков С. В. </w:t>
+      </w:r>
+      <w:proofErr w:type="spellStart"/>
+      <w:r>
+        <w:t>BPwin</w:t>
+      </w:r>
+      <w:proofErr w:type="spellEnd"/>
+      <w:r>
+        <w:t xml:space="preserve"> и </w:t>
+      </w:r>
+      <w:proofErr w:type="spellStart"/>
+      <w:r>
+        <w:t>Erwin</w:t>
+      </w:r>
+      <w:proofErr w:type="spellEnd"/>
+      <w:r>
+        <w:t>. CASE-средства разработки информационных систем / С. В. Маклаков. – Москва : Диалог-МИФИ, 2017.</w:t>
       </w:r>
     </w:p>
     <w:p>
@@ -8643,8 +9697,30 @@
         <w:spacing w:line="360" w:lineRule="auto"/>
         <w:ind w:left="0" w:firstLine="709"/>
       </w:pPr>
-      <w:r>
-        <w:t>Блинов А. О. Реинжиниринг бизнес-процессов : учебное пособие / А. О. Блинов. – Москва : ЮНИТИ-ДАНА, 2012. – 341 с.</w:t>
+      <w:proofErr w:type="spellStart"/>
+      <w:r>
+        <w:t>Мартишин</w:t>
+      </w:r>
+      <w:proofErr w:type="spellEnd"/>
+      <w:r>
+        <w:t xml:space="preserve"> С. А. Базы данных : практическое применение СУБД SQL и </w:t>
+      </w:r>
+      <w:proofErr w:type="spellStart"/>
+      <w:r>
+        <w:t>NoSQL</w:t>
+      </w:r>
+      <w:proofErr w:type="spellEnd"/>
+      <w:r>
+        <w:t xml:space="preserve">-типа для проектирования информационных систем / С. А. </w:t>
+      </w:r>
+      <w:proofErr w:type="spellStart"/>
+      <w:r>
+        <w:lastRenderedPageBreak/>
+        <w:t>Мартишин</w:t>
+      </w:r>
+      <w:proofErr w:type="spellEnd"/>
+      <w:r>
+        <w:t>, В. Л. Симонов, М. В. Храпченко. – Москва : Форум : ИНФРА-М, 2016.</w:t>
       </w:r>
     </w:p>
     <w:p>
@@ -8658,7 +9734,7 @@
         <w:ind w:left="0" w:firstLine="709"/>
       </w:pPr>
       <w:r>
-        <w:t>Громов А. И. Управление бизнес-процессами: современные методы : монография / А. И. Громов, А. Фляйшман, В. Шмидт. – Люберцы : Юрайт, 2016. – 367 с.</w:t>
+        <w:t>Методические указания к практическим занятиям по языку программирования 1С:Предприятие 8.3. – Казань : Казанский федеральный университет, 2025.</w:t>
       </w:r>
     </w:p>
     <w:p>
@@ -8672,7 +9748,7 @@
         <w:ind w:left="0" w:firstLine="709"/>
       </w:pPr>
       <w:r>
-        <w:t>Маклаков С. В. BPwin и Erwin. CASE-средства разработки информационных систем / С. В. Маклаков. – Москва : Диалог-МИФИ, 2017.</w:t>
+        <w:t>Никулина Н. О. Объектно-ориентированное проектирование информационных систем на платформе 1С:Предприятие : учебное пособие / Н. О. Никулина, А. Н. Набатов. – Уфа : УГАТУ, 2019. – Электронное издание.</w:t>
       </w:r>
     </w:p>
     <w:p>
@@ -8686,7 +9762,15 @@
         <w:ind w:left="0" w:firstLine="709"/>
       </w:pPr>
       <w:r>
-        <w:t>Мартишин С. А. Базы данных : практическое применение СУБД SQL и NoSQL-типа для проектирования информационных систем / С. А. Мартишин, В. Л. Симонов, М. В. Храпченко. – Москва : Форум : ИНФРА-М, 2016.</w:t>
+        <w:t xml:space="preserve">Радченко М. Г. 1С:Предприятие 8.3. Практическое пособие разработчика. Примеры и типовые </w:t>
+      </w:r>
+      <w:proofErr w:type="spellStart"/>
+      <w:r>
+        <w:t>приемы</w:t>
+      </w:r>
+      <w:proofErr w:type="spellEnd"/>
+      <w:r>
+        <w:t xml:space="preserve"> / М. Г. Радченко. – Москва : 1С-Паблишинг, 2024. – 656 с. – ISBN 978-5-9677-3625-4.</w:t>
       </w:r>
     </w:p>
     <w:p>
@@ -8700,7 +9784,7 @@
         <w:ind w:left="0" w:firstLine="709"/>
       </w:pPr>
       <w:r>
-        <w:t>Исаев Г. А. Проектирование информационных систем : учебное пособие / Г. А. Исаев. – Москва : Омега-Л, 2020. – 432 с.</w:t>
+        <w:t>Разработка и реализация конфигураций в системе 1С:Предприятие : учебник. – Петрозаводск : Петрозаводский государственный университет, 2020.</w:t>
       </w:r>
     </w:p>
     <w:p>
@@ -8714,7 +9798,18 @@
         <w:ind w:left="0" w:firstLine="709"/>
       </w:pPr>
       <w:r>
-        <w:t>Лисьев Г. А. Программное обеспечение компьютерных сетей и web-серверов : учебное пособие / Г. А. Лисьев, П. Ю. Романов, Ю. И. Аскерко. – Москва : ИНФРА-М, 2019.</w:t>
+        <w:t>Система компоновки данных / Платформа 1С:Предприятие 8. – Москва : Фирма «1С», 2025. – URL: </w:t>
+      </w:r>
+      <w:hyperlink r:id="rId20" w:tgtFrame="_blank" w:history="1">
+        <w:r>
+          <w:rPr>
+            <w:rStyle w:val="af1"/>
+          </w:rPr>
+          <w:t>https://v8.1c.ru/platforma/sistema-komponovki-dannykh/</w:t>
+        </w:r>
+      </w:hyperlink>
+      <w:r>
+        <w:t> (дата обращения: 06.04.2026).</w:t>
       </w:r>
     </w:p>
     <w:p>
@@ -8728,7 +9823,7 @@
         <w:ind w:left="0" w:firstLine="709"/>
       </w:pPr>
       <w:r>
-        <w:t>Варфоломеева А. О. Информационные системы предприятия : учебное пособие / А. О. Варфоломеева, А. В. Коряковский, В. П. Романов. – 2-е изд., перераб. и доп. – Москва : ИНФРА-М, 2019. – 330 с.</w:t>
+        <w:t>Умнова Е. Г. Моделирование бизнес-процессов с применением нотации BPMN : учебно-методическое пособие / Е. Г. Умнова. – Саратов : Вузовское образование, 2017. – ISBN 978-5-4487-0063-7.</w:t>
       </w:r>
     </w:p>
     <w:p>
@@ -8742,11 +9837,11 @@
         <w:ind w:left="0" w:firstLine="709"/>
       </w:pPr>
       <w:r>
-        <w:t>Болье А. Изучаем SQL. Генерация, выборка и обработка данных / А. Болье. – Москва : Диалектика, 2021. – 400 с.</w:t>
+        <w:t>Хрусталева Е. Ю. 1С:Предприятие 8.3. Практическое пособие разработчика. Используем 1C:EDT / Е. Ю. Хрусталева, М. Г. Радченко. – 2-е изд., стер. – Москва : 1С-Паблишинг, 2026. – ISBN 978-5-9677-3623-0.</w:t>
       </w:r>
     </w:p>
     <w:sectPr>
-      <w:footerReference w:type="default" r:id="rId19"/>
+      <w:footerReference w:type="default" r:id="rId21"/>
       <w:pgSz w:w="11906" w:h="16838"/>
       <w:pgMar w:top="1134" w:right="850" w:bottom="1134" w:left="1701" w:header="708" w:footer="708" w:gutter="0"/>
       <w:pgNumType w:start="1"/>
@@ -11577,6 +12672,119 @@
     </w:lvl>
   </w:abstractNum>
   <w:abstractNum w:abstractNumId="24" w15:restartNumberingAfterBreak="0">
+    <w:nsid w:val="68235E75"/>
+    <w:multiLevelType w:val="multilevel"/>
+    <w:tmpl w:val="D012E80A"/>
+    <w:lvl w:ilvl="0">
+      <w:start w:val="1"/>
+      <w:numFmt w:val="decimal"/>
+      <w:lvlText w:val="%1."/>
+      <w:lvlJc w:val="left"/>
+      <w:pPr>
+        <w:tabs>
+          <w:tab w:val="num" w:pos="720"/>
+        </w:tabs>
+        <w:ind w:left="720" w:hanging="360"/>
+      </w:pPr>
+    </w:lvl>
+    <w:lvl w:ilvl="1" w:tentative="1">
+      <w:start w:val="1"/>
+      <w:numFmt w:val="decimal"/>
+      <w:lvlText w:val="%2."/>
+      <w:lvlJc w:val="left"/>
+      <w:pPr>
+        <w:tabs>
+          <w:tab w:val="num" w:pos="1440"/>
+        </w:tabs>
+        <w:ind w:left="1440" w:hanging="360"/>
+      </w:pPr>
+    </w:lvl>
+    <w:lvl w:ilvl="2" w:tentative="1">
+      <w:start w:val="1"/>
+      <w:numFmt w:val="decimal"/>
+      <w:lvlText w:val="%3."/>
+      <w:lvlJc w:val="left"/>
+      <w:pPr>
+        <w:tabs>
+          <w:tab w:val="num" w:pos="2160"/>
+        </w:tabs>
+        <w:ind w:left="2160" w:hanging="360"/>
+      </w:pPr>
+    </w:lvl>
+    <w:lvl w:ilvl="3" w:tentative="1">
+      <w:start w:val="1"/>
+      <w:numFmt w:val="decimal"/>
+      <w:lvlText w:val="%4."/>
+      <w:lvlJc w:val="left"/>
+      <w:pPr>
+        <w:tabs>
+          <w:tab w:val="num" w:pos="2880"/>
+        </w:tabs>
+        <w:ind w:left="2880" w:hanging="360"/>
+      </w:pPr>
+    </w:lvl>
+    <w:lvl w:ilvl="4" w:tentative="1">
+      <w:start w:val="1"/>
+      <w:numFmt w:val="decimal"/>
+      <w:lvlText w:val="%5."/>
+      <w:lvlJc w:val="left"/>
+      <w:pPr>
+        <w:tabs>
+          <w:tab w:val="num" w:pos="3600"/>
+        </w:tabs>
+        <w:ind w:left="3600" w:hanging="360"/>
+      </w:pPr>
+    </w:lvl>
+    <w:lvl w:ilvl="5" w:tentative="1">
+      <w:start w:val="1"/>
+      <w:numFmt w:val="decimal"/>
+      <w:lvlText w:val="%6."/>
+      <w:lvlJc w:val="left"/>
+      <w:pPr>
+        <w:tabs>
+          <w:tab w:val="num" w:pos="4320"/>
+        </w:tabs>
+        <w:ind w:left="4320" w:hanging="360"/>
+      </w:pPr>
+    </w:lvl>
+    <w:lvl w:ilvl="6" w:tentative="1">
+      <w:start w:val="1"/>
+      <w:numFmt w:val="decimal"/>
+      <w:lvlText w:val="%7."/>
+      <w:lvlJc w:val="left"/>
+      <w:pPr>
+        <w:tabs>
+          <w:tab w:val="num" w:pos="5040"/>
+        </w:tabs>
+        <w:ind w:left="5040" w:hanging="360"/>
+      </w:pPr>
+    </w:lvl>
+    <w:lvl w:ilvl="7" w:tentative="1">
+      <w:start w:val="1"/>
+      <w:numFmt w:val="decimal"/>
+      <w:lvlText w:val="%8."/>
+      <w:lvlJc w:val="left"/>
+      <w:pPr>
+        <w:tabs>
+          <w:tab w:val="num" w:pos="5760"/>
+        </w:tabs>
+        <w:ind w:left="5760" w:hanging="360"/>
+      </w:pPr>
+    </w:lvl>
+    <w:lvl w:ilvl="8" w:tentative="1">
+      <w:start w:val="1"/>
+      <w:numFmt w:val="decimal"/>
+      <w:lvlText w:val="%9."/>
+      <w:lvlJc w:val="left"/>
+      <w:pPr>
+        <w:tabs>
+          <w:tab w:val="num" w:pos="6480"/>
+        </w:tabs>
+        <w:ind w:left="6480" w:hanging="360"/>
+      </w:pPr>
+    </w:lvl>
+  </w:abstractNum>
+  <w:abstractNum w:abstractNumId="25" w15:restartNumberingAfterBreak="0">
     <w:nsid w:val="6D680D93"/>
     <w:multiLevelType w:val="hybridMultilevel"/>
     <w:tmpl w:val="E9F89556"/>
@@ -11689,7 +12897,7 @@
       </w:rPr>
     </w:lvl>
   </w:abstractNum>
-  <w:abstractNum w:abstractNumId="25" w15:restartNumberingAfterBreak="0">
+  <w:abstractNum w:abstractNumId="26" w15:restartNumberingAfterBreak="0">
     <w:nsid w:val="71853D86"/>
     <w:multiLevelType w:val="multilevel"/>
     <w:tmpl w:val="665C6606"/>
@@ -11839,7 +13047,7 @@
       </w:rPr>
     </w:lvl>
   </w:abstractNum>
-  <w:abstractNum w:abstractNumId="26" w15:restartNumberingAfterBreak="0">
+  <w:abstractNum w:abstractNumId="27" w15:restartNumberingAfterBreak="0">
     <w:nsid w:val="79FF0E52"/>
     <w:multiLevelType w:val="multilevel"/>
     <w:tmpl w:val="A31C1B7E"/>
@@ -11957,7 +13165,7 @@
       </w:pPr>
     </w:lvl>
   </w:abstractNum>
-  <w:abstractNum w:abstractNumId="27" w15:restartNumberingAfterBreak="0">
+  <w:abstractNum w:abstractNumId="28" w15:restartNumberingAfterBreak="0">
     <w:nsid w:val="7F331ED3"/>
     <w:multiLevelType w:val="hybridMultilevel"/>
     <w:tmpl w:val="992CA1D6"/>
@@ -12047,13 +13255,13 @@
     <w:abstractNumId w:val="19"/>
   </w:num>
   <w:num w:numId="2" w16cid:durableId="1643924004">
-    <w:abstractNumId w:val="27"/>
+    <w:abstractNumId w:val="28"/>
   </w:num>
   <w:num w:numId="3" w16cid:durableId="817649682">
     <w:abstractNumId w:val="23"/>
   </w:num>
   <w:num w:numId="4" w16cid:durableId="870190454">
-    <w:abstractNumId w:val="25"/>
+    <w:abstractNumId w:val="26"/>
   </w:num>
   <w:num w:numId="5" w16cid:durableId="1058672381">
     <w:abstractNumId w:val="2"/>
@@ -12068,7 +13276,7 @@
     <w:abstractNumId w:val="10"/>
   </w:num>
   <w:num w:numId="9" w16cid:durableId="153878830">
-    <w:abstractNumId w:val="26"/>
+    <w:abstractNumId w:val="27"/>
   </w:num>
   <w:num w:numId="10" w16cid:durableId="677658571">
     <w:abstractNumId w:val="6"/>
@@ -12083,7 +13291,7 @@
     <w:abstractNumId w:val="16"/>
   </w:num>
   <w:num w:numId="14" w16cid:durableId="131219926">
-    <w:abstractNumId w:val="24"/>
+    <w:abstractNumId w:val="25"/>
   </w:num>
   <w:num w:numId="15" w16cid:durableId="157618608">
     <w:abstractNumId w:val="11"/>
@@ -12126,6 +13334,9 @@
   </w:num>
   <w:num w:numId="28" w16cid:durableId="790824862">
     <w:abstractNumId w:val="17"/>
+  </w:num>
+  <w:num w:numId="29" w16cid:durableId="1133138503">
+    <w:abstractNumId w:val="24"/>
   </w:num>
 </w:numbering>
 </file>
@@ -12734,7 +13945,6 @@
   <w:style w:type="character" w:default="1" w:styleId="a0">
     <w:name w:val="Default Paragraph Font"/>
     <w:uiPriority w:val="1"/>
-    <w:semiHidden/>
     <w:unhideWhenUsed/>
   </w:style>
   <w:style w:type="table" w:default="1" w:styleId="a1">
@@ -13195,6 +14405,18 @@
       </w:tblBorders>
     </w:tblPr>
   </w:style>
+  <w:style w:type="character" w:styleId="af4">
+    <w:name w:val="Unresolved Mention"/>
+    <w:basedOn w:val="a0"/>
+    <w:uiPriority w:val="99"/>
+    <w:semiHidden/>
+    <w:unhideWhenUsed/>
+    <w:rsid w:val="004B2A48"/>
+    <w:rPr>
+      <w:color w:val="605E5C"/>
+      <w:shd w:val="clear" w:color="auto" w:fill="E1DFDD"/>
+    </w:rPr>
+  </w:style>
 </w:styles>
 </file>
 

--- a/Дипломная.docx
+++ b/Дипломная.docx
@@ -1712,9 +1712,11 @@
       <w:r>
         <w:t xml:space="preserve">Анализ современного состояния рынка </w:t>
       </w:r>
+      <w:proofErr w:type="spellStart"/>
       <w:r>
         <w:t>микромобильности</w:t>
       </w:r>
+      <w:proofErr w:type="spellEnd"/>
       <w:r>
         <w:t xml:space="preserve"> и особенностей бизнес-процессов проката</w:t>
       </w:r>
@@ -1734,7 +1736,23 @@
           <w:rFonts w:cs="Liberation Serif"/>
           <w:szCs w:val="28"/>
         </w:rPr>
-        <w:t>Концепция микромобильности (использование лёгких транспортных средств для коротких поездок) стала одним из главных трендов городского транспорта в 2020-х годах. По данным исследовательской компании McKinsey, к 2030 году объем мирового рынка шеринга СИМ может достигнуть $300–500 млрд.</w:t>
+        <w:t xml:space="preserve">Концепция </w:t>
+      </w:r>
+      <w:proofErr w:type="spellStart"/>
+      <w:r>
+        <w:rPr>
+          <w:rFonts w:cs="Liberation Serif"/>
+          <w:szCs w:val="28"/>
+        </w:rPr>
+        <w:t>микромобильности</w:t>
+      </w:r>
+      <w:proofErr w:type="spellEnd"/>
+      <w:r>
+        <w:rPr>
+          <w:rFonts w:cs="Liberation Serif"/>
+          <w:szCs w:val="28"/>
+        </w:rPr>
+        <w:t xml:space="preserve"> (использование лёгких транспортных средств для коротких поездок) стала одним из главных трендов городского транспорта в 2020-х годах. По данным исследовательской компании McKinsey, к 2030 году объем мирового рынка шеринга СИМ может достигнуть $300–500 млрд.</w:t>
       </w:r>
     </w:p>
     <w:p>
@@ -1782,7 +1800,23 @@
           <w:rFonts w:cs="Liberation Serif"/>
           <w:szCs w:val="28"/>
         </w:rPr>
-        <w:t xml:space="preserve"> «Трушеринг» (совместное исследование операторов кикшеринга), в 2022 году общее количество поездок на арендованных электросамокатах в России составило 103,5 млн, что на 64% больше, чем годом ранее. Объем рынка в денежном выражении достиг 13,3 млрд рублей. В 2023 году рост продолжился: количество поездок превысило 150 млн, а выручка приблизилась к 20 млрд рублей. Хотя в 2025 году аналитики фиксируют снижение среднего чека (</w:t>
+        <w:t xml:space="preserve"> «</w:t>
+      </w:r>
+      <w:proofErr w:type="spellStart"/>
+      <w:r>
+        <w:rPr>
+          <w:rFonts w:cs="Liberation Serif"/>
+          <w:szCs w:val="28"/>
+        </w:rPr>
+        <w:t>Трушеринг</w:t>
+      </w:r>
+      <w:proofErr w:type="spellEnd"/>
+      <w:r>
+        <w:rPr>
+          <w:rFonts w:cs="Liberation Serif"/>
+          <w:szCs w:val="28"/>
+        </w:rPr>
+        <w:t>» (совместное исследование операторов кикшеринга), в 2022 году общее количество поездок на арендованных электросамокатах в России составило 103,5 млн, что на 64% больше, чем годом ранее. Объем рынка в денежном выражении достиг 13,3 млрд рублей. В 2023 году рост продолжился: количество поездок превысило 150 млн, а выручка приблизилась к 20 млрд рублей. Хотя в 2025 году аналитики фиксируют снижение среднего чека (</w:t>
       </w:r>
       <w:r>
         <w:rPr>
@@ -2143,7 +2177,23 @@
           <w:rFonts w:cs="Liberation Serif"/>
           <w:szCs w:val="28"/>
         </w:rPr>
-        <w:t>Электровелосипеды и велосипеды: используются в велопрокате, а также дополняют парки кикшеринговых компаний для удовлетворения спроса на более длительные поездки или для семейного отдыха.</w:t>
+        <w:t xml:space="preserve">Электровелосипеды и велосипеды: используются в велопрокате, а также дополняют парки </w:t>
+      </w:r>
+      <w:proofErr w:type="spellStart"/>
+      <w:r>
+        <w:rPr>
+          <w:rFonts w:cs="Liberation Serif"/>
+          <w:szCs w:val="28"/>
+        </w:rPr>
+        <w:t>кикшеринговых</w:t>
+      </w:r>
+      <w:proofErr w:type="spellEnd"/>
+      <w:r>
+        <w:rPr>
+          <w:rFonts w:cs="Liberation Serif"/>
+          <w:szCs w:val="28"/>
+        </w:rPr>
+        <w:t xml:space="preserve"> компаний для удовлетворения спроса на более длительные поездки или для семейного отдыха.</w:t>
       </w:r>
     </w:p>
     <w:p>
@@ -2977,7 +3027,23 @@
           <w:rFonts w:cs="Liberation Serif"/>
           <w:szCs w:val="28"/>
         </w:rPr>
-        <w:t>Клиенту сообщается, что его заказ принят, и при необходимости уточняются детали – точное время начала аренды, место получения, условия оплаты. В идеальной модели клиент получает подтверждение в виде уведомления в приложении или СМС-сообщения.</w:t>
+        <w:t xml:space="preserve">Клиенту сообщается, что его заказ принят, и при необходимости уточняются детали – точное время начала аренды, место получения, условия оплаты. В идеальной модели клиент получает подтверждение в виде уведомления в приложении или </w:t>
+      </w:r>
+      <w:proofErr w:type="spellStart"/>
+      <w:r>
+        <w:rPr>
+          <w:rFonts w:cs="Liberation Serif"/>
+          <w:szCs w:val="28"/>
+        </w:rPr>
+        <w:t>СМС-сообщения</w:t>
+      </w:r>
+      <w:proofErr w:type="spellEnd"/>
+      <w:r>
+        <w:rPr>
+          <w:rFonts w:cs="Liberation Serif"/>
+          <w:szCs w:val="28"/>
+        </w:rPr>
+        <w:t>.</w:t>
       </w:r>
     </w:p>
     <w:p>
@@ -4835,9 +4901,6 @@
         <w:t>I</w:t>
       </w:r>
       <w:r>
-        <w:rPr>
-          <w:lang w:val="en-US"/>
-        </w:rPr>
         <w:t xml:space="preserve"> </w:t>
       </w:r>
       <w:proofErr w:type="spellStart"/>
@@ -4908,7 +4971,27 @@
           <w:b w:val="0"/>
           <w:bCs w:val="0"/>
         </w:rPr>
-        <w:t>«Прокат_Скутеров». В режиме Конфигуратор были последовательно добавлены следующие объекты метаданных.</w:t>
+        <w:t>«</w:t>
+      </w:r>
+      <w:proofErr w:type="spellStart"/>
+      <w:r>
+        <w:rPr>
+          <w:rStyle w:val="15"/>
+          <w:rFonts w:ascii="Liberation Serif" w:hAnsi="Liberation Serif" w:cs="Liberation Serif"/>
+          <w:b w:val="0"/>
+          <w:bCs w:val="0"/>
+        </w:rPr>
+        <w:t>Прокат_Скутеров</w:t>
+      </w:r>
+      <w:proofErr w:type="spellEnd"/>
+      <w:r>
+        <w:rPr>
+          <w:rStyle w:val="15"/>
+          <w:rFonts w:ascii="Liberation Serif" w:hAnsi="Liberation Serif" w:cs="Liberation Serif"/>
+          <w:b w:val="0"/>
+          <w:bCs w:val="0"/>
+        </w:rPr>
+        <w:t>». В режиме Конфигуратор были последовательно добавлены следующие объекты метаданных.</w:t>
       </w:r>
     </w:p>
     <w:p>
@@ -4950,7 +5033,107 @@
           <w:b w:val="0"/>
           <w:bCs w:val="0"/>
         </w:rPr>
-        <w:t>«ТочкиПроката» – места выдачи и возврата скутеров. Реквизиты: «Наименование», «Адрес», «Телефон». Для каждой точки задаётся табличная часть «РежимРаботы», где по дням недели указывается рабочее время (реквизиты: «РабочийДень», «ДеньНедели», «ВремяНачала», «ВремяОкончания»).</w:t>
+        <w:t>«ТочкиПроката» – места выдачи и возврата скутеров. Реквизиты: «Наименование», «Адрес», «Телефон». Для каждой точки задаётся табличная часть «</w:t>
+      </w:r>
+      <w:proofErr w:type="spellStart"/>
+      <w:r>
+        <w:rPr>
+          <w:rStyle w:val="15"/>
+          <w:rFonts w:ascii="Liberation Serif" w:hAnsi="Liberation Serif" w:cs="Liberation Serif"/>
+          <w:b w:val="0"/>
+          <w:bCs w:val="0"/>
+        </w:rPr>
+        <w:t>РежимРаботы</w:t>
+      </w:r>
+      <w:proofErr w:type="spellEnd"/>
+      <w:r>
+        <w:rPr>
+          <w:rStyle w:val="15"/>
+          <w:rFonts w:ascii="Liberation Serif" w:hAnsi="Liberation Serif" w:cs="Liberation Serif"/>
+          <w:b w:val="0"/>
+          <w:bCs w:val="0"/>
+        </w:rPr>
+        <w:t>», где по дням недели указывается рабочее время (реквизиты: «</w:t>
+      </w:r>
+      <w:proofErr w:type="spellStart"/>
+      <w:r>
+        <w:rPr>
+          <w:rStyle w:val="15"/>
+          <w:rFonts w:ascii="Liberation Serif" w:hAnsi="Liberation Serif" w:cs="Liberation Serif"/>
+          <w:b w:val="0"/>
+          <w:bCs w:val="0"/>
+        </w:rPr>
+        <w:t>РабочийДень</w:t>
+      </w:r>
+      <w:proofErr w:type="spellEnd"/>
+      <w:r>
+        <w:rPr>
+          <w:rStyle w:val="15"/>
+          <w:rFonts w:ascii="Liberation Serif" w:hAnsi="Liberation Serif" w:cs="Liberation Serif"/>
+          <w:b w:val="0"/>
+          <w:bCs w:val="0"/>
+        </w:rPr>
+        <w:t>», «</w:t>
+      </w:r>
+      <w:proofErr w:type="spellStart"/>
+      <w:r>
+        <w:rPr>
+          <w:rStyle w:val="15"/>
+          <w:rFonts w:ascii="Liberation Serif" w:hAnsi="Liberation Serif" w:cs="Liberation Serif"/>
+          <w:b w:val="0"/>
+          <w:bCs w:val="0"/>
+        </w:rPr>
+        <w:t>ДеньНедели</w:t>
+      </w:r>
+      <w:proofErr w:type="spellEnd"/>
+      <w:r>
+        <w:rPr>
+          <w:rStyle w:val="15"/>
+          <w:rFonts w:ascii="Liberation Serif" w:hAnsi="Liberation Serif" w:cs="Liberation Serif"/>
+          <w:b w:val="0"/>
+          <w:bCs w:val="0"/>
+        </w:rPr>
+        <w:t>», «</w:t>
+      </w:r>
+      <w:proofErr w:type="spellStart"/>
+      <w:r>
+        <w:rPr>
+          <w:rStyle w:val="15"/>
+          <w:rFonts w:ascii="Liberation Serif" w:hAnsi="Liberation Serif" w:cs="Liberation Serif"/>
+          <w:b w:val="0"/>
+          <w:bCs w:val="0"/>
+        </w:rPr>
+        <w:t>ВремяНачала</w:t>
+      </w:r>
+      <w:proofErr w:type="spellEnd"/>
+      <w:r>
+        <w:rPr>
+          <w:rStyle w:val="15"/>
+          <w:rFonts w:ascii="Liberation Serif" w:hAnsi="Liberation Serif" w:cs="Liberation Serif"/>
+          <w:b w:val="0"/>
+          <w:bCs w:val="0"/>
+        </w:rPr>
+        <w:t>», «</w:t>
+      </w:r>
+      <w:proofErr w:type="spellStart"/>
+      <w:r>
+        <w:rPr>
+          <w:rStyle w:val="15"/>
+          <w:rFonts w:ascii="Liberation Serif" w:hAnsi="Liberation Serif" w:cs="Liberation Serif"/>
+          <w:b w:val="0"/>
+          <w:bCs w:val="0"/>
+        </w:rPr>
+        <w:t>ВремяОкончания</w:t>
+      </w:r>
+      <w:proofErr w:type="spellEnd"/>
+      <w:r>
+        <w:rPr>
+          <w:rStyle w:val="15"/>
+          <w:rFonts w:ascii="Liberation Serif" w:hAnsi="Liberation Serif" w:cs="Liberation Serif"/>
+          <w:b w:val="0"/>
+          <w:bCs w:val="0"/>
+        </w:rPr>
+        <w:t>»).</w:t>
       </w:r>
     </w:p>
     <w:p>
@@ -4971,7 +5154,47 @@
           <w:b w:val="0"/>
           <w:bCs w:val="0"/>
         </w:rPr>
-        <w:t>«Тарифы» – виды тарифов аренды. Реквизиты: «Наименование», «Длительность_сутки» (базовое количество суток), «Длительность_часы» (базовое количество часов). Актуальная цена тарифа хранится в отдельном регистре сведений «Цены».</w:t>
+        <w:t>«Тарифы» – виды тарифов аренды. Реквизиты: «Наименование», «</w:t>
+      </w:r>
+      <w:proofErr w:type="spellStart"/>
+      <w:r>
+        <w:rPr>
+          <w:rStyle w:val="15"/>
+          <w:rFonts w:ascii="Liberation Serif" w:hAnsi="Liberation Serif" w:cs="Liberation Serif"/>
+          <w:b w:val="0"/>
+          <w:bCs w:val="0"/>
+        </w:rPr>
+        <w:t>Длительность_сутки</w:t>
+      </w:r>
+      <w:proofErr w:type="spellEnd"/>
+      <w:r>
+        <w:rPr>
+          <w:rStyle w:val="15"/>
+          <w:rFonts w:ascii="Liberation Serif" w:hAnsi="Liberation Serif" w:cs="Liberation Serif"/>
+          <w:b w:val="0"/>
+          <w:bCs w:val="0"/>
+        </w:rPr>
+        <w:t>» (базовое количество суток), «</w:t>
+      </w:r>
+      <w:proofErr w:type="spellStart"/>
+      <w:r>
+        <w:rPr>
+          <w:rStyle w:val="15"/>
+          <w:rFonts w:ascii="Liberation Serif" w:hAnsi="Liberation Serif" w:cs="Liberation Serif"/>
+          <w:b w:val="0"/>
+          <w:bCs w:val="0"/>
+        </w:rPr>
+        <w:t>Длительность_часы</w:t>
+      </w:r>
+      <w:proofErr w:type="spellEnd"/>
+      <w:r>
+        <w:rPr>
+          <w:rStyle w:val="15"/>
+          <w:rFonts w:ascii="Liberation Serif" w:hAnsi="Liberation Serif" w:cs="Liberation Serif"/>
+          <w:b w:val="0"/>
+          <w:bCs w:val="0"/>
+        </w:rPr>
+        <w:t>» (базовое количество часов). Актуальная цена тарифа хранится в отдельном регистре сведений «Цены».</w:t>
       </w:r>
     </w:p>
     <w:p>
@@ -4992,7 +5215,87 @@
           <w:b w:val="0"/>
           <w:bCs w:val="0"/>
         </w:rPr>
-        <w:t>«Скутеры» – транспортные средства. Реквизиты: «Наименование» (модель), «Гос_номер», «Дата_покупки», «Первоначальная_стоимость», «Статус» (ссылка на справочник «СтатусыСкутеров»).</w:t>
+        <w:t>«Скутеры» – транспортные средства. Реквизиты: «Наименование» (модель), «</w:t>
+      </w:r>
+      <w:proofErr w:type="spellStart"/>
+      <w:r>
+        <w:rPr>
+          <w:rStyle w:val="15"/>
+          <w:rFonts w:ascii="Liberation Serif" w:hAnsi="Liberation Serif" w:cs="Liberation Serif"/>
+          <w:b w:val="0"/>
+          <w:bCs w:val="0"/>
+        </w:rPr>
+        <w:t>Гос_номер</w:t>
+      </w:r>
+      <w:proofErr w:type="spellEnd"/>
+      <w:r>
+        <w:rPr>
+          <w:rStyle w:val="15"/>
+          <w:rFonts w:ascii="Liberation Serif" w:hAnsi="Liberation Serif" w:cs="Liberation Serif"/>
+          <w:b w:val="0"/>
+          <w:bCs w:val="0"/>
+        </w:rPr>
+        <w:t>», «</w:t>
+      </w:r>
+      <w:proofErr w:type="spellStart"/>
+      <w:r>
+        <w:rPr>
+          <w:rStyle w:val="15"/>
+          <w:rFonts w:ascii="Liberation Serif" w:hAnsi="Liberation Serif" w:cs="Liberation Serif"/>
+          <w:b w:val="0"/>
+          <w:bCs w:val="0"/>
+        </w:rPr>
+        <w:t>Дата_покупки</w:t>
+      </w:r>
+      <w:proofErr w:type="spellEnd"/>
+      <w:r>
+        <w:rPr>
+          <w:rStyle w:val="15"/>
+          <w:rFonts w:ascii="Liberation Serif" w:hAnsi="Liberation Serif" w:cs="Liberation Serif"/>
+          <w:b w:val="0"/>
+          <w:bCs w:val="0"/>
+        </w:rPr>
+        <w:t>», «</w:t>
+      </w:r>
+      <w:proofErr w:type="spellStart"/>
+      <w:r>
+        <w:rPr>
+          <w:rStyle w:val="15"/>
+          <w:rFonts w:ascii="Liberation Serif" w:hAnsi="Liberation Serif" w:cs="Liberation Serif"/>
+          <w:b w:val="0"/>
+          <w:bCs w:val="0"/>
+        </w:rPr>
+        <w:t>Первоначальная_стоимость</w:t>
+      </w:r>
+      <w:proofErr w:type="spellEnd"/>
+      <w:r>
+        <w:rPr>
+          <w:rStyle w:val="15"/>
+          <w:rFonts w:ascii="Liberation Serif" w:hAnsi="Liberation Serif" w:cs="Liberation Serif"/>
+          <w:b w:val="0"/>
+          <w:bCs w:val="0"/>
+        </w:rPr>
+        <w:t>», «Статус» (ссылка на справочник «</w:t>
+      </w:r>
+      <w:proofErr w:type="spellStart"/>
+      <w:r>
+        <w:rPr>
+          <w:rStyle w:val="15"/>
+          <w:rFonts w:ascii="Liberation Serif" w:hAnsi="Liberation Serif" w:cs="Liberation Serif"/>
+          <w:b w:val="0"/>
+          <w:bCs w:val="0"/>
+        </w:rPr>
+        <w:t>СтатусыСкутеров</w:t>
+      </w:r>
+      <w:proofErr w:type="spellEnd"/>
+      <w:r>
+        <w:rPr>
+          <w:rStyle w:val="15"/>
+          <w:rFonts w:ascii="Liberation Serif" w:hAnsi="Liberation Serif" w:cs="Liberation Serif"/>
+          <w:b w:val="0"/>
+          <w:bCs w:val="0"/>
+        </w:rPr>
+        <w:t>»).</w:t>
       </w:r>
     </w:p>
     <w:p>
@@ -5013,7 +5316,67 @@
           <w:b w:val="0"/>
           <w:bCs w:val="0"/>
         </w:rPr>
-        <w:t>«Клиенты» – арендаторы. Реквизиты: «Наименование» (ФИО), «Телефон», «АдресЭП», «Номер_Водительского_Удостоверения», «Паспортные_данные».</w:t>
+        <w:t>«Клиенты» – арендаторы. Реквизиты: «Наименование» (ФИО), «Телефон», «</w:t>
+      </w:r>
+      <w:proofErr w:type="spellStart"/>
+      <w:r>
+        <w:rPr>
+          <w:rStyle w:val="15"/>
+          <w:rFonts w:ascii="Liberation Serif" w:hAnsi="Liberation Serif" w:cs="Liberation Serif"/>
+          <w:b w:val="0"/>
+          <w:bCs w:val="0"/>
+        </w:rPr>
+        <w:t>АдресЭП</w:t>
+      </w:r>
+      <w:proofErr w:type="spellEnd"/>
+      <w:r>
+        <w:rPr>
+          <w:rStyle w:val="15"/>
+          <w:rFonts w:ascii="Liberation Serif" w:hAnsi="Liberation Serif" w:cs="Liberation Serif"/>
+          <w:b w:val="0"/>
+          <w:bCs w:val="0"/>
+        </w:rPr>
+        <w:t>», «</w:t>
+      </w:r>
+      <w:proofErr w:type="spellStart"/>
+      <w:r>
+        <w:rPr>
+          <w:rStyle w:val="15"/>
+          <w:rFonts w:ascii="Liberation Serif" w:hAnsi="Liberation Serif" w:cs="Liberation Serif"/>
+          <w:b w:val="0"/>
+          <w:bCs w:val="0"/>
+        </w:rPr>
+        <w:t>Номер_Водительского_Удостоверения</w:t>
+      </w:r>
+      <w:proofErr w:type="spellEnd"/>
+      <w:r>
+        <w:rPr>
+          <w:rStyle w:val="15"/>
+          <w:rFonts w:ascii="Liberation Serif" w:hAnsi="Liberation Serif" w:cs="Liberation Serif"/>
+          <w:b w:val="0"/>
+          <w:bCs w:val="0"/>
+        </w:rPr>
+        <w:t>», «</w:t>
+      </w:r>
+      <w:proofErr w:type="spellStart"/>
+      <w:r>
+        <w:rPr>
+          <w:rStyle w:val="15"/>
+          <w:rFonts w:ascii="Liberation Serif" w:hAnsi="Liberation Serif" w:cs="Liberation Serif"/>
+          <w:b w:val="0"/>
+          <w:bCs w:val="0"/>
+        </w:rPr>
+        <w:t>Паспортные_данные</w:t>
+      </w:r>
+      <w:proofErr w:type="spellEnd"/>
+      <w:r>
+        <w:rPr>
+          <w:rStyle w:val="15"/>
+          <w:rFonts w:ascii="Liberation Serif" w:hAnsi="Liberation Serif" w:cs="Liberation Serif"/>
+          <w:b w:val="0"/>
+          <w:bCs w:val="0"/>
+        </w:rPr>
+        <w:t>».</w:t>
       </w:r>
     </w:p>
     <w:p>
@@ -5056,7 +5419,27 @@
           <w:bCs w:val="0"/>
         </w:rPr>
         <w:lastRenderedPageBreak/>
-        <w:t>«Должности» и «СтатусыСкутеров» – вспомогательные справочники.</w:t>
+        <w:t>«Должности» и «</w:t>
+      </w:r>
+      <w:proofErr w:type="spellStart"/>
+      <w:r>
+        <w:rPr>
+          <w:rStyle w:val="15"/>
+          <w:rFonts w:ascii="Liberation Serif" w:hAnsi="Liberation Serif" w:cs="Liberation Serif"/>
+          <w:b w:val="0"/>
+          <w:bCs w:val="0"/>
+        </w:rPr>
+        <w:t>СтатусыСкутеров</w:t>
+      </w:r>
+      <w:proofErr w:type="spellEnd"/>
+      <w:r>
+        <w:rPr>
+          <w:rStyle w:val="15"/>
+          <w:rFonts w:ascii="Liberation Serif" w:hAnsi="Liberation Serif" w:cs="Liberation Serif"/>
+          <w:b w:val="0"/>
+          <w:bCs w:val="0"/>
+        </w:rPr>
+        <w:t>» – вспомогательные справочники.</w:t>
       </w:r>
     </w:p>
     <w:p>
@@ -5098,7 +5481,27 @@
           <w:b w:val="0"/>
           <w:bCs w:val="0"/>
         </w:rPr>
-        <w:t>«ДниНедели» (Понедельник … Воскресенье) – используется в режиме работы точек проката.</w:t>
+        <w:t>«</w:t>
+      </w:r>
+      <w:proofErr w:type="spellStart"/>
+      <w:r>
+        <w:rPr>
+          <w:rStyle w:val="15"/>
+          <w:rFonts w:ascii="Liberation Serif" w:hAnsi="Liberation Serif" w:cs="Liberation Serif"/>
+          <w:b w:val="0"/>
+          <w:bCs w:val="0"/>
+        </w:rPr>
+        <w:t>ДниНедели</w:t>
+      </w:r>
+      <w:proofErr w:type="spellEnd"/>
+      <w:r>
+        <w:rPr>
+          <w:rStyle w:val="15"/>
+          <w:rFonts w:ascii="Liberation Serif" w:hAnsi="Liberation Serif" w:cs="Liberation Serif"/>
+          <w:b w:val="0"/>
+          <w:bCs w:val="0"/>
+        </w:rPr>
+        <w:t>» (Понедельник … Воскресенье) – используется в режиме работы точек проката.</w:t>
       </w:r>
     </w:p>
     <w:p>
@@ -5119,7 +5522,27 @@
           <w:b w:val="0"/>
           <w:bCs w:val="0"/>
         </w:rPr>
-        <w:t>«СпособыОплаты» (Наличные, Карта) – для документа «Оплата».</w:t>
+        <w:t>«</w:t>
+      </w:r>
+      <w:proofErr w:type="spellStart"/>
+      <w:r>
+        <w:rPr>
+          <w:rStyle w:val="15"/>
+          <w:rFonts w:ascii="Liberation Serif" w:hAnsi="Liberation Serif" w:cs="Liberation Serif"/>
+          <w:b w:val="0"/>
+          <w:bCs w:val="0"/>
+        </w:rPr>
+        <w:t>СпособыОплаты</w:t>
+      </w:r>
+      <w:proofErr w:type="spellEnd"/>
+      <w:r>
+        <w:rPr>
+          <w:rStyle w:val="15"/>
+          <w:rFonts w:ascii="Liberation Serif" w:hAnsi="Liberation Serif" w:cs="Liberation Serif"/>
+          <w:b w:val="0"/>
+          <w:bCs w:val="0"/>
+        </w:rPr>
+        <w:t>» (Наличные, Карта) – для документа «Оплата».</w:t>
       </w:r>
     </w:p>
     <w:p>
@@ -5140,7 +5563,27 @@
           <w:b w:val="0"/>
           <w:bCs w:val="0"/>
         </w:rPr>
-        <w:t>«ТипыСредств» (Наличные, Безналичные) – для учёта денег в регистре «Финансы».</w:t>
+        <w:t>«</w:t>
+      </w:r>
+      <w:proofErr w:type="spellStart"/>
+      <w:r>
+        <w:rPr>
+          <w:rStyle w:val="15"/>
+          <w:rFonts w:ascii="Liberation Serif" w:hAnsi="Liberation Serif" w:cs="Liberation Serif"/>
+          <w:b w:val="0"/>
+          <w:bCs w:val="0"/>
+        </w:rPr>
+        <w:t>ТипыСредств</w:t>
+      </w:r>
+      <w:proofErr w:type="spellEnd"/>
+      <w:r>
+        <w:rPr>
+          <w:rStyle w:val="15"/>
+          <w:rFonts w:ascii="Liberation Serif" w:hAnsi="Liberation Serif" w:cs="Liberation Serif"/>
+          <w:b w:val="0"/>
+          <w:bCs w:val="0"/>
+        </w:rPr>
+        <w:t>» (Наличные, Безналичные) – для учёта денег в регистре «Финансы».</w:t>
       </w:r>
     </w:p>
     <w:p>
@@ -5182,7 +5625,27 @@
           <w:b w:val="0"/>
           <w:bCs w:val="0"/>
         </w:rPr>
-        <w:t>«ДоговорАренды» – фиксирует факт аренды скутера.</w:t>
+        <w:t>«</w:t>
+      </w:r>
+      <w:proofErr w:type="spellStart"/>
+      <w:r>
+        <w:rPr>
+          <w:rStyle w:val="15"/>
+          <w:rFonts w:ascii="Liberation Serif" w:hAnsi="Liberation Serif" w:cs="Liberation Serif"/>
+          <w:b w:val="0"/>
+          <w:bCs w:val="0"/>
+        </w:rPr>
+        <w:t>ДоговорАренды</w:t>
+      </w:r>
+      <w:proofErr w:type="spellEnd"/>
+      <w:r>
+        <w:rPr>
+          <w:rStyle w:val="15"/>
+          <w:rFonts w:ascii="Liberation Serif" w:hAnsi="Liberation Serif" w:cs="Liberation Serif"/>
+          <w:b w:val="0"/>
+          <w:bCs w:val="0"/>
+        </w:rPr>
+        <w:t>» – фиксирует факт аренды скутера.</w:t>
       </w:r>
       <w:r>
         <w:rPr>
@@ -5218,7 +5681,127 @@
           <w:b w:val="0"/>
           <w:bCs w:val="0"/>
         </w:rPr>
-        <w:t>«Сотрудник», «Клиент», «ТочкаПроката», «Скутер», «Тариф», «Сумма», «ДлительностьСутки», «ДлительностьЧасы», «СуммаЗалога», «Коментарии», «ДатаОкончания».</w:t>
+        <w:t>«Сотрудник», «Клиент», «</w:t>
+      </w:r>
+      <w:proofErr w:type="spellStart"/>
+      <w:r>
+        <w:rPr>
+          <w:rStyle w:val="15"/>
+          <w:rFonts w:ascii="Liberation Serif" w:hAnsi="Liberation Serif" w:cs="Liberation Serif"/>
+          <w:b w:val="0"/>
+          <w:bCs w:val="0"/>
+        </w:rPr>
+        <w:t>ТочкаПроката</w:t>
+      </w:r>
+      <w:proofErr w:type="spellEnd"/>
+      <w:r>
+        <w:rPr>
+          <w:rStyle w:val="15"/>
+          <w:rFonts w:ascii="Liberation Serif" w:hAnsi="Liberation Serif" w:cs="Liberation Serif"/>
+          <w:b w:val="0"/>
+          <w:bCs w:val="0"/>
+        </w:rPr>
+        <w:t>», «Скутер», «Тариф», «Сумма», «</w:t>
+      </w:r>
+      <w:proofErr w:type="spellStart"/>
+      <w:r>
+        <w:rPr>
+          <w:rStyle w:val="15"/>
+          <w:rFonts w:ascii="Liberation Serif" w:hAnsi="Liberation Serif" w:cs="Liberation Serif"/>
+          <w:b w:val="0"/>
+          <w:bCs w:val="0"/>
+        </w:rPr>
+        <w:t>ДлительностьСутки</w:t>
+      </w:r>
+      <w:proofErr w:type="spellEnd"/>
+      <w:r>
+        <w:rPr>
+          <w:rStyle w:val="15"/>
+          <w:rFonts w:ascii="Liberation Serif" w:hAnsi="Liberation Serif" w:cs="Liberation Serif"/>
+          <w:b w:val="0"/>
+          <w:bCs w:val="0"/>
+        </w:rPr>
+        <w:t>», «</w:t>
+      </w:r>
+      <w:proofErr w:type="spellStart"/>
+      <w:r>
+        <w:rPr>
+          <w:rStyle w:val="15"/>
+          <w:rFonts w:ascii="Liberation Serif" w:hAnsi="Liberation Serif" w:cs="Liberation Serif"/>
+          <w:b w:val="0"/>
+          <w:bCs w:val="0"/>
+        </w:rPr>
+        <w:t>ДлительностьЧасы</w:t>
+      </w:r>
+      <w:proofErr w:type="spellEnd"/>
+      <w:r>
+        <w:rPr>
+          <w:rStyle w:val="15"/>
+          <w:rFonts w:ascii="Liberation Serif" w:hAnsi="Liberation Serif" w:cs="Liberation Serif"/>
+          <w:b w:val="0"/>
+          <w:bCs w:val="0"/>
+        </w:rPr>
+        <w:t>», «</w:t>
+      </w:r>
+      <w:proofErr w:type="spellStart"/>
+      <w:r>
+        <w:rPr>
+          <w:rStyle w:val="15"/>
+          <w:rFonts w:ascii="Liberation Serif" w:hAnsi="Liberation Serif" w:cs="Liberation Serif"/>
+          <w:b w:val="0"/>
+          <w:bCs w:val="0"/>
+        </w:rPr>
+        <w:t>СуммаЗалога</w:t>
+      </w:r>
+      <w:proofErr w:type="spellEnd"/>
+      <w:r>
+        <w:rPr>
+          <w:rStyle w:val="15"/>
+          <w:rFonts w:ascii="Liberation Serif" w:hAnsi="Liberation Serif" w:cs="Liberation Serif"/>
+          <w:b w:val="0"/>
+          <w:bCs w:val="0"/>
+        </w:rPr>
+        <w:t>», «</w:t>
+      </w:r>
+      <w:proofErr w:type="spellStart"/>
+      <w:r>
+        <w:rPr>
+          <w:rStyle w:val="15"/>
+          <w:rFonts w:ascii="Liberation Serif" w:hAnsi="Liberation Serif" w:cs="Liberation Serif"/>
+          <w:b w:val="0"/>
+          <w:bCs w:val="0"/>
+        </w:rPr>
+        <w:t>Коментарии</w:t>
+      </w:r>
+      <w:proofErr w:type="spellEnd"/>
+      <w:r>
+        <w:rPr>
+          <w:rStyle w:val="15"/>
+          <w:rFonts w:ascii="Liberation Serif" w:hAnsi="Liberation Serif" w:cs="Liberation Serif"/>
+          <w:b w:val="0"/>
+          <w:bCs w:val="0"/>
+        </w:rPr>
+        <w:t>», «</w:t>
+      </w:r>
+      <w:proofErr w:type="spellStart"/>
+      <w:r>
+        <w:rPr>
+          <w:rStyle w:val="15"/>
+          <w:rFonts w:ascii="Liberation Serif" w:hAnsi="Liberation Serif" w:cs="Liberation Serif"/>
+          <w:b w:val="0"/>
+          <w:bCs w:val="0"/>
+        </w:rPr>
+        <w:t>ДатаОкончания</w:t>
+      </w:r>
+      <w:proofErr w:type="spellEnd"/>
+      <w:r>
+        <w:rPr>
+          <w:rStyle w:val="15"/>
+          <w:rFonts w:ascii="Liberation Serif" w:hAnsi="Liberation Serif" w:cs="Liberation Serif"/>
+          <w:b w:val="0"/>
+          <w:bCs w:val="0"/>
+        </w:rPr>
+        <w:t>».</w:t>
       </w:r>
       <w:r>
         <w:t xml:space="preserve"> </w:t>
@@ -5230,7 +5813,27 @@
           <w:b w:val="0"/>
           <w:bCs w:val="0"/>
         </w:rPr>
-        <w:t>Проведение документа: при проведении формируется запись в регистр сведений «ИсторияДоговоров»</w:t>
+        <w:t>Проведение документа: при проведении формируется запись в регистр сведений «</w:t>
+      </w:r>
+      <w:proofErr w:type="spellStart"/>
+      <w:r>
+        <w:rPr>
+          <w:rStyle w:val="15"/>
+          <w:rFonts w:ascii="Liberation Serif" w:hAnsi="Liberation Serif" w:cs="Liberation Serif"/>
+          <w:b w:val="0"/>
+          <w:bCs w:val="0"/>
+        </w:rPr>
+        <w:t>ИсторияДоговоров</w:t>
+      </w:r>
+      <w:proofErr w:type="spellEnd"/>
+      <w:r>
+        <w:rPr>
+          <w:rStyle w:val="15"/>
+          <w:rFonts w:ascii="Liberation Serif" w:hAnsi="Liberation Serif" w:cs="Liberation Serif"/>
+          <w:b w:val="0"/>
+          <w:bCs w:val="0"/>
+        </w:rPr>
+        <w:t>»</w:t>
       </w:r>
     </w:p>
     <w:p>
@@ -5318,7 +5921,29 @@
           <w:bCs w:val="0"/>
           <w:sz w:val="24"/>
         </w:rPr>
-        <w:t>Рисунок.1 Код записи данных в регистр сведений «ИсторияДоговоров»</w:t>
+        <w:t>Рисунок.1 Код записи данных в регистр сведений «</w:t>
+      </w:r>
+      <w:proofErr w:type="spellStart"/>
+      <w:r>
+        <w:rPr>
+          <w:rStyle w:val="15"/>
+          <w:rFonts w:ascii="Liberation Serif" w:hAnsi="Liberation Serif" w:cs="Liberation Serif"/>
+          <w:b w:val="0"/>
+          <w:bCs w:val="0"/>
+          <w:sz w:val="24"/>
+        </w:rPr>
+        <w:t>ИсторияДоговоров</w:t>
+      </w:r>
+      <w:proofErr w:type="spellEnd"/>
+      <w:r>
+        <w:rPr>
+          <w:rStyle w:val="15"/>
+          <w:rFonts w:ascii="Liberation Serif" w:hAnsi="Liberation Serif" w:cs="Liberation Serif"/>
+          <w:b w:val="0"/>
+          <w:bCs w:val="0"/>
+          <w:sz w:val="24"/>
+        </w:rPr>
+        <w:t>»</w:t>
       </w:r>
     </w:p>
     <w:p>
@@ -5341,7 +5966,29 @@
           <w:bCs w:val="0"/>
           <w:szCs w:val="28"/>
         </w:rPr>
-        <w:t>«Продажа» – оформляется на основании «ДоговорАренды» (например, при выкупе скутера).</w:t>
+        <w:t>«Продажа» – оформляется на основании «</w:t>
+      </w:r>
+      <w:proofErr w:type="spellStart"/>
+      <w:r>
+        <w:rPr>
+          <w:rStyle w:val="15"/>
+          <w:rFonts w:ascii="Liberation Serif" w:hAnsi="Liberation Serif" w:cs="Liberation Serif"/>
+          <w:b w:val="0"/>
+          <w:bCs w:val="0"/>
+          <w:szCs w:val="28"/>
+        </w:rPr>
+        <w:t>ДоговорАренды</w:t>
+      </w:r>
+      <w:proofErr w:type="spellEnd"/>
+      <w:r>
+        <w:rPr>
+          <w:rStyle w:val="15"/>
+          <w:rFonts w:ascii="Liberation Serif" w:hAnsi="Liberation Serif" w:cs="Liberation Serif"/>
+          <w:b w:val="0"/>
+          <w:bCs w:val="0"/>
+          <w:szCs w:val="28"/>
+        </w:rPr>
+        <w:t>» (например, при выкупе скутера).</w:t>
       </w:r>
       <w:r>
         <w:rPr>
@@ -5361,7 +6008,51 @@
           <w:bCs w:val="0"/>
           <w:szCs w:val="28"/>
         </w:rPr>
-        <w:t xml:space="preserve">Реквизиты: «ТочкаПроката», «Скутер», «Тариф», «Сотрудник», «Клиент», «Сумма», «Коментарии», </w:t>
+        <w:t>Реквизиты: «</w:t>
+      </w:r>
+      <w:proofErr w:type="spellStart"/>
+      <w:r>
+        <w:rPr>
+          <w:rStyle w:val="15"/>
+          <w:rFonts w:ascii="Liberation Serif" w:hAnsi="Liberation Serif" w:cs="Liberation Serif"/>
+          <w:b w:val="0"/>
+          <w:bCs w:val="0"/>
+          <w:szCs w:val="28"/>
+        </w:rPr>
+        <w:t>ТочкаПроката</w:t>
+      </w:r>
+      <w:proofErr w:type="spellEnd"/>
+      <w:r>
+        <w:rPr>
+          <w:rStyle w:val="15"/>
+          <w:rFonts w:ascii="Liberation Serif" w:hAnsi="Liberation Serif" w:cs="Liberation Serif"/>
+          <w:b w:val="0"/>
+          <w:bCs w:val="0"/>
+          <w:szCs w:val="28"/>
+        </w:rPr>
+        <w:t>», «Скутер», «Тариф», «Сотрудник», «Клиент», «Сумма», «</w:t>
+      </w:r>
+      <w:proofErr w:type="spellStart"/>
+      <w:r>
+        <w:rPr>
+          <w:rStyle w:val="15"/>
+          <w:rFonts w:ascii="Liberation Serif" w:hAnsi="Liberation Serif" w:cs="Liberation Serif"/>
+          <w:b w:val="0"/>
+          <w:bCs w:val="0"/>
+          <w:szCs w:val="28"/>
+        </w:rPr>
+        <w:t>Коментарии</w:t>
+      </w:r>
+      <w:proofErr w:type="spellEnd"/>
+      <w:r>
+        <w:rPr>
+          <w:rStyle w:val="15"/>
+          <w:rFonts w:ascii="Liberation Serif" w:hAnsi="Liberation Serif" w:cs="Liberation Serif"/>
+          <w:b w:val="0"/>
+          <w:bCs w:val="0"/>
+          <w:szCs w:val="28"/>
+        </w:rPr>
+        <w:t xml:space="preserve">», </w:t>
       </w:r>
       <w:r>
         <w:rPr>
@@ -5372,7 +6063,29 @@
           <w:szCs w:val="28"/>
         </w:rPr>
         <w:lastRenderedPageBreak/>
-        <w:t>«ДоговорАренды».</w:t>
+        <w:t>«</w:t>
+      </w:r>
+      <w:proofErr w:type="spellStart"/>
+      <w:r>
+        <w:rPr>
+          <w:rStyle w:val="15"/>
+          <w:rFonts w:ascii="Liberation Serif" w:hAnsi="Liberation Serif" w:cs="Liberation Serif"/>
+          <w:b w:val="0"/>
+          <w:bCs w:val="0"/>
+          <w:szCs w:val="28"/>
+        </w:rPr>
+        <w:t>ДоговорАренды</w:t>
+      </w:r>
+      <w:proofErr w:type="spellEnd"/>
+      <w:r>
+        <w:rPr>
+          <w:rStyle w:val="15"/>
+          <w:rFonts w:ascii="Liberation Serif" w:hAnsi="Liberation Serif" w:cs="Liberation Serif"/>
+          <w:b w:val="0"/>
+          <w:bCs w:val="0"/>
+          <w:szCs w:val="28"/>
+        </w:rPr>
+        <w:t>».</w:t>
       </w:r>
       <w:r>
         <w:rPr>
@@ -5435,7 +6148,51 @@
           <w:bCs w:val="0"/>
           <w:szCs w:val="28"/>
         </w:rPr>
-        <w:t>Реквизиты: «ТочкаПроката», «Клиент», «ДоговорАренды», «Сумма», «</w:t>
+        <w:t>Реквизиты: «</w:t>
+      </w:r>
+      <w:proofErr w:type="spellStart"/>
+      <w:r>
+        <w:rPr>
+          <w:rStyle w:val="15"/>
+          <w:rFonts w:ascii="Liberation Serif" w:hAnsi="Liberation Serif" w:cs="Liberation Serif"/>
+          <w:b w:val="0"/>
+          <w:bCs w:val="0"/>
+          <w:szCs w:val="28"/>
+        </w:rPr>
+        <w:t>ТочкаПроката</w:t>
+      </w:r>
+      <w:proofErr w:type="spellEnd"/>
+      <w:r>
+        <w:rPr>
+          <w:rStyle w:val="15"/>
+          <w:rFonts w:ascii="Liberation Serif" w:hAnsi="Liberation Serif" w:cs="Liberation Serif"/>
+          <w:b w:val="0"/>
+          <w:bCs w:val="0"/>
+          <w:szCs w:val="28"/>
+        </w:rPr>
+        <w:t>», «Клиент», «</w:t>
+      </w:r>
+      <w:proofErr w:type="spellStart"/>
+      <w:r>
+        <w:rPr>
+          <w:rStyle w:val="15"/>
+          <w:rFonts w:ascii="Liberation Serif" w:hAnsi="Liberation Serif" w:cs="Liberation Serif"/>
+          <w:b w:val="0"/>
+          <w:bCs w:val="0"/>
+          <w:szCs w:val="28"/>
+        </w:rPr>
+        <w:t>ДоговорАренды</w:t>
+      </w:r>
+      <w:proofErr w:type="spellEnd"/>
+      <w:r>
+        <w:rPr>
+          <w:rStyle w:val="15"/>
+          <w:rFonts w:ascii="Liberation Serif" w:hAnsi="Liberation Serif" w:cs="Liberation Serif"/>
+          <w:b w:val="0"/>
+          <w:bCs w:val="0"/>
+          <w:szCs w:val="28"/>
+        </w:rPr>
+        <w:t>», «Сумма», «</w:t>
       </w:r>
       <w:r>
         <w:rPr>
@@ -5544,7 +6301,73 @@
           <w:bCs w:val="0"/>
           <w:szCs w:val="28"/>
         </w:rPr>
-        <w:t>Регистр сведений «ИсторияДоговоров» – подчинён регистратору (документу «ДоговорАренды»), хранит измерения «ТочкаПроката», «Клиент», «Сотрудник», «Тариф» и ресурс «Сумма».</w:t>
+        <w:t>Регистр сведений «</w:t>
+      </w:r>
+      <w:proofErr w:type="spellStart"/>
+      <w:r>
+        <w:rPr>
+          <w:rStyle w:val="15"/>
+          <w:rFonts w:ascii="Liberation Serif" w:hAnsi="Liberation Serif" w:cs="Liberation Serif"/>
+          <w:b w:val="0"/>
+          <w:bCs w:val="0"/>
+          <w:szCs w:val="28"/>
+        </w:rPr>
+        <w:t>ИсторияДоговоров</w:t>
+      </w:r>
+      <w:proofErr w:type="spellEnd"/>
+      <w:r>
+        <w:rPr>
+          <w:rStyle w:val="15"/>
+          <w:rFonts w:ascii="Liberation Serif" w:hAnsi="Liberation Serif" w:cs="Liberation Serif"/>
+          <w:b w:val="0"/>
+          <w:bCs w:val="0"/>
+          <w:szCs w:val="28"/>
+        </w:rPr>
+        <w:t>» – подчинён регистратору (документу «</w:t>
+      </w:r>
+      <w:proofErr w:type="spellStart"/>
+      <w:r>
+        <w:rPr>
+          <w:rStyle w:val="15"/>
+          <w:rFonts w:ascii="Liberation Serif" w:hAnsi="Liberation Serif" w:cs="Liberation Serif"/>
+          <w:b w:val="0"/>
+          <w:bCs w:val="0"/>
+          <w:szCs w:val="28"/>
+        </w:rPr>
+        <w:t>ДоговорАренды</w:t>
+      </w:r>
+      <w:proofErr w:type="spellEnd"/>
+      <w:r>
+        <w:rPr>
+          <w:rStyle w:val="15"/>
+          <w:rFonts w:ascii="Liberation Serif" w:hAnsi="Liberation Serif" w:cs="Liberation Serif"/>
+          <w:b w:val="0"/>
+          <w:bCs w:val="0"/>
+          <w:szCs w:val="28"/>
+        </w:rPr>
+        <w:t>»), хранит измерения «</w:t>
+      </w:r>
+      <w:proofErr w:type="spellStart"/>
+      <w:r>
+        <w:rPr>
+          <w:rStyle w:val="15"/>
+          <w:rFonts w:ascii="Liberation Serif" w:hAnsi="Liberation Serif" w:cs="Liberation Serif"/>
+          <w:b w:val="0"/>
+          <w:bCs w:val="0"/>
+          <w:szCs w:val="28"/>
+        </w:rPr>
+        <w:t>ТочкаПроката</w:t>
+      </w:r>
+      <w:proofErr w:type="spellEnd"/>
+      <w:r>
+        <w:rPr>
+          <w:rStyle w:val="15"/>
+          <w:rFonts w:ascii="Liberation Serif" w:hAnsi="Liberation Serif" w:cs="Liberation Serif"/>
+          <w:b w:val="0"/>
+          <w:bCs w:val="0"/>
+          <w:szCs w:val="28"/>
+        </w:rPr>
+        <w:t>», «Клиент», «Сотрудник», «Тариф» и ресурс «Сумма».</w:t>
       </w:r>
     </w:p>
     <w:p>
@@ -5567,7 +6390,29 @@
           <w:bCs w:val="0"/>
           <w:szCs w:val="28"/>
         </w:rPr>
-        <w:t>Регистр накопления «Продажи» – оборотный, измерения: «ТочкаПроката», «Клиент», «Сотрудник», «Тариф», ресурс: «Сумма».</w:t>
+        <w:t>Регистр накопления «Продажи» – оборотный, измерения: «</w:t>
+      </w:r>
+      <w:proofErr w:type="spellStart"/>
+      <w:r>
+        <w:rPr>
+          <w:rStyle w:val="15"/>
+          <w:rFonts w:ascii="Liberation Serif" w:hAnsi="Liberation Serif" w:cs="Liberation Serif"/>
+          <w:b w:val="0"/>
+          <w:bCs w:val="0"/>
+          <w:szCs w:val="28"/>
+        </w:rPr>
+        <w:t>ТочкаПроката</w:t>
+      </w:r>
+      <w:proofErr w:type="spellEnd"/>
+      <w:r>
+        <w:rPr>
+          <w:rStyle w:val="15"/>
+          <w:rFonts w:ascii="Liberation Serif" w:hAnsi="Liberation Serif" w:cs="Liberation Serif"/>
+          <w:b w:val="0"/>
+          <w:bCs w:val="0"/>
+          <w:szCs w:val="28"/>
+        </w:rPr>
+        <w:t>», «Клиент», «Сотрудник», «Тариф», ресурс: «Сумма».</w:t>
       </w:r>
     </w:p>
     <w:p>
@@ -5590,7 +6435,29 @@
           <w:bCs w:val="0"/>
           <w:szCs w:val="28"/>
         </w:rPr>
-        <w:t>Регистр накопления «Финансы» – остаточный, измерение: «ТипСредств», ресурс: «Сумма».</w:t>
+        <w:t>Регистр накопления «Финансы» – остаточный, измерение: «</w:t>
+      </w:r>
+      <w:proofErr w:type="spellStart"/>
+      <w:r>
+        <w:rPr>
+          <w:rStyle w:val="15"/>
+          <w:rFonts w:ascii="Liberation Serif" w:hAnsi="Liberation Serif" w:cs="Liberation Serif"/>
+          <w:b w:val="0"/>
+          <w:bCs w:val="0"/>
+          <w:szCs w:val="28"/>
+        </w:rPr>
+        <w:t>ТипСредств</w:t>
+      </w:r>
+      <w:proofErr w:type="spellEnd"/>
+      <w:r>
+        <w:rPr>
+          <w:rStyle w:val="15"/>
+          <w:rFonts w:ascii="Liberation Serif" w:hAnsi="Liberation Serif" w:cs="Liberation Serif"/>
+          <w:b w:val="0"/>
+          <w:bCs w:val="0"/>
+          <w:szCs w:val="28"/>
+        </w:rPr>
+        <w:t>», ресурс: «Сумма».</w:t>
       </w:r>
     </w:p>
     <w:p>
@@ -5695,7 +6562,27 @@
           <w:bCs w:val="0"/>
           <w:sz w:val="24"/>
         </w:rPr>
-        <w:t xml:space="preserve">Рисунок.3 </w:t>
+        <w:t>Рисунок.</w:t>
+      </w:r>
+      <w:r>
+        <w:rPr>
+          <w:rStyle w:val="15"/>
+          <w:rFonts w:ascii="Liberation Serif" w:hAnsi="Liberation Serif" w:cs="Liberation Serif"/>
+          <w:b w:val="0"/>
+          <w:bCs w:val="0"/>
+          <w:sz w:val="24"/>
+        </w:rPr>
+        <w:t>2</w:t>
+      </w:r>
+      <w:r>
+        <w:rPr>
+          <w:rStyle w:val="15"/>
+          <w:rFonts w:ascii="Liberation Serif" w:hAnsi="Liberation Serif" w:cs="Liberation Serif"/>
+          <w:b w:val="0"/>
+          <w:bCs w:val="0"/>
+          <w:sz w:val="24"/>
+        </w:rPr>
+        <w:t xml:space="preserve"> </w:t>
       </w:r>
       <w:r>
         <w:rPr>
@@ -5791,7 +6678,15 @@
       </w:pPr>
       <w:r>
         <w:lastRenderedPageBreak/>
-        <w:t>При двойном щелчке по блоку в календаре открывается форма документа «ДоговорАренды» для редактирования.</w:t>
+        <w:t>При двойном щелчке по блоку в календаре открывается форма документа «</w:t>
+      </w:r>
+      <w:proofErr w:type="spellStart"/>
+      <w:r>
+        <w:t>ДоговорАренды</w:t>
+      </w:r>
+      <w:proofErr w:type="spellEnd"/>
+      <w:r>
+        <w:t>» для редактирования.</w:t>
       </w:r>
     </w:p>
     <w:p>
@@ -6123,7 +7018,29 @@
           <w:bCs w:val="0"/>
           <w:szCs w:val="28"/>
         </w:rPr>
-        <w:t>Для документа «ДоговорАренды» также была доработана форма</w:t>
+        <w:t>Для документа «</w:t>
+      </w:r>
+      <w:proofErr w:type="spellStart"/>
+      <w:r>
+        <w:rPr>
+          <w:rStyle w:val="15"/>
+          <w:rFonts w:ascii="Liberation Serif" w:hAnsi="Liberation Serif" w:cs="Liberation Serif"/>
+          <w:b w:val="0"/>
+          <w:bCs w:val="0"/>
+          <w:szCs w:val="28"/>
+        </w:rPr>
+        <w:t>ДоговорАренды</w:t>
+      </w:r>
+      <w:proofErr w:type="spellEnd"/>
+      <w:r>
+        <w:rPr>
+          <w:rStyle w:val="15"/>
+          <w:rFonts w:ascii="Liberation Serif" w:hAnsi="Liberation Serif" w:cs="Liberation Serif"/>
+          <w:b w:val="0"/>
+          <w:bCs w:val="0"/>
+          <w:szCs w:val="28"/>
+        </w:rPr>
+        <w:t>» также была доработана форма</w:t>
       </w:r>
     </w:p>
     <w:p>
@@ -6776,7 +7693,15 @@
         <w:ind w:left="708" w:firstLine="709"/>
       </w:pPr>
       <w:r>
-        <w:t>«Центральная» (адрес: ул. Ленина, 1; телефон: 123-456), «Парковая» (адрес: ул. Парковая, 5; телефон: 789-012). Для каждой точки заполнен режим работы (Пн–Вс 09:00–19:00).</w:t>
+        <w:t>«Центральная» (адрес: ул. Ленина, 1; телефон: 123-456), «Парковая» (адрес: ул. Парковая, 5; телефон: 789-012). Для каждой точки заполнен режим работы (</w:t>
+      </w:r>
+      <w:proofErr w:type="spellStart"/>
+      <w:r>
+        <w:t>Пн</w:t>
+      </w:r>
+      <w:proofErr w:type="spellEnd"/>
+      <w:r>
+        <w:t>–Вс 09:00–19:00).</w:t>
       </w:r>
     </w:p>
     <w:p>
@@ -6830,7 +7755,31 @@
         <w:ind w:left="708" w:firstLine="709"/>
       </w:pPr>
       <w:r>
-        <w:t>«Honda Dio» (госномер А001АА, статус «Свободен»), «Yamaha Aerox» (А002ВВ, «Свободен»), «Suzuki Burgman» (А003СС, «На обслуживании»).</w:t>
+        <w:t xml:space="preserve">«Honda </w:t>
+      </w:r>
+      <w:proofErr w:type="spellStart"/>
+      <w:r>
+        <w:t>Dio</w:t>
+      </w:r>
+      <w:proofErr w:type="spellEnd"/>
+      <w:r>
+        <w:t xml:space="preserve">» (госномер А001АА, статус «Свободен»), «Yamaha </w:t>
+      </w:r>
+      <w:proofErr w:type="spellStart"/>
+      <w:r>
+        <w:t>Aerox</w:t>
+      </w:r>
+      <w:proofErr w:type="spellEnd"/>
+      <w:r>
+        <w:t xml:space="preserve">» (А002ВВ, «Свободен»), «Suzuki </w:t>
+      </w:r>
+      <w:proofErr w:type="spellStart"/>
+      <w:r>
+        <w:t>Burgman</w:t>
+      </w:r>
+      <w:proofErr w:type="spellEnd"/>
+      <w:r>
+        <w:t>» (А003СС, «На обслуживании»).</w:t>
       </w:r>
     </w:p>
     <w:p>
@@ -7092,7 +8041,15 @@
         <w:t xml:space="preserve">Предусловия: </w:t>
       </w:r>
       <w:r>
-        <w:t>В справочнике есть свободный скутер «Honda Dio»</w:t>
+        <w:t xml:space="preserve">В справочнике есть свободный скутер «Honda </w:t>
+      </w:r>
+      <w:proofErr w:type="spellStart"/>
+      <w:r>
+        <w:t>Dio</w:t>
+      </w:r>
+      <w:proofErr w:type="spellEnd"/>
+      <w:r>
+        <w:t>»</w:t>
       </w:r>
     </w:p>
     <w:p>
@@ -8147,7 +9104,15 @@
         <w:t xml:space="preserve">В итоге разработанная </w:t>
       </w:r>
       <w:r>
-        <w:t>информационная система «Прокат_Скутеров» обеспечивает:</w:t>
+        <w:t>информационная система «</w:t>
+      </w:r>
+      <w:proofErr w:type="spellStart"/>
+      <w:r>
+        <w:t>Прокат_Скутеров</w:t>
+      </w:r>
+      <w:proofErr w:type="spellEnd"/>
+      <w:r>
+        <w:t>» обеспечивает:</w:t>
       </w:r>
     </w:p>
     <w:p>
@@ -8499,21 +9464,19 @@
         <w:spacing w:line="360" w:lineRule="auto"/>
         <w:ind w:left="0" w:firstLine="709"/>
       </w:pPr>
-      <w:proofErr w:type="spellStart"/>
-      <w:r>
-        <w:t>Дадян</w:t>
-      </w:r>
-      <w:proofErr w:type="spellEnd"/>
-      <w:r>
-        <w:t xml:space="preserve"> Э. Г. Конфигурирование и моделирование в системе «1С:Предприятие» : учебник / Э. Г. </w:t>
-      </w:r>
-      <w:proofErr w:type="spellStart"/>
-      <w:r>
-        <w:t>Дадян</w:t>
-      </w:r>
-      <w:proofErr w:type="spellEnd"/>
-      <w:r>
-        <w:t>. – Москва : Вузовский учебник : ИНФРА-М, 2023. – 417 с. – ISBN 978-5-9558-0581-8.</w:t>
+      <w:r>
+        <w:t>1С:Предприятие 8.3. Документация. – Москва : Фирма «1С», 2025. – URL: </w:t>
+      </w:r>
+      <w:hyperlink r:id="rId19" w:tgtFrame="_blank" w:history="1">
+        <w:r>
+          <w:rPr>
+            <w:rStyle w:val="af1"/>
+          </w:rPr>
+          <w:t>https://v8.1c.ru</w:t>
+        </w:r>
+      </w:hyperlink>
+      <w:r>
+        <w:t> (дата обращения: 06.04.2026).</w:t>
       </w:r>
     </w:p>
     <w:p>
@@ -8527,15 +9490,7 @@
         <w:ind w:left="0" w:firstLine="709"/>
       </w:pPr>
       <w:r>
-        <w:t xml:space="preserve">Радченко М. Г. 1С:Предприятие 8.3. Практическое пособие разработчика. Примеры и типовые </w:t>
-      </w:r>
-      <w:proofErr w:type="spellStart"/>
-      <w:r>
-        <w:t>приемы</w:t>
-      </w:r>
-      <w:proofErr w:type="spellEnd"/>
-      <w:r>
-        <w:t xml:space="preserve"> / М. Г. Радченко. – Москва : 1С-Паблишинг, 2024. – 656 с. – ISBN 978-5-9677-3625-4.</w:t>
+        <w:t>Блинов А. О. Реинжиниринг бизнес-процессов : учебное пособие / А. О. Блинов. – Москва : ЮНИТИ-ДАНА, 2012. – 341 с.</w:t>
       </w:r>
     </w:p>
     <w:p>
@@ -8549,7 +9504,7 @@
         <w:ind w:left="0" w:firstLine="709"/>
       </w:pPr>
       <w:r>
-        <w:t>Хрусталева Е. Ю. 1С:Предприятие 8.3. Практическое пособие разработчика. Используем 1C:EDT / Е. Ю. Хрусталева, М. Г. Радченко. – 2-е изд., стер. – Москва : 1С-Паблишинг, 2026. – ISBN 978-5-9677-3623-0.</w:t>
+        <w:t>Болье А. Изучаем SQL. Генерация, выборка и обработка данных / А. Болье. – Москва : Диалектика, 2021. – 400 с.</w:t>
       </w:r>
     </w:p>
     <w:p>
@@ -8563,7 +9518,15 @@
         <w:ind w:left="0" w:firstLine="709"/>
       </w:pPr>
       <w:r>
-        <w:t>Качко А. Д. Теория и практика разработки и адаптации информационных систем на платформе «1С:Предприятие» : пособие / А. Д. Качко, Е. В. Мостовой. – 3-е изд. – Москва : 1С-Паблишинг, 2025. – 217 с. – ISBN 978-5-9677-3596-7.</w:t>
+        <w:t xml:space="preserve">Варфоломеева А. О. Информационные системы предприятия : учебное пособие / А. О. Варфоломеева, А. В. Коряковский, В. П. Романов. – 2-е изд., </w:t>
+      </w:r>
+      <w:proofErr w:type="spellStart"/>
+      <w:r>
+        <w:t>перераб</w:t>
+      </w:r>
+      <w:proofErr w:type="spellEnd"/>
+      <w:r>
+        <w:t>. и доп. – Москва : ИНФРА-М, 2019. – 330 с.</w:t>
       </w:r>
     </w:p>
     <w:p>
@@ -8577,7 +9540,23 @@
         <w:ind w:left="0" w:firstLine="709"/>
       </w:pPr>
       <w:r>
-        <w:t>Методические указания к практическим занятиям по языку программирования 1С:Предприятие 8.3. – Казань : Казанский федеральный университет, 2025.</w:t>
+        <w:t xml:space="preserve">Громов А. И. Управление бизнес-процессами: современные методы : монография / А. И. Громов, А. </w:t>
+      </w:r>
+      <w:proofErr w:type="spellStart"/>
+      <w:r>
+        <w:t>Фляйшман</w:t>
+      </w:r>
+      <w:proofErr w:type="spellEnd"/>
+      <w:r>
+        <w:t xml:space="preserve">, В. Шмидт. – Люберцы : </w:t>
+      </w:r>
+      <w:proofErr w:type="spellStart"/>
+      <w:r>
+        <w:t>Юрайт</w:t>
+      </w:r>
+      <w:proofErr w:type="spellEnd"/>
+      <w:r>
+        <w:t>, 2016. – 367 с.</w:t>
       </w:r>
     </w:p>
     <w:p>
@@ -8590,8 +9569,21 @@
         <w:spacing w:line="360" w:lineRule="auto"/>
         <w:ind w:left="0" w:firstLine="709"/>
       </w:pPr>
-      <w:r>
-        <w:t>Разработка и реализация конфигураций в системе 1С:Предприятие : учебник. – Петрозаводск : Петрозаводский государственный университет, 2020.</w:t>
+      <w:proofErr w:type="spellStart"/>
+      <w:r>
+        <w:t>Дадян</w:t>
+      </w:r>
+      <w:proofErr w:type="spellEnd"/>
+      <w:r>
+        <w:t xml:space="preserve"> Э. Г. Конфигурирование и моделирование в системе «1С:Предприятие» : учебник / Э. Г. </w:t>
+      </w:r>
+      <w:proofErr w:type="spellStart"/>
+      <w:r>
+        <w:t>Дадян</w:t>
+      </w:r>
+      <w:proofErr w:type="spellEnd"/>
+      <w:r>
+        <w:t>. – Москва : Вузовский учебник : ИНФРА-М, 2023. – 417 с. – ISBN 978-5-9558-0581-8.</w:t>
       </w:r>
     </w:p>
     <w:p>
@@ -8605,7 +9597,7 @@
         <w:ind w:left="0" w:firstLine="709"/>
       </w:pPr>
       <w:r>
-        <w:t>Никулина Н. О. Объектно-ориентированное проектирование информационных систем на платформе 1С:Предприятие : учебное пособие / Н. О. Никулина, А. Н. Набатов. – Уфа : УГАТУ, 2019. – Электронное издание.</w:t>
+        <w:t>Исаев Г. А. Проектирование информационных систем : учебное пособие / Г. А. Исаев. – Москва : Омега-Л, 2020. – 432 с.</w:t>
       </w:r>
     </w:p>
     <w:p>
@@ -8619,7 +9611,7 @@
         <w:ind w:left="0" w:firstLine="709"/>
       </w:pPr>
       <w:r>
-        <w:t>Умнова Е. Г. Моделирование бизнес-процессов с применением нотации BPMN : учебно-методическое пособие / Е. Г. Умнова. – Саратов : Вузовское образование, 2017. – ISBN 978-5-4487-0063-7.</w:t>
+        <w:t>Качко А. Д. Теория и практика разработки и адаптации информационных систем на платформе «1С:Предприятие» : пособие / А. Д. Качко, Е. В. Мостовой. – 3-е изд. – Москва : 1С-Паблишинг, 2025. – 217 с. – ISBN 978-5-9677-3596-7.</w:t>
       </w:r>
     </w:p>
     <w:p>
@@ -8632,8 +9624,37 @@
         <w:spacing w:line="360" w:lineRule="auto"/>
         <w:ind w:left="0" w:firstLine="709"/>
       </w:pPr>
-      <w:r>
-        <w:t>Система компоновки данных / Платформа 1С:Предприятие 8. – Москва : Фирма «1С», 2025. – URL: https://v8.1c.ru/platforma/sistema-komponovki-dannykh/ (дата обращения: 06.04.2026).</w:t>
+      <w:proofErr w:type="spellStart"/>
+      <w:r>
+        <w:t>Лисьев</w:t>
+      </w:r>
+      <w:proofErr w:type="spellEnd"/>
+      <w:r>
+        <w:t xml:space="preserve"> Г. А. Программное обеспечение компьютерных сетей и </w:t>
+      </w:r>
+      <w:proofErr w:type="spellStart"/>
+      <w:r>
+        <w:t>web</w:t>
+      </w:r>
+      <w:proofErr w:type="spellEnd"/>
+      <w:r>
+        <w:t xml:space="preserve">-серверов : учебное пособие / Г. А. </w:t>
+      </w:r>
+      <w:proofErr w:type="spellStart"/>
+      <w:r>
+        <w:t>Лисьев</w:t>
+      </w:r>
+      <w:proofErr w:type="spellEnd"/>
+      <w:r>
+        <w:t xml:space="preserve">, П. Ю. Романов, Ю. И. </w:t>
+      </w:r>
+      <w:proofErr w:type="spellStart"/>
+      <w:r>
+        <w:t>Аскерко</w:t>
+      </w:r>
+      <w:proofErr w:type="spellEnd"/>
+      <w:r>
+        <w:t>. – Москва : ИНФРА-М, 2019.</w:t>
       </w:r>
     </w:p>
     <w:p>
@@ -8647,8 +9668,23 @@
         <w:ind w:left="0" w:firstLine="709"/>
       </w:pPr>
       <w:r>
-        <w:lastRenderedPageBreak/>
-        <w:t>1С:Предприятие 8.3. Документация. – Москва : Фирма «1С», 2025. – URL: https://v8.1c.ru (дата обращения: 06.04.2026).</w:t>
+        <w:t xml:space="preserve">Маклаков С. В. </w:t>
+      </w:r>
+      <w:proofErr w:type="spellStart"/>
+      <w:r>
+        <w:t>BPwin</w:t>
+      </w:r>
+      <w:proofErr w:type="spellEnd"/>
+      <w:r>
+        <w:t xml:space="preserve"> и </w:t>
+      </w:r>
+      <w:proofErr w:type="spellStart"/>
+      <w:r>
+        <w:t>Erwin</w:t>
+      </w:r>
+      <w:proofErr w:type="spellEnd"/>
+      <w:r>
+        <w:t>. CASE-средства разработки информационных систем / С. В. Маклаков. – Москва : Диалог-МИФИ, 2017.</w:t>
       </w:r>
     </w:p>
     <w:p>
@@ -8661,8 +9697,30 @@
         <w:spacing w:line="360" w:lineRule="auto"/>
         <w:ind w:left="0" w:firstLine="709"/>
       </w:pPr>
-      <w:r>
-        <w:t>Блинов А. О. Реинжиниринг бизнес-процессов : учебное пособие / А. О. Блинов. – Москва : ЮНИТИ-ДАНА, 2012. – 341 с.</w:t>
+      <w:proofErr w:type="spellStart"/>
+      <w:r>
+        <w:t>Мартишин</w:t>
+      </w:r>
+      <w:proofErr w:type="spellEnd"/>
+      <w:r>
+        <w:t xml:space="preserve"> С. А. Базы данных : практическое применение СУБД SQL и </w:t>
+      </w:r>
+      <w:proofErr w:type="spellStart"/>
+      <w:r>
+        <w:t>NoSQL</w:t>
+      </w:r>
+      <w:proofErr w:type="spellEnd"/>
+      <w:r>
+        <w:t xml:space="preserve">-типа для проектирования информационных систем / С. А. </w:t>
+      </w:r>
+      <w:proofErr w:type="spellStart"/>
+      <w:r>
+        <w:lastRenderedPageBreak/>
+        <w:t>Мартишин</w:t>
+      </w:r>
+      <w:proofErr w:type="spellEnd"/>
+      <w:r>
+        <w:t>, В. Л. Симонов, М. В. Храпченко. – Москва : Форум : ИНФРА-М, 2016.</w:t>
       </w:r>
     </w:p>
     <w:p>
@@ -8676,23 +9734,7 @@
         <w:ind w:left="0" w:firstLine="709"/>
       </w:pPr>
       <w:r>
-        <w:t xml:space="preserve">Громов А. И. Управление бизнес-процессами: современные методы : монография / А. И. Громов, А. </w:t>
-      </w:r>
-      <w:proofErr w:type="spellStart"/>
-      <w:r>
-        <w:t>Фляйшман</w:t>
-      </w:r>
-      <w:proofErr w:type="spellEnd"/>
-      <w:r>
-        <w:t xml:space="preserve">, В. Шмидт. – Люберцы : </w:t>
-      </w:r>
-      <w:proofErr w:type="spellStart"/>
-      <w:r>
-        <w:t>Юрайт</w:t>
-      </w:r>
-      <w:proofErr w:type="spellEnd"/>
-      <w:r>
-        <w:t>, 2016. – 367 с.</w:t>
+        <w:t>Методические указания к практическим занятиям по языку программирования 1С:Предприятие 8.3. – Казань : Казанский федеральный университет, 2025.</w:t>
       </w:r>
     </w:p>
     <w:p>
@@ -8706,23 +9748,7 @@
         <w:ind w:left="0" w:firstLine="709"/>
       </w:pPr>
       <w:r>
-        <w:t xml:space="preserve">Маклаков С. В. </w:t>
-      </w:r>
-      <w:proofErr w:type="spellStart"/>
-      <w:r>
-        <w:t>BPwin</w:t>
-      </w:r>
-      <w:proofErr w:type="spellEnd"/>
-      <w:r>
-        <w:t xml:space="preserve"> и </w:t>
-      </w:r>
-      <w:proofErr w:type="spellStart"/>
-      <w:r>
-        <w:t>Erwin</w:t>
-      </w:r>
-      <w:proofErr w:type="spellEnd"/>
-      <w:r>
-        <w:t>. CASE-средства разработки информационных систем / С. В. Маклаков. – Москва : Диалог-МИФИ, 2017.</w:t>
+        <w:t>Никулина Н. О. Объектно-ориентированное проектирование информационных систем на платформе 1С:Предприятие : учебное пособие / Н. О. Никулина, А. Н. Набатов. – Уфа : УГАТУ, 2019. – Электронное издание.</w:t>
       </w:r>
     </w:p>
     <w:p>
@@ -8735,29 +9761,16 @@
         <w:spacing w:line="360" w:lineRule="auto"/>
         <w:ind w:left="0" w:firstLine="709"/>
       </w:pPr>
+      <w:r>
+        <w:t xml:space="preserve">Радченко М. Г. 1С:Предприятие 8.3. Практическое пособие разработчика. Примеры и типовые </w:t>
+      </w:r>
       <w:proofErr w:type="spellStart"/>
       <w:r>
-        <w:t>Мартишин</w:t>
+        <w:t>приемы</w:t>
       </w:r>
       <w:proofErr w:type="spellEnd"/>
       <w:r>
-        <w:t xml:space="preserve"> С. А. Базы данных : практическое применение СУБД SQL и </w:t>
-      </w:r>
-      <w:proofErr w:type="spellStart"/>
-      <w:r>
-        <w:t>NoSQL</w:t>
-      </w:r>
-      <w:proofErr w:type="spellEnd"/>
-      <w:r>
-        <w:t xml:space="preserve">-типа для проектирования информационных систем / С. А. </w:t>
-      </w:r>
-      <w:proofErr w:type="spellStart"/>
-      <w:r>
-        <w:t>Мартишин</w:t>
-      </w:r>
-      <w:proofErr w:type="spellEnd"/>
-      <w:r>
-        <w:t>, В. Л. Симонов, М. В. Храпченко. – Москва : Форум : ИНФРА-М, 2016.</w:t>
+        <w:t xml:space="preserve"> / М. Г. Радченко. – Москва : 1С-Паблишинг, 2024. – 656 с. – ISBN 978-5-9677-3625-4.</w:t>
       </w:r>
     </w:p>
     <w:p>
@@ -8771,7 +9784,7 @@
         <w:ind w:left="0" w:firstLine="709"/>
       </w:pPr>
       <w:r>
-        <w:t>Исаев Г. А. Проектирование информационных систем : учебное пособие / Г. А. Исаев. – Москва : Омега-Л, 2020. – 432 с.</w:t>
+        <w:t>Разработка и реализация конфигураций в системе 1С:Предприятие : учебник. – Петрозаводск : Петрозаводский государственный университет, 2020.</w:t>
       </w:r>
     </w:p>
     <w:p>
@@ -8784,37 +9797,19 @@
         <w:spacing w:line="360" w:lineRule="auto"/>
         <w:ind w:left="0" w:firstLine="709"/>
       </w:pPr>
-      <w:proofErr w:type="spellStart"/>
-      <w:r>
-        <w:t>Лисьев</w:t>
-      </w:r>
-      <w:proofErr w:type="spellEnd"/>
-      <w:r>
-        <w:t xml:space="preserve"> Г. А. Программное обеспечение компьютерных сетей и </w:t>
-      </w:r>
-      <w:proofErr w:type="spellStart"/>
-      <w:r>
-        <w:t>web</w:t>
-      </w:r>
-      <w:proofErr w:type="spellEnd"/>
-      <w:r>
-        <w:t xml:space="preserve">-серверов : учебное пособие / Г. А. </w:t>
-      </w:r>
-      <w:proofErr w:type="spellStart"/>
-      <w:r>
-        <w:t>Лисьев</w:t>
-      </w:r>
-      <w:proofErr w:type="spellEnd"/>
-      <w:r>
-        <w:t xml:space="preserve">, П. Ю. Романов, Ю. И. </w:t>
-      </w:r>
-      <w:proofErr w:type="spellStart"/>
-      <w:r>
-        <w:t>Аскерко</w:t>
-      </w:r>
-      <w:proofErr w:type="spellEnd"/>
-      <w:r>
-        <w:t>. – Москва : ИНФРА-М, 2019.</w:t>
+      <w:r>
+        <w:t>Система компоновки данных / Платформа 1С:Предприятие 8. – Москва : Фирма «1С», 2025. – URL: </w:t>
+      </w:r>
+      <w:hyperlink r:id="rId20" w:tgtFrame="_blank" w:history="1">
+        <w:r>
+          <w:rPr>
+            <w:rStyle w:val="af1"/>
+          </w:rPr>
+          <w:t>https://v8.1c.ru/platforma/sistema-komponovki-dannykh/</w:t>
+        </w:r>
+      </w:hyperlink>
+      <w:r>
+        <w:t> (дата обращения: 06.04.2026).</w:t>
       </w:r>
     </w:p>
     <w:p>
@@ -8828,15 +9823,7 @@
         <w:ind w:left="0" w:firstLine="709"/>
       </w:pPr>
       <w:r>
-        <w:t xml:space="preserve">Варфоломеева А. О. Информационные системы предприятия : учебное пособие / А. О. Варфоломеева, А. В. Коряковский, В. П. Романов. – 2-е изд., </w:t>
-      </w:r>
-      <w:proofErr w:type="spellStart"/>
-      <w:r>
-        <w:t>перераб</w:t>
-      </w:r>
-      <w:proofErr w:type="spellEnd"/>
-      <w:r>
-        <w:t>. и доп. – Москва : ИНФРА-М, 2019. – 330 с.</w:t>
+        <w:t>Умнова Е. Г. Моделирование бизнес-процессов с применением нотации BPMN : учебно-методическое пособие / Е. Г. Умнова. – Саратов : Вузовское образование, 2017. – ISBN 978-5-4487-0063-7.</w:t>
       </w:r>
     </w:p>
     <w:p>
@@ -8850,11 +9837,11 @@
         <w:ind w:left="0" w:firstLine="709"/>
       </w:pPr>
       <w:r>
-        <w:t>Болье А. Изучаем SQL. Генерация, выборка и обработка данных / А. Болье. – Москва : Диалектика, 2021. – 400 с.</w:t>
+        <w:t>Хрусталева Е. Ю. 1С:Предприятие 8.3. Практическое пособие разработчика. Используем 1C:EDT / Е. Ю. Хрусталева, М. Г. Радченко. – 2-е изд., стер. – Москва : 1С-Паблишинг, 2026. – ISBN 978-5-9677-3623-0.</w:t>
       </w:r>
     </w:p>
     <w:sectPr>
-      <w:footerReference w:type="default" r:id="rId19"/>
+      <w:footerReference w:type="default" r:id="rId21"/>
       <w:pgSz w:w="11906" w:h="16838"/>
       <w:pgMar w:top="1134" w:right="850" w:bottom="1134" w:left="1701" w:header="708" w:footer="708" w:gutter="0"/>
       <w:pgNumType w:start="1"/>
@@ -11685,6 +12672,119 @@
     </w:lvl>
   </w:abstractNum>
   <w:abstractNum w:abstractNumId="24" w15:restartNumberingAfterBreak="0">
+    <w:nsid w:val="68235E75"/>
+    <w:multiLevelType w:val="multilevel"/>
+    <w:tmpl w:val="D012E80A"/>
+    <w:lvl w:ilvl="0">
+      <w:start w:val="1"/>
+      <w:numFmt w:val="decimal"/>
+      <w:lvlText w:val="%1."/>
+      <w:lvlJc w:val="left"/>
+      <w:pPr>
+        <w:tabs>
+          <w:tab w:val="num" w:pos="720"/>
+        </w:tabs>
+        <w:ind w:left="720" w:hanging="360"/>
+      </w:pPr>
+    </w:lvl>
+    <w:lvl w:ilvl="1" w:tentative="1">
+      <w:start w:val="1"/>
+      <w:numFmt w:val="decimal"/>
+      <w:lvlText w:val="%2."/>
+      <w:lvlJc w:val="left"/>
+      <w:pPr>
+        <w:tabs>
+          <w:tab w:val="num" w:pos="1440"/>
+        </w:tabs>
+        <w:ind w:left="1440" w:hanging="360"/>
+      </w:pPr>
+    </w:lvl>
+    <w:lvl w:ilvl="2" w:tentative="1">
+      <w:start w:val="1"/>
+      <w:numFmt w:val="decimal"/>
+      <w:lvlText w:val="%3."/>
+      <w:lvlJc w:val="left"/>
+      <w:pPr>
+        <w:tabs>
+          <w:tab w:val="num" w:pos="2160"/>
+        </w:tabs>
+        <w:ind w:left="2160" w:hanging="360"/>
+      </w:pPr>
+    </w:lvl>
+    <w:lvl w:ilvl="3" w:tentative="1">
+      <w:start w:val="1"/>
+      <w:numFmt w:val="decimal"/>
+      <w:lvlText w:val="%4."/>
+      <w:lvlJc w:val="left"/>
+      <w:pPr>
+        <w:tabs>
+          <w:tab w:val="num" w:pos="2880"/>
+        </w:tabs>
+        <w:ind w:left="2880" w:hanging="360"/>
+      </w:pPr>
+    </w:lvl>
+    <w:lvl w:ilvl="4" w:tentative="1">
+      <w:start w:val="1"/>
+      <w:numFmt w:val="decimal"/>
+      <w:lvlText w:val="%5."/>
+      <w:lvlJc w:val="left"/>
+      <w:pPr>
+        <w:tabs>
+          <w:tab w:val="num" w:pos="3600"/>
+        </w:tabs>
+        <w:ind w:left="3600" w:hanging="360"/>
+      </w:pPr>
+    </w:lvl>
+    <w:lvl w:ilvl="5" w:tentative="1">
+      <w:start w:val="1"/>
+      <w:numFmt w:val="decimal"/>
+      <w:lvlText w:val="%6."/>
+      <w:lvlJc w:val="left"/>
+      <w:pPr>
+        <w:tabs>
+          <w:tab w:val="num" w:pos="4320"/>
+        </w:tabs>
+        <w:ind w:left="4320" w:hanging="360"/>
+      </w:pPr>
+    </w:lvl>
+    <w:lvl w:ilvl="6" w:tentative="1">
+      <w:start w:val="1"/>
+      <w:numFmt w:val="decimal"/>
+      <w:lvlText w:val="%7."/>
+      <w:lvlJc w:val="left"/>
+      <w:pPr>
+        <w:tabs>
+          <w:tab w:val="num" w:pos="5040"/>
+        </w:tabs>
+        <w:ind w:left="5040" w:hanging="360"/>
+      </w:pPr>
+    </w:lvl>
+    <w:lvl w:ilvl="7" w:tentative="1">
+      <w:start w:val="1"/>
+      <w:numFmt w:val="decimal"/>
+      <w:lvlText w:val="%8."/>
+      <w:lvlJc w:val="left"/>
+      <w:pPr>
+        <w:tabs>
+          <w:tab w:val="num" w:pos="5760"/>
+        </w:tabs>
+        <w:ind w:left="5760" w:hanging="360"/>
+      </w:pPr>
+    </w:lvl>
+    <w:lvl w:ilvl="8" w:tentative="1">
+      <w:start w:val="1"/>
+      <w:numFmt w:val="decimal"/>
+      <w:lvlText w:val="%9."/>
+      <w:lvlJc w:val="left"/>
+      <w:pPr>
+        <w:tabs>
+          <w:tab w:val="num" w:pos="6480"/>
+        </w:tabs>
+        <w:ind w:left="6480" w:hanging="360"/>
+      </w:pPr>
+    </w:lvl>
+  </w:abstractNum>
+  <w:abstractNum w:abstractNumId="25" w15:restartNumberingAfterBreak="0">
     <w:nsid w:val="6D680D93"/>
     <w:multiLevelType w:val="hybridMultilevel"/>
     <w:tmpl w:val="E9F89556"/>
@@ -11797,7 +12897,7 @@
       </w:rPr>
     </w:lvl>
   </w:abstractNum>
-  <w:abstractNum w:abstractNumId="25" w15:restartNumberingAfterBreak="0">
+  <w:abstractNum w:abstractNumId="26" w15:restartNumberingAfterBreak="0">
     <w:nsid w:val="71853D86"/>
     <w:multiLevelType w:val="multilevel"/>
     <w:tmpl w:val="665C6606"/>
@@ -11947,7 +13047,7 @@
       </w:rPr>
     </w:lvl>
   </w:abstractNum>
-  <w:abstractNum w:abstractNumId="26" w15:restartNumberingAfterBreak="0">
+  <w:abstractNum w:abstractNumId="27" w15:restartNumberingAfterBreak="0">
     <w:nsid w:val="79FF0E52"/>
     <w:multiLevelType w:val="multilevel"/>
     <w:tmpl w:val="A31C1B7E"/>
@@ -12065,7 +13165,7 @@
       </w:pPr>
     </w:lvl>
   </w:abstractNum>
-  <w:abstractNum w:abstractNumId="27" w15:restartNumberingAfterBreak="0">
+  <w:abstractNum w:abstractNumId="28" w15:restartNumberingAfterBreak="0">
     <w:nsid w:val="7F331ED3"/>
     <w:multiLevelType w:val="hybridMultilevel"/>
     <w:tmpl w:val="992CA1D6"/>
@@ -12155,13 +13255,13 @@
     <w:abstractNumId w:val="19"/>
   </w:num>
   <w:num w:numId="2" w16cid:durableId="1643924004">
-    <w:abstractNumId w:val="27"/>
+    <w:abstractNumId w:val="28"/>
   </w:num>
   <w:num w:numId="3" w16cid:durableId="817649682">
     <w:abstractNumId w:val="23"/>
   </w:num>
   <w:num w:numId="4" w16cid:durableId="870190454">
-    <w:abstractNumId w:val="25"/>
+    <w:abstractNumId w:val="26"/>
   </w:num>
   <w:num w:numId="5" w16cid:durableId="1058672381">
     <w:abstractNumId w:val="2"/>
@@ -12176,7 +13276,7 @@
     <w:abstractNumId w:val="10"/>
   </w:num>
   <w:num w:numId="9" w16cid:durableId="153878830">
-    <w:abstractNumId w:val="26"/>
+    <w:abstractNumId w:val="27"/>
   </w:num>
   <w:num w:numId="10" w16cid:durableId="677658571">
     <w:abstractNumId w:val="6"/>
@@ -12191,7 +13291,7 @@
     <w:abstractNumId w:val="16"/>
   </w:num>
   <w:num w:numId="14" w16cid:durableId="131219926">
-    <w:abstractNumId w:val="24"/>
+    <w:abstractNumId w:val="25"/>
   </w:num>
   <w:num w:numId="15" w16cid:durableId="157618608">
     <w:abstractNumId w:val="11"/>
@@ -12234,6 +13334,9 @@
   </w:num>
   <w:num w:numId="28" w16cid:durableId="790824862">
     <w:abstractNumId w:val="17"/>
+  </w:num>
+  <w:num w:numId="29" w16cid:durableId="1133138503">
+    <w:abstractNumId w:val="24"/>
   </w:num>
 </w:numbering>
 </file>
@@ -12842,7 +13945,6 @@
   <w:style w:type="character" w:default="1" w:styleId="a0">
     <w:name w:val="Default Paragraph Font"/>
     <w:uiPriority w:val="1"/>
-    <w:semiHidden/>
     <w:unhideWhenUsed/>
   </w:style>
   <w:style w:type="table" w:default="1" w:styleId="a1">
@@ -13303,6 +14405,18 @@
       </w:tblBorders>
     </w:tblPr>
   </w:style>
+  <w:style w:type="character" w:styleId="af4">
+    <w:name w:val="Unresolved Mention"/>
+    <w:basedOn w:val="a0"/>
+    <w:uiPriority w:val="99"/>
+    <w:semiHidden/>
+    <w:unhideWhenUsed/>
+    <w:rsid w:val="004B2A48"/>
+    <w:rPr>
+      <w:color w:val="605E5C"/>
+      <w:shd w:val="clear" w:color="auto" w:fill="E1DFDD"/>
+    </w:rPr>
+  </w:style>
 </w:styles>
 </file>
 
